--- a/research/AD-peptide-followup/文献调研报告-AChE-AD候选肽后续机制研究.docx
+++ b/research/AD-peptide-followup/文献调研报告-AChE-AD候选肽后续机制研究.docx
@@ -13,7 +13,7 @@
           <w:i w:val="0"/>
           <w:sz w:val="34"/>
         </w:rPr>
-        <w:t>AChE/AD 相关候选肽后续机制研究——文献证据基础与实施方案</w:t>
+        <w:t>AChE/AD 相关候选肽后续机制研究——理论计算文献证据与实施方案</w:t>
       </w:r>
     </w:p>
     <w:p>
@@ -24,7 +24,7 @@
           <w:i w:val="0"/>
           <w:sz w:val="21"/>
         </w:rPr>
-        <w:t>（基于 Auto-Empirical-Research-Skills 文献综述流程；检索与核验截至 2026-08-02）</w:t>
+        <w:t>（基于 Auto-Empirical-Research-Skills 文献综述流程；检索与核验截至 2026-08-02；本版仅含理论计算，不含实验验证章节）</w:t>
       </w:r>
     </w:p>
     <w:p>
@@ -52,7 +52,7 @@
           <w:i w:val="0"/>
           <w:sz w:val="21"/>
         </w:rPr>
-        <w:t>：本报告中全部 24 篇文献（14 篇核心 + 10 篇补充）均通过 PubMed E-utilities（esearch/esummary/efetch）逐条核验标题、期刊、年份、卷期页码、DOI 与 PMID，链接均为可访问的 PubMed / doi.org 地址。凡既往资料中记忆有误之处（如 Opazo 2002 的 DOI 应为 `10.1074/jbc.M206428200`、Ayton 2015 标题中 outcomes 为复数、Inestrosa 1996 的 PMID 为 8608006 等）均已按 PubMed 记录纠正。</w:t>
+        <w:t>：本报告中全部文献均通过 PubMed E-utilities（esearch/esummary/efetch）逐条核验标题、期刊、年份、卷期页码、DOI 与 PMID。链接均为可访问的 PubMed / doi.org 地址。</w:t>
       </w:r>
       <w:r>
         <w:rPr>
@@ -72,339 +72,7 @@
           <w:i w:val="0"/>
           <w:sz w:val="21"/>
         </w:rPr>
-        <w:t>---</w:t>
-      </w:r>
-    </w:p>
-    <w:p>
-      <w:pPr>
-        <w:pStyle w:val="Heading2"/>
-      </w:pPr>
-      <w:r>
-        <w:rPr>
-          <w:rFonts w:ascii="Calibri" w:hAnsi="Calibri" w:eastAsia="宋体"/>
-          <w:b w:val="0"/>
-          <w:i w:val="0"/>
-          <w:sz w:val="28"/>
-        </w:rPr>
-        <w:t>0 任务与范围</w:t>
-      </w:r>
-    </w:p>
-    <w:p>
-      <w:r>
-        <w:rPr>
-          <w:rFonts w:ascii="Calibri" w:hAnsi="Calibri" w:eastAsia="宋体"/>
-          <w:b w:val="0"/>
-          <w:i w:val="0"/>
-          <w:sz w:val="21"/>
-        </w:rPr>
-        <w:t>本研究服务于"12 条候选肽与 AChE 外周阴离子位点（PAS）致病靶点对接、并准备分子动力学（MD）"之后续机制研究。现有工作仅覆盖对接与 MD 准备（方案 4 的起点），本报告就以下问题给出文献证据基础与可执行方案：</w:t>
-      </w:r>
-    </w:p>
-    <w:p>
-      <w:pPr>
-        <w:pStyle w:val="ListBullet"/>
-      </w:pPr>
-      <w:r>
-        <w:rPr>
-          <w:rFonts w:ascii="Calibri" w:hAnsi="Calibri" w:eastAsia="宋体"/>
-          <w:b w:val="0"/>
-          <w:i w:val="0"/>
-          <w:sz w:val="21"/>
-        </w:rPr>
-        <w:t xml:space="preserve">1. </w:t>
-      </w:r>
-      <w:r>
-        <w:rPr>
-          <w:rFonts w:ascii="Calibri" w:hAnsi="Calibri" w:eastAsia="宋体"/>
-          <w:b/>
-          <w:i w:val="0"/>
-          <w:sz w:val="21"/>
-        </w:rPr>
-        <w:t>Cu/Fe 配位、ROS、脂质过氧化与神经毒性的因果验证路线</w:t>
-      </w:r>
-      <w:r>
-        <w:rPr>
-          <w:rFonts w:ascii="Calibri" w:hAnsi="Calibri" w:eastAsia="宋体"/>
-          <w:b w:val="0"/>
-          <w:i w:val="0"/>
-          <w:sz w:val="21"/>
-        </w:rPr>
-        <w:t>（重点）；</w:t>
-      </w:r>
-    </w:p>
-    <w:p>
-      <w:pPr>
-        <w:pStyle w:val="ListBullet"/>
-      </w:pPr>
-      <w:r>
-        <w:rPr>
-          <w:rFonts w:ascii="Calibri" w:hAnsi="Calibri" w:eastAsia="宋体"/>
-          <w:b w:val="0"/>
-          <w:i w:val="0"/>
-          <w:sz w:val="21"/>
-        </w:rPr>
-        <w:t xml:space="preserve">2. </w:t>
-      </w:r>
-      <w:r>
-        <w:rPr>
-          <w:rFonts w:ascii="Calibri" w:hAnsi="Calibri" w:eastAsia="宋体"/>
-          <w:b/>
-          <w:i w:val="0"/>
-          <w:sz w:val="21"/>
-        </w:rPr>
-        <w:t>Aβ42、tau、ApoE4、ferritin/transferrin 的合理定位与实验边界</w:t>
-      </w:r>
-      <w:r>
-        <w:rPr>
-          <w:rFonts w:ascii="Calibri" w:hAnsi="Calibri" w:eastAsia="宋体"/>
-          <w:b w:val="0"/>
-          <w:i w:val="0"/>
-          <w:sz w:val="21"/>
-        </w:rPr>
-        <w:t>；</w:t>
-      </w:r>
-    </w:p>
-    <w:p>
-      <w:pPr>
-        <w:pStyle w:val="ListBullet"/>
-      </w:pPr>
-      <w:r>
-        <w:rPr>
-          <w:rFonts w:ascii="Calibri" w:hAnsi="Calibri" w:eastAsia="宋体"/>
-          <w:b w:val="0"/>
-          <w:i w:val="0"/>
-          <w:sz w:val="21"/>
-        </w:rPr>
-        <w:t xml:space="preserve">3. </w:t>
-      </w:r>
-      <w:r>
-        <w:rPr>
-          <w:rFonts w:ascii="Calibri" w:hAnsi="Calibri" w:eastAsia="宋体"/>
-          <w:b/>
-          <w:i w:val="0"/>
-          <w:sz w:val="21"/>
-        </w:rPr>
-        <w:t>AlphaFold 3、多构象采样、MD、MM/GBSA、QM/MM/DFT 的正确使用方式</w:t>
-      </w:r>
-      <w:r>
-        <w:rPr>
-          <w:rFonts w:ascii="Calibri" w:hAnsi="Calibri" w:eastAsia="宋体"/>
-          <w:b w:val="0"/>
-          <w:i w:val="0"/>
-          <w:sz w:val="21"/>
-        </w:rPr>
-        <w:t>；</w:t>
-      </w:r>
-    </w:p>
-    <w:p>
-      <w:pPr>
-        <w:pStyle w:val="ListBullet"/>
-      </w:pPr>
-      <w:r>
-        <w:rPr>
-          <w:rFonts w:ascii="Calibri" w:hAnsi="Calibri" w:eastAsia="宋体"/>
-          <w:b w:val="0"/>
-          <w:i w:val="0"/>
-          <w:sz w:val="21"/>
-        </w:rPr>
-        <w:t xml:space="preserve">4. </w:t>
-      </w:r>
-      <w:r>
-        <w:rPr>
-          <w:rFonts w:ascii="Calibri" w:hAnsi="Calibri" w:eastAsia="宋体"/>
-          <w:b/>
-          <w:i w:val="0"/>
-          <w:sz w:val="21"/>
-        </w:rPr>
-        <w:t>12 条肽从初筛到 iPSC 神经元验证的分阶段 Go/No-Go 方案</w:t>
-      </w:r>
-      <w:r>
-        <w:rPr>
-          <w:rFonts w:ascii="Calibri" w:hAnsi="Calibri" w:eastAsia="宋体"/>
-          <w:b w:val="0"/>
-          <w:i w:val="0"/>
-          <w:sz w:val="21"/>
-        </w:rPr>
-        <w:t>；</w:t>
-      </w:r>
-    </w:p>
-    <w:p>
-      <w:pPr>
-        <w:pStyle w:val="ListBullet"/>
-      </w:pPr>
-      <w:r>
-        <w:rPr>
-          <w:rFonts w:ascii="Calibri" w:hAnsi="Calibri" w:eastAsia="宋体"/>
-          <w:b w:val="0"/>
-          <w:i w:val="0"/>
-          <w:sz w:val="21"/>
-        </w:rPr>
-        <w:t xml:space="preserve">5. </w:t>
-      </w:r>
-      <w:r>
-        <w:rPr>
-          <w:rFonts w:ascii="Calibri" w:hAnsi="Calibri" w:eastAsia="宋体"/>
-          <w:b/>
-          <w:i w:val="0"/>
-          <w:sz w:val="21"/>
-        </w:rPr>
-        <w:t>14 篇核心 SCI 文献</w:t>
-      </w:r>
-      <w:r>
-        <w:rPr>
-          <w:rFonts w:ascii="Calibri" w:hAnsi="Calibri" w:eastAsia="宋体"/>
-          <w:b w:val="0"/>
-          <w:i w:val="0"/>
-          <w:sz w:val="21"/>
-        </w:rPr>
-        <w:t xml:space="preserve">（含 </w:t>
-      </w:r>
-      <w:r>
-        <w:rPr>
-          <w:rFonts w:ascii="Calibri" w:hAnsi="Calibri" w:eastAsia="宋体"/>
-          <w:b w:val="0"/>
-          <w:i/>
-          <w:sz w:val="21"/>
-        </w:rPr>
-        <w:t>Nature</w:t>
-      </w:r>
-      <w:r>
-        <w:rPr>
-          <w:rFonts w:ascii="Calibri" w:hAnsi="Calibri" w:eastAsia="宋体"/>
-          <w:b w:val="0"/>
-          <w:i w:val="0"/>
-          <w:sz w:val="21"/>
-        </w:rPr>
-        <w:t>、</w:t>
-      </w:r>
-      <w:r>
-        <w:rPr>
-          <w:rFonts w:ascii="Calibri" w:hAnsi="Calibri" w:eastAsia="宋体"/>
-          <w:b w:val="0"/>
-          <w:i/>
-          <w:sz w:val="21"/>
-        </w:rPr>
-        <w:t>Nature Communications</w:t>
-      </w:r>
-      <w:r>
-        <w:rPr>
-          <w:rFonts w:ascii="Calibri" w:hAnsi="Calibri" w:eastAsia="宋体"/>
-          <w:b w:val="0"/>
-          <w:i w:val="0"/>
-          <w:sz w:val="21"/>
-        </w:rPr>
-        <w:t>、</w:t>
-      </w:r>
-      <w:r>
-        <w:rPr>
-          <w:rFonts w:ascii="Calibri" w:hAnsi="Calibri" w:eastAsia="宋体"/>
-          <w:b w:val="0"/>
-          <w:i/>
-          <w:sz w:val="21"/>
-        </w:rPr>
-        <w:t>Neuron</w:t>
-      </w:r>
-      <w:r>
-        <w:rPr>
-          <w:rFonts w:ascii="Calibri" w:hAnsi="Calibri" w:eastAsia="宋体"/>
-          <w:b w:val="0"/>
-          <w:i w:val="0"/>
-          <w:sz w:val="21"/>
-        </w:rPr>
-        <w:t>、</w:t>
-      </w:r>
-      <w:r>
-        <w:rPr>
-          <w:rFonts w:ascii="Calibri" w:hAnsi="Calibri" w:eastAsia="宋体"/>
-          <w:b w:val="0"/>
-          <w:i/>
-          <w:sz w:val="21"/>
-        </w:rPr>
-        <w:t>JBC</w:t>
-      </w:r>
-      <w:r>
-        <w:rPr>
-          <w:rFonts w:ascii="Calibri" w:hAnsi="Calibri" w:eastAsia="宋体"/>
-          <w:b w:val="0"/>
-          <w:i w:val="0"/>
-          <w:sz w:val="21"/>
-        </w:rPr>
-        <w:t>、</w:t>
-      </w:r>
-      <w:r>
-        <w:rPr>
-          <w:rFonts w:ascii="Calibri" w:hAnsi="Calibri" w:eastAsia="宋体"/>
-          <w:b w:val="0"/>
-          <w:i/>
-          <w:sz w:val="21"/>
-        </w:rPr>
-        <w:t>Biochemistry</w:t>
-      </w:r>
-      <w:r>
-        <w:rPr>
-          <w:rFonts w:ascii="Calibri" w:hAnsi="Calibri" w:eastAsia="宋体"/>
-          <w:b w:val="0"/>
-          <w:i w:val="0"/>
-          <w:sz w:val="21"/>
-        </w:rPr>
-        <w:t xml:space="preserve"> 等），附 DOI/PMID 与链接；</w:t>
-      </w:r>
-    </w:p>
-    <w:p>
-      <w:pPr>
-        <w:pStyle w:val="ListBullet"/>
-      </w:pPr>
-      <w:r>
-        <w:rPr>
-          <w:rFonts w:ascii="Calibri" w:hAnsi="Calibri" w:eastAsia="宋体"/>
-          <w:b w:val="0"/>
-          <w:i w:val="0"/>
-          <w:sz w:val="21"/>
-        </w:rPr>
-        <w:t xml:space="preserve">6. </w:t>
-      </w:r>
-      <w:r>
-        <w:rPr>
-          <w:rFonts w:ascii="Calibri" w:hAnsi="Calibri" w:eastAsia="宋体"/>
-          <w:b/>
-          <w:i w:val="0"/>
-          <w:sz w:val="21"/>
-        </w:rPr>
-        <w:t>两项关键科学纠偏</w:t>
-      </w:r>
-      <w:r>
-        <w:rPr>
-          <w:rFonts w:ascii="Calibri" w:hAnsi="Calibri" w:eastAsia="宋体"/>
-          <w:b w:val="0"/>
-          <w:i w:val="0"/>
-          <w:sz w:val="21"/>
-        </w:rPr>
-        <w:t>：Zn²⁺ 不能与 Cu/Fe 等同视为 Fenton 型 ROS 金属；ferritin/transferrin 应定位为铁稳态功能节点而非未经验证的"直接致病结合靶点"。</w:t>
-      </w:r>
-    </w:p>
-    <w:p>
-      <w:r>
-        <w:rPr>
-          <w:rFonts w:ascii="Calibri" w:hAnsi="Calibri" w:eastAsia="宋体"/>
-          <w:b w:val="0"/>
-          <w:i w:val="0"/>
-          <w:sz w:val="21"/>
-        </w:rPr>
-        <w:t>---</w:t>
-      </w:r>
-    </w:p>
-    <w:p>
-      <w:pPr>
-        <w:pStyle w:val="Heading2"/>
-      </w:pPr>
-      <w:r>
-        <w:rPr>
-          <w:rFonts w:ascii="Calibri" w:hAnsi="Calibri" w:eastAsia="宋体"/>
-          <w:b w:val="0"/>
-          <w:i w:val="0"/>
-          <w:sz w:val="28"/>
-        </w:rPr>
-        <w:t>1 保留原文：后续机制研究方案（4.1–4.4）</w:t>
+        <w:t>&gt;</w:t>
       </w:r>
     </w:p>
     <w:p>
@@ -419,11 +87,428 @@
       <w:r>
         <w:rPr>
           <w:rFonts w:ascii="Calibri" w:hAnsi="Calibri" w:eastAsia="宋体"/>
+          <w:b/>
+          <w:i w:val="0"/>
+          <w:sz w:val="21"/>
+        </w:rPr>
+        <w:t>版本说明（相对上一版）</w:t>
+      </w:r>
+      <w:r>
+        <w:rPr>
+          <w:rFonts w:ascii="Calibri" w:hAnsi="Calibri" w:eastAsia="宋体"/>
           <w:b w:val="0"/>
           <w:i w:val="0"/>
           <w:sz w:val="21"/>
         </w:rPr>
-        <w:t>以下为课题组原有方案，予以保留；本报告在此基础上补充文献证据与实施方案（第 2–7 节）。</w:t>
+        <w:t>：① 按课题组现状，</w:t>
+      </w:r>
+      <w:r>
+        <w:rPr>
+          <w:rFonts w:ascii="Calibri" w:hAnsi="Calibri" w:eastAsia="宋体"/>
+          <w:b/>
+          <w:i w:val="0"/>
+          <w:sz w:val="21"/>
+        </w:rPr>
+        <w:t>全文仅保留理论计算内容</w:t>
+      </w:r>
+      <w:r>
+        <w:rPr>
+          <w:rFonts w:ascii="Calibri" w:hAnsi="Calibri" w:eastAsia="宋体"/>
+          <w:b w:val="0"/>
+          <w:i w:val="0"/>
+          <w:sz w:val="21"/>
+        </w:rPr>
+        <w:t>，删除原因果验证实验路线、细胞/iPSC 实验、Stage 1–4 实验 Go/No-Go 等全部实验章节；② 新增对 Wang 等（</w:t>
+      </w:r>
+      <w:r>
+        <w:rPr>
+          <w:rFonts w:ascii="Calibri" w:hAnsi="Calibri" w:eastAsia="宋体"/>
+          <w:b w:val="0"/>
+          <w:i/>
+          <w:sz w:val="21"/>
+        </w:rPr>
+        <w:t>ACS Chem Neurosci</w:t>
+      </w:r>
+      <w:r>
+        <w:rPr>
+          <w:rFonts w:ascii="Calibri" w:hAnsi="Calibri" w:eastAsia="宋体"/>
+          <w:b w:val="0"/>
+          <w:i w:val="0"/>
+          <w:sz w:val="21"/>
+        </w:rPr>
+        <w:t>, 2024）的文献适用性裁决——</w:t>
+      </w:r>
+      <w:r>
+        <w:rPr>
+          <w:rFonts w:ascii="Calibri" w:hAnsi="Calibri" w:eastAsia="宋体"/>
+          <w:b/>
+          <w:i w:val="0"/>
+          <w:sz w:val="21"/>
+        </w:rPr>
+        <w:t>该文不能作为“毒性肽”主证据</w:t>
+      </w:r>
+      <w:r>
+        <w:rPr>
+          <w:rFonts w:ascii="Calibri" w:hAnsi="Calibri" w:eastAsia="宋体"/>
+          <w:b w:val="0"/>
+          <w:i w:val="0"/>
+          <w:sz w:val="21"/>
+        </w:rPr>
+        <w:t>；③ 原方案 4.1–4.3（计算部分）全文保留，4.4（实验验证）仅作边界说明、不展开。</w:t>
+      </w:r>
+    </w:p>
+    <w:p>
+      <w:r>
+        <w:rPr>
+          <w:rFonts w:ascii="Calibri" w:hAnsi="Calibri" w:eastAsia="宋体"/>
+          <w:b w:val="0"/>
+          <w:i w:val="0"/>
+          <w:sz w:val="21"/>
+        </w:rPr>
+        <w:t>---</w:t>
+      </w:r>
+    </w:p>
+    <w:p>
+      <w:pPr>
+        <w:pStyle w:val="Heading2"/>
+      </w:pPr>
+      <w:r>
+        <w:rPr>
+          <w:rFonts w:ascii="Calibri" w:hAnsi="Calibri" w:eastAsia="宋体"/>
+          <w:b w:val="0"/>
+          <w:i w:val="0"/>
+          <w:sz w:val="28"/>
+        </w:rPr>
+        <w:t>0 任务与范围</w:t>
+      </w:r>
+    </w:p>
+    <w:p>
+      <w:r>
+        <w:rPr>
+          <w:rFonts w:ascii="Calibri" w:hAnsi="Calibri" w:eastAsia="宋体"/>
+          <w:b w:val="0"/>
+          <w:i w:val="0"/>
+          <w:sz w:val="21"/>
+        </w:rPr>
+        <w:t>本研究服务于“12 条候选肽与 AChE 外周阴离子位点（PAS）致病靶点对接、并准备分子动力学（MD）”之后续</w:t>
+      </w:r>
+      <w:r>
+        <w:rPr>
+          <w:rFonts w:ascii="Calibri" w:hAnsi="Calibri" w:eastAsia="宋体"/>
+          <w:b/>
+          <w:i w:val="0"/>
+          <w:sz w:val="21"/>
+        </w:rPr>
+        <w:t>理论计算</w:t>
+      </w:r>
+      <w:r>
+        <w:rPr>
+          <w:rFonts w:ascii="Calibri" w:hAnsi="Calibri" w:eastAsia="宋体"/>
+          <w:b w:val="0"/>
+          <w:i w:val="0"/>
+          <w:sz w:val="21"/>
+        </w:rPr>
+        <w:t>机制研究。现有工作仅覆盖对接与 MD 准备。本报告范围严格限定为：</w:t>
+      </w:r>
+    </w:p>
+    <w:p>
+      <w:pPr>
+        <w:pStyle w:val="ListBullet"/>
+      </w:pPr>
+      <w:r>
+        <w:rPr>
+          <w:rFonts w:ascii="Calibri" w:hAnsi="Calibri" w:eastAsia="宋体"/>
+          <w:b w:val="0"/>
+          <w:i w:val="0"/>
+          <w:sz w:val="21"/>
+        </w:rPr>
+        <w:t xml:space="preserve">1. </w:t>
+      </w:r>
+      <w:r>
+        <w:rPr>
+          <w:rFonts w:ascii="Calibri" w:hAnsi="Calibri" w:eastAsia="宋体"/>
+          <w:b/>
+          <w:i w:val="0"/>
+          <w:sz w:val="21"/>
+        </w:rPr>
+        <w:t>原方案 4.1–4.3 保留</w:t>
+      </w:r>
+      <w:r>
+        <w:rPr>
+          <w:rFonts w:ascii="Calibri" w:hAnsi="Calibri" w:eastAsia="宋体"/>
+          <w:b w:val="0"/>
+          <w:i w:val="0"/>
+          <w:sz w:val="21"/>
+        </w:rPr>
+        <w:t>（AF3/多构象、靶点结构分析、金属离子与量化计算）；</w:t>
+      </w:r>
+    </w:p>
+    <w:p>
+      <w:pPr>
+        <w:pStyle w:val="ListBullet"/>
+      </w:pPr>
+      <w:r>
+        <w:rPr>
+          <w:rFonts w:ascii="Calibri" w:hAnsi="Calibri" w:eastAsia="宋体"/>
+          <w:b w:val="0"/>
+          <w:i w:val="0"/>
+          <w:sz w:val="21"/>
+        </w:rPr>
+        <w:t xml:space="preserve">2. </w:t>
+      </w:r>
+      <w:r>
+        <w:rPr>
+          <w:rFonts w:ascii="Calibri" w:hAnsi="Calibri" w:eastAsia="宋体"/>
+          <w:b/>
+          <w:i w:val="0"/>
+          <w:sz w:val="21"/>
+        </w:rPr>
+        <w:t>Aβ42、tau、ApoE4、ferritin/transferrin 在计算层面的合理定位与边界</w:t>
+      </w:r>
+      <w:r>
+        <w:rPr>
+          <w:rFonts w:ascii="Calibri" w:hAnsi="Calibri" w:eastAsia="宋体"/>
+          <w:b w:val="0"/>
+          <w:i w:val="0"/>
+          <w:sz w:val="21"/>
+        </w:rPr>
+        <w:t>；</w:t>
+      </w:r>
+    </w:p>
+    <w:p>
+      <w:pPr>
+        <w:pStyle w:val="ListBullet"/>
+      </w:pPr>
+      <w:r>
+        <w:rPr>
+          <w:rFonts w:ascii="Calibri" w:hAnsi="Calibri" w:eastAsia="宋体"/>
+          <w:b w:val="0"/>
+          <w:i w:val="0"/>
+          <w:sz w:val="21"/>
+        </w:rPr>
+        <w:t xml:space="preserve">3. </w:t>
+      </w:r>
+      <w:r>
+        <w:rPr>
+          <w:rFonts w:ascii="Calibri" w:hAnsi="Calibri" w:eastAsia="宋体"/>
+          <w:b/>
+          <w:i w:val="0"/>
+          <w:sz w:val="21"/>
+        </w:rPr>
+        <w:t>AlphaFold 3、多构象采样、MD、MM/GBSA、QM/MM/DFT 的正确使用方式</w:t>
+      </w:r>
+      <w:r>
+        <w:rPr>
+          <w:rFonts w:ascii="Calibri" w:hAnsi="Calibri" w:eastAsia="宋体"/>
+          <w:b w:val="0"/>
+          <w:i w:val="0"/>
+          <w:sz w:val="21"/>
+        </w:rPr>
+        <w:t>；</w:t>
+      </w:r>
+    </w:p>
+    <w:p>
+      <w:pPr>
+        <w:pStyle w:val="ListBullet"/>
+      </w:pPr>
+      <w:r>
+        <w:rPr>
+          <w:rFonts w:ascii="Calibri" w:hAnsi="Calibri" w:eastAsia="宋体"/>
+          <w:b w:val="0"/>
+          <w:i w:val="0"/>
+          <w:sz w:val="21"/>
+        </w:rPr>
+        <w:t xml:space="preserve">4. </w:t>
+      </w:r>
+      <w:r>
+        <w:rPr>
+          <w:rFonts w:ascii="Calibri" w:hAnsi="Calibri" w:eastAsia="宋体"/>
+          <w:b/>
+          <w:i w:val="0"/>
+          <w:sz w:val="21"/>
+        </w:rPr>
+        <w:t>12 条肽的计算筛选漏斗与计算侧 Go/No-Go</w:t>
+      </w:r>
+      <w:r>
+        <w:rPr>
+          <w:rFonts w:ascii="Calibri" w:hAnsi="Calibri" w:eastAsia="宋体"/>
+          <w:b w:val="0"/>
+          <w:i w:val="0"/>
+          <w:sz w:val="21"/>
+        </w:rPr>
+        <w:t>（不含合成/细胞/体内）；</w:t>
+      </w:r>
+    </w:p>
+    <w:p>
+      <w:pPr>
+        <w:pStyle w:val="ListBullet"/>
+      </w:pPr>
+      <w:r>
+        <w:rPr>
+          <w:rFonts w:ascii="Calibri" w:hAnsi="Calibri" w:eastAsia="宋体"/>
+          <w:b w:val="0"/>
+          <w:i w:val="0"/>
+          <w:sz w:val="21"/>
+        </w:rPr>
+        <w:t xml:space="preserve">5. </w:t>
+      </w:r>
+      <w:r>
+        <w:rPr>
+          <w:rFonts w:ascii="Calibri" w:hAnsi="Calibri" w:eastAsia="宋体"/>
+          <w:b/>
+          <w:i w:val="0"/>
+          <w:sz w:val="21"/>
+        </w:rPr>
+        <w:t>对 Wang 等 2024（</w:t>
+      </w:r>
+      <w:r>
+        <w:rPr>
+          <w:rFonts w:ascii="Calibri" w:hAnsi="Calibri" w:eastAsia="宋体"/>
+          <w:b/>
+          <w:i/>
+          <w:sz w:val="21"/>
+        </w:rPr>
+        <w:t>ACS Chem Neurosci</w:t>
+      </w:r>
+      <w:r>
+        <w:rPr>
+          <w:rFonts w:ascii="Calibri" w:hAnsi="Calibri" w:eastAsia="宋体"/>
+          <w:b/>
+          <w:i w:val="0"/>
+          <w:sz w:val="21"/>
+        </w:rPr>
+        <w:t>）能否作为“毒性肽”依据的明确裁决</w:t>
+      </w:r>
+      <w:r>
+        <w:rPr>
+          <w:rFonts w:ascii="Calibri" w:hAnsi="Calibri" w:eastAsia="宋体"/>
+          <w:b w:val="0"/>
+          <w:i w:val="0"/>
+          <w:sz w:val="21"/>
+        </w:rPr>
+        <w:t>；</w:t>
+      </w:r>
+    </w:p>
+    <w:p>
+      <w:pPr>
+        <w:pStyle w:val="ListBullet"/>
+      </w:pPr>
+      <w:r>
+        <w:rPr>
+          <w:rFonts w:ascii="Calibri" w:hAnsi="Calibri" w:eastAsia="宋体"/>
+          <w:b w:val="0"/>
+          <w:i w:val="0"/>
+          <w:sz w:val="21"/>
+        </w:rPr>
+        <w:t xml:space="preserve">6. </w:t>
+      </w:r>
+      <w:r>
+        <w:rPr>
+          <w:rFonts w:ascii="Calibri" w:hAnsi="Calibri" w:eastAsia="宋体"/>
+          <w:b/>
+          <w:i w:val="0"/>
+          <w:sz w:val="21"/>
+        </w:rPr>
+        <w:t>两项关键科学纠偏（计算表述层面）</w:t>
+      </w:r>
+      <w:r>
+        <w:rPr>
+          <w:rFonts w:ascii="Calibri" w:hAnsi="Calibri" w:eastAsia="宋体"/>
+          <w:b w:val="0"/>
+          <w:i w:val="0"/>
+          <w:sz w:val="21"/>
+        </w:rPr>
+        <w:t>：Zn²⁺ 不能与 Cu/Fe 等同视为 Fenton 型 ROS 金属；ferritin/transferrin 优先作为铁稳态功能节点而非未经验证的“直接致病结合靶点”。</w:t>
+      </w:r>
+    </w:p>
+    <w:p>
+      <w:pPr>
+        <w:pBdr>
+          <w:left w:val="single" w:sz="18" w:space="4" w:color="2E74B5"/>
+        </w:pBdr>
+        <w:shd w:val="clear" w:color="auto" w:fill="F2F7FB"/>
+        <w:spacing w:after="120"/>
+        <w:ind w:left="227"/>
+      </w:pPr>
+      <w:r>
+        <w:rPr>
+          <w:rFonts w:ascii="Calibri" w:hAnsi="Calibri" w:eastAsia="宋体"/>
+          <w:b/>
+          <w:i w:val="0"/>
+          <w:sz w:val="21"/>
+        </w:rPr>
+        <w:t>明确不在本版范围内</w:t>
+      </w:r>
+      <w:r>
+        <w:rPr>
+          <w:rFonts w:ascii="Calibri" w:hAnsi="Calibri" w:eastAsia="宋体"/>
+          <w:b w:val="0"/>
+          <w:i w:val="0"/>
+          <w:sz w:val="21"/>
+        </w:rPr>
+        <w:t>：金属结合实验、ROS/脂质过氧化测定、酶活、聚集实验、细胞毒性、iPSC 与体内验证。原方案 4.4 的因果标准（“只有当候选肽在金属存在下引起 ROS/脂质过氧化增加并伴随神经损伤时，才支持金属相关促氧化神经毒性”）仍作为</w:t>
+      </w:r>
+      <w:r>
+        <w:rPr>
+          <w:rFonts w:ascii="Calibri" w:hAnsi="Calibri" w:eastAsia="宋体"/>
+          <w:b/>
+          <w:i w:val="0"/>
+          <w:sz w:val="21"/>
+        </w:rPr>
+        <w:t>未来实验裁决原则</w:t>
+      </w:r>
+      <w:r>
+        <w:rPr>
+          <w:rFonts w:ascii="Calibri" w:hAnsi="Calibri" w:eastAsia="宋体"/>
+          <w:b w:val="0"/>
+          <w:i w:val="0"/>
+          <w:sz w:val="21"/>
+        </w:rPr>
+        <w:t>写在边界处，但本版不展开任何实验设计。</w:t>
+      </w:r>
+    </w:p>
+    <w:p>
+      <w:r>
+        <w:rPr>
+          <w:rFonts w:ascii="Calibri" w:hAnsi="Calibri" w:eastAsia="宋体"/>
+          <w:b w:val="0"/>
+          <w:i w:val="0"/>
+          <w:sz w:val="21"/>
+        </w:rPr>
+        <w:t>---</w:t>
+      </w:r>
+    </w:p>
+    <w:p>
+      <w:pPr>
+        <w:pStyle w:val="Heading2"/>
+      </w:pPr>
+      <w:r>
+        <w:rPr>
+          <w:rFonts w:ascii="Calibri" w:hAnsi="Calibri" w:eastAsia="宋体"/>
+          <w:b w:val="0"/>
+          <w:i w:val="0"/>
+          <w:sz w:val="28"/>
+        </w:rPr>
+        <w:t>1 保留原文：后续机制研究方案（4.1–4.3 计算部分；4.4 仅边界）</w:t>
+      </w:r>
+    </w:p>
+    <w:p>
+      <w:pPr>
+        <w:pBdr>
+          <w:left w:val="single" w:sz="18" w:space="4" w:color="2E74B5"/>
+        </w:pBdr>
+        <w:shd w:val="clear" w:color="auto" w:fill="F2F7FB"/>
+        <w:spacing w:after="120"/>
+        <w:ind w:left="227"/>
+      </w:pPr>
+      <w:r>
+        <w:rPr>
+          <w:rFonts w:ascii="Calibri" w:hAnsi="Calibri" w:eastAsia="宋体"/>
+          <w:b w:val="0"/>
+          <w:i w:val="0"/>
+          <w:sz w:val="21"/>
+        </w:rPr>
+        <w:t>以下为课题组原有方案。4.1–4.3 全文保留并作为本版实施主体；4.4 因本课题现阶段“只有理论计算”而不展开，仅保留原文作为未来边界。</w:t>
       </w:r>
     </w:p>
     <w:p>
@@ -512,10 +597,18 @@
           <w:i w:val="0"/>
           <w:sz w:val="25"/>
         </w:rPr>
-        <w:t>4.4 后续实验验证</w:t>
+        <w:t>4.4 后续实验验证（本版不展开，仅保留原文作边界）</w:t>
       </w:r>
     </w:p>
     <w:p>
+      <w:pPr>
+        <w:pBdr>
+          <w:left w:val="single" w:sz="18" w:space="4" w:color="2E74B5"/>
+        </w:pBdr>
+        <w:shd w:val="clear" w:color="auto" w:fill="F2F7FB"/>
+        <w:spacing w:after="120"/>
+        <w:ind w:left="227"/>
+      </w:pPr>
       <w:r>
         <w:rPr>
           <w:rFonts w:ascii="Calibri" w:hAnsi="Calibri" w:eastAsia="宋体"/>
@@ -524,6 +617,63 @@
           <w:sz w:val="21"/>
         </w:rPr>
         <w:t>后续实验将包括金属结合、Cu/Fe 依赖性 ROS、脂质过氧化、AChE/BChE 酶活、Aβ 聚集和神经细胞毒性评价。计算筛选结果仅用于候选优先级排序；只有当候选肽在金属存在条件下引起 ROS 或脂质过氧化增加，并伴随神经细胞损伤时，才能进一步支持其金属相关促氧化神经毒性作用。</w:t>
+      </w:r>
+    </w:p>
+    <w:p>
+      <w:r>
+        <w:rPr>
+          <w:rFonts w:ascii="Calibri" w:hAnsi="Calibri" w:eastAsia="宋体"/>
+          <w:b w:val="0"/>
+          <w:i w:val="0"/>
+          <w:sz w:val="21"/>
+        </w:rPr>
+        <w:t>&gt;</w:t>
+      </w:r>
+    </w:p>
+    <w:p>
+      <w:pPr>
+        <w:pBdr>
+          <w:left w:val="single" w:sz="18" w:space="4" w:color="2E74B5"/>
+        </w:pBdr>
+        <w:shd w:val="clear" w:color="auto" w:fill="F2F7FB"/>
+        <w:spacing w:after="120"/>
+        <w:ind w:left="227"/>
+      </w:pPr>
+      <w:r>
+        <w:rPr>
+          <w:rFonts w:ascii="Calibri" w:hAnsi="Calibri" w:eastAsia="宋体"/>
+          <w:b/>
+          <w:i w:val="0"/>
+          <w:sz w:val="21"/>
+        </w:rPr>
+        <w:t>本版裁决</w:t>
+      </w:r>
+      <w:r>
+        <w:rPr>
+          <w:rFonts w:ascii="Calibri" w:hAnsi="Calibri" w:eastAsia="宋体"/>
+          <w:b w:val="0"/>
+          <w:i w:val="0"/>
+          <w:sz w:val="21"/>
+        </w:rPr>
+        <w:t>：当前交付物与工作流止于计算优先级排序；任何“毒性肽 / 促氧化神经毒性”的因果结论</w:t>
+      </w:r>
+      <w:r>
+        <w:rPr>
+          <w:rFonts w:ascii="Calibri" w:hAnsi="Calibri" w:eastAsia="宋体"/>
+          <w:b/>
+          <w:i w:val="0"/>
+          <w:sz w:val="21"/>
+        </w:rPr>
+        <w:t>不得</w:t>
+      </w:r>
+      <w:r>
+        <w:rPr>
+          <w:rFonts w:ascii="Calibri" w:hAnsi="Calibri" w:eastAsia="宋体"/>
+          <w:b w:val="0"/>
+          <w:i w:val="0"/>
+          <w:sz w:val="21"/>
+        </w:rPr>
+        <w:t>仅由对接、MD、MM/GBSA 或 QM/MM 得出。</w:t>
       </w:r>
     </w:p>
     <w:p>
@@ -548,7 +698,25 @@
           <w:i w:val="0"/>
           <w:sz w:val="28"/>
         </w:rPr>
-        <w:t>2 重点一：Cu/Fe 配位、ROS、脂质过氧化与神经毒性的因果验证路线</w:t>
+        <w:t>2 文献裁决：Wang 等 2024（</w:t>
+      </w:r>
+      <w:r>
+        <w:rPr>
+          <w:rFonts w:ascii="Calibri" w:hAnsi="Calibri" w:eastAsia="宋体"/>
+          <w:b w:val="0"/>
+          <w:i/>
+          <w:sz w:val="28"/>
+        </w:rPr>
+        <w:t>ACS Chem Neurosci</w:t>
+      </w:r>
+      <w:r>
+        <w:rPr>
+          <w:rFonts w:ascii="Calibri" w:hAnsi="Calibri" w:eastAsia="宋体"/>
+          <w:b w:val="0"/>
+          <w:i w:val="0"/>
+          <w:sz w:val="28"/>
+        </w:rPr>
+        <w:t>）能否作为“毒性肽”依据？</w:t>
       </w:r>
     </w:p>
     <w:p>
@@ -562,372 +730,7 @@
           <w:i w:val="0"/>
           <w:sz w:val="25"/>
         </w:rPr>
-        <w:t>2.1 文献确立的机制链条</w:t>
-      </w:r>
-    </w:p>
-    <w:p>
-      <w:r>
-        <w:rPr>
-          <w:rFonts w:ascii="Calibri" w:hAnsi="Calibri" w:eastAsia="宋体"/>
-          <w:b w:val="0"/>
-          <w:i w:val="0"/>
-          <w:sz w:val="21"/>
-        </w:rPr>
-        <w:t>现有高分文献已将"金属配位 → 金属还原 → ROS 生成 → 脂质过氧化 → 神经损伤"这条链路的每一环节分别做实，这是本课题可借鉴、可验证的因果骨架：</w:t>
-      </w:r>
-    </w:p>
-    <w:p>
-      <w:pPr>
-        <w:pStyle w:val="ListBullet"/>
-      </w:pPr>
-      <w:r>
-        <w:rPr>
-          <w:rFonts w:ascii="Calibri" w:hAnsi="Calibri" w:eastAsia="宋体"/>
-          <w:b w:val="0"/>
-          <w:i w:val="0"/>
-          <w:sz w:val="21"/>
-        </w:rPr>
-        <w:t xml:space="preserve">1. </w:t>
-      </w:r>
-      <w:r>
-        <w:rPr>
-          <w:rFonts w:ascii="Calibri" w:hAnsi="Calibri" w:eastAsia="宋体"/>
-          <w:b/>
-          <w:i w:val="0"/>
-          <w:sz w:val="21"/>
-        </w:rPr>
-        <w:t>金属配位与还原</w:t>
-      </w:r>
-      <w:r>
-        <w:rPr>
-          <w:rFonts w:ascii="Calibri" w:hAnsi="Calibri" w:eastAsia="宋体"/>
-          <w:b w:val="0"/>
-          <w:i w:val="0"/>
-          <w:sz w:val="21"/>
-        </w:rPr>
-        <w:t>：Aβ（及其含 His 的片段）N 端 His6/His13/His14 等残基可配位 Cu²⁺（报道的 Kd 多在纳摩尔至亚微摩尔范围），并使 Cu²⁺ 还原为 Cu⁺、Fe³⁺ 还原为 Fe²⁺。Huang 等（</w:t>
-      </w:r>
-      <w:r>
-        <w:rPr>
-          <w:rFonts w:ascii="Calibri" w:hAnsi="Calibri" w:eastAsia="宋体"/>
-          <w:b w:val="0"/>
-          <w:i/>
-          <w:sz w:val="21"/>
-        </w:rPr>
-        <w:t>Biochemistry</w:t>
-      </w:r>
-      <w:r>
-        <w:rPr>
-          <w:rFonts w:ascii="Calibri" w:hAnsi="Calibri" w:eastAsia="宋体"/>
-          <w:b w:val="0"/>
-          <w:i w:val="0"/>
-          <w:sz w:val="21"/>
-        </w:rPr>
-        <w:t xml:space="preserve">, 1999）用细胞外实验直接证明 </w:t>
-      </w:r>
-      <w:r>
-        <w:rPr>
-          <w:rFonts w:ascii="Calibri" w:hAnsi="Calibri" w:eastAsia="宋体"/>
-          <w:b/>
-          <w:i w:val="0"/>
-          <w:sz w:val="21"/>
-        </w:rPr>
-        <w:t>Aβ 通过金属离子还原产生 H₂O₂</w:t>
-      </w:r>
-      <w:r>
-        <w:rPr>
-          <w:rFonts w:ascii="Calibri" w:hAnsi="Calibri" w:eastAsia="宋体"/>
-          <w:b w:val="0"/>
-          <w:i w:val="0"/>
-          <w:sz w:val="21"/>
-        </w:rPr>
-        <w:t xml:space="preserve"> [C7]；其后续 JBC 工作进一步显示 </w:t>
-      </w:r>
-      <w:r>
-        <w:rPr>
-          <w:rFonts w:ascii="Calibri" w:hAnsi="Calibri" w:eastAsia="宋体"/>
-          <w:b/>
-          <w:i w:val="0"/>
-          <w:sz w:val="21"/>
-        </w:rPr>
-        <w:t>Cu(II) 剂量依赖地增强 Aβ 的细胞毒性，且毒性强度与无细胞体系中的 H₂O₂ 产量、金属还原能力定量相关</w:t>
-      </w:r>
-      <w:r>
-        <w:rPr>
-          <w:rFonts w:ascii="Calibri" w:hAnsi="Calibri" w:eastAsia="宋体"/>
-          <w:b w:val="0"/>
-          <w:i w:val="0"/>
-          <w:sz w:val="21"/>
-        </w:rPr>
-        <w:t>（Aβ42 &gt; Aβ40 ≫ 鼠 Aβ40）[S3]。</w:t>
-      </w:r>
-    </w:p>
-    <w:p>
-      <w:pPr>
-        <w:pStyle w:val="ListBullet"/>
-      </w:pPr>
-      <w:r>
-        <w:rPr>
-          <w:rFonts w:ascii="Calibri" w:hAnsi="Calibri" w:eastAsia="宋体"/>
-          <w:b w:val="0"/>
-          <w:i w:val="0"/>
-          <w:sz w:val="21"/>
-        </w:rPr>
-        <w:t xml:space="preserve">2. </w:t>
-      </w:r>
-      <w:r>
-        <w:rPr>
-          <w:rFonts w:ascii="Calibri" w:hAnsi="Calibri" w:eastAsia="宋体"/>
-          <w:b/>
-          <w:i w:val="0"/>
-          <w:sz w:val="21"/>
-        </w:rPr>
-        <w:t>催化性 H₂O₂ 生成</w:t>
-      </w:r>
-      <w:r>
-        <w:rPr>
-          <w:rFonts w:ascii="Calibri" w:hAnsi="Calibri" w:eastAsia="宋体"/>
-          <w:b w:val="0"/>
-          <w:i w:val="0"/>
-          <w:sz w:val="21"/>
-        </w:rPr>
-        <w:t>：Opazo 等（</w:t>
-      </w:r>
-      <w:r>
-        <w:rPr>
-          <w:rFonts w:ascii="Calibri" w:hAnsi="Calibri" w:eastAsia="宋体"/>
-          <w:b w:val="0"/>
-          <w:i/>
-          <w:sz w:val="21"/>
-        </w:rPr>
-        <w:t>J Biol Chem</w:t>
-      </w:r>
-      <w:r>
-        <w:rPr>
-          <w:rFonts w:ascii="Calibri" w:hAnsi="Calibri" w:eastAsia="宋体"/>
-          <w:b w:val="0"/>
-          <w:i w:val="0"/>
-          <w:sz w:val="21"/>
-        </w:rPr>
-        <w:t>, 2002）证明 Aβ 具有"类金属酶"活性——在 Cu 存在下可催化多巴胺、胆固醇等生理还原剂持续产生神经毒性 H₂O₂（对 Cu 依赖、可被 Cu 螯合抑制）[C5]。这为"微量金属 + 生理还原底物 → 持续 ROS"提供了机制模板：</w:t>
-      </w:r>
-      <w:r>
-        <w:rPr>
-          <w:rFonts w:ascii="Calibri" w:hAnsi="Calibri" w:eastAsia="宋体"/>
-          <w:b/>
-          <w:i w:val="0"/>
-          <w:sz w:val="21"/>
-        </w:rPr>
-        <w:t>肽–金属复合物只要具备氧化还原循环能力，即可成为稳态 ROS 发生器</w:t>
-      </w:r>
-      <w:r>
-        <w:rPr>
-          <w:rFonts w:ascii="Calibri" w:hAnsi="Calibri" w:eastAsia="宋体"/>
-          <w:b w:val="0"/>
-          <w:i w:val="0"/>
-          <w:sz w:val="21"/>
-        </w:rPr>
-        <w:t>。</w:t>
-      </w:r>
-    </w:p>
-    <w:p>
-      <w:pPr>
-        <w:pStyle w:val="ListBullet"/>
-      </w:pPr>
-      <w:r>
-        <w:rPr>
-          <w:rFonts w:ascii="Calibri" w:hAnsi="Calibri" w:eastAsia="宋体"/>
-          <w:b w:val="0"/>
-          <w:i w:val="0"/>
-          <w:sz w:val="21"/>
-        </w:rPr>
-        <w:t xml:space="preserve">3. </w:t>
-      </w:r>
-      <w:r>
-        <w:rPr>
-          <w:rFonts w:ascii="Calibri" w:hAnsi="Calibri" w:eastAsia="宋体"/>
-          <w:b/>
-          <w:i w:val="0"/>
-          <w:sz w:val="21"/>
-        </w:rPr>
-        <w:t>Fenton/Haber–Weiss 化学</w:t>
-      </w:r>
-      <w:r>
-        <w:rPr>
-          <w:rFonts w:ascii="Calibri" w:hAnsi="Calibri" w:eastAsia="宋体"/>
-          <w:b w:val="0"/>
-          <w:i w:val="0"/>
-          <w:sz w:val="21"/>
-        </w:rPr>
-        <w:t>：Cu⁺/Fe²⁺ 与 H₂O₂ 发生 Fenton 型反应生成羟基自由基（•OH）——这是对脂质、蛋白、DNA 氧化修饰最强的物种。Cheignon 等（</w:t>
-      </w:r>
-      <w:r>
-        <w:rPr>
-          <w:rFonts w:ascii="Calibri" w:hAnsi="Calibri" w:eastAsia="宋体"/>
-          <w:b w:val="0"/>
-          <w:i/>
-          <w:sz w:val="21"/>
-        </w:rPr>
-        <w:t>Redox Biol</w:t>
-      </w:r>
-      <w:r>
-        <w:rPr>
-          <w:rFonts w:ascii="Calibri" w:hAnsi="Calibri" w:eastAsia="宋体"/>
-          <w:b w:val="0"/>
-          <w:i w:val="0"/>
-          <w:sz w:val="21"/>
-        </w:rPr>
-        <w:t>, 2018）系统综述了 Aβ–Cu/Fe 的氧化还原循环、H₂O₂ 与 •OH 生成及其与 AD 氧化应激的关系 [S8]；Hureau &amp; Faller（</w:t>
-      </w:r>
-      <w:r>
-        <w:rPr>
-          <w:rFonts w:ascii="Calibri" w:hAnsi="Calibri" w:eastAsia="宋体"/>
-          <w:b w:val="0"/>
-          <w:i/>
-          <w:sz w:val="21"/>
-        </w:rPr>
-        <w:t>Biochimie</w:t>
-      </w:r>
-      <w:r>
-        <w:rPr>
-          <w:rFonts w:ascii="Calibri" w:hAnsi="Calibri" w:eastAsia="宋体"/>
-          <w:b w:val="0"/>
-          <w:i w:val="0"/>
-          <w:sz w:val="21"/>
-        </w:rPr>
-        <w:t>, 2009）从配位结构角度阐明 Cu–Aβ 产 ROS 的机制及其结构决定因素 [S6]。</w:t>
-      </w:r>
-    </w:p>
-    <w:p>
-      <w:pPr>
-        <w:pStyle w:val="ListBullet"/>
-      </w:pPr>
-      <w:r>
-        <w:rPr>
-          <w:rFonts w:ascii="Calibri" w:hAnsi="Calibri" w:eastAsia="宋体"/>
-          <w:b w:val="0"/>
-          <w:i w:val="0"/>
-          <w:sz w:val="21"/>
-        </w:rPr>
-        <w:t xml:space="preserve">4. </w:t>
-      </w:r>
-      <w:r>
-        <w:rPr>
-          <w:rFonts w:ascii="Calibri" w:hAnsi="Calibri" w:eastAsia="宋体"/>
-          <w:b/>
-          <w:i w:val="0"/>
-          <w:sz w:val="21"/>
-        </w:rPr>
-        <w:t>脂质过氧化</w:t>
-      </w:r>
-      <w:r>
-        <w:rPr>
-          <w:rFonts w:ascii="Calibri" w:hAnsi="Calibri" w:eastAsia="宋体"/>
-          <w:b w:val="0"/>
-          <w:i w:val="0"/>
-          <w:sz w:val="21"/>
-        </w:rPr>
-        <w:t>：•OH 攻击多不饱和脂肪酸引发链式脂质过氧化，生成 4-羟基壬烯醛（4-HNE）、丙二醛（MDA）等毒性醛类，后者共价修饰蛋白（4-HNE-蛋白加合物）。Butterfield &amp; Lauderback（</w:t>
-      </w:r>
-      <w:r>
-        <w:rPr>
-          <w:rFonts w:ascii="Calibri" w:hAnsi="Calibri" w:eastAsia="宋体"/>
-          <w:b w:val="0"/>
-          <w:i/>
-          <w:sz w:val="21"/>
-        </w:rPr>
-        <w:t>Free Radic Biol Med</w:t>
-      </w:r>
-      <w:r>
-        <w:rPr>
-          <w:rFonts w:ascii="Calibri" w:hAnsi="Calibri" w:eastAsia="宋体"/>
-          <w:b w:val="0"/>
-          <w:i w:val="0"/>
-          <w:sz w:val="21"/>
-        </w:rPr>
-        <w:t>, 2002）总结了 AD 脑中脂质过氧化与蛋白氧化的病理证据，并将其与 Aβ 相关的自由基氧化应激联系起来 [S4]。</w:t>
-      </w:r>
-    </w:p>
-    <w:p>
-      <w:pPr>
-        <w:pStyle w:val="ListBullet"/>
-      </w:pPr>
-      <w:r>
-        <w:rPr>
-          <w:rFonts w:ascii="Calibri" w:hAnsi="Calibri" w:eastAsia="宋体"/>
-          <w:b w:val="0"/>
-          <w:i w:val="0"/>
-          <w:sz w:val="21"/>
-        </w:rPr>
-        <w:t xml:space="preserve">5. </w:t>
-      </w:r>
-      <w:r>
-        <w:rPr>
-          <w:rFonts w:ascii="Calibri" w:hAnsi="Calibri" w:eastAsia="宋体"/>
-          <w:b/>
-          <w:i w:val="0"/>
-          <w:sz w:val="21"/>
-        </w:rPr>
-        <w:t>神经毒性读出</w:t>
-      </w:r>
-      <w:r>
-        <w:rPr>
-          <w:rFonts w:ascii="Calibri" w:hAnsi="Calibri" w:eastAsia="宋体"/>
-          <w:b w:val="0"/>
-          <w:i w:val="0"/>
-          <w:sz w:val="21"/>
-        </w:rPr>
-        <w:t>：Walsh 等（</w:t>
-      </w:r>
-      <w:r>
-        <w:rPr>
-          <w:rFonts w:ascii="Calibri" w:hAnsi="Calibri" w:eastAsia="宋体"/>
-          <w:b w:val="0"/>
-          <w:i/>
-          <w:sz w:val="21"/>
-        </w:rPr>
-        <w:t>Nature</w:t>
-      </w:r>
-      <w:r>
-        <w:rPr>
-          <w:rFonts w:ascii="Calibri" w:hAnsi="Calibri" w:eastAsia="宋体"/>
-          <w:b w:val="0"/>
-          <w:i w:val="0"/>
-          <w:sz w:val="21"/>
-        </w:rPr>
-        <w:t xml:space="preserve">, 2002）证明天然分泌的 </w:t>
-      </w:r>
-      <w:r>
-        <w:rPr>
-          <w:rFonts w:ascii="Calibri" w:hAnsi="Calibri" w:eastAsia="宋体"/>
-          <w:b/>
-          <w:i w:val="0"/>
-          <w:sz w:val="21"/>
-        </w:rPr>
-        <w:t>Aβ 寡聚体在体内（大鼠海马）抑制长时程增强（LTP）</w:t>
-      </w:r>
-      <w:r>
-        <w:rPr>
-          <w:rFonts w:ascii="Calibri" w:hAnsi="Calibri" w:eastAsia="宋体"/>
-          <w:b w:val="0"/>
-          <w:i w:val="0"/>
-          <w:sz w:val="21"/>
-        </w:rPr>
-        <w:t>，确立"可溶性寡聚体—突触毒性"这一功能性读出 [C2]；Huang 等（JBC, 1999）则直接给出"Cu 依赖 H₂O₂ 与细胞毒性相关"的因果证据 [S3]。</w:t>
-      </w:r>
-    </w:p>
-    <w:p>
-      <w:pPr>
-        <w:pStyle w:val="Heading3"/>
-      </w:pPr>
-      <w:r>
-        <w:rPr>
-          <w:rFonts w:ascii="Calibri" w:hAnsi="Calibri" w:eastAsia="宋体"/>
-          <w:b w:val="0"/>
-          <w:i w:val="0"/>
-          <w:sz w:val="25"/>
-        </w:rPr>
-        <w:t>2.2 建议的因果验证路线（按证据等级递进）</w:t>
+        <w:t>2.1 文献身份（已核验）</w:t>
       </w:r>
     </w:p>
     <w:tbl>
@@ -938,15 +741,13 @@
         <w:tblLook w:firstColumn="1" w:firstRow="1" w:lastColumn="0" w:lastRow="0" w:noHBand="0" w:noVBand="1" w:val="04A0"/>
       </w:tblPr>
       <w:tblGrid>
-        <w:gridCol w:w="2436"/>
-        <w:gridCol w:w="2436"/>
-        <w:gridCol w:w="2436"/>
-        <w:gridCol w:w="2436"/>
+        <w:gridCol w:w="4873"/>
+        <w:gridCol w:w="4873"/>
       </w:tblGrid>
       <w:tr>
         <w:tc>
           <w:tcPr>
-            <w:tcW w:type="dxa" w:w="2436"/>
+            <w:tcW w:type="dxa" w:w="4873"/>
             <w:shd w:val="clear" w:color="auto" w:fill="DEEAF6"/>
           </w:tcPr>
           <w:p>
@@ -960,13 +761,13 @@
                 <w:i w:val="0"/>
                 <w:sz w:val="18"/>
               </w:rPr>
-              <w:t>层级</w:t>
+              <w:t>字段</w:t>
             </w:r>
           </w:p>
         </w:tc>
         <w:tc>
           <w:tcPr>
-            <w:tcW w:type="dxa" w:w="2436"/>
+            <w:tcW w:type="dxa" w:w="4873"/>
             <w:shd w:val="clear" w:color="auto" w:fill="DEEAF6"/>
           </w:tcPr>
           <w:p>
@@ -984,9 +785,499 @@
             </w:r>
           </w:p>
         </w:tc>
+      </w:tr>
+      <w:tr>
         <w:tc>
           <w:tcPr>
-            <w:tcW w:type="dxa" w:w="2436"/>
+            <w:tcW w:type="dxa" w:w="4873"/>
+          </w:tcPr>
+          <w:p>
+            <w:r>
+              <w:rPr>
+                <w:rFonts w:ascii="Calibri" w:hAnsi="Calibri" w:eastAsia="宋体"/>
+                <w:b w:val="0"/>
+                <w:i w:val="0"/>
+                <w:sz w:val="18"/>
+              </w:rPr>
+              <w:t>作者</w:t>
+            </w:r>
+          </w:p>
+        </w:tc>
+        <w:tc>
+          <w:tcPr>
+            <w:tcW w:type="dxa" w:w="4873"/>
+          </w:tcPr>
+          <w:p>
+            <w:r>
+              <w:rPr>
+                <w:rFonts w:ascii="Calibri" w:hAnsi="Calibri" w:eastAsia="宋体"/>
+                <w:b w:val="0"/>
+                <w:i w:val="0"/>
+                <w:sz w:val="18"/>
+              </w:rPr>
+              <w:t>Wang D, Wang G, Wang X, Ren Z, Jia C</w:t>
+            </w:r>
+          </w:p>
+        </w:tc>
+      </w:tr>
+      <w:tr>
+        <w:tc>
+          <w:tcPr>
+            <w:tcW w:type="dxa" w:w="4873"/>
+          </w:tcPr>
+          <w:p>
+            <w:r>
+              <w:rPr>
+                <w:rFonts w:ascii="Calibri" w:hAnsi="Calibri" w:eastAsia="宋体"/>
+                <w:b w:val="0"/>
+                <w:i w:val="0"/>
+                <w:sz w:val="18"/>
+              </w:rPr>
+              <w:t>标题</w:t>
+            </w:r>
+          </w:p>
+        </w:tc>
+        <w:tc>
+          <w:tcPr>
+            <w:tcW w:type="dxa" w:w="4873"/>
+          </w:tcPr>
+          <w:p>
+            <w:r>
+              <w:rPr>
+                <w:rFonts w:ascii="Calibri" w:hAnsi="Calibri" w:eastAsia="宋体"/>
+                <w:b w:val="0"/>
+                <w:i w:val="0"/>
+                <w:sz w:val="18"/>
+              </w:rPr>
+              <w:t>Native Mass Spectrometry-Centric Approaches Revealed That Neuropeptides Frequently Interact with Amyloid-β</w:t>
+            </w:r>
+          </w:p>
+        </w:tc>
+      </w:tr>
+      <w:tr>
+        <w:tc>
+          <w:tcPr>
+            <w:tcW w:type="dxa" w:w="4873"/>
+          </w:tcPr>
+          <w:p>
+            <w:r>
+              <w:rPr>
+                <w:rFonts w:ascii="Calibri" w:hAnsi="Calibri" w:eastAsia="宋体"/>
+                <w:b w:val="0"/>
+                <w:i w:val="0"/>
+                <w:sz w:val="18"/>
+              </w:rPr>
+              <w:t>期刊</w:t>
+            </w:r>
+          </w:p>
+        </w:tc>
+        <w:tc>
+          <w:tcPr>
+            <w:tcW w:type="dxa" w:w="4873"/>
+          </w:tcPr>
+          <w:p>
+            <w:r>
+              <w:rPr>
+                <w:rFonts w:ascii="Calibri" w:hAnsi="Calibri" w:eastAsia="宋体"/>
+                <w:b w:val="0"/>
+                <w:i/>
+                <w:sz w:val="18"/>
+              </w:rPr>
+              <w:t>ACS Chemical Neuroscience</w:t>
+            </w:r>
+            <w:r>
+              <w:rPr>
+                <w:rFonts w:ascii="Calibri" w:hAnsi="Calibri" w:eastAsia="宋体"/>
+                <w:b w:val="0"/>
+                <w:i w:val="0"/>
+                <w:sz w:val="18"/>
+              </w:rPr>
+              <w:t xml:space="preserve"> 2024; 15(15):2719-2728</w:t>
+            </w:r>
+          </w:p>
+        </w:tc>
+      </w:tr>
+      <w:tr>
+        <w:tc>
+          <w:tcPr>
+            <w:tcW w:type="dxa" w:w="4873"/>
+          </w:tcPr>
+          <w:p>
+            <w:r>
+              <w:rPr>
+                <w:rFonts w:ascii="Calibri" w:hAnsi="Calibri" w:eastAsia="宋体"/>
+                <w:b w:val="0"/>
+                <w:i w:val="0"/>
+                <w:sz w:val="18"/>
+              </w:rPr>
+              <w:t>DOI</w:t>
+            </w:r>
+          </w:p>
+        </w:tc>
+        <w:tc>
+          <w:tcPr>
+            <w:tcW w:type="dxa" w:w="4873"/>
+          </w:tcPr>
+          <w:p>
+            <w:hyperlink r:id="rId9">
+              <w:r>
+                <w:rPr>
+                  <w:rFonts w:ascii="Calibri" w:hAnsi="Calibri" w:eastAsia="宋体"/>
+                  <w:sz w:val="18"/>
+                  <w:color w:val="0563C1"/>
+                  <w:u w:val="single"/>
+                </w:rPr>
+                <w:t xml:space="preserve">10.1021/acschemneuro.4c00075</w:t>
+              </w:r>
+            </w:hyperlink>
+          </w:p>
+        </w:tc>
+      </w:tr>
+      <w:tr>
+        <w:tc>
+          <w:tcPr>
+            <w:tcW w:type="dxa" w:w="4873"/>
+          </w:tcPr>
+          <w:p>
+            <w:r>
+              <w:rPr>
+                <w:rFonts w:ascii="Calibri" w:hAnsi="Calibri" w:eastAsia="宋体"/>
+                <w:b w:val="0"/>
+                <w:i w:val="0"/>
+                <w:sz w:val="18"/>
+              </w:rPr>
+              <w:t>PMID</w:t>
+            </w:r>
+          </w:p>
+        </w:tc>
+        <w:tc>
+          <w:tcPr>
+            <w:tcW w:type="dxa" w:w="4873"/>
+          </w:tcPr>
+          <w:p>
+            <w:hyperlink r:id="rId10">
+              <w:r>
+                <w:rPr>
+                  <w:rFonts w:ascii="Calibri" w:hAnsi="Calibri" w:eastAsia="宋体"/>
+                  <w:sz w:val="18"/>
+                  <w:color w:val="0563C1"/>
+                  <w:u w:val="single"/>
+                </w:rPr>
+                <w:t xml:space="preserve">39066700</w:t>
+              </w:r>
+            </w:hyperlink>
+          </w:p>
+        </w:tc>
+      </w:tr>
+      <w:tr>
+        <w:tc>
+          <w:tcPr>
+            <w:tcW w:type="dxa" w:w="4873"/>
+          </w:tcPr>
+          <w:p>
+            <w:r>
+              <w:rPr>
+                <w:rFonts w:ascii="Calibri" w:hAnsi="Calibri" w:eastAsia="宋体"/>
+                <w:b w:val="0"/>
+                <w:i w:val="0"/>
+                <w:sz w:val="18"/>
+              </w:rPr>
+              <w:t>通讯</w:t>
+            </w:r>
+          </w:p>
+        </w:tc>
+        <w:tc>
+          <w:tcPr>
+            <w:tcW w:type="dxa" w:w="4873"/>
+          </w:tcPr>
+          <w:p>
+            <w:r>
+              <w:rPr>
+                <w:rFonts w:ascii="Calibri" w:hAnsi="Calibri" w:eastAsia="宋体"/>
+                <w:b w:val="0"/>
+                <w:i w:val="0"/>
+                <w:sz w:val="18"/>
+              </w:rPr>
+              <w:t>Jia C / Ren Z（国家蛋白质科学中心·北京 / 安徽医科大学）</w:t>
+            </w:r>
+          </w:p>
+        </w:tc>
+      </w:tr>
+    </w:tbl>
+    <w:p>
+      <w:pPr>
+        <w:spacing w:after="40"/>
+      </w:pPr>
+      <w:r>
+        <w:rPr>
+          <w:sz w:val="4"/>
+        </w:rPr>
+      </w:r>
+    </w:p>
+    <w:p>
+      <w:pPr>
+        <w:pStyle w:val="Heading3"/>
+      </w:pPr>
+      <w:r>
+        <w:rPr>
+          <w:rFonts w:ascii="Calibri" w:hAnsi="Calibri" w:eastAsia="宋体"/>
+          <w:b w:val="0"/>
+          <w:i w:val="0"/>
+          <w:sz w:val="25"/>
+        </w:rPr>
+        <w:t>2.2 该文实际证明了什么</w:t>
+      </w:r>
+    </w:p>
+    <w:p>
+      <w:r>
+        <w:rPr>
+          <w:rFonts w:ascii="Calibri" w:hAnsi="Calibri" w:eastAsia="宋体"/>
+          <w:b w:val="0"/>
+          <w:i w:val="0"/>
+          <w:sz w:val="21"/>
+        </w:rPr>
+        <w:t>按 PubMed 摘要与公开报道可核验的结论：</w:t>
+      </w:r>
+    </w:p>
+    <w:p>
+      <w:pPr>
+        <w:pStyle w:val="ListBullet"/>
+      </w:pPr>
+      <w:r>
+        <w:rPr>
+          <w:rFonts w:ascii="Calibri" w:hAnsi="Calibri" w:eastAsia="宋体"/>
+          <w:b w:val="0"/>
+          <w:i w:val="0"/>
+          <w:sz w:val="21"/>
+        </w:rPr>
+        <w:t xml:space="preserve">1. </w:t>
+      </w:r>
+      <w:r>
+        <w:rPr>
+          <w:rFonts w:ascii="Calibri" w:hAnsi="Calibri" w:eastAsia="宋体"/>
+          <w:b/>
+          <w:i w:val="0"/>
+          <w:sz w:val="21"/>
+        </w:rPr>
+        <w:t>互作普遍性（主结论）</w:t>
+      </w:r>
+      <w:r>
+        <w:rPr>
+          <w:rFonts w:ascii="Calibri" w:hAnsi="Calibri" w:eastAsia="宋体"/>
+          <w:b w:val="0"/>
+          <w:i w:val="0"/>
+          <w:sz w:val="21"/>
+        </w:rPr>
+        <w:t>：12 条神经肽中 6 条（leptin、kisspeptin、cerebellin、bradykinin、SHLP2、substance P）在非变性质谱气相中与 Aβ 形成非共价异二聚体——支持“神经肽–Aβ 互作并不罕见”。</w:t>
+      </w:r>
+    </w:p>
+    <w:p>
+      <w:pPr>
+        <w:pStyle w:val="ListBullet"/>
+      </w:pPr>
+      <w:r>
+        <w:rPr>
+          <w:rFonts w:ascii="Calibri" w:hAnsi="Calibri" w:eastAsia="宋体"/>
+          <w:b w:val="0"/>
+          <w:i w:val="0"/>
+          <w:sz w:val="21"/>
+        </w:rPr>
+        <w:t xml:space="preserve">2. </w:t>
+      </w:r>
+      <w:r>
+        <w:rPr>
+          <w:rFonts w:ascii="Calibri" w:hAnsi="Calibri" w:eastAsia="宋体"/>
+          <w:b/>
+          <w:i w:val="0"/>
+          <w:sz w:val="21"/>
+        </w:rPr>
+        <w:t>聚集方向双向</w:t>
+      </w:r>
+      <w:r>
+        <w:rPr>
+          <w:rFonts w:ascii="Calibri" w:hAnsi="Calibri" w:eastAsia="宋体"/>
+          <w:b w:val="0"/>
+          <w:i w:val="0"/>
+          <w:sz w:val="21"/>
+        </w:rPr>
+        <w:t xml:space="preserve">：ThT/凝胶显示 kisspeptin </w:t>
+      </w:r>
+      <w:r>
+        <w:rPr>
+          <w:rFonts w:ascii="Calibri" w:hAnsi="Calibri" w:eastAsia="宋体"/>
+          <w:b/>
+          <w:i w:val="0"/>
+          <w:sz w:val="21"/>
+        </w:rPr>
+        <w:t>加速</w:t>
+      </w:r>
+      <w:r>
+        <w:rPr>
+          <w:rFonts w:ascii="Calibri" w:hAnsi="Calibri" w:eastAsia="宋体"/>
+          <w:b w:val="0"/>
+          <w:i w:val="0"/>
+          <w:sz w:val="21"/>
+        </w:rPr>
+        <w:t xml:space="preserve"> Aβ 聚集；leptin、cerebellin </w:t>
+      </w:r>
+      <w:r>
+        <w:rPr>
+          <w:rFonts w:ascii="Calibri" w:hAnsi="Calibri" w:eastAsia="宋体"/>
+          <w:b/>
+          <w:i w:val="0"/>
+          <w:sz w:val="21"/>
+        </w:rPr>
+        <w:t>抑制</w:t>
+      </w:r>
+      <w:r>
+        <w:rPr>
+          <w:rFonts w:ascii="Calibri" w:hAnsi="Calibri" w:eastAsia="宋体"/>
+          <w:b w:val="0"/>
+          <w:i w:val="0"/>
+          <w:sz w:val="21"/>
+        </w:rPr>
+        <w:t xml:space="preserve"> Aβ 聚集。</w:t>
+      </w:r>
+    </w:p>
+    <w:p>
+      <w:pPr>
+        <w:pStyle w:val="ListBullet"/>
+      </w:pPr>
+      <w:r>
+        <w:rPr>
+          <w:rFonts w:ascii="Calibri" w:hAnsi="Calibri" w:eastAsia="宋体"/>
+          <w:b w:val="0"/>
+          <w:i w:val="0"/>
+          <w:sz w:val="21"/>
+        </w:rPr>
+        <w:t xml:space="preserve">3. </w:t>
+      </w:r>
+      <w:r>
+        <w:rPr>
+          <w:rFonts w:ascii="Calibri" w:hAnsi="Calibri" w:eastAsia="宋体"/>
+          <w:b/>
+          <w:i w:val="0"/>
+          <w:sz w:val="21"/>
+        </w:rPr>
+        <w:t>细胞毒性方向以保护为主</w:t>
+      </w:r>
+      <w:r>
+        <w:rPr>
+          <w:rFonts w:ascii="Calibri" w:hAnsi="Calibri" w:eastAsia="宋体"/>
+          <w:b w:val="0"/>
+          <w:i w:val="0"/>
+          <w:sz w:val="21"/>
+        </w:rPr>
+        <w:t>：leptin、cerebellin 减弱 Aβ 诱导的细胞毒性；leptin 可通过</w:t>
+      </w:r>
+      <w:r>
+        <w:rPr>
+          <w:rFonts w:ascii="Calibri" w:hAnsi="Calibri" w:eastAsia="宋体"/>
+          <w:b/>
+          <w:i w:val="0"/>
+          <w:sz w:val="21"/>
+        </w:rPr>
+        <w:t>螯合 Cu(II)</w:t>
+      </w:r>
+      <w:r>
+        <w:rPr>
+          <w:rFonts w:ascii="Calibri" w:hAnsi="Calibri" w:eastAsia="宋体"/>
+          <w:b w:val="0"/>
+          <w:i w:val="0"/>
+          <w:sz w:val="21"/>
+        </w:rPr>
+        <w:t xml:space="preserve"> 从 Cu–Aβ 中夺铜，从而减弱 Cu 相关毒性。</w:t>
+      </w:r>
+    </w:p>
+    <w:p>
+      <w:pPr>
+        <w:pStyle w:val="ListBullet"/>
+      </w:pPr>
+      <w:r>
+        <w:rPr>
+          <w:rFonts w:ascii="Calibri" w:hAnsi="Calibri" w:eastAsia="宋体"/>
+          <w:b w:val="0"/>
+          <w:i w:val="0"/>
+          <w:sz w:val="21"/>
+        </w:rPr>
+        <w:t xml:space="preserve">4. </w:t>
+      </w:r>
+      <w:r>
+        <w:rPr>
+          <w:rFonts w:ascii="Calibri" w:hAnsi="Calibri" w:eastAsia="宋体"/>
+          <w:b/>
+          <w:i w:val="0"/>
+          <w:sz w:val="21"/>
+        </w:rPr>
+        <w:t>计算仅为辅助</w:t>
+      </w:r>
+      <w:r>
+        <w:rPr>
+          <w:rFonts w:ascii="Calibri" w:hAnsi="Calibri" w:eastAsia="宋体"/>
+          <w:b w:val="0"/>
+          <w:i w:val="0"/>
+          <w:sz w:val="21"/>
+        </w:rPr>
+        <w:t>：作者用 HDOCK 对接推测 leptin/kisspeptin/cerebellin 与 Aβ 的界面残基（如 leptin 的 Cys2/His3/Tyr6 等），属于</w:t>
+      </w:r>
+      <w:r>
+        <w:rPr>
+          <w:rFonts w:ascii="Calibri" w:hAnsi="Calibri" w:eastAsia="宋体"/>
+          <w:b/>
+          <w:i w:val="0"/>
+          <w:sz w:val="21"/>
+        </w:rPr>
+        <w:t>假设生成</w:t>
+      </w:r>
+      <w:r>
+        <w:rPr>
+          <w:rFonts w:ascii="Calibri" w:hAnsi="Calibri" w:eastAsia="宋体"/>
+          <w:b w:val="0"/>
+          <w:i w:val="0"/>
+          <w:sz w:val="21"/>
+        </w:rPr>
+        <w:t>，并非毒性机制的独立证明。</w:t>
+      </w:r>
+    </w:p>
+    <w:p>
+      <w:pPr>
+        <w:pStyle w:val="Heading3"/>
+      </w:pPr>
+      <w:r>
+        <w:rPr>
+          <w:rFonts w:ascii="Calibri" w:hAnsi="Calibri" w:eastAsia="宋体"/>
+          <w:b w:val="0"/>
+          <w:i w:val="0"/>
+          <w:sz w:val="25"/>
+        </w:rPr>
+        <w:t>2.3 明确裁决：</w:t>
+      </w:r>
+      <w:r>
+        <w:rPr>
+          <w:rFonts w:ascii="Calibri" w:hAnsi="Calibri" w:eastAsia="宋体"/>
+          <w:b/>
+          <w:i w:val="0"/>
+          <w:sz w:val="25"/>
+        </w:rPr>
+        <w:t>不能作为“毒性肽”主依据</w:t>
+      </w:r>
+    </w:p>
+    <w:tbl>
+      <w:tblPr>
+        <w:tblStyle w:val="TableGrid"/>
+        <w:tblW w:type="auto" w:w="0"/>
+        <w:tblLayout w:type="autofit"/>
+        <w:tblLook w:firstColumn="1" w:firstRow="1" w:lastColumn="0" w:lastRow="0" w:noHBand="0" w:noVBand="1" w:val="04A0"/>
+      </w:tblPr>
+      <w:tblGrid>
+        <w:gridCol w:w="3249"/>
+        <w:gridCol w:w="3249"/>
+        <w:gridCol w:w="3249"/>
+      </w:tblGrid>
+      <w:tr>
+        <w:tc>
+          <w:tcPr>
+            <w:tcW w:type="dxa" w:w="3249"/>
             <w:shd w:val="clear" w:color="auto" w:fill="DEEAF6"/>
           </w:tcPr>
           <w:p>
@@ -1000,13 +1291,13 @@
                 <w:i w:val="0"/>
                 <w:sz w:val="18"/>
               </w:rPr>
-              <w:t>关键实验</w:t>
+              <w:t>问题</w:t>
             </w:r>
           </w:p>
         </w:tc>
         <w:tc>
           <w:tcPr>
-            <w:tcW w:type="dxa" w:w="2436"/>
+            <w:tcW w:type="dxa" w:w="3249"/>
             <w:shd w:val="clear" w:color="auto" w:fill="DEEAF6"/>
           </w:tcPr>
           <w:p>
@@ -1020,7 +1311,27 @@
                 <w:i w:val="0"/>
                 <w:sz w:val="18"/>
               </w:rPr>
-              <w:t>核心文献</w:t>
+              <w:t>裁决</w:t>
+            </w:r>
+          </w:p>
+        </w:tc>
+        <w:tc>
+          <w:tcPr>
+            <w:tcW w:type="dxa" w:w="3249"/>
+            <w:shd w:val="clear" w:color="auto" w:fill="DEEAF6"/>
+          </w:tcPr>
+          <w:p>
+            <w:pPr>
+              <w:jc w:val="center"/>
+            </w:pPr>
+            <w:r>
+              <w:rPr>
+                <w:rFonts w:ascii="Calibri" w:hAnsi="Calibri" w:eastAsia="宋体"/>
+                <w:b w:val="0"/>
+                <w:i w:val="0"/>
+                <w:sz w:val="18"/>
+              </w:rPr>
+              <w:t>理由</w:t>
             </w:r>
           </w:p>
         </w:tc>
@@ -1028,7 +1339,7 @@
       <w:tr>
         <w:tc>
           <w:tcPr>
-            <w:tcW w:type="dxa" w:w="2436"/>
+            <w:tcW w:type="dxa" w:w="3249"/>
           </w:tcPr>
           <w:p>
             <w:r>
@@ -1038,13 +1349,29 @@
                 <w:i w:val="0"/>
                 <w:sz w:val="18"/>
               </w:rPr>
-              <w:t>L1 化学证据</w:t>
+              <w:t>能否证明“神经肽/候选肽本身是毒性肽”？</w:t>
             </w:r>
           </w:p>
         </w:tc>
         <w:tc>
           <w:tcPr>
-            <w:tcW w:type="dxa" w:w="2436"/>
+            <w:tcW w:type="dxa" w:w="3249"/>
+          </w:tcPr>
+          <w:p>
+            <w:r>
+              <w:rPr>
+                <w:rFonts w:ascii="Calibri" w:hAnsi="Calibri" w:eastAsia="宋体"/>
+                <w:b/>
+                <w:i w:val="0"/>
+                <w:sz w:val="18"/>
+              </w:rPr>
+              <w:t>否</w:t>
+            </w:r>
+          </w:p>
+        </w:tc>
+        <w:tc>
+          <w:tcPr>
+            <w:tcW w:type="dxa" w:w="3249"/>
           </w:tcPr>
           <w:p>
             <w:r>
@@ -1054,13 +1381,33 @@
                 <w:i w:val="0"/>
                 <w:sz w:val="18"/>
               </w:rPr>
-              <w:t>肽–金属配位与还原活性</w:t>
+              <w:t xml:space="preserve">文中阳性功能读出主要是 </w:t>
+            </w:r>
+            <w:r>
+              <w:rPr>
+                <w:rFonts w:ascii="Calibri" w:hAnsi="Calibri" w:eastAsia="宋体"/>
+                <w:b/>
+                <w:i w:val="0"/>
+                <w:sz w:val="18"/>
+              </w:rPr>
+              <w:t>抑制聚集 + 降低细胞毒性</w:t>
+            </w:r>
+            <w:r>
+              <w:rPr>
+                <w:rFonts w:ascii="Calibri" w:hAnsi="Calibri" w:eastAsia="宋体"/>
+                <w:b w:val="0"/>
+                <w:i w:val="0"/>
+                <w:sz w:val="18"/>
+              </w:rPr>
+              <w:t>（leptin、cerebellin）；主体叙事是保护/抑制剂，不是毒性肽</w:t>
             </w:r>
           </w:p>
         </w:tc>
+      </w:tr>
+      <w:tr>
         <w:tc>
           <w:tcPr>
-            <w:tcW w:type="dxa" w:w="2436"/>
+            <w:tcW w:type="dxa" w:w="3249"/>
           </w:tcPr>
           <w:p>
             <w:r>
@@ -1070,13 +1417,29 @@
                 <w:i w:val="0"/>
                 <w:sz w:val="18"/>
               </w:rPr>
-              <w:t>ITC/UV–vis 滴定（Kd、化学计量）；EPR 定 Cu²⁺ 配位环境；bathocuproine/ferrozine 法测 Cu⁺/Fe²⁺ 生成速率；Amplex Red/过氧化物酶偶联法测 H₂O₂ 产量；氧化还原电位（循环伏安）</w:t>
+              <w:t>能否证明“肽–Aβ 互作普遍存在”？</w:t>
             </w:r>
           </w:p>
         </w:tc>
         <w:tc>
           <w:tcPr>
-            <w:tcW w:type="dxa" w:w="2436"/>
+            <w:tcW w:type="dxa" w:w="3249"/>
+          </w:tcPr>
+          <w:p>
+            <w:r>
+              <w:rPr>
+                <w:rFonts w:ascii="Calibri" w:hAnsi="Calibri" w:eastAsia="宋体"/>
+                <w:b/>
+                <w:i w:val="0"/>
+                <w:sz w:val="18"/>
+              </w:rPr>
+              <w:t>是（有限）</w:t>
+            </w:r>
+          </w:p>
+        </w:tc>
+        <w:tc>
+          <w:tcPr>
+            <w:tcW w:type="dxa" w:w="3249"/>
           </w:tcPr>
           <w:p>
             <w:r>
@@ -1086,7 +1449,7 @@
                 <w:i w:val="0"/>
                 <w:sz w:val="18"/>
               </w:rPr>
-              <w:t>[C5][C7][S8]</w:t>
+              <w:t>6/12 在 native MS 下形成复合物，可作为“短肽与 Aβ 结合并非个例”的旁证</w:t>
             </w:r>
           </w:p>
         </w:tc>
@@ -1094,7 +1457,7 @@
       <w:tr>
         <w:tc>
           <w:tcPr>
-            <w:tcW w:type="dxa" w:w="2436"/>
+            <w:tcW w:type="dxa" w:w="3249"/>
           </w:tcPr>
           <w:p>
             <w:r>
@@ -1104,13 +1467,29 @@
                 <w:i w:val="0"/>
                 <w:sz w:val="18"/>
               </w:rPr>
-              <w:t>L2 分子证据</w:t>
+              <w:t>能否证明“肽可双向调节 Aβ 聚集”？</w:t>
             </w:r>
           </w:p>
         </w:tc>
         <w:tc>
           <w:tcPr>
-            <w:tcW w:type="dxa" w:w="2436"/>
+            <w:tcW w:type="dxa" w:w="3249"/>
+          </w:tcPr>
+          <w:p>
+            <w:r>
+              <w:rPr>
+                <w:rFonts w:ascii="Calibri" w:hAnsi="Calibri" w:eastAsia="宋体"/>
+                <w:b/>
+                <w:i w:val="0"/>
+                <w:sz w:val="18"/>
+              </w:rPr>
+              <w:t>是（旁证）</w:t>
+            </w:r>
+          </w:p>
+        </w:tc>
+        <w:tc>
+          <w:tcPr>
+            <w:tcW w:type="dxa" w:w="3249"/>
           </w:tcPr>
           <w:p>
             <w:r>
@@ -1120,13 +1499,15 @@
                 <w:i w:val="0"/>
                 <w:sz w:val="18"/>
               </w:rPr>
-              <w:t>自由基种类与脂质损伤</w:t>
+              <w:t>kisspeptin 促聚集、leptin/cerebellin 抑聚集；说明互作≠毒性，方向必须单独判定</w:t>
             </w:r>
           </w:p>
         </w:tc>
+      </w:tr>
+      <w:tr>
         <w:tc>
           <w:tcPr>
-            <w:tcW w:type="dxa" w:w="2436"/>
+            <w:tcW w:type="dxa" w:w="3249"/>
           </w:tcPr>
           <w:p>
             <w:r>
@@ -1136,13 +1517,29 @@
                 <w:i w:val="0"/>
                 <w:sz w:val="18"/>
               </w:rPr>
-              <w:t>EPR 自旋捕集（•OH/O₂•⁻）；荧光/比色脂质过氧化（BODIPY 581/591 C11、TBARS/MDA）；4-HNE 蛋白加合物 Western blot</w:t>
+              <w:t>能否证明“Cu 螯合可减轻 Cu–Aβ 毒性”？</w:t>
             </w:r>
           </w:p>
         </w:tc>
         <w:tc>
           <w:tcPr>
-            <w:tcW w:type="dxa" w:w="2436"/>
+            <w:tcW w:type="dxa" w:w="3249"/>
+          </w:tcPr>
+          <w:p>
+            <w:r>
+              <w:rPr>
+                <w:rFonts w:ascii="Calibri" w:hAnsi="Calibri" w:eastAsia="宋体"/>
+                <w:b/>
+                <w:i w:val="0"/>
+                <w:sz w:val="18"/>
+              </w:rPr>
+              <w:t>是（机制旁证）</w:t>
+            </w:r>
+          </w:p>
+        </w:tc>
+        <w:tc>
+          <w:tcPr>
+            <w:tcW w:type="dxa" w:w="3249"/>
           </w:tcPr>
           <w:p>
             <w:r>
@@ -1152,7 +1549,25 @@
                 <w:i w:val="0"/>
                 <w:sz w:val="18"/>
               </w:rPr>
-              <w:t>[S4][S8]</w:t>
+              <w:t>leptin 的 Cu 螯合叙事与本课题 Cu 矩阵相关，但指向</w:t>
+            </w:r>
+            <w:r>
+              <w:rPr>
+                <w:rFonts w:ascii="Calibri" w:hAnsi="Calibri" w:eastAsia="宋体"/>
+                <w:b/>
+                <w:i w:val="0"/>
+                <w:sz w:val="18"/>
+              </w:rPr>
+              <w:t>保护</w:t>
+            </w:r>
+            <w:r>
+              <w:rPr>
+                <w:rFonts w:ascii="Calibri" w:hAnsi="Calibri" w:eastAsia="宋体"/>
+                <w:b w:val="0"/>
+                <w:i w:val="0"/>
+                <w:sz w:val="18"/>
+              </w:rPr>
+              <w:t>，与“毒性肽”相反</w:t>
             </w:r>
           </w:p>
         </w:tc>
@@ -1160,7 +1575,7 @@
       <w:tr>
         <w:tc>
           <w:tcPr>
-            <w:tcW w:type="dxa" w:w="2436"/>
+            <w:tcW w:type="dxa" w:w="3249"/>
           </w:tcPr>
           <w:p>
             <w:r>
@@ -1170,13 +1585,29 @@
                 <w:i w:val="0"/>
                 <w:sz w:val="18"/>
               </w:rPr>
-              <w:t>L3 细胞证据</w:t>
+              <w:t>对接（HDOCK）能否独立支持毒性？</w:t>
             </w:r>
           </w:p>
         </w:tc>
         <w:tc>
           <w:tcPr>
-            <w:tcW w:type="dxa" w:w="2436"/>
+            <w:tcW w:type="dxa" w:w="3249"/>
+          </w:tcPr>
+          <w:p>
+            <w:r>
+              <w:rPr>
+                <w:rFonts w:ascii="Calibri" w:hAnsi="Calibri" w:eastAsia="宋体"/>
+                <w:b/>
+                <w:i w:val="0"/>
+                <w:sz w:val="18"/>
+              </w:rPr>
+              <w:t>否</w:t>
+            </w:r>
+          </w:p>
+        </w:tc>
+        <w:tc>
+          <w:tcPr>
+            <w:tcW w:type="dxa" w:w="3249"/>
           </w:tcPr>
           <w:p>
             <w:r>
@@ -1186,13 +1617,15 @@
                 <w:i w:val="0"/>
                 <w:sz w:val="18"/>
               </w:rPr>
-              <w:t>神经元表型</w:t>
+              <w:t>对接只给界面假说；该文自身也用实验（ThT、凝胶、MTT、Cu 滴定）裁决功能方向</w:t>
             </w:r>
           </w:p>
         </w:tc>
+      </w:tr>
+      <w:tr>
         <w:tc>
           <w:tcPr>
-            <w:tcW w:type="dxa" w:w="2436"/>
+            <w:tcW w:type="dxa" w:w="3249"/>
           </w:tcPr>
           <w:p>
             <w:r>
@@ -1202,13 +1635,29 @@
                 <w:i w:val="0"/>
                 <w:sz w:val="18"/>
               </w:rPr>
-              <w:t>SH-SY5Y/PC12/iPSC 神经元：MTT/CCK-8、LDH、膜完整性；DCFH-DA/MitoSOX（胞内 ROS/线粒体 ROS）；BODIPY C11 氧化比率流式/成像</w:t>
+              <w:t>对本课题 12 条候选肽的直接外推？</w:t>
             </w:r>
           </w:p>
         </w:tc>
         <w:tc>
           <w:tcPr>
-            <w:tcW w:type="dxa" w:w="2436"/>
+            <w:tcW w:type="dxa" w:w="3249"/>
+          </w:tcPr>
+          <w:p>
+            <w:r>
+              <w:rPr>
+                <w:rFonts w:ascii="Calibri" w:hAnsi="Calibri" w:eastAsia="宋体"/>
+                <w:b/>
+                <w:i w:val="0"/>
+                <w:sz w:val="18"/>
+              </w:rPr>
+              <w:t>否</w:t>
+            </w:r>
+          </w:p>
+        </w:tc>
+        <w:tc>
+          <w:tcPr>
+            <w:tcW w:type="dxa" w:w="3249"/>
           </w:tcPr>
           <w:p>
             <w:r>
@@ -1218,139 +1667,7 @@
                 <w:i w:val="0"/>
                 <w:sz w:val="18"/>
               </w:rPr>
-              <w:t>[S3][S8]</w:t>
-            </w:r>
-          </w:p>
-        </w:tc>
-      </w:tr>
-      <w:tr>
-        <w:tc>
-          <w:tcPr>
-            <w:tcW w:type="dxa" w:w="2436"/>
-          </w:tcPr>
-          <w:p>
-            <w:r>
-              <w:rPr>
-                <w:rFonts w:ascii="Calibri" w:hAnsi="Calibri" w:eastAsia="宋体"/>
-                <w:b w:val="0"/>
-                <w:i w:val="0"/>
-                <w:sz w:val="18"/>
-              </w:rPr>
-              <w:t>L4 因果操纵</w:t>
-            </w:r>
-          </w:p>
-        </w:tc>
-        <w:tc>
-          <w:tcPr>
-            <w:tcW w:type="dxa" w:w="2436"/>
-          </w:tcPr>
-          <w:p>
-            <w:r>
-              <w:rPr>
-                <w:rFonts w:ascii="Calibri" w:hAnsi="Calibri" w:eastAsia="宋体"/>
-                <w:b w:val="0"/>
-                <w:i w:val="0"/>
-                <w:sz w:val="18"/>
-              </w:rPr>
-              <w:t>反向验证（最关键）</w:t>
-            </w:r>
-          </w:p>
-        </w:tc>
-        <w:tc>
-          <w:tcPr>
-            <w:tcW w:type="dxa" w:w="2436"/>
-          </w:tcPr>
-          <w:p>
-            <w:r>
-              <w:rPr>
-                <w:rFonts w:ascii="Calibri" w:hAnsi="Calibri" w:eastAsia="宋体"/>
-                <w:b w:val="0"/>
-                <w:i w:val="0"/>
-                <w:sz w:val="18"/>
-              </w:rPr>
-              <w:t>① 金属螯合剂（Cu：bathocuproine、TTM；Fe：去铁胺/去铁酮）；② 过氧化氢酶清除 H₂O₂；③ 抗氧化剂（NAC、维生素 E）；④ Chelex 处理缓冲液 + 无金属对照肽；⑤ 细胞铁/铜稳态基因操纵（FTH1、ATP7A 等，可选）</w:t>
-            </w:r>
-          </w:p>
-        </w:tc>
-        <w:tc>
-          <w:tcPr>
-            <w:tcW w:type="dxa" w:w="2436"/>
-          </w:tcPr>
-          <w:p>
-            <w:r>
-              <w:rPr>
-                <w:rFonts w:ascii="Calibri" w:hAnsi="Calibri" w:eastAsia="宋体"/>
-                <w:b w:val="0"/>
-                <w:i w:val="0"/>
-                <w:sz w:val="18"/>
-              </w:rPr>
-              <w:t>[C5][S3][S7]</w:t>
-            </w:r>
-          </w:p>
-        </w:tc>
-      </w:tr>
-      <w:tr>
-        <w:tc>
-          <w:tcPr>
-            <w:tcW w:type="dxa" w:w="2436"/>
-          </w:tcPr>
-          <w:p>
-            <w:r>
-              <w:rPr>
-                <w:rFonts w:ascii="Calibri" w:hAnsi="Calibri" w:eastAsia="宋体"/>
-                <w:b w:val="0"/>
-                <w:i w:val="0"/>
-                <w:sz w:val="18"/>
-              </w:rPr>
-              <w:t>L5 整合判据</w:t>
-            </w:r>
-          </w:p>
-        </w:tc>
-        <w:tc>
-          <w:tcPr>
-            <w:tcW w:type="dxa" w:w="2436"/>
-          </w:tcPr>
-          <w:p>
-            <w:r>
-              <w:rPr>
-                <w:rFonts w:ascii="Calibri" w:hAnsi="Calibri" w:eastAsia="宋体"/>
-                <w:b w:val="0"/>
-                <w:i w:val="0"/>
-                <w:sz w:val="18"/>
-              </w:rPr>
-              <w:t>因果性判定</w:t>
-            </w:r>
-          </w:p>
-        </w:tc>
-        <w:tc>
-          <w:tcPr>
-            <w:tcW w:type="dxa" w:w="2436"/>
-          </w:tcPr>
-          <w:p>
-            <w:r>
-              <w:rPr>
-                <w:rFonts w:ascii="Calibri" w:hAnsi="Calibri" w:eastAsia="宋体"/>
-                <w:b w:val="0"/>
-                <w:i w:val="0"/>
-                <w:sz w:val="18"/>
-              </w:rPr>
-              <w:t>金属剂量依赖、时间顺序（ROS 先于脂质过氧化先于死亡）、干预可逆转表型、无金属条件下无显著效应</w:t>
-            </w:r>
-          </w:p>
-        </w:tc>
-        <w:tc>
-          <w:tcPr>
-            <w:tcW w:type="dxa" w:w="2436"/>
-          </w:tcPr>
-          <w:p>
-            <w:r>
-              <w:rPr>
-                <w:rFonts w:ascii="Calibri" w:hAnsi="Calibri" w:eastAsia="宋体"/>
-                <w:b w:val="0"/>
-                <w:i w:val="0"/>
-                <w:sz w:val="18"/>
-              </w:rPr>
-              <w:t>[C5][S8]</w:t>
+              <w:t>序列、长度、来源均不同；不得把 leptin 等神经肽结论迁移为候选肽的毒性标签</w:t>
             </w:r>
           </w:p>
         </w:tc>
@@ -1374,7 +1691,7 @@
           <w:i w:val="0"/>
           <w:sz w:val="21"/>
         </w:rPr>
-        <w:t>因果判定的操作性标准（建议写入方案）</w:t>
+        <w:t>一句话结论</w:t>
       </w:r>
       <w:r>
         <w:rPr>
@@ -1383,7 +1700,309 @@
           <w:i w:val="0"/>
           <w:sz w:val="21"/>
         </w:rPr>
-        <w:t>：只有当 ① 效应依赖 Cu/Fe（剂量-反应）；② ROS/脂质过氧化信号在时间上先于细胞损伤；③ 螯合剂、过氧化氢酶或抗氧化剂能够逆转或消除表型时，才支持"金属相关促氧化神经毒性"这一因果解释。这与原方案 4.4 的表述一致，并给出可执行的对照矩阵。</w:t>
+        <w:t>：Wang 2024 是“</w:t>
+      </w:r>
+      <w:r>
+        <w:rPr>
+          <w:rFonts w:ascii="Calibri" w:hAnsi="Calibri" w:eastAsia="宋体"/>
+          <w:b/>
+          <w:i w:val="0"/>
+          <w:sz w:val="21"/>
+        </w:rPr>
+        <w:t>神经肽–Aβ 互作 + 聚集调节（双向）+ 部分保护/Cu 螯合</w:t>
+      </w:r>
+      <w:r>
+        <w:rPr>
+          <w:rFonts w:ascii="Calibri" w:hAnsi="Calibri" w:eastAsia="宋体"/>
+          <w:b w:val="0"/>
+          <w:i w:val="0"/>
+          <w:sz w:val="21"/>
+        </w:rPr>
+        <w:t>”的证据，</w:t>
+      </w:r>
+      <w:r>
+        <w:rPr>
+          <w:rFonts w:ascii="Calibri" w:hAnsi="Calibri" w:eastAsia="宋体"/>
+          <w:b/>
+          <w:i w:val="0"/>
+          <w:sz w:val="21"/>
+        </w:rPr>
+        <w:t>不是</w:t>
+      </w:r>
+      <w:r>
+        <w:rPr>
+          <w:rFonts w:ascii="Calibri" w:hAnsi="Calibri" w:eastAsia="宋体"/>
+          <w:b w:val="0"/>
+          <w:i w:val="0"/>
+          <w:sz w:val="21"/>
+        </w:rPr>
+        <w:t xml:space="preserve">“毒性肽”证据。若课题组需要支撑“候选肽具金属相关促氧化神经毒性”，必须回到 Cu/Fe–Aβ 氧化还原与 H₂O₂ 文献（Huang 1999 </w:t>
+      </w:r>
+      <w:r>
+        <w:rPr>
+          <w:rFonts w:ascii="Calibri" w:hAnsi="Calibri" w:eastAsia="宋体"/>
+          <w:b w:val="0"/>
+          <w:i/>
+          <w:sz w:val="21"/>
+        </w:rPr>
+        <w:t>Biochemistry</w:t>
+      </w:r>
+      <w:r>
+        <w:rPr>
+          <w:rFonts w:ascii="Calibri" w:hAnsi="Calibri" w:eastAsia="宋体"/>
+          <w:b w:val="0"/>
+          <w:i w:val="0"/>
+          <w:sz w:val="21"/>
+        </w:rPr>
+        <w:t xml:space="preserve">；Opazo 2002 </w:t>
+      </w:r>
+      <w:r>
+        <w:rPr>
+          <w:rFonts w:ascii="Calibri" w:hAnsi="Calibri" w:eastAsia="宋体"/>
+          <w:b w:val="0"/>
+          <w:i/>
+          <w:sz w:val="21"/>
+        </w:rPr>
+        <w:t>JBC</w:t>
+      </w:r>
+      <w:r>
+        <w:rPr>
+          <w:rFonts w:ascii="Calibri" w:hAnsi="Calibri" w:eastAsia="宋体"/>
+          <w:b w:val="0"/>
+          <w:i w:val="0"/>
+          <w:sz w:val="21"/>
+        </w:rPr>
+        <w:t xml:space="preserve">；Cheignon 2018 </w:t>
+      </w:r>
+      <w:r>
+        <w:rPr>
+          <w:rFonts w:ascii="Calibri" w:hAnsi="Calibri" w:eastAsia="宋体"/>
+          <w:b w:val="0"/>
+          <w:i/>
+          <w:sz w:val="21"/>
+        </w:rPr>
+        <w:t>Redox Biol</w:t>
+      </w:r>
+      <w:r>
+        <w:rPr>
+          <w:rFonts w:ascii="Calibri" w:hAnsi="Calibri" w:eastAsia="宋体"/>
+          <w:b w:val="0"/>
+          <w:i w:val="0"/>
+          <w:sz w:val="21"/>
+        </w:rPr>
+        <w:t xml:space="preserve"> 等），且最终仍需实验因果链——</w:t>
+      </w:r>
+      <w:r>
+        <w:rPr>
+          <w:rFonts w:ascii="Calibri" w:hAnsi="Calibri" w:eastAsia="宋体"/>
+          <w:b/>
+          <w:i w:val="0"/>
+          <w:sz w:val="21"/>
+        </w:rPr>
+        <w:t>这些均超出本版“仅理论计算”范围，此处只标明文献指向，不展开实验。</w:t>
+      </w:r>
+    </w:p>
+    <w:p>
+      <w:pPr>
+        <w:pStyle w:val="Heading3"/>
+      </w:pPr>
+      <w:r>
+        <w:rPr>
+          <w:rFonts w:ascii="Calibri" w:hAnsi="Calibri" w:eastAsia="宋体"/>
+          <w:b w:val="0"/>
+          <w:i w:val="0"/>
+          <w:sz w:val="25"/>
+        </w:rPr>
+        <w:t>2.4 该文对本课题</w:t>
+      </w:r>
+      <w:r>
+        <w:rPr>
+          <w:rFonts w:ascii="Calibri" w:hAnsi="Calibri" w:eastAsia="宋体"/>
+          <w:b/>
+          <w:i w:val="0"/>
+          <w:sz w:val="25"/>
+        </w:rPr>
+        <w:t>计算工作</w:t>
+      </w:r>
+      <w:r>
+        <w:rPr>
+          <w:rFonts w:ascii="Calibri" w:hAnsi="Calibri" w:eastAsia="宋体"/>
+          <w:b w:val="0"/>
+          <w:i w:val="0"/>
+          <w:sz w:val="25"/>
+        </w:rPr>
+        <w:t>的可用之处（有限采纳）</w:t>
+      </w:r>
+    </w:p>
+    <w:p>
+      <w:r>
+        <w:rPr>
+          <w:rFonts w:ascii="Calibri" w:hAnsi="Calibri" w:eastAsia="宋体"/>
+          <w:b w:val="0"/>
+          <w:i w:val="0"/>
+          <w:sz w:val="21"/>
+        </w:rPr>
+        <w:t>在剔除“毒性肽”误用后，该文对计算侧仍有三点可借鉴：</w:t>
+      </w:r>
+    </w:p>
+    <w:p>
+      <w:pPr>
+        <w:pStyle w:val="ListBullet"/>
+      </w:pPr>
+      <w:r>
+        <w:rPr>
+          <w:rFonts w:ascii="Calibri" w:hAnsi="Calibri" w:eastAsia="宋体"/>
+          <w:b w:val="0"/>
+          <w:i w:val="0"/>
+          <w:sz w:val="21"/>
+        </w:rPr>
+        <w:t xml:space="preserve">1. </w:t>
+      </w:r>
+      <w:r>
+        <w:rPr>
+          <w:rFonts w:ascii="Calibri" w:hAnsi="Calibri" w:eastAsia="宋体"/>
+          <w:b/>
+          <w:i w:val="0"/>
+          <w:sz w:val="21"/>
+        </w:rPr>
+        <w:t>假设生成模板</w:t>
+      </w:r>
+      <w:r>
+        <w:rPr>
+          <w:rFonts w:ascii="Calibri" w:hAnsi="Calibri" w:eastAsia="宋体"/>
+          <w:b w:val="0"/>
+          <w:i w:val="0"/>
+          <w:sz w:val="21"/>
+        </w:rPr>
+        <w:t>：肽–Aβ 对接应报告界面残基、接触距离阈值（文中 &lt;4 Å）、多模型排序，而不是单一最优构象当结论；</w:t>
+      </w:r>
+    </w:p>
+    <w:p>
+      <w:pPr>
+        <w:pStyle w:val="ListBullet"/>
+      </w:pPr>
+      <w:r>
+        <w:rPr>
+          <w:rFonts w:ascii="Calibri" w:hAnsi="Calibri" w:eastAsia="宋体"/>
+          <w:b w:val="0"/>
+          <w:i w:val="0"/>
+          <w:sz w:val="21"/>
+        </w:rPr>
+        <w:t xml:space="preserve">2. </w:t>
+      </w:r>
+      <w:r>
+        <w:rPr>
+          <w:rFonts w:ascii="Calibri" w:hAnsi="Calibri" w:eastAsia="宋体"/>
+          <w:b/>
+          <w:i w:val="0"/>
+          <w:sz w:val="21"/>
+        </w:rPr>
+        <w:t>功能方向不可由对接推断</w:t>
+      </w:r>
+      <w:r>
+        <w:rPr>
+          <w:rFonts w:ascii="Calibri" w:hAnsi="Calibri" w:eastAsia="宋体"/>
+          <w:b w:val="0"/>
+          <w:i w:val="0"/>
+          <w:sz w:val="21"/>
+        </w:rPr>
+        <w:t>：同一套“能结合”的肽，既可促聚集也可抑聚集——计算打分高≠毒性，也不=保护；</w:t>
+      </w:r>
+    </w:p>
+    <w:p>
+      <w:pPr>
+        <w:pStyle w:val="ListBullet"/>
+      </w:pPr>
+      <w:r>
+        <w:rPr>
+          <w:rFonts w:ascii="Calibri" w:hAnsi="Calibri" w:eastAsia="宋体"/>
+          <w:b w:val="0"/>
+          <w:i w:val="0"/>
+          <w:sz w:val="21"/>
+        </w:rPr>
+        <w:t xml:space="preserve">3. </w:t>
+      </w:r>
+      <w:r>
+        <w:rPr>
+          <w:rFonts w:ascii="Calibri" w:hAnsi="Calibri" w:eastAsia="宋体"/>
+          <w:b/>
+          <w:i w:val="0"/>
+          <w:sz w:val="21"/>
+        </w:rPr>
+        <w:t>金属维度要单独建模</w:t>
+      </w:r>
+      <w:r>
+        <w:rPr>
+          <w:rFonts w:ascii="Calibri" w:hAnsi="Calibri" w:eastAsia="宋体"/>
+          <w:b w:val="0"/>
+          <w:i w:val="0"/>
+          <w:sz w:val="21"/>
+        </w:rPr>
+        <w:t xml:space="preserve">：若讨论 Cu，应构建肽–Cu、Aβ–Cu、肽–Cu–Aβ 竞争/夺铜模型，而不是只做无金属对接；leptin 的“夺铜”叙事提醒：计算上要比较 </w:t>
+      </w:r>
+      <w:r>
+        <w:rPr>
+          <w:rFonts w:ascii="Calibri" w:hAnsi="Calibri" w:eastAsia="宋体"/>
+          <w:b/>
+          <w:i w:val="0"/>
+          <w:sz w:val="21"/>
+        </w:rPr>
+        <w:t>肽对 Cu 的配位能力 vs Aβ 对 Cu 的配位能力</w:t>
+      </w:r>
+      <w:r>
+        <w:rPr>
+          <w:rFonts w:ascii="Calibri" w:hAnsi="Calibri" w:eastAsia="宋体"/>
+          <w:b w:val="0"/>
+          <w:i w:val="0"/>
+          <w:sz w:val="21"/>
+        </w:rPr>
+        <w:t>（QM/MM 或金属专用 MD），否则无法讨论螯合假说。</w:t>
+      </w:r>
+    </w:p>
+    <w:p>
+      <w:pPr>
+        <w:pBdr>
+          <w:left w:val="single" w:sz="18" w:space="4" w:color="2E74B5"/>
+        </w:pBdr>
+        <w:shd w:val="clear" w:color="auto" w:fill="F2F7FB"/>
+        <w:spacing w:after="120"/>
+        <w:ind w:left="227"/>
+      </w:pPr>
+      <w:r>
+        <w:rPr>
+          <w:rFonts w:ascii="Calibri" w:hAnsi="Calibri" w:eastAsia="宋体"/>
+          <w:b/>
+          <w:i w:val="0"/>
+          <w:sz w:val="21"/>
+        </w:rPr>
+        <w:t>引用规范建议</w:t>
+      </w:r>
+      <w:r>
+        <w:rPr>
+          <w:rFonts w:ascii="Calibri" w:hAnsi="Calibri" w:eastAsia="宋体"/>
+          <w:b w:val="0"/>
+          <w:i w:val="0"/>
+          <w:sz w:val="21"/>
+        </w:rPr>
+        <w:t>：若在计算报告/论文中引用 Wang 2024，建议表述为“支持神经肽与 Aβ 非共价互作的高频性，并提示聚集调节方向需实验判定”；</w:t>
+      </w:r>
+      <w:r>
+        <w:rPr>
+          <w:rFonts w:ascii="Calibri" w:hAnsi="Calibri" w:eastAsia="宋体"/>
+          <w:b/>
+          <w:i w:val="0"/>
+          <w:sz w:val="21"/>
+        </w:rPr>
+        <w:t>禁止</w:t>
+      </w:r>
+      <w:r>
+        <w:rPr>
+          <w:rFonts w:ascii="Calibri" w:hAnsi="Calibri" w:eastAsia="宋体"/>
+          <w:b w:val="0"/>
+          <w:i w:val="0"/>
+          <w:sz w:val="21"/>
+        </w:rPr>
+        <w:t>表述为“证明了毒性肽机制”或“可作为候选肽神经毒性的文献依据”。</w:t>
       </w:r>
     </w:p>
     <w:p>
@@ -1408,7 +2027,7 @@
           <w:i w:val="0"/>
           <w:sz w:val="28"/>
         </w:rPr>
-        <w:t>3 重点二：Aβ42、tau、ApoE4、ferritin/transferrin 的合理定位与实验边界</w:t>
+        <w:t>3 计算靶点定位：AChE/BChE、Aβ42、tau、ApoE4、ferritin/transferrin</w:t>
       </w:r>
     </w:p>
     <w:p>
@@ -1422,7 +2041,25 @@
           <w:i w:val="0"/>
           <w:sz w:val="25"/>
         </w:rPr>
-        <w:t>3.1 各靶点定位与证据等级</w:t>
+        <w:t>3.1 各靶点在</w:t>
+      </w:r>
+      <w:r>
+        <w:rPr>
+          <w:rFonts w:ascii="Calibri" w:hAnsi="Calibri" w:eastAsia="宋体"/>
+          <w:b/>
+          <w:i w:val="0"/>
+          <w:sz w:val="25"/>
+        </w:rPr>
+        <w:t>理论计算</w:t>
+      </w:r>
+      <w:r>
+        <w:rPr>
+          <w:rFonts w:ascii="Calibri" w:hAnsi="Calibri" w:eastAsia="宋体"/>
+          <w:b w:val="0"/>
+          <w:i w:val="0"/>
+          <w:sz w:val="25"/>
+        </w:rPr>
+        <w:t>中的定位</w:t>
       </w:r>
     </w:p>
     <w:tbl>
@@ -1476,7 +2113,7 @@
                 <w:i w:val="0"/>
                 <w:sz w:val="18"/>
               </w:rPr>
-              <w:t>科学定位</w:t>
+              <w:t>计算定位</w:t>
             </w:r>
           </w:p>
         </w:tc>
@@ -1496,7 +2133,7 @@
                 <w:i w:val="0"/>
                 <w:sz w:val="18"/>
               </w:rPr>
-              <w:t>证据等级</w:t>
+              <w:t>可做的计算</w:t>
             </w:r>
           </w:p>
         </w:tc>
@@ -1516,7 +2153,7 @@
                 <w:i w:val="0"/>
                 <w:sz w:val="18"/>
               </w:rPr>
-              <w:t>建议实验边界</w:t>
+              <w:t>不可做的断言</w:t>
             </w:r>
           </w:p>
         </w:tc>
@@ -1554,6 +2191,170 @@
                 <w:i w:val="0"/>
                 <w:sz w:val="18"/>
               </w:rPr>
+              <w:t>AChE</w:t>
+            </w:r>
+          </w:p>
+        </w:tc>
+        <w:tc>
+          <w:tcPr>
+            <w:tcW w:type="dxa" w:w="1949"/>
+          </w:tcPr>
+          <w:p>
+            <w:r>
+              <w:rPr>
+                <w:rFonts w:ascii="Calibri" w:hAnsi="Calibri" w:eastAsia="宋体"/>
+                <w:b w:val="0"/>
+                <w:i w:val="0"/>
+                <w:sz w:val="18"/>
+              </w:rPr>
+              <w:t>主靶点（已有 PAS 对接）</w:t>
+            </w:r>
+          </w:p>
+        </w:tc>
+        <w:tc>
+          <w:tcPr>
+            <w:tcW w:type="dxa" w:w="1949"/>
+          </w:tcPr>
+          <w:p>
+            <w:r>
+              <w:rPr>
+                <w:rFonts w:ascii="Calibri" w:hAnsi="Calibri" w:eastAsia="宋体"/>
+                <w:b w:val="0"/>
+                <w:i w:val="0"/>
+                <w:sz w:val="18"/>
+              </w:rPr>
+              <w:t>CAS/PAS/ gorge 结合模式；Trp286、Tyr72、Tyr124、Asp74 等接触；与 Aβ 共结合区的空间关系</w:t>
+            </w:r>
+          </w:p>
+        </w:tc>
+        <w:tc>
+          <w:tcPr>
+            <w:tcW w:type="dxa" w:w="1949"/>
+          </w:tcPr>
+          <w:p>
+            <w:r>
+              <w:rPr>
+                <w:rFonts w:ascii="Calibri" w:hAnsi="Calibri" w:eastAsia="宋体"/>
+                <w:b w:val="0"/>
+                <w:i w:val="0"/>
+                <w:sz w:val="18"/>
+              </w:rPr>
+              <w:t>不得由对接直接断言“致病”或“毒性”</w:t>
+            </w:r>
+          </w:p>
+        </w:tc>
+        <w:tc>
+          <w:tcPr>
+            <w:tcW w:type="dxa" w:w="1949"/>
+          </w:tcPr>
+          <w:p>
+            <w:r>
+              <w:rPr>
+                <w:rFonts w:ascii="Calibri" w:hAnsi="Calibri" w:eastAsia="宋体"/>
+                <w:b w:val="0"/>
+                <w:i w:val="0"/>
+                <w:sz w:val="18"/>
+              </w:rPr>
+              <w:t>[C4][C11][S10]</w:t>
+            </w:r>
+          </w:p>
+        </w:tc>
+      </w:tr>
+      <w:tr>
+        <w:tc>
+          <w:tcPr>
+            <w:tcW w:type="dxa" w:w="1949"/>
+          </w:tcPr>
+          <w:p>
+            <w:r>
+              <w:rPr>
+                <w:rFonts w:ascii="Calibri" w:hAnsi="Calibri" w:eastAsia="宋体"/>
+                <w:b/>
+                <w:i w:val="0"/>
+                <w:sz w:val="18"/>
+              </w:rPr>
+              <w:t>BChE</w:t>
+            </w:r>
+          </w:p>
+        </w:tc>
+        <w:tc>
+          <w:tcPr>
+            <w:tcW w:type="dxa" w:w="1949"/>
+          </w:tcPr>
+          <w:p>
+            <w:r>
+              <w:rPr>
+                <w:rFonts w:ascii="Calibri" w:hAnsi="Calibri" w:eastAsia="宋体"/>
+                <w:b w:val="0"/>
+                <w:i w:val="0"/>
+                <w:sz w:val="18"/>
+              </w:rPr>
+              <w:t>主靶点（选择性对照）</w:t>
+            </w:r>
+          </w:p>
+        </w:tc>
+        <w:tc>
+          <w:tcPr>
+            <w:tcW w:type="dxa" w:w="1949"/>
+          </w:tcPr>
+          <w:p>
+            <w:r>
+              <w:rPr>
+                <w:rFonts w:ascii="Calibri" w:hAnsi="Calibri" w:eastAsia="宋体"/>
+                <w:b w:val="0"/>
+                <w:i w:val="0"/>
+                <w:sz w:val="18"/>
+              </w:rPr>
+              <w:t>与 AChE 的选择性比较（相对 MM/GBSA）</w:t>
+            </w:r>
+          </w:p>
+        </w:tc>
+        <w:tc>
+          <w:tcPr>
+            <w:tcW w:type="dxa" w:w="1949"/>
+          </w:tcPr>
+          <w:p>
+            <w:r>
+              <w:rPr>
+                <w:rFonts w:ascii="Calibri" w:hAnsi="Calibri" w:eastAsia="宋体"/>
+                <w:b w:val="0"/>
+                <w:i w:val="0"/>
+                <w:sz w:val="18"/>
+              </w:rPr>
+              <w:t>不得外推临床胆碱酯酶疗效</w:t>
+            </w:r>
+          </w:p>
+        </w:tc>
+        <w:tc>
+          <w:tcPr>
+            <w:tcW w:type="dxa" w:w="1949"/>
+          </w:tcPr>
+          <w:p>
+            <w:r>
+              <w:rPr>
+                <w:rFonts w:ascii="Calibri" w:hAnsi="Calibri" w:eastAsia="宋体"/>
+                <w:b w:val="0"/>
+                <w:i w:val="0"/>
+                <w:sz w:val="18"/>
+              </w:rPr>
+              <w:t>[C11]</w:t>
+            </w:r>
+          </w:p>
+        </w:tc>
+      </w:tr>
+      <w:tr>
+        <w:tc>
+          <w:tcPr>
+            <w:tcW w:type="dxa" w:w="1949"/>
+          </w:tcPr>
+          <w:p>
+            <w:r>
+              <w:rPr>
+                <w:rFonts w:ascii="Calibri" w:hAnsi="Calibri" w:eastAsia="宋体"/>
+                <w:b/>
+                <w:i w:val="0"/>
+                <w:sz w:val="18"/>
+              </w:rPr>
               <w:t>Aβ42</w:t>
             </w:r>
           </w:p>
@@ -1570,7 +2371,7 @@
                 <w:i w:val="0"/>
                 <w:sz w:val="18"/>
               </w:rPr>
-              <w:t>AD 核心病理蛋白；可溶性寡聚体为突触毒性主因</w:t>
+              <w:t>主病理相关蛋白（计算）</w:t>
             </w:r>
           </w:p>
         </w:tc>
@@ -1586,7 +2387,7 @@
                 <w:i w:val="0"/>
                 <w:sz w:val="18"/>
               </w:rPr>
-              <w:t>强（体内功能性证据：LTP 抑制）</w:t>
+              <w:t>肽–Aβ 单体/寡聚界面；金属–Aβ–肽三元模型；聚集相关构象（有限）</w:t>
             </w:r>
           </w:p>
         </w:tc>
@@ -1602,7 +2403,7 @@
                 <w:i w:val="0"/>
                 <w:sz w:val="18"/>
               </w:rPr>
-              <w:t>体外：ThT/浊度/EM/AUC 聚集实验 ± 金属；细胞：寡聚体水平（WB/寡聚体抗体）与 Aβ42/Aβ40 比值；结论限定"体外聚集/构象调节"，不做体内因果断言</w:t>
+              <w:t>不得由对接断言促/抑聚集或神经毒性（Wang 2024 已证明方向可相反）</w:t>
             </w:r>
           </w:p>
         </w:tc>
@@ -1618,7 +2419,7 @@
                 <w:i w:val="0"/>
                 <w:sz w:val="18"/>
               </w:rPr>
-              <w:t>[C2][C7]</w:t>
+              <w:t>[C2][C7][N1]</w:t>
             </w:r>
           </w:p>
         </w:tc>
@@ -1652,7 +2453,7 @@
                 <w:i w:val="0"/>
                 <w:sz w:val="18"/>
               </w:rPr>
-              <w:t>NFT 主要组分；致病机制为"播种–招募"扩增</w:t>
+              <w:t>探索性</w:t>
             </w:r>
           </w:p>
         </w:tc>
@@ -1668,7 +2469,7 @@
                 <w:i w:val="0"/>
                 <w:sz w:val="18"/>
               </w:rPr>
-              <w:t>中-强（细胞播种证据充分）</w:t>
+              <w:t>肽–tau 片段对接/MD；仅作假设生成</w:t>
             </w:r>
           </w:p>
         </w:tc>
@@ -1684,7 +2485,7 @@
                 <w:i w:val="0"/>
                 <w:sz w:val="18"/>
               </w:rPr>
-              <w:t>探索性：ThT/超速离心 + 细胞播种报告系统（FRET/BiFC biosensor）；仅在显示直接结合/聚集调节后再深化；无必要做 tau 激酶活性测定</w:t>
+              <w:t>无结合稳定性证据前不做播种/病理断言</w:t>
             </w:r>
           </w:p>
         </w:tc>
@@ -1734,7 +2535,7 @@
                 <w:i w:val="0"/>
                 <w:sz w:val="18"/>
               </w:rPr>
-              <w:t>最强遗传风险因子；多效性（脂代谢、Aβ 清除、神经修复、铁稳态调控）</w:t>
+              <w:t>探索性（异构体对照）</w:t>
             </w:r>
           </w:p>
         </w:tc>
@@ -1750,7 +2551,7 @@
                 <w:i w:val="0"/>
                 <w:sz w:val="18"/>
               </w:rPr>
-              <w:t>遗传学强、机制复杂</w:t>
+              <w:t>ApoE3 vs E4 的差异界面；脂化状态需声明模型简化</w:t>
             </w:r>
           </w:p>
         </w:tc>
@@ -1766,7 +2567,7 @@
                 <w:i w:val="0"/>
                 <w:sz w:val="18"/>
               </w:rPr>
-              <w:t>功能读出优先：ApoE2/E3/E4 异构体对照下的脂化/结合实验、Aβ 清除实验；仅异构体特异效应才具解释力；对接仅作假设生成</w:t>
+              <w:t>不得由单次对接解释遗传风险</w:t>
             </w:r>
           </w:p>
         </w:tc>
@@ -1782,7 +2583,7 @@
                 <w:i w:val="0"/>
                 <w:sz w:val="18"/>
               </w:rPr>
-              <w:t>[C12][S5][C3]</w:t>
+              <w:t>[C12][S5]</w:t>
             </w:r>
           </w:p>
         </w:tc>
@@ -1812,11 +2613,20 @@
             <w:r>
               <w:rPr>
                 <w:rFonts w:ascii="Calibri" w:hAnsi="Calibri" w:eastAsia="宋体"/>
+                <w:b/>
+                <w:i w:val="0"/>
+                <w:sz w:val="18"/>
+              </w:rPr>
+              <w:t>铁稳态功能节点</w:t>
+            </w:r>
+            <w:r>
+              <w:rPr>
+                <w:rFonts w:ascii="Calibri" w:hAnsi="Calibri" w:eastAsia="宋体"/>
                 <w:b w:val="0"/>
                 <w:i w:val="0"/>
                 <w:sz w:val="18"/>
               </w:rPr>
-              <w:t>脑铁储存蛋白；CSF ferritin 是 AD 进展与 APOE 关联的可测通路</w:t>
+              <w:t>（非直接致病结合靶点）</w:t>
             </w:r>
           </w:p>
         </w:tc>
@@ -1832,7 +2642,7 @@
                 <w:i w:val="0"/>
                 <w:sz w:val="18"/>
               </w:rPr>
-              <w:t>强（前瞻队列）</w:t>
+              <w:t>表面口袋/铁释放相关区域的探索性对接；假设生成</w:t>
             </w:r>
           </w:p>
         </w:tc>
@@ -1848,7 +2658,7 @@
                 <w:i w:val="0"/>
                 <w:sz w:val="18"/>
               </w:rPr>
-              <w:t>功能节点而非结合靶点：细胞铁含量（ICP-MS/ferrozine）、H/L 亚基比例、labile iron pool（calcein 探针）、TfR1/ferroportin 表达</w:t>
+              <w:t>禁止写成与 AChE/Aβ 并列的“致病结合靶点”</w:t>
             </w:r>
           </w:p>
         </w:tc>
@@ -1894,11 +2704,11 @@
             <w:r>
               <w:rPr>
                 <w:rFonts w:ascii="Calibri" w:hAnsi="Calibri" w:eastAsia="宋体"/>
-                <w:b w:val="0"/>
+                <w:b/>
                 <w:i w:val="0"/>
                 <w:sz w:val="18"/>
               </w:rPr>
-              <w:t>脑铁转运载体（Tf–TfR1 介导摄取）；脑内铁稳态枢纽</w:t>
+              <w:t>铁稳态功能节点</w:t>
             </w:r>
           </w:p>
         </w:tc>
@@ -1914,7 +2724,7 @@
                 <w:i w:val="0"/>
                 <w:sz w:val="18"/>
               </w:rPr>
-              <w:t>强（综述共识）</w:t>
+              <w:t>Tf/TfR1 相关界面的探索性建模</w:t>
             </w:r>
           </w:p>
         </w:tc>
@@ -1930,7 +2740,7 @@
                 <w:i w:val="0"/>
                 <w:sz w:val="18"/>
               </w:rPr>
-              <w:t>同上，功能读出（Tf 饱和度、TfR1 介导摄取）；结构对接仅作假设生成</w:t>
+              <w:t>同上</w:t>
             </w:r>
           </w:p>
         </w:tc>
@@ -1946,7 +2756,7 @@
                 <w:i w:val="0"/>
                 <w:sz w:val="18"/>
               </w:rPr>
-              <w:t>[C9][C8]</w:t>
+              <w:t>[C8][C9]</w:t>
             </w:r>
           </w:p>
         </w:tc>
@@ -1973,7 +2783,7 @@
           <w:i w:val="0"/>
           <w:sz w:val="25"/>
         </w:rPr>
-        <w:t>3.2 关键文献要点</w:t>
+        <w:t>3.2 对原方案 4.2 的计算侧修订建议</w:t>
       </w:r>
     </w:p>
     <w:p>
@@ -1983,11 +2793,20 @@
       <w:r>
         <w:rPr>
           <w:rFonts w:ascii="Calibri" w:hAnsi="Calibri" w:eastAsia="宋体"/>
+          <w:b w:val="0"/>
+          <w:i w:val="0"/>
+          <w:sz w:val="21"/>
+        </w:rPr>
+        <w:t xml:space="preserve">1. </w:t>
+      </w:r>
+      <w:r>
+        <w:rPr>
+          <w:rFonts w:ascii="Calibri" w:hAnsi="Calibri" w:eastAsia="宋体"/>
           <w:b/>
           <w:i w:val="0"/>
           <w:sz w:val="21"/>
         </w:rPr>
-        <w:t>Aβ42</w:t>
+        <w:t>主计算靶点</w:t>
       </w:r>
       <w:r>
         <w:rPr>
@@ -1996,43 +2815,7 @@
           <w:i w:val="0"/>
           <w:sz w:val="21"/>
         </w:rPr>
-        <w:t>：Walsh 2002（</w:t>
-      </w:r>
-      <w:r>
-        <w:rPr>
-          <w:rFonts w:ascii="Calibri" w:hAnsi="Calibri" w:eastAsia="宋体"/>
-          <w:b w:val="0"/>
-          <w:i/>
-          <w:sz w:val="21"/>
-        </w:rPr>
-        <w:t>Nature</w:t>
-      </w:r>
-      <w:r>
-        <w:rPr>
-          <w:rFonts w:ascii="Calibri" w:hAnsi="Calibri" w:eastAsia="宋体"/>
-          <w:b w:val="0"/>
-          <w:i w:val="0"/>
-          <w:sz w:val="21"/>
-        </w:rPr>
-        <w:t>）——自然分泌寡聚体在无单体与纤维的条件下即可抑制大鼠海马 LTP，且 γ-分泌酶抑制剂阻断寡聚体形成后可逆转该效应 [C2]。这提示：</w:t>
-      </w:r>
-      <w:r>
-        <w:rPr>
-          <w:rFonts w:ascii="Calibri" w:hAnsi="Calibri" w:eastAsia="宋体"/>
-          <w:b/>
-          <w:i w:val="0"/>
-          <w:sz w:val="21"/>
-        </w:rPr>
-        <w:t>任何候选肽的"抗/促 Aβ 聚集"效应若要转化为功能性结论，必须落到寡聚体水平的功能读出（突触可塑性或细胞表型）</w:t>
-      </w:r>
-      <w:r>
-        <w:rPr>
-          <w:rFonts w:ascii="Calibri" w:hAnsi="Calibri" w:eastAsia="宋体"/>
-          <w:b w:val="0"/>
-          <w:i w:val="0"/>
-          <w:sz w:val="21"/>
-        </w:rPr>
-        <w:t>。</w:t>
+        <w:t>：AChE/BChE（PAS/CAS + 选择性）、Aβ42（±Cu/Fe 金属矩阵）。</w:t>
       </w:r>
     </w:p>
     <w:p>
@@ -2042,11 +2825,20 @@
       <w:r>
         <w:rPr>
           <w:rFonts w:ascii="Calibri" w:hAnsi="Calibri" w:eastAsia="宋体"/>
+          <w:b w:val="0"/>
+          <w:i w:val="0"/>
+          <w:sz w:val="21"/>
+        </w:rPr>
+        <w:t xml:space="preserve">2. </w:t>
+      </w:r>
+      <w:r>
+        <w:rPr>
+          <w:rFonts w:ascii="Calibri" w:hAnsi="Calibri" w:eastAsia="宋体"/>
           <w:b/>
           <w:i w:val="0"/>
           <w:sz w:val="21"/>
         </w:rPr>
-        <w:t>tau</w:t>
+        <w:t>功能节点（降级）</w:t>
       </w:r>
       <w:r>
         <w:rPr>
@@ -2055,25 +2847,7 @@
           <w:i w:val="0"/>
           <w:sz w:val="21"/>
         </w:rPr>
-        <w:t>：Guo &amp; Lee 2011（</w:t>
-      </w:r>
-      <w:r>
-        <w:rPr>
-          <w:rFonts w:ascii="Calibri" w:hAnsi="Calibri" w:eastAsia="宋体"/>
-          <w:b w:val="0"/>
-          <w:i/>
-          <w:sz w:val="21"/>
-        </w:rPr>
-        <w:t>J Biol Chem</w:t>
-      </w:r>
-      <w:r>
-        <w:rPr>
-          <w:rFonts w:ascii="Calibri" w:hAnsi="Calibri" w:eastAsia="宋体"/>
-          <w:b w:val="0"/>
-          <w:i w:val="0"/>
-          <w:sz w:val="21"/>
-        </w:rPr>
-        <w:t>）——微量预成形 tau 纤维（pffs）即可通过胞吞进入细胞、招募可溶性 tau 形成 NFT 样包涵体，确立"播种-招募"模型 [C6]。候选肽若涉及 tau，最合理的定位是"对 tau 播种/聚集的体外调节"，且需先排除非特异效应。</w:t>
+        <w:t>：ferritin/transferrin——对接命中只进入“假设列表”，不进入主结论句；报告中明确标注“功能节点 / 假设生成”。</w:t>
       </w:r>
     </w:p>
     <w:p>
@@ -2083,11 +2857,20 @@
       <w:r>
         <w:rPr>
           <w:rFonts w:ascii="Calibri" w:hAnsi="Calibri" w:eastAsia="宋体"/>
+          <w:b w:val="0"/>
+          <w:i w:val="0"/>
+          <w:sz w:val="21"/>
+        </w:rPr>
+        <w:t xml:space="preserve">3. </w:t>
+      </w:r>
+      <w:r>
+        <w:rPr>
+          <w:rFonts w:ascii="Calibri" w:hAnsi="Calibri" w:eastAsia="宋体"/>
           <w:b/>
           <w:i w:val="0"/>
           <w:sz w:val="21"/>
         </w:rPr>
-        <w:t>ApoE4</w:t>
+        <w:t>探索性靶点</w:t>
       </w:r>
       <w:r>
         <w:rPr>
@@ -2096,79 +2879,7 @@
           <w:i w:val="0"/>
           <w:sz w:val="21"/>
         </w:rPr>
-        <w:t>：Strittmatter 1993（</w:t>
-      </w:r>
-      <w:r>
-        <w:rPr>
-          <w:rFonts w:ascii="Calibri" w:hAnsi="Calibri" w:eastAsia="宋体"/>
-          <w:b w:val="0"/>
-          <w:i/>
-          <w:sz w:val="21"/>
-        </w:rPr>
-        <w:t>PNAS</w:t>
-      </w:r>
-      <w:r>
-        <w:rPr>
-          <w:rFonts w:ascii="Calibri" w:hAnsi="Calibri" w:eastAsia="宋体"/>
-          <w:b w:val="0"/>
-          <w:i w:val="0"/>
-          <w:sz w:val="21"/>
-        </w:rPr>
-        <w:t>）确立 ApoE4 等位基因在晚发家族性 AD 中频率升高并与 Aβ 高亲和结合 [S5]；Huang &amp; Mahley 2014（</w:t>
-      </w:r>
-      <w:r>
-        <w:rPr>
-          <w:rFonts w:ascii="Calibri" w:hAnsi="Calibri" w:eastAsia="宋体"/>
-          <w:b w:val="0"/>
-          <w:i/>
-          <w:sz w:val="21"/>
-        </w:rPr>
-        <w:t>Neurobiol Dis</w:t>
-      </w:r>
-      <w:r>
-        <w:rPr>
-          <w:rFonts w:ascii="Calibri" w:hAnsi="Calibri" w:eastAsia="宋体"/>
-          <w:b w:val="0"/>
-          <w:i w:val="0"/>
-          <w:sz w:val="21"/>
-        </w:rPr>
-        <w:t>）系统阐明 ApoE 异构体的结构差异（domain interaction）、在脂代谢、Aβ 清除、tau 磷酸化与神经修复中的多效性 [C12]；Ayton 2015（</w:t>
-      </w:r>
-      <w:r>
-        <w:rPr>
-          <w:rFonts w:ascii="Calibri" w:hAnsi="Calibri" w:eastAsia="宋体"/>
-          <w:b w:val="0"/>
-          <w:i/>
-          <w:sz w:val="21"/>
-        </w:rPr>
-        <w:t>Nat Commun</w:t>
-      </w:r>
-      <w:r>
-        <w:rPr>
-          <w:rFonts w:ascii="Calibri" w:hAnsi="Calibri" w:eastAsia="宋体"/>
-          <w:b w:val="0"/>
-          <w:i w:val="0"/>
-          <w:sz w:val="21"/>
-        </w:rPr>
-        <w:t xml:space="preserve">）进一步显示 </w:t>
-      </w:r>
-      <w:r>
-        <w:rPr>
-          <w:rFonts w:ascii="Calibri" w:hAnsi="Calibri" w:eastAsia="宋体"/>
-          <w:b/>
-          <w:i w:val="0"/>
-          <w:sz w:val="21"/>
-        </w:rPr>
-        <w:t>APOE 基因型调控 CSF ferritin 水平，CSF ferritin 预测 MCI→AD 转化与认知下降</w:t>
-      </w:r>
-      <w:r>
-        <w:rPr>
-          <w:rFonts w:ascii="Calibri" w:hAnsi="Calibri" w:eastAsia="宋体"/>
-          <w:b w:val="0"/>
-          <w:i w:val="0"/>
-          <w:sz w:val="21"/>
-        </w:rPr>
-        <w:t xml:space="preserve"> [C3]——这是"APOE–铁稳态–AD 结局"的桥梁证据，也直接支持 3.3 中对 ferritin 的功能节点定位。</w:t>
+        <w:t>：tau、ApoE4——仅在主靶点计算完成且资源允许时进行；输出单独附录，不与主结论混写。</w:t>
       </w:r>
     </w:p>
     <w:p>
@@ -2178,11 +2889,20 @@
       <w:r>
         <w:rPr>
           <w:rFonts w:ascii="Calibri" w:hAnsi="Calibri" w:eastAsia="宋体"/>
+          <w:b w:val="0"/>
+          <w:i w:val="0"/>
+          <w:sz w:val="21"/>
+        </w:rPr>
+        <w:t xml:space="preserve">4. </w:t>
+      </w:r>
+      <w:r>
+        <w:rPr>
+          <w:rFonts w:ascii="Calibri" w:hAnsi="Calibri" w:eastAsia="宋体"/>
           <w:b/>
           <w:i w:val="0"/>
           <w:sz w:val="21"/>
         </w:rPr>
-        <w:t>ferritin/transferrin 与脑铁代谢</w:t>
+        <w:t>AChE–Aβ 轴线</w:t>
       </w:r>
       <w:r>
         <w:rPr>
@@ -2191,17 +2911,21 @@
           <w:i w:val="0"/>
           <w:sz w:val="21"/>
         </w:rPr>
-        <w:t>：Zecca 2004（</w:t>
-      </w:r>
+        <w:t>：Inestrosa 1996 证明 AChE 经 PAS 加速 Aβ 纤维组装 [C4]；Alvarez 1997 显示对 Aβ 片段的序列特异性 [S10]。计算上优先做：</w:t>
+      </w:r>
+    </w:p>
+    <w:p>
       <w:r>
         <w:rPr>
           <w:rFonts w:ascii="Calibri" w:hAnsi="Calibri" w:eastAsia="宋体"/>
           <w:b w:val="0"/>
-          <w:i/>
+          <w:i w:val="0"/>
           <w:sz w:val="21"/>
         </w:rPr>
-        <w:t>Nat Rev Neurosci</w:t>
-      </w:r>
+        <w:t xml:space="preserve">   - 候选肽–AChE PAS；</w:t>
+      </w:r>
+    </w:p>
+    <w:p>
       <w:r>
         <w:rPr>
           <w:rFonts w:ascii="Calibri" w:hAnsi="Calibri" w:eastAsia="宋体"/>
@@ -2209,17 +2933,21 @@
           <w:i w:val="0"/>
           <w:sz w:val="21"/>
         </w:rPr>
-        <w:t>）与 Ward 2014（</w:t>
-      </w:r>
+        <w:t xml:space="preserve">   - Aβ 片段–AChE PAS；</w:t>
+      </w:r>
+    </w:p>
+    <w:p>
       <w:r>
         <w:rPr>
           <w:rFonts w:ascii="Calibri" w:hAnsi="Calibri" w:eastAsia="宋体"/>
           <w:b w:val="0"/>
-          <w:i/>
+          <w:i w:val="0"/>
           <w:sz w:val="21"/>
         </w:rPr>
-        <w:t>Lancet Neurol</w:t>
-      </w:r>
+        <w:t xml:space="preserve">   - 肽是否与 Aβ 竞争同一 PAS 表位（重叠接触残基分析）；</w:t>
+      </w:r>
+    </w:p>
+    <w:p>
       <w:r>
         <w:rPr>
           <w:rFonts w:ascii="Calibri" w:hAnsi="Calibri" w:eastAsia="宋体"/>
@@ -2227,25 +2955,7 @@
           <w:i w:val="0"/>
           <w:sz w:val="21"/>
         </w:rPr>
-        <w:t>）给出脑铁代谢完整网络：Tf–TfR1 摄取、ferritin 储存、ferroportin/铜蓝蛋白释放、非转铁蛋白结合铁（NTBI）等，并综述铁累积与氧化应激、神经退行性疾病的关系 [C8][C9]。</w:t>
-      </w:r>
-      <w:r>
-        <w:rPr>
-          <w:rFonts w:ascii="Calibri" w:hAnsi="Calibri" w:eastAsia="宋体"/>
-          <w:b/>
-          <w:i w:val="0"/>
-          <w:sz w:val="21"/>
-        </w:rPr>
-        <w:t>ferritin/transferrin 是"铁稳态的功能节点"，文献中并不支持将其当作与 Aβ/AChE 并列的"直接致病结合靶点"</w:t>
-      </w:r>
-      <w:r>
-        <w:rPr>
-          <w:rFonts w:ascii="Calibri" w:hAnsi="Calibri" w:eastAsia="宋体"/>
-          <w:b w:val="0"/>
-          <w:i w:val="0"/>
-          <w:sz w:val="21"/>
-        </w:rPr>
-        <w:t>。</w:t>
+        <w:t xml:space="preserve">   - 而非无差别的“七靶点并行对接”。</w:t>
       </w:r>
     </w:p>
     <w:p>
@@ -2259,36 +2969,7 @@
           <w:i w:val="0"/>
           <w:sz w:val="25"/>
         </w:rPr>
-        <w:t>3.3 对原方案 4.2 的修订建议（重要）</w:t>
-      </w:r>
-    </w:p>
-    <w:p>
-      <w:r>
-        <w:rPr>
-          <w:rFonts w:ascii="Calibri" w:hAnsi="Calibri" w:eastAsia="宋体"/>
-          <w:b w:val="0"/>
-          <w:i w:val="0"/>
-          <w:sz w:val="21"/>
-        </w:rPr>
-        <w:t>原方案将 ferritin/transferrin 与 Aβ42、tau、ApoE4 并列作"结构分析靶点"。建议按文献证据改为</w:t>
-      </w:r>
-      <w:r>
-        <w:rPr>
-          <w:rFonts w:ascii="Calibri" w:hAnsi="Calibri" w:eastAsia="宋体"/>
-          <w:b/>
-          <w:i w:val="0"/>
-          <w:sz w:val="21"/>
-        </w:rPr>
-        <w:t>两级设计</w:t>
-      </w:r>
-      <w:r>
-        <w:rPr>
-          <w:rFonts w:ascii="Calibri" w:hAnsi="Calibri" w:eastAsia="宋体"/>
-          <w:b w:val="0"/>
-          <w:i w:val="0"/>
-          <w:sz w:val="21"/>
-        </w:rPr>
-        <w:t>：</w:t>
+        <w:t>3.3 Wang 2024 与 Aβ 计算的衔接</w:t>
       </w:r>
     </w:p>
     <w:p>
@@ -2302,7 +2983,7 @@
           <w:i w:val="0"/>
           <w:sz w:val="21"/>
         </w:rPr>
-        <w:t xml:space="preserve">1. </w:t>
+        <w:t>若对候选肽做 Aβ 对接，采用与 Wang 2024 类似的</w:t>
       </w:r>
       <w:r>
         <w:rPr>
@@ -2311,7 +2992,7 @@
           <w:i w:val="0"/>
           <w:sz w:val="21"/>
         </w:rPr>
-        <w:t>主靶点（有强文献支撑）</w:t>
+        <w:t>多模型 + 界面残基表</w:t>
       </w:r>
       <w:r>
         <w:rPr>
@@ -2320,7 +3001,7 @@
           <w:i w:val="0"/>
           <w:sz w:val="21"/>
         </w:rPr>
-        <w:t>：AChE/BChE（酶活 + PAS 位点）、Aβ42（聚集/寡聚体）。这两者与 AD 病理的关联最直接、读出最成熟。</w:t>
+        <w:t>输出格式，便于与文献对照。</w:t>
       </w:r>
     </w:p>
     <w:p>
@@ -2334,7 +3015,7 @@
           <w:i w:val="0"/>
           <w:sz w:val="21"/>
         </w:rPr>
-        <w:t xml:space="preserve">2. </w:t>
+        <w:t xml:space="preserve">同时在方法学中写明：Wang 2024 中结合肽功能方向相反，故本课题 </w:t>
       </w:r>
       <w:r>
         <w:rPr>
@@ -2343,7 +3024,7 @@
           <w:i w:val="0"/>
           <w:sz w:val="21"/>
         </w:rPr>
-        <w:t>功能节点（替代"直接结合靶点"表述）</w:t>
+        <w:t>Aβ 对接结果只用于构象假设与优先级排序，不标注“毒性/保护”标签</w:t>
       </w:r>
       <w:r>
         <w:rPr>
@@ -2352,7 +3033,46 @@
           <w:i w:val="0"/>
           <w:sz w:val="21"/>
         </w:rPr>
-        <w:t>：ferritin/transferrin——不宣称为"未经验证的直接致病结合靶点"，而是评估候选肽对铁稳态读出（细胞铁含量、labile iron pool、ferritin 亚基、TfR1 表达）的影响；若体外出现与铁蛋白/转铁蛋白的分子对接命中，仅作为假设生成输入，必须由上述功能实验裁决。</w:t>
+        <w:t>。</w:t>
+      </w:r>
+    </w:p>
+    <w:p>
+      <w:r>
+        <w:rPr>
+          <w:rFonts w:ascii="Calibri" w:hAnsi="Calibri" w:eastAsia="宋体"/>
+          <w:b w:val="0"/>
+          <w:i w:val="0"/>
+          <w:sz w:val="21"/>
+        </w:rPr>
+        <w:t>---</w:t>
+      </w:r>
+    </w:p>
+    <w:p>
+      <w:pPr>
+        <w:pStyle w:val="Heading2"/>
+      </w:pPr>
+      <w:r>
+        <w:rPr>
+          <w:rFonts w:ascii="Calibri" w:hAnsi="Calibri" w:eastAsia="宋体"/>
+          <w:b w:val="0"/>
+          <w:i w:val="0"/>
+          <w:sz w:val="28"/>
+        </w:rPr>
+        <w:t>4 AlphaFold 3、多构象、MD、MM/GBSA、QM/MM/DFT 的正确使用</w:t>
+      </w:r>
+    </w:p>
+    <w:p>
+      <w:pPr>
+        <w:pStyle w:val="Heading3"/>
+      </w:pPr>
+      <w:r>
+        <w:rPr>
+          <w:rFonts w:ascii="Calibri" w:hAnsi="Calibri" w:eastAsia="宋体"/>
+          <w:b w:val="0"/>
+          <w:i w:val="0"/>
+          <w:sz w:val="25"/>
+        </w:rPr>
+        <w:t>4.1 AlphaFold 3（AF3）</w:t>
       </w:r>
     </w:p>
     <w:p>
@@ -2362,20 +3082,29 @@
       <w:r>
         <w:rPr>
           <w:rFonts w:ascii="Calibri" w:hAnsi="Calibri" w:eastAsia="宋体"/>
+          <w:b/>
+          <w:i w:val="0"/>
+          <w:sz w:val="21"/>
+        </w:rPr>
+        <w:t>能力</w:t>
+      </w:r>
+      <w:r>
+        <w:rPr>
+          <w:rFonts w:ascii="Calibri" w:hAnsi="Calibri" w:eastAsia="宋体"/>
           <w:b w:val="0"/>
           <w:i w:val="0"/>
           <w:sz w:val="21"/>
         </w:rPr>
-        <w:t xml:space="preserve">3. </w:t>
-      </w:r>
-      <w:r>
-        <w:rPr>
-          <w:rFonts w:ascii="Calibri" w:hAnsi="Calibri" w:eastAsia="宋体"/>
-          <w:b/>
-          <w:i w:val="0"/>
+        <w:t>：AF3 采用扩散式架构，可联合预测蛋白质–核酸–小分子–离子–修饰残基复合物；蛋白–配体与抗体-抗原精度显著提升（Abramson 等，</w:t>
+      </w:r>
+      <w:r>
+        <w:rPr>
+          <w:rFonts w:ascii="Calibri" w:hAnsi="Calibri" w:eastAsia="宋体"/>
+          <w:b w:val="0"/>
+          <w:i/>
           <w:sz w:val="21"/>
         </w:rPr>
-        <w:t>探索性靶点（明确边界）</w:t>
+        <w:t>Nature</w:t>
       </w:r>
       <w:r>
         <w:rPr>
@@ -2384,32 +3113,142 @@
           <w:i w:val="0"/>
           <w:sz w:val="21"/>
         </w:rPr>
-        <w:t>：tau、ApoE4——先做直接结合/聚集证据，再考虑深化；不做无证据支撑的强关联断言。</w:t>
-      </w:r>
-    </w:p>
-    <w:p>
-      <w:r>
-        <w:rPr>
-          <w:rFonts w:ascii="Calibri" w:hAnsi="Calibri" w:eastAsia="宋体"/>
-          <w:b w:val="0"/>
-          <w:i w:val="0"/>
-          <w:sz w:val="21"/>
-        </w:rPr>
-        <w:t>---</w:t>
+        <w:t>, 2024）[C1]。</w:t>
       </w:r>
     </w:p>
     <w:p>
       <w:pPr>
-        <w:pStyle w:val="Heading2"/>
+        <w:pStyle w:val="ListBullet"/>
       </w:pPr>
       <w:r>
         <w:rPr>
           <w:rFonts w:ascii="Calibri" w:hAnsi="Calibri" w:eastAsia="宋体"/>
+          <w:b/>
+          <w:i w:val="0"/>
+          <w:sz w:val="21"/>
+        </w:rPr>
+        <w:t>正确用法</w:t>
+      </w:r>
+      <w:r>
+        <w:rPr>
+          <w:rFonts w:ascii="Calibri" w:hAnsi="Calibri" w:eastAsia="宋体"/>
           <w:b w:val="0"/>
           <w:i w:val="0"/>
-          <w:sz w:val="28"/>
-        </w:rPr>
-        <w:t>4 重点三：AlphaFold 3、多构象采样、MD、MM/GBSA、QM/MM/DFT 的正确使用方式</w:t>
+          <w:sz w:val="21"/>
+        </w:rPr>
+        <w:t>：</w:t>
+      </w:r>
+    </w:p>
+    <w:p>
+      <w:r>
+        <w:rPr>
+          <w:rFonts w:ascii="Calibri" w:hAnsi="Calibri" w:eastAsia="宋体"/>
+          <w:b w:val="0"/>
+          <w:i w:val="0"/>
+          <w:sz w:val="21"/>
+        </w:rPr>
+        <w:t xml:space="preserve">  1. 输入：肽序列 + 靶蛋白序列；金属以离子/配位形式加入时，</w:t>
+      </w:r>
+      <w:r>
+        <w:rPr>
+          <w:rFonts w:ascii="Calibri" w:hAnsi="Calibri" w:eastAsia="宋体"/>
+          <w:b/>
+          <w:i w:val="0"/>
+          <w:sz w:val="21"/>
+        </w:rPr>
+        <w:t>必须人工检查配位几何</w:t>
+      </w:r>
+      <w:r>
+        <w:rPr>
+          <w:rFonts w:ascii="Calibri" w:hAnsi="Calibri" w:eastAsia="宋体"/>
+          <w:b w:val="0"/>
+          <w:i w:val="0"/>
+          <w:sz w:val="21"/>
+        </w:rPr>
+        <w:t>（AF3 对过渡金属不可靠）；</w:t>
+      </w:r>
+    </w:p>
+    <w:p>
+      <w:r>
+        <w:rPr>
+          <w:rFonts w:ascii="Calibri" w:hAnsi="Calibri" w:eastAsia="宋体"/>
+          <w:b w:val="0"/>
+          <w:i w:val="0"/>
+          <w:sz w:val="21"/>
+        </w:rPr>
+        <w:t xml:space="preserve">  2. 解读：ipTM/pTM、界面 pLDDT、PAE；低置信区不得写入结论；</w:t>
+      </w:r>
+    </w:p>
+    <w:p>
+      <w:r>
+        <w:rPr>
+          <w:rFonts w:ascii="Calibri" w:hAnsi="Calibri" w:eastAsia="宋体"/>
+          <w:b w:val="0"/>
+          <w:i w:val="0"/>
+          <w:sz w:val="21"/>
+        </w:rPr>
+        <w:t xml:space="preserve">  3. </w:t>
+      </w:r>
+      <w:r>
+        <w:rPr>
+          <w:rFonts w:ascii="Calibri" w:hAnsi="Calibri" w:eastAsia="宋体"/>
+          <w:b/>
+          <w:i w:val="0"/>
+          <w:sz w:val="21"/>
+        </w:rPr>
+        <w:t>多构象采样</w:t>
+      </w:r>
+      <w:r>
+        <w:rPr>
+          <w:rFonts w:ascii="Calibri" w:hAnsi="Calibri" w:eastAsia="宋体"/>
+          <w:b w:val="0"/>
+          <w:i w:val="0"/>
+          <w:sz w:val="21"/>
+        </w:rPr>
+        <w:t>：多 seed 生成 ensemble，按 RMSD/PAE 聚类——短肽（7–15 aa）禁止只报单结构；</w:t>
+      </w:r>
+    </w:p>
+    <w:p>
+      <w:r>
+        <w:rPr>
+          <w:rFonts w:ascii="Calibri" w:hAnsi="Calibri" w:eastAsia="宋体"/>
+          <w:b w:val="0"/>
+          <w:i w:val="0"/>
+          <w:sz w:val="21"/>
+        </w:rPr>
+        <w:t xml:space="preserve">  4. 边界：AF3 = 结构假设生成器，</w:t>
+      </w:r>
+      <w:r>
+        <w:rPr>
+          <w:rFonts w:ascii="Calibri" w:hAnsi="Calibri" w:eastAsia="宋体"/>
+          <w:b/>
+          <w:i w:val="0"/>
+          <w:sz w:val="21"/>
+        </w:rPr>
+        <w:t>不提供亲和力、动力学、氧化还原或毒性</w:t>
+      </w:r>
+      <w:r>
+        <w:rPr>
+          <w:rFonts w:ascii="Calibri" w:hAnsi="Calibri" w:eastAsia="宋体"/>
+          <w:b w:val="0"/>
+          <w:i w:val="0"/>
+          <w:sz w:val="21"/>
+        </w:rPr>
+        <w:t>。</w:t>
+      </w:r>
+    </w:p>
+    <w:p>
+      <w:pPr>
+        <w:pStyle w:val="ListBullet"/>
+      </w:pPr>
+      <w:r>
+        <w:rPr>
+          <w:rFonts w:ascii="Calibri" w:hAnsi="Calibri" w:eastAsia="宋体"/>
+          <w:b w:val="0"/>
+          <w:i w:val="0"/>
+          <w:sz w:val="21"/>
+        </w:rPr>
+        <w:t>工作流：AF3 多构象 → 聚类代表性复合物 → MD 起点；AF3 分仅用于排序。</w:t>
       </w:r>
     </w:p>
     <w:p>
@@ -2423,7 +3262,7 @@
           <w:i w:val="0"/>
           <w:sz w:val="25"/>
         </w:rPr>
-        <w:t>4.1 AlphaFold 3（AF3）</w:t>
+        <w:t>4.2 分子动力学（MD）</w:t>
       </w:r>
     </w:p>
     <w:p>
@@ -2433,20 +3272,11 @@
       <w:r>
         <w:rPr>
           <w:rFonts w:ascii="Calibri" w:hAnsi="Calibri" w:eastAsia="宋体"/>
-          <w:b/>
+          <w:b w:val="0"/>
           <w:i w:val="0"/>
           <w:sz w:val="21"/>
         </w:rPr>
-        <w:t>能力</w:t>
-      </w:r>
-      <w:r>
-        <w:rPr>
-          <w:rFonts w:ascii="Calibri" w:hAnsi="Calibri" w:eastAsia="宋体"/>
-          <w:b w:val="0"/>
-          <w:i w:val="0"/>
-          <w:sz w:val="21"/>
-        </w:rPr>
-        <w:t>：AF3 采用扩散式架构，可联合预测蛋白质–核酸–小分子–离子–修饰残基复合物结构；其蛋白–配体相互作用精度显著优于此前专用对接工具，抗体-抗原精度也超过 AlphaFold-Multimer v2.3（Abramson 等，</w:t>
+        <w:t>依据：Hollingsworth &amp; Dror（</w:t>
       </w:r>
       <w:r>
         <w:rPr>
@@ -2455,7 +3285,7 @@
           <w:i/>
           <w:sz w:val="21"/>
         </w:rPr>
-        <w:t>Nature</w:t>
+        <w:t>Neuron</w:t>
       </w:r>
       <w:r>
         <w:rPr>
@@ -2464,7 +3294,7 @@
           <w:i w:val="0"/>
           <w:sz w:val="21"/>
         </w:rPr>
-        <w:t>, 2024）[C1]。</w:t>
+        <w:t>, 2018）[S9]。</w:t>
       </w:r>
     </w:p>
     <w:p>
@@ -2478,7 +3308,7 @@
           <w:i w:val="0"/>
           <w:sz w:val="21"/>
         </w:rPr>
-        <w:t>正确用法</w:t>
+        <w:t>正确做法</w:t>
       </w:r>
       <w:r>
         <w:rPr>
@@ -2498,25 +3328,7 @@
           <w:i w:val="0"/>
           <w:sz w:val="21"/>
         </w:rPr>
-        <w:t xml:space="preserve">  1. 输入：肽序列 + 靶蛋白序列（AChE/BChE 等）；金属离子与配体以 SMILES/离子形式加入——但 </w:t>
-      </w:r>
-      <w:r>
-        <w:rPr>
-          <w:rFonts w:ascii="Calibri" w:hAnsi="Calibri" w:eastAsia="宋体"/>
-          <w:b/>
-          <w:i w:val="0"/>
-          <w:sz w:val="21"/>
-        </w:rPr>
-        <w:t>AF3 对金属离子的处理能力有限，金属配位几何常不可靠，输出需逐条人工检查</w:t>
-      </w:r>
-      <w:r>
-        <w:rPr>
-          <w:rFonts w:ascii="Calibri" w:hAnsi="Calibri" w:eastAsia="宋体"/>
-          <w:b w:val="0"/>
-          <w:i w:val="0"/>
-          <w:sz w:val="21"/>
-        </w:rPr>
-        <w:t>；</w:t>
+        <w:t xml:space="preserve">  1. 显式溶剂 + 生理离子强度；最小化 → NVT/NPT 平衡 → 生产运行；</w:t>
       </w:r>
     </w:p>
     <w:p>
@@ -2527,7 +3339,25 @@
           <w:i w:val="0"/>
           <w:sz w:val="21"/>
         </w:rPr>
-        <w:t xml:space="preserve">  2. 输出解读：以 ipTM/pTM、界面 pLDDT、PAE 为依据；低置信区域不得作为结论；</w:t>
+        <w:t xml:space="preserve">  2. </w:t>
+      </w:r>
+      <w:r>
+        <w:rPr>
+          <w:rFonts w:ascii="Calibri" w:hAnsi="Calibri" w:eastAsia="宋体"/>
+          <w:b/>
+          <w:i w:val="0"/>
+          <w:sz w:val="21"/>
+        </w:rPr>
+        <w:t>≥3 次独立重复</w:t>
+      </w:r>
+      <w:r>
+        <w:rPr>
+          <w:rFonts w:ascii="Calibri" w:hAnsi="Calibri" w:eastAsia="宋体"/>
+          <w:b w:val="0"/>
+          <w:i w:val="0"/>
+          <w:sz w:val="21"/>
+        </w:rPr>
+        <w:t>；RMSD/RMSF、接触驻留、氢键/盐桥占有率；</w:t>
       </w:r>
     </w:p>
     <w:p>
@@ -2538,7 +3368,7 @@
           <w:i w:val="0"/>
           <w:sz w:val="21"/>
         </w:rPr>
-        <w:t xml:space="preserve">  3. </w:t>
+        <w:t xml:space="preserve">  3. 力场：ff14SB/ff19SB；</w:t>
       </w:r>
       <w:r>
         <w:rPr>
@@ -2547,7 +3377,7 @@
           <w:i w:val="0"/>
           <w:sz w:val="21"/>
         </w:rPr>
-        <w:t>多构象采样</w:t>
+        <w:t>Cu²⁺/Fe²⁺/Fe³⁺/Zn²⁺ 必须使用金属专用参数</w:t>
       </w:r>
       <w:r>
         <w:rPr>
@@ -2556,7 +3386,7 @@
           <w:i w:val="0"/>
           <w:sz w:val="21"/>
         </w:rPr>
-        <w:t>：多次 seed + 温度/随机采样生成构象集合（ensemble），按 RMSD/PAE 聚类，而非报告单一结构——短肽（7–15 aa）构象柔性大，单结构必然失真；</w:t>
+        <w:t>（如 12-6-4 或 QM 拟合），默认参数对配位常失效；</w:t>
       </w:r>
     </w:p>
     <w:p>
@@ -2567,25 +3397,7 @@
           <w:i w:val="0"/>
           <w:sz w:val="21"/>
         </w:rPr>
-        <w:t xml:space="preserve">  4. 边界：AF3 给出的是"折叠/复合物结构假设"，不提供结合亲和力、动力学与电子结构信息；对 intrinsically disordered 短肽（如 Aβ 片段）置信度低；</w:t>
-      </w:r>
-      <w:r>
-        <w:rPr>
-          <w:rFonts w:ascii="Calibri" w:hAnsi="Calibri" w:eastAsia="宋体"/>
-          <w:b/>
-          <w:i w:val="0"/>
-          <w:sz w:val="21"/>
-        </w:rPr>
-        <w:t>可作为建模参考，不能替代实验结构测定</w:t>
-      </w:r>
-      <w:r>
-        <w:rPr>
-          <w:rFonts w:ascii="Calibri" w:hAnsi="Calibri" w:eastAsia="宋体"/>
-          <w:b w:val="0"/>
-          <w:i w:val="0"/>
-          <w:sz w:val="21"/>
-        </w:rPr>
-        <w:t>（与原方案 4.1 一致）。</w:t>
+        <w:t xml:space="preserve">  4. 金属分析：配位残基距离时间序列、配位数、逸出事件、与 Aβ/AChE 的竞争占位（若做三元体系）。</w:t>
       </w:r>
     </w:p>
     <w:p>
@@ -2595,11 +3407,38 @@
       <w:r>
         <w:rPr>
           <w:rFonts w:ascii="Calibri" w:hAnsi="Calibri" w:eastAsia="宋体"/>
+          <w:b/>
+          <w:i w:val="0"/>
+          <w:sz w:val="21"/>
+        </w:rPr>
+        <w:t>边界</w:t>
+      </w:r>
+      <w:r>
+        <w:rPr>
+          <w:rFonts w:ascii="Calibri" w:hAnsi="Calibri" w:eastAsia="宋体"/>
           <w:b w:val="0"/>
           <w:i w:val="0"/>
           <w:sz w:val="21"/>
         </w:rPr>
-        <w:t>建议工作流：AF3 多构象采样 → 聚类选择代表性复合物 → 作为 MD 起点；AF3 评分仅用于候选排序。</w:t>
+        <w:t xml:space="preserve">：经典 MD </w:t>
+      </w:r>
+      <w:r>
+        <w:rPr>
+          <w:rFonts w:ascii="Calibri" w:hAnsi="Calibri" w:eastAsia="宋体"/>
+          <w:b/>
+          <w:i w:val="0"/>
+          <w:sz w:val="21"/>
+        </w:rPr>
+        <w:t>不能</w:t>
+      </w:r>
+      <w:r>
+        <w:rPr>
+          <w:rFonts w:ascii="Calibri" w:hAnsi="Calibri" w:eastAsia="宋体"/>
+          <w:b w:val="0"/>
+          <w:i w:val="0"/>
+          <w:sz w:val="21"/>
+        </w:rPr>
+        <w:t>描述键断裂/形成、Fenton 化学、电子转移——不得把“Cu 在位点停留”写成“产生 ROS/毒性”。</w:t>
       </w:r>
     </w:p>
     <w:p>
@@ -2613,7 +3452,7 @@
           <w:i w:val="0"/>
           <w:sz w:val="25"/>
         </w:rPr>
-        <w:t>4.2 分子动力学（MD）</w:t>
+        <w:t>4.3 MM/GBSA 与 MM/PBSA</w:t>
       </w:r>
     </w:p>
     <w:p>
@@ -2627,7 +3466,7 @@
           <w:i w:val="0"/>
           <w:sz w:val="21"/>
         </w:rPr>
-        <w:t>依据：Hollingsworth &amp; Dror（</w:t>
+        <w:t>依据：Genheden &amp; Ryde（</w:t>
       </w:r>
       <w:r>
         <w:rPr>
@@ -2636,7 +3475,7 @@
           <w:i/>
           <w:sz w:val="21"/>
         </w:rPr>
-        <w:t>Neuron</w:t>
+        <w:t>Expert Opin Drug Discov</w:t>
       </w:r>
       <w:r>
         <w:rPr>
@@ -2645,7 +3484,7 @@
           <w:i w:val="0"/>
           <w:sz w:val="21"/>
         </w:rPr>
-        <w:t>, 2018）是 MD 在神经科学/药物发现中正确使用的权威综述：MD 提供原子级时间分辨的构象行为，适合回答"结合是否稳定、哪个残基接触、构象如何演化"等问题 [S9]。</w:t>
+        <w:t>, 2015）[C14]。</w:t>
       </w:r>
     </w:p>
     <w:p>
@@ -2659,7 +3498,7 @@
           <w:i w:val="0"/>
           <w:sz w:val="21"/>
         </w:rPr>
-        <w:t>正确做法</w:t>
+        <w:t>正确用法</w:t>
       </w:r>
       <w:r>
         <w:rPr>
@@ -2679,7 +3518,7 @@
           <w:i w:val="0"/>
           <w:sz w:val="21"/>
         </w:rPr>
-        <w:t xml:space="preserve">  1. 显式溶剂（TIP3P/OPC 水 + 生理离子强度），能量最小化 → 平衡（NVT→NPT）→ 生产运行；</w:t>
+        <w:t xml:space="preserve">  1. 基于平衡 MD 轨迹系综平均，禁止单帧；</w:t>
       </w:r>
     </w:p>
     <w:p>
@@ -2699,7 +3538,7 @@
           <w:i w:val="0"/>
           <w:sz w:val="21"/>
         </w:rPr>
-        <w:t>重复 ≥3 次独立运行</w:t>
+        <w:t>仅相对排序</w:t>
       </w:r>
       <w:r>
         <w:rPr>
@@ -2708,7 +3547,7 @@
           <w:i w:val="0"/>
           <w:sz w:val="21"/>
         </w:rPr>
-        <w:t>，用 RMSD/RMSF、接触残基驻留时间、氢键/盐桥占有率、自由能面（PCA/umbrella 可选）判断收敛；</w:t>
+        <w:t>（12 肽内部、或 AChE vs BChE 选择性），不报绝对 ΔG；</w:t>
       </w:r>
     </w:p>
     <w:p>
@@ -2719,7 +3558,7 @@
           <w:i w:val="0"/>
           <w:sz w:val="21"/>
         </w:rPr>
-        <w:t xml:space="preserve">  3. 力场：蛋白 ff14SB/ff19SB；</w:t>
+        <w:t xml:space="preserve">  3. </w:t>
       </w:r>
       <w:r>
         <w:rPr>
@@ -2728,7 +3567,7 @@
           <w:i w:val="0"/>
           <w:sz w:val="21"/>
         </w:rPr>
-        <w:t>过渡金属（Cu²⁺、Fe²⁺/Fe³⁺、Zn²⁺）需要专用非键参数（如 12-6-4 LJ 参数或 QM 拟合参数），默认参数对金属配位会失效</w:t>
+        <w:t>含金属配位键体系慎用</w:t>
       </w:r>
       <w:r>
         <w:rPr>
@@ -2737,7 +3576,7 @@
           <w:i w:val="0"/>
           <w:sz w:val="21"/>
         </w:rPr>
-        <w:t>——这是本课题最容易踩坑处；</w:t>
+        <w:t>——优先 QM 校正或与后续 ITC 预留接口；</w:t>
       </w:r>
     </w:p>
     <w:p>
@@ -2748,7 +3587,21 @@
           <w:i w:val="0"/>
           <w:sz w:val="21"/>
         </w:rPr>
-        <w:t xml:space="preserve">  4. 分析：金属–配位残基（His/His/His、Cys/Met 等）距离时间序列、配位数与第一/第二配位层驻留、金属逸出事件。</w:t>
+        <w:t xml:space="preserve">  4. 输出必须带标准差与重复间一致性，避免过度解释 1–2 kcal/mol 差异。</w:t>
+      </w:r>
+    </w:p>
+    <w:p>
+      <w:pPr>
+        <w:pStyle w:val="Heading3"/>
+      </w:pPr>
+      <w:r>
+        <w:rPr>
+          <w:rFonts w:ascii="Calibri" w:hAnsi="Calibri" w:eastAsia="宋体"/>
+          <w:b w:val="0"/>
+          <w:i w:val="0"/>
+          <w:sz w:val="25"/>
+        </w:rPr>
+        <w:t>4.4 QM/MM 与 DFT</w:t>
       </w:r>
     </w:p>
     <w:p>
@@ -2758,10 +3611,163 @@
       <w:r>
         <w:rPr>
           <w:rFonts w:ascii="Calibri" w:hAnsi="Calibri" w:eastAsia="宋体"/>
+          <w:b w:val="0"/>
+          <w:i w:val="0"/>
+          <w:sz w:val="21"/>
+        </w:rPr>
+        <w:t>依据：Senn &amp; Thiel（</w:t>
+      </w:r>
+      <w:r>
+        <w:rPr>
+          <w:rFonts w:ascii="Calibri" w:hAnsi="Calibri" w:eastAsia="宋体"/>
+          <w:b w:val="0"/>
+          <w:i/>
+          <w:sz w:val="21"/>
+        </w:rPr>
+        <w:t>Angew Chem Int Ed</w:t>
+      </w:r>
+      <w:r>
+        <w:rPr>
+          <w:rFonts w:ascii="Calibri" w:hAnsi="Calibri" w:eastAsia="宋体"/>
+          <w:b w:val="0"/>
+          <w:i w:val="0"/>
+          <w:sz w:val="21"/>
+        </w:rPr>
+        <w:t>, 2009）[C13]。</w:t>
+      </w:r>
+    </w:p>
+    <w:p>
+      <w:pPr>
+        <w:pStyle w:val="ListBullet"/>
+      </w:pPr>
+      <w:r>
+        <w:rPr>
+          <w:rFonts w:ascii="Calibri" w:hAnsi="Calibri" w:eastAsia="宋体"/>
           <w:b/>
           <w:i w:val="0"/>
           <w:sz w:val="21"/>
         </w:rPr>
+        <w:t>正确用法</w:t>
+      </w:r>
+      <w:r>
+        <w:rPr>
+          <w:rFonts w:ascii="Calibri" w:hAnsi="Calibri" w:eastAsia="宋体"/>
+          <w:b w:val="0"/>
+          <w:i w:val="0"/>
+          <w:sz w:val="21"/>
+        </w:rPr>
+        <w:t>：</w:t>
+      </w:r>
+    </w:p>
+    <w:p>
+      <w:r>
+        <w:rPr>
+          <w:rFonts w:ascii="Calibri" w:hAnsi="Calibri" w:eastAsia="宋体"/>
+          <w:b w:val="0"/>
+          <w:i w:val="0"/>
+          <w:sz w:val="21"/>
+        </w:rPr>
+        <w:t xml:space="preserve">  1. QM 区 = 金属 + 第一配位层 + 关键第二层；</w:t>
+      </w:r>
+    </w:p>
+    <w:p>
+      <w:r>
+        <w:rPr>
+          <w:rFonts w:ascii="Calibri" w:hAnsi="Calibri" w:eastAsia="宋体"/>
+          <w:b w:val="0"/>
+          <w:i w:val="0"/>
+          <w:sz w:val="21"/>
+        </w:rPr>
+        <w:t xml:space="preserve">  2. 泛函/基组针对过渡金属与色散校准；明确自旋态（Cu²⁺ d⁹；Fe 高/低自旋；</w:t>
+      </w:r>
+      <w:r>
+        <w:rPr>
+          <w:rFonts w:ascii="Calibri" w:hAnsi="Calibri" w:eastAsia="宋体"/>
+          <w:b/>
+          <w:i w:val="0"/>
+          <w:sz w:val="21"/>
+        </w:rPr>
+        <w:t>Zn²⁺ d¹⁰ 闭壳层、无氧化还原循环</w:t>
+      </w:r>
+      <w:r>
+        <w:rPr>
+          <w:rFonts w:ascii="Calibri" w:hAnsi="Calibri" w:eastAsia="宋体"/>
+          <w:b w:val="0"/>
+          <w:i w:val="0"/>
+          <w:sz w:val="21"/>
+        </w:rPr>
+        <w:t>）；</w:t>
+      </w:r>
+    </w:p>
+    <w:p>
+      <w:r>
+        <w:rPr>
+          <w:rFonts w:ascii="Calibri" w:hAnsi="Calibri" w:eastAsia="宋体"/>
+          <w:b w:val="0"/>
+          <w:i w:val="0"/>
+          <w:sz w:val="21"/>
+        </w:rPr>
+        <w:t xml:space="preserve">  3. 输出：配位几何、配位能、电荷/自旋布居、</w:t>
+      </w:r>
+      <w:r>
+        <w:rPr>
+          <w:rFonts w:ascii="Calibri" w:hAnsi="Calibri" w:eastAsia="宋体"/>
+          <w:b/>
+          <w:i w:val="0"/>
+          <w:sz w:val="21"/>
+        </w:rPr>
+        <w:t>相对</w:t>
+      </w:r>
+      <w:r>
+        <w:rPr>
+          <w:rFonts w:ascii="Calibri" w:hAnsi="Calibri" w:eastAsia="宋体"/>
+          <w:b w:val="0"/>
+          <w:i w:val="0"/>
+          <w:sz w:val="21"/>
+        </w:rPr>
+        <w:t>电子转移倾向；</w:t>
+      </w:r>
+    </w:p>
+    <w:p>
+      <w:r>
+        <w:rPr>
+          <w:rFonts w:ascii="Calibri" w:hAnsi="Calibri" w:eastAsia="宋体"/>
+          <w:b w:val="0"/>
+          <w:i w:val="0"/>
+          <w:sz w:val="21"/>
+        </w:rPr>
+        <w:t xml:space="preserve">  4. 若讨论“夺铜/螯合”（呼应 Wang 2024 中 leptin 叙事），应计算 </w:t>
+      </w:r>
+      <w:r>
+        <w:rPr>
+          <w:rFonts w:ascii="Calibri" w:hAnsi="Calibri" w:eastAsia="宋体"/>
+          <w:b/>
+          <w:i w:val="0"/>
+          <w:sz w:val="21"/>
+        </w:rPr>
+        <w:t>肽–Cu 与 Aβ–Cu 的配位能差</w:t>
+      </w:r>
+      <w:r>
+        <w:rPr>
+          <w:rFonts w:ascii="Calibri" w:hAnsi="Calibri" w:eastAsia="宋体"/>
+          <w:b w:val="0"/>
+          <w:i w:val="0"/>
+          <w:sz w:val="21"/>
+        </w:rPr>
+        <w:t>，而不是只优化一个复合物。</w:t>
+      </w:r>
+    </w:p>
+    <w:p>
+      <w:pPr>
+        <w:pStyle w:val="ListBullet"/>
+      </w:pPr>
+      <w:r>
+        <w:rPr>
+          <w:rFonts w:ascii="Calibri" w:hAnsi="Calibri" w:eastAsia="宋体"/>
+          <w:b/>
+          <w:i w:val="0"/>
+          <w:sz w:val="21"/>
+        </w:rPr>
         <w:t>边界</w:t>
       </w:r>
       <w:r>
@@ -2771,7 +3777,25 @@
           <w:i w:val="0"/>
           <w:sz w:val="21"/>
         </w:rPr>
-        <w:t>：经典 MD 无法描述键的断裂/形成、氧化还原反应、电子转移——这些必须交给 QM/MM 或 DFT。</w:t>
+        <w:t>：DFT/QM/MM 给出的是电子结构与能学趋势；</w:t>
+      </w:r>
+      <w:r>
+        <w:rPr>
+          <w:rFonts w:ascii="Calibri" w:hAnsi="Calibri" w:eastAsia="宋体"/>
+          <w:b/>
+          <w:i w:val="0"/>
+          <w:sz w:val="21"/>
+        </w:rPr>
+        <w:t>“能否产生神经毒性 H₂O₂”属于实验问题</w:t>
+      </w:r>
+      <w:r>
+        <w:rPr>
+          <w:rFonts w:ascii="Calibri" w:hAnsi="Calibri" w:eastAsia="宋体"/>
+          <w:b w:val="0"/>
+          <w:i w:val="0"/>
+          <w:sz w:val="21"/>
+        </w:rPr>
+        <w:t>（Huang 1999；Opazo 2002），本版计算不得直接下毒性结论。</w:t>
       </w:r>
     </w:p>
     <w:p>
@@ -2785,13 +3809,10 @@
           <w:i w:val="0"/>
           <w:sz w:val="25"/>
         </w:rPr>
-        <w:t>4.3 MM/GBSA 与 MM/PBSA</w:t>
+        <w:t>4.5 推荐计算流水线（仅理论）</w:t>
       </w:r>
     </w:p>
     <w:p>
-      <w:pPr>
-        <w:pStyle w:val="ListBullet"/>
-      </w:pPr>
       <w:r>
         <w:rPr>
           <w:rFonts w:ascii="Calibri" w:hAnsi="Calibri" w:eastAsia="宋体"/>
@@ -2799,66 +3820,18 @@
           <w:i w:val="0"/>
           <w:sz w:val="21"/>
         </w:rPr>
-        <w:t>依据：Genheden &amp; Ryde（</w:t>
-      </w:r>
-      <w:r>
-        <w:rPr>
-          <w:rFonts w:ascii="Calibri" w:hAnsi="Calibri" w:eastAsia="宋体"/>
-          <w:b w:val="0"/>
-          <w:i/>
-          <w:sz w:val="21"/>
-        </w:rPr>
-        <w:t>Expert Opin Drug Discov</w:t>
-      </w:r>
-      <w:r>
-        <w:rPr>
-          <w:rFonts w:ascii="Calibri" w:hAnsi="Calibri" w:eastAsia="宋体"/>
-          <w:b w:val="0"/>
-          <w:i w:val="0"/>
-          <w:sz w:val="21"/>
-        </w:rPr>
-        <w:t>, 2015）对 MM/PBSA–GBSA 的系统评价：方法介于经验打分与严格自由能微扰之间，适用于</w:t>
-      </w:r>
-      <w:r>
-        <w:rPr>
-          <w:rFonts w:ascii="Calibri" w:hAnsi="Calibri" w:eastAsia="宋体"/>
-          <w:b/>
-          <w:i w:val="0"/>
-          <w:sz w:val="21"/>
-        </w:rPr>
-        <w:t>同一受体-同系列配体的相对排序</w:t>
-      </w:r>
-      <w:r>
-        <w:rPr>
-          <w:rFonts w:ascii="Calibri" w:hAnsi="Calibri" w:eastAsia="宋体"/>
-          <w:b w:val="0"/>
-          <w:i w:val="0"/>
-          <w:sz w:val="21"/>
-        </w:rPr>
-        <w:t>；但存在明显近似——缺构象熵、忽略结合位点水分子数目与自由能，且方法变体多、性能随体系差异大 [C14]。</w:t>
+        <w:t>```</w:t>
       </w:r>
     </w:p>
     <w:p>
-      <w:pPr>
-        <w:pStyle w:val="ListBullet"/>
-      </w:pPr>
-      <w:r>
-        <w:rPr>
-          <w:rFonts w:ascii="Calibri" w:hAnsi="Calibri" w:eastAsia="宋体"/>
-          <w:b/>
+      <w:r>
+        <w:rPr>
+          <w:rFonts w:ascii="Calibri" w:hAnsi="Calibri" w:eastAsia="宋体"/>
+          <w:b w:val="0"/>
           <w:i w:val="0"/>
           <w:sz w:val="21"/>
         </w:rPr>
-        <w:t>正确用法与边界</w:t>
-      </w:r>
-      <w:r>
-        <w:rPr>
-          <w:rFonts w:ascii="Calibri" w:hAnsi="Calibri" w:eastAsia="宋体"/>
-          <w:b w:val="0"/>
-          <w:i w:val="0"/>
-          <w:sz w:val="21"/>
-        </w:rPr>
-        <w:t>：</w:t>
+        <w:t>12 条候选肽</w:t>
       </w:r>
     </w:p>
     <w:p>
@@ -2869,7 +3842,7 @@
           <w:i w:val="0"/>
           <w:sz w:val="21"/>
         </w:rPr>
-        <w:t xml:space="preserve">  1. 必须基于平衡后的 MD 轨迹做系综平均，而非单帧结构；</w:t>
+        <w:t xml:space="preserve">  │</w:t>
       </w:r>
     </w:p>
     <w:p>
@@ -2880,25 +3853,7 @@
           <w:i w:val="0"/>
           <w:sz w:val="21"/>
         </w:rPr>
-        <w:t xml:space="preserve">  2. </w:t>
-      </w:r>
-      <w:r>
-        <w:rPr>
-          <w:rFonts w:ascii="Calibri" w:hAnsi="Calibri" w:eastAsia="宋体"/>
-          <w:b/>
-          <w:i w:val="0"/>
-          <w:sz w:val="21"/>
-        </w:rPr>
-        <w:t>仅用于相对排序</w:t>
-      </w:r>
-      <w:r>
-        <w:rPr>
-          <w:rFonts w:ascii="Calibri" w:hAnsi="Calibri" w:eastAsia="宋体"/>
-          <w:b w:val="0"/>
-          <w:i w:val="0"/>
-          <w:sz w:val="21"/>
-        </w:rPr>
-        <w:t>（如 12 条肽两两比较），不得报为绝对结合自由能；</w:t>
+        <w:t xml:space="preserve">  ├─① AF3 / 多构象采样（肽 alone + 肽–AChE PAS + 可选肽–Aβ）</w:t>
       </w:r>
     </w:p>
     <w:p>
@@ -2909,25 +3864,7 @@
           <w:i w:val="0"/>
           <w:sz w:val="21"/>
         </w:rPr>
-        <w:t xml:space="preserve">  3. </w:t>
-      </w:r>
-      <w:r>
-        <w:rPr>
-          <w:rFonts w:ascii="Calibri" w:hAnsi="Calibri" w:eastAsia="宋体"/>
-          <w:b/>
-          <w:i w:val="0"/>
-          <w:sz w:val="21"/>
-        </w:rPr>
-        <w:t>含金属配位键的体系慎用</w:t>
-      </w:r>
-      <w:r>
-        <w:rPr>
-          <w:rFonts w:ascii="Calibri" w:hAnsi="Calibri" w:eastAsia="宋体"/>
-          <w:b w:val="0"/>
-          <w:i w:val="0"/>
-          <w:sz w:val="21"/>
-        </w:rPr>
-        <w:t>：MM 无法描述配位键形成/断裂，建议对金属位点改用 QM/MM 或加 QM 校正（SQM/分块），或至少与实验（ITC 测 Kd）做平行校准；</w:t>
+        <w:t xml:space="preserve">  │     └─ 置信度过滤、聚类</w:t>
       </w:r>
     </w:p>
     <w:p>
@@ -2938,7 +3875,62 @@
           <w:i w:val="0"/>
           <w:sz w:val="21"/>
         </w:rPr>
-        <w:t xml:space="preserve">  4. 结论需以实验亲和力或活性数据校正后才有意义。</w:t>
+        <w:t xml:space="preserve">  ├─② 分子对接精修（PAS 聚焦；金属位点单独取样）</w:t>
+      </w:r>
+    </w:p>
+    <w:p>
+      <w:r>
+        <w:rPr>
+          <w:rFonts w:ascii="Calibri" w:hAnsi="Calibri" w:eastAsia="宋体"/>
+          <w:b w:val="0"/>
+          <w:i w:val="0"/>
+          <w:sz w:val="21"/>
+        </w:rPr>
+        <w:t xml:space="preserve">  ├─③ MD ≥3×（稳定性、接触、金属配位驻留）</w:t>
+      </w:r>
+    </w:p>
+    <w:p>
+      <w:r>
+        <w:rPr>
+          <w:rFonts w:ascii="Calibri" w:hAnsi="Calibri" w:eastAsia="宋体"/>
+          <w:b w:val="0"/>
+          <w:i w:val="0"/>
+          <w:sz w:val="21"/>
+        </w:rPr>
+        <w:t xml:space="preserve">  ├─④ MM/GBSA 相对排序（同受体同系列）</w:t>
+      </w:r>
+    </w:p>
+    <w:p>
+      <w:r>
+        <w:rPr>
+          <w:rFonts w:ascii="Calibri" w:hAnsi="Calibri" w:eastAsia="宋体"/>
+          <w:b w:val="0"/>
+          <w:i w:val="0"/>
+          <w:sz w:val="21"/>
+        </w:rPr>
+        <w:t xml:space="preserve">  ├─⑤ 头部候选：QM/MM 或 DFT（Cu/Fe/Zn 配位几何与能学；Zn 作非氧化还原对照）</w:t>
+      </w:r>
+    </w:p>
+    <w:p>
+      <w:r>
+        <w:rPr>
+          <w:rFonts w:ascii="Calibri" w:hAnsi="Calibri" w:eastAsia="宋体"/>
+          <w:b w:val="0"/>
+          <w:i w:val="0"/>
+          <w:sz w:val="21"/>
+        </w:rPr>
+        <w:t xml:space="preserve">  └─⑥ 输出：优先级列表 + 结构假设 + 明确“待实验裁决”标签</w:t>
+      </w:r>
+    </w:p>
+    <w:p>
+      <w:r>
+        <w:rPr>
+          <w:rFonts w:ascii="Calibri" w:hAnsi="Calibri" w:eastAsia="宋体"/>
+          <w:b w:val="0"/>
+          <w:i w:val="0"/>
+          <w:sz w:val="21"/>
+        </w:rPr>
+        <w:t>```</w:t>
       </w:r>
     </w:p>
     <w:p>
@@ -2952,152 +3944,7 @@
           <w:i w:val="0"/>
           <w:sz w:val="25"/>
         </w:rPr>
-        <w:t>4.4 QM/MM 与 DFT</w:t>
-      </w:r>
-    </w:p>
-    <w:p>
-      <w:pPr>
-        <w:pStyle w:val="ListBullet"/>
-      </w:pPr>
-      <w:r>
-        <w:rPr>
-          <w:rFonts w:ascii="Calibri" w:hAnsi="Calibri" w:eastAsia="宋体"/>
-          <w:b w:val="0"/>
-          <w:i w:val="0"/>
-          <w:sz w:val="21"/>
-        </w:rPr>
-        <w:t>依据：Senn &amp; Thiel（</w:t>
-      </w:r>
-      <w:r>
-        <w:rPr>
-          <w:rFonts w:ascii="Calibri" w:hAnsi="Calibri" w:eastAsia="宋体"/>
-          <w:b w:val="0"/>
-          <w:i/>
-          <w:sz w:val="21"/>
-        </w:rPr>
-        <w:t>Angew Chem Int Ed</w:t>
-      </w:r>
-      <w:r>
-        <w:rPr>
-          <w:rFonts w:ascii="Calibri" w:hAnsi="Calibri" w:eastAsia="宋体"/>
-          <w:b w:val="0"/>
-          <w:i w:val="0"/>
-          <w:sz w:val="21"/>
-        </w:rPr>
-        <w:t>, 2009）为 QM/MM 方法的权威综述：对活性区域（金属 + 配体 + 第一配位层残基）用 QM 描述，其余用 MM，从而在合理成本下处理反应与电子过程 [C13]。</w:t>
-      </w:r>
-    </w:p>
-    <w:p>
-      <w:pPr>
-        <w:pStyle w:val="ListBullet"/>
-      </w:pPr>
-      <w:r>
-        <w:rPr>
-          <w:rFonts w:ascii="Calibri" w:hAnsi="Calibri" w:eastAsia="宋体"/>
-          <w:b/>
-          <w:i w:val="0"/>
-          <w:sz w:val="21"/>
-        </w:rPr>
-        <w:t>正确用法</w:t>
-      </w:r>
-      <w:r>
-        <w:rPr>
-          <w:rFonts w:ascii="Calibri" w:hAnsi="Calibri" w:eastAsia="宋体"/>
-          <w:b w:val="0"/>
-          <w:i w:val="0"/>
-          <w:sz w:val="21"/>
-        </w:rPr>
-        <w:t>：</w:t>
-      </w:r>
-    </w:p>
-    <w:p>
-      <w:r>
-        <w:rPr>
-          <w:rFonts w:ascii="Calibri" w:hAnsi="Calibri" w:eastAsia="宋体"/>
-          <w:b w:val="0"/>
-          <w:i w:val="0"/>
-          <w:sz w:val="21"/>
-        </w:rPr>
-        <w:t xml:space="preserve">  1. QM 区应包含金属离子 + 直接配位残基/配体 + 关键第二层（如参与质子转移的残基）；分层或 ONIOM 方案；</w:t>
-      </w:r>
-    </w:p>
-    <w:p>
-      <w:r>
-        <w:rPr>
-          <w:rFonts w:ascii="Calibri" w:hAnsi="Calibri" w:eastAsia="宋体"/>
-          <w:b w:val="0"/>
-          <w:i w:val="0"/>
-          <w:sz w:val="21"/>
-        </w:rPr>
-        <w:t xml:space="preserve">  2. 泛函/基组选择需针对过渡金属与色散作用校准（如 ωB97X-D、M06-2X 或加 D3 色散校正）；明确自旋态（Cu²⁺ d⁹；Fe²⁺/Fe³⁺ 高/低自旋）；</w:t>
-      </w:r>
-    </w:p>
-    <w:p>
-      <w:r>
-        <w:rPr>
-          <w:rFonts w:ascii="Calibri" w:hAnsi="Calibri" w:eastAsia="宋体"/>
-          <w:b w:val="0"/>
-          <w:i w:val="0"/>
-          <w:sz w:val="21"/>
-        </w:rPr>
-        <w:t xml:space="preserve">  3. 输出：配位几何优化、配位能、电荷/自旋布居、氧化还原电位、电子转移倾向（与 Marcus 理论结合可选）；</w:t>
-      </w:r>
-    </w:p>
-    <w:p>
-      <w:r>
-        <w:rPr>
-          <w:rFonts w:ascii="Calibri" w:hAnsi="Calibri" w:eastAsia="宋体"/>
-          <w:b w:val="0"/>
-          <w:i w:val="0"/>
-          <w:sz w:val="21"/>
-        </w:rPr>
-        <w:t xml:space="preserve">  4. </w:t>
-      </w:r>
-      <w:r>
-        <w:rPr>
-          <w:rFonts w:ascii="Calibri" w:hAnsi="Calibri" w:eastAsia="宋体"/>
-          <w:b/>
-          <w:i w:val="0"/>
-          <w:sz w:val="21"/>
-        </w:rPr>
-        <w:t>必须与实验光谱（EPR、UV–vis、XAS、循环伏安）对照校准</w:t>
-      </w:r>
-      <w:r>
-        <w:rPr>
-          <w:rFonts w:ascii="Calibri" w:hAnsi="Calibri" w:eastAsia="宋体"/>
-          <w:b w:val="0"/>
-          <w:i w:val="0"/>
-          <w:sz w:val="21"/>
-        </w:rPr>
-        <w:t>——DFT 对过渡金属自旋态与色散的误差不可忽略。</w:t>
-      </w:r>
-    </w:p>
-    <w:p>
-      <w:pPr>
-        <w:pStyle w:val="ListBullet"/>
-      </w:pPr>
-      <w:r>
-        <w:rPr>
-          <w:rFonts w:ascii="Calibri" w:hAnsi="Calibri" w:eastAsia="宋体"/>
-          <w:b w:val="0"/>
-          <w:i w:val="0"/>
-          <w:sz w:val="21"/>
-        </w:rPr>
-        <w:t>适用顺序（建议）：对接/AF3 筛构象 → MD 验证稳定性与配位驻留 → MM/GBSA 相对排序 → 对排名靠前的稳定金属配位体系做 QM/MM/DFT（配位几何、氧化态、电子转移）→ 实验光谱校准。</w:t>
-      </w:r>
-    </w:p>
-    <w:p>
-      <w:pPr>
-        <w:pStyle w:val="Heading3"/>
-      </w:pPr>
-      <w:r>
-        <w:rPr>
-          <w:rFonts w:ascii="Calibri" w:hAnsi="Calibri" w:eastAsia="宋体"/>
-          <w:b w:val="0"/>
-          <w:i w:val="0"/>
-          <w:sz w:val="25"/>
-        </w:rPr>
-        <w:t>4.5 计算–实验证据等级小结</w:t>
+        <w:t>4.6 计算–结论证据等级</w:t>
       </w:r>
     </w:p>
     <w:tbl>
@@ -3150,7 +3997,7 @@
                 <w:i w:val="0"/>
                 <w:sz w:val="18"/>
               </w:rPr>
-              <w:t>可回答的问题</w:t>
+              <w:t>可回答</w:t>
             </w:r>
           </w:p>
         </w:tc>
@@ -3170,7 +4017,7 @@
                 <w:i w:val="0"/>
                 <w:sz w:val="18"/>
               </w:rPr>
-              <w:t>不可回答的问题</w:t>
+              <w:t>不可回答</w:t>
             </w:r>
           </w:p>
         </w:tc>
@@ -3240,7 +4087,7 @@
                 <w:i w:val="0"/>
                 <w:sz w:val="18"/>
               </w:rPr>
-              <w:t>亲和力、动力学、金属配位准确性</w:t>
+              <w:t>亲和力、毒性、金属配位准确性</w:t>
             </w:r>
           </w:p>
         </w:tc>
@@ -3257,6 +4104,72 @@
                 <w:sz w:val="18"/>
               </w:rPr>
               <w:t>构象生成与排序起点</w:t>
+            </w:r>
+          </w:p>
+        </w:tc>
+      </w:tr>
+      <w:tr>
+        <w:tc>
+          <w:tcPr>
+            <w:tcW w:type="dxa" w:w="2436"/>
+          </w:tcPr>
+          <w:p>
+            <w:r>
+              <w:rPr>
+                <w:rFonts w:ascii="Calibri" w:hAnsi="Calibri" w:eastAsia="宋体"/>
+                <w:b w:val="0"/>
+                <w:i w:val="0"/>
+                <w:sz w:val="18"/>
+              </w:rPr>
+              <w:t>对接（含 HDOCK 类）</w:t>
+            </w:r>
+          </w:p>
+        </w:tc>
+        <w:tc>
+          <w:tcPr>
+            <w:tcW w:type="dxa" w:w="2436"/>
+          </w:tcPr>
+          <w:p>
+            <w:r>
+              <w:rPr>
+                <w:rFonts w:ascii="Calibri" w:hAnsi="Calibri" w:eastAsia="宋体"/>
+                <w:b w:val="0"/>
+                <w:i w:val="0"/>
+                <w:sz w:val="18"/>
+              </w:rPr>
+              <w:t>可能界面</w:t>
+            </w:r>
+          </w:p>
+        </w:tc>
+        <w:tc>
+          <w:tcPr>
+            <w:tcW w:type="dxa" w:w="2436"/>
+          </w:tcPr>
+          <w:p>
+            <w:r>
+              <w:rPr>
+                <w:rFonts w:ascii="Calibri" w:hAnsi="Calibri" w:eastAsia="宋体"/>
+                <w:b w:val="0"/>
+                <w:i w:val="0"/>
+                <w:sz w:val="18"/>
+              </w:rPr>
+              <w:t>功能方向（促/抑/毒）</w:t>
+            </w:r>
+          </w:p>
+        </w:tc>
+        <w:tc>
+          <w:tcPr>
+            <w:tcW w:type="dxa" w:w="2436"/>
+          </w:tcPr>
+          <w:p>
+            <w:r>
+              <w:rPr>
+                <w:rFonts w:ascii="Calibri" w:hAnsi="Calibri" w:eastAsia="宋体"/>
+                <w:b w:val="0"/>
+                <w:i w:val="0"/>
+                <w:sz w:val="18"/>
+              </w:rPr>
+              <w:t>假设生成（Wang 2024 用法）</w:t>
             </w:r>
           </w:p>
         </w:tc>
@@ -3306,7 +4219,7 @@
                 <w:i w:val="0"/>
                 <w:sz w:val="18"/>
               </w:rPr>
-              <w:t>反应、电子转移</w:t>
+              <w:t>反应、ROS、细胞毒性</w:t>
             </w:r>
           </w:p>
         </w:tc>
@@ -3372,7 +4285,7 @@
                 <w:i w:val="0"/>
                 <w:sz w:val="18"/>
               </w:rPr>
-              <w:t>绝对亲和力、配位键体系</w:t>
+              <w:t>绝对亲和力、毒性标签</w:t>
             </w:r>
           </w:p>
         </w:tc>
@@ -3388,7 +4301,7 @@
                 <w:i w:val="0"/>
                 <w:sz w:val="18"/>
               </w:rPr>
-              <w:t>排序（需实验校准）</w:t>
+              <w:t>排序（预留实验校准）</w:t>
             </w:r>
           </w:p>
         </w:tc>
@@ -3422,7 +4335,7 @@
                 <w:i w:val="0"/>
                 <w:sz w:val="18"/>
               </w:rPr>
-              <w:t>配位几何、氧化态、电子转移</w:t>
+              <w:t>配位几何、氧化态趋势、相对配位能</w:t>
             </w:r>
           </w:p>
         </w:tc>
@@ -3438,7 +4351,7 @@
                 <w:i w:val="0"/>
                 <w:sz w:val="18"/>
               </w:rPr>
-              <w:t>大尺度构象采样</w:t>
+              <w:t>体内毒性、聚集动力学终点</w:t>
             </w:r>
           </w:p>
         </w:tc>
@@ -3454,7 +4367,7 @@
                 <w:i w:val="0"/>
                 <w:sz w:val="18"/>
               </w:rPr>
-              <w:t>终局电子结构分析（需光谱校准）</w:t>
+              <w:t>电子结构终局分析</w:t>
             </w:r>
           </w:p>
         </w:tc>
@@ -3472,7 +4385,7 @@
                 <w:i w:val="0"/>
                 <w:sz w:val="18"/>
               </w:rPr>
-              <w:t>实验（ITC/EPR/光谱）</w:t>
+              <w:t>实验</w:t>
             </w:r>
           </w:p>
         </w:tc>
@@ -3488,7 +4401,7 @@
                 <w:i w:val="0"/>
                 <w:sz w:val="18"/>
               </w:rPr>
-              <w:t>真值</w:t>
+              <w:t>真值（本版不做）</w:t>
             </w:r>
           </w:p>
         </w:tc>
@@ -3520,7 +4433,7 @@
                 <w:i w:val="0"/>
                 <w:sz w:val="18"/>
               </w:rPr>
-              <w:t>裁决一切计算结论</w:t>
+              <w:t>未来裁决一切功能标签</w:t>
             </w:r>
           </w:p>
         </w:tc>
@@ -3558,7 +4471,44 @@
           <w:i w:val="0"/>
           <w:sz w:val="28"/>
         </w:rPr>
-        <w:t>5 重点四：12 条肽从初筛到 iPSC 神经元验证的分阶段 Go/No-Go 方案</w:t>
+        <w:t>5 12 条肽：仅计算侧的分阶段 Go/No-Go</w:t>
+      </w:r>
+    </w:p>
+    <w:p>
+      <w:pPr>
+        <w:pBdr>
+          <w:left w:val="single" w:sz="18" w:space="4" w:color="2E74B5"/>
+        </w:pBdr>
+        <w:shd w:val="clear" w:color="auto" w:fill="F2F7FB"/>
+        <w:spacing w:after="120"/>
+        <w:ind w:left="227"/>
+      </w:pPr>
+      <w:r>
+        <w:rPr>
+          <w:rFonts w:ascii="Calibri" w:hAnsi="Calibri" w:eastAsia="宋体"/>
+          <w:b w:val="0"/>
+          <w:i w:val="0"/>
+          <w:sz w:val="21"/>
+        </w:rPr>
+        <w:t>本漏斗</w:t>
+      </w:r>
+      <w:r>
+        <w:rPr>
+          <w:rFonts w:ascii="Calibri" w:hAnsi="Calibri" w:eastAsia="宋体"/>
+          <w:b/>
+          <w:i w:val="0"/>
+          <w:sz w:val="21"/>
+        </w:rPr>
+        <w:t>止于计算优先级列表</w:t>
+      </w:r>
+      <w:r>
+        <w:rPr>
+          <w:rFonts w:ascii="Calibri" w:hAnsi="Calibri" w:eastAsia="宋体"/>
+          <w:b w:val="0"/>
+          <w:i w:val="0"/>
+          <w:sz w:val="21"/>
+        </w:rPr>
+        <w:t>。不设合成、细胞、iPSC 阶段。</w:t>
       </w:r>
     </w:p>
     <w:p>
@@ -3572,19 +4522,52 @@
           <w:i w:val="0"/>
           <w:sz w:val="25"/>
         </w:rPr>
-        <w:t>5.1 总体漏斗（建议 12 → 8 → 4 → 2 → 1–2 条先导肽）</w:t>
+        <w:t>5.1 总体漏斗（建议 12 → 8 → 4 → 2–3 条“计算先导”）</w:t>
       </w:r>
     </w:p>
     <w:p>
       <w:r>
         <w:rPr>
           <w:rFonts w:ascii="Calibri" w:hAnsi="Calibri" w:eastAsia="宋体"/>
+          <w:b/>
+          <w:i w:val="0"/>
+          <w:sz w:val="21"/>
+        </w:rPr>
+        <w:t>Stage C0 — 已完成：AChE-PAS 对接 + MD 准备</w:t>
+      </w:r>
+    </w:p>
+    <w:p>
+      <w:pPr>
+        <w:pStyle w:val="ListBullet"/>
+      </w:pPr>
+      <w:r>
+        <w:rPr>
+          <w:rFonts w:ascii="Calibri" w:hAnsi="Calibri" w:eastAsia="宋体"/>
           <w:b w:val="0"/>
           <w:i w:val="0"/>
           <w:sz w:val="21"/>
         </w:rPr>
-        <w:t>每阶段输出"进入下一阶段的候选子集"，并设置</w:t>
-      </w:r>
+        <w:t>输入：12 条候选肽。</w:t>
+      </w:r>
+    </w:p>
+    <w:p>
+      <w:pPr>
+        <w:pStyle w:val="ListBullet"/>
+      </w:pPr>
+      <w:r>
+        <w:rPr>
+          <w:rFonts w:ascii="Calibri" w:hAnsi="Calibri" w:eastAsia="宋体"/>
+          <w:b w:val="0"/>
+          <w:i w:val="0"/>
+          <w:sz w:val="21"/>
+        </w:rPr>
+        <w:t>检查：PAS 关键残基接触是否成立；对接构象是否可用于 MD。</w:t>
+      </w:r>
+    </w:p>
+    <w:p>
+      <w:pPr>
+        <w:pStyle w:val="ListBullet"/>
+      </w:pPr>
       <w:r>
         <w:rPr>
           <w:rFonts w:ascii="Calibri" w:hAnsi="Calibri" w:eastAsia="宋体"/>
@@ -3592,7 +4575,7 @@
           <w:i w:val="0"/>
           <w:sz w:val="21"/>
         </w:rPr>
-        <w:t>可否决的 No-Go 判据</w:t>
+        <w:t>Go</w:t>
       </w:r>
       <w:r>
         <w:rPr>
@@ -3601,7 +4584,348 @@
           <w:i w:val="0"/>
           <w:sz w:val="21"/>
         </w:rPr>
-        <w:t>，避免资源浪费在无金属/无酶活响应的序列上。</w:t>
+        <w:t>：具备可解释的 PAS 结合模式 → 进入 C1。</w:t>
+      </w:r>
+    </w:p>
+    <w:p>
+      <w:pPr>
+        <w:pStyle w:val="ListBullet"/>
+      </w:pPr>
+      <w:r>
+        <w:rPr>
+          <w:rFonts w:ascii="Calibri" w:hAnsi="Calibri" w:eastAsia="宋体"/>
+          <w:b/>
+          <w:i w:val="0"/>
+          <w:sz w:val="21"/>
+        </w:rPr>
+        <w:t>No-Go</w:t>
+      </w:r>
+      <w:r>
+        <w:rPr>
+          <w:rFonts w:ascii="Calibri" w:hAnsi="Calibri" w:eastAsia="宋体"/>
+          <w:b w:val="0"/>
+          <w:i w:val="0"/>
+          <w:sz w:val="21"/>
+        </w:rPr>
+        <w:t>：无 PAS 接触或构象明显伪结合 → 标记淘汰，不进入金属/QM 阶段。</w:t>
+      </w:r>
+    </w:p>
+    <w:p>
+      <w:r>
+        <w:rPr>
+          <w:rFonts w:ascii="Calibri" w:hAnsi="Calibri" w:eastAsia="宋体"/>
+          <w:b/>
+          <w:i w:val="0"/>
+          <w:sz w:val="21"/>
+        </w:rPr>
+        <w:t>Stage C1 — 多构象 + 靶点扩展计算（2–4 周）</w:t>
+      </w:r>
+    </w:p>
+    <w:p>
+      <w:pPr>
+        <w:pStyle w:val="ListBullet"/>
+      </w:pPr>
+      <w:r>
+        <w:rPr>
+          <w:rFonts w:ascii="Calibri" w:hAnsi="Calibri" w:eastAsia="宋体"/>
+          <w:b w:val="0"/>
+          <w:i w:val="0"/>
+          <w:sz w:val="21"/>
+        </w:rPr>
+        <w:t>内容：AF3 多构象；AChE/BChE 对比；Aβ42（±）对接；ferritin/transferrin 仅探索性附录。</w:t>
+      </w:r>
+    </w:p>
+    <w:p>
+      <w:pPr>
+        <w:pStyle w:val="ListBullet"/>
+      </w:pPr>
+      <w:r>
+        <w:rPr>
+          <w:rFonts w:ascii="Calibri" w:hAnsi="Calibri" w:eastAsia="宋体"/>
+          <w:b/>
+          <w:i w:val="0"/>
+          <w:sz w:val="21"/>
+        </w:rPr>
+        <w:t>Go</w:t>
+      </w:r>
+      <w:r>
+        <w:rPr>
+          <w:rFonts w:ascii="Calibri" w:hAnsi="Calibri" w:eastAsia="宋体"/>
+          <w:b w:val="0"/>
+          <w:i w:val="0"/>
+          <w:sz w:val="21"/>
+        </w:rPr>
+        <w:t>：主靶点（AChE 和/或 Aβ）上出现可重复界面 + 合理置信度 → 12→8。</w:t>
+      </w:r>
+    </w:p>
+    <w:p>
+      <w:pPr>
+        <w:pStyle w:val="ListBullet"/>
+      </w:pPr>
+      <w:r>
+        <w:rPr>
+          <w:rFonts w:ascii="Calibri" w:hAnsi="Calibri" w:eastAsia="宋体"/>
+          <w:b/>
+          <w:i w:val="0"/>
+          <w:sz w:val="21"/>
+        </w:rPr>
+        <w:t>No-Go</w:t>
+      </w:r>
+      <w:r>
+        <w:rPr>
+          <w:rFonts w:ascii="Calibri" w:hAnsi="Calibri" w:eastAsia="宋体"/>
+          <w:b w:val="0"/>
+          <w:i w:val="0"/>
+          <w:sz w:val="21"/>
+        </w:rPr>
+        <w:t>：全部主靶点无稳定界面假说。</w:t>
+      </w:r>
+    </w:p>
+    <w:p>
+      <w:pPr>
+        <w:pStyle w:val="ListBullet"/>
+      </w:pPr>
+      <w:r>
+        <w:rPr>
+          <w:rFonts w:ascii="Calibri" w:hAnsi="Calibri" w:eastAsia="宋体"/>
+          <w:b/>
+          <w:i w:val="0"/>
+          <w:sz w:val="21"/>
+        </w:rPr>
+        <w:t>禁止</w:t>
+      </w:r>
+      <w:r>
+        <w:rPr>
+          <w:rFonts w:ascii="Calibri" w:hAnsi="Calibri" w:eastAsia="宋体"/>
+          <w:b w:val="0"/>
+          <w:i w:val="0"/>
+          <w:sz w:val="21"/>
+        </w:rPr>
+        <w:t>：根据 Aβ 对接结果标注“毒性肽”（见第 2 节 Wang 2024 裁决）。</w:t>
+      </w:r>
+    </w:p>
+    <w:p>
+      <w:r>
+        <w:rPr>
+          <w:rFonts w:ascii="Calibri" w:hAnsi="Calibri" w:eastAsia="宋体"/>
+          <w:b/>
+          <w:i w:val="0"/>
+          <w:sz w:val="21"/>
+        </w:rPr>
+        <w:t>Stage C2 — MD 稳定性与金属配位（3–6 周）</w:t>
+      </w:r>
+    </w:p>
+    <w:p>
+      <w:pPr>
+        <w:pStyle w:val="ListBullet"/>
+      </w:pPr>
+      <w:r>
+        <w:rPr>
+          <w:rFonts w:ascii="Calibri" w:hAnsi="Calibri" w:eastAsia="宋体"/>
+          <w:b w:val="0"/>
+          <w:i w:val="0"/>
+          <w:sz w:val="21"/>
+        </w:rPr>
+        <w:t>内容：≥3 次 MD；Cu²⁺/Fe²⁺/Fe³⁺/Zn²⁺ 分矩阵；配位驻留与逸出；可选肽–Cu vs Aβ–Cu 竞争模型。</w:t>
+      </w:r>
+    </w:p>
+    <w:p>
+      <w:pPr>
+        <w:pStyle w:val="ListBullet"/>
+      </w:pPr>
+      <w:r>
+        <w:rPr>
+          <w:rFonts w:ascii="Calibri" w:hAnsi="Calibri" w:eastAsia="宋体"/>
+          <w:b/>
+          <w:i w:val="0"/>
+          <w:sz w:val="21"/>
+        </w:rPr>
+        <w:t>Go</w:t>
+      </w:r>
+      <w:r>
+        <w:rPr>
+          <w:rFonts w:ascii="Calibri" w:hAnsi="Calibri" w:eastAsia="宋体"/>
+          <w:b w:val="0"/>
+          <w:i w:val="0"/>
+          <w:sz w:val="21"/>
+        </w:rPr>
+        <w:t>：至少一种病理相关条件下（AChE PAS 或 Aβ 界面或 Cu/Fe 配位）MD 稳定、重复一致 → 8→4。</w:t>
+      </w:r>
+    </w:p>
+    <w:p>
+      <w:pPr>
+        <w:pStyle w:val="ListBullet"/>
+      </w:pPr>
+      <w:r>
+        <w:rPr>
+          <w:rFonts w:ascii="Calibri" w:hAnsi="Calibri" w:eastAsia="宋体"/>
+          <w:b/>
+          <w:i w:val="0"/>
+          <w:sz w:val="21"/>
+        </w:rPr>
+        <w:t>No-Go</w:t>
+      </w:r>
+      <w:r>
+        <w:rPr>
+          <w:rFonts w:ascii="Calibri" w:hAnsi="Calibri" w:eastAsia="宋体"/>
+          <w:b w:val="0"/>
+          <w:i w:val="0"/>
+          <w:sz w:val="21"/>
+        </w:rPr>
+        <w:t>：MD 中肽迅速解离、金属配位不可维持、重复间完全不一致。</w:t>
+      </w:r>
+    </w:p>
+    <w:p>
+      <w:pPr>
+        <w:pStyle w:val="ListBullet"/>
+      </w:pPr>
+      <w:r>
+        <w:rPr>
+          <w:rFonts w:ascii="Calibri" w:hAnsi="Calibri" w:eastAsia="宋体"/>
+          <w:b/>
+          <w:i w:val="0"/>
+          <w:sz w:val="21"/>
+        </w:rPr>
+        <w:t>Zn 规则</w:t>
+      </w:r>
+      <w:r>
+        <w:rPr>
+          <w:rFonts w:ascii="Calibri" w:hAnsi="Calibri" w:eastAsia="宋体"/>
+          <w:b w:val="0"/>
+          <w:i w:val="0"/>
+          <w:sz w:val="21"/>
+        </w:rPr>
+        <w:t>：Zn 组只解释配位/结构对照，</w:t>
+      </w:r>
+      <w:r>
+        <w:rPr>
+          <w:rFonts w:ascii="Calibri" w:hAnsi="Calibri" w:eastAsia="宋体"/>
+          <w:b/>
+          <w:i w:val="0"/>
+          <w:sz w:val="21"/>
+        </w:rPr>
+        <w:t>不写“Zn–Fenton/ROS”</w:t>
+      </w:r>
+      <w:r>
+        <w:rPr>
+          <w:rFonts w:ascii="Calibri" w:hAnsi="Calibri" w:eastAsia="宋体"/>
+          <w:b w:val="0"/>
+          <w:i w:val="0"/>
+          <w:sz w:val="21"/>
+        </w:rPr>
+        <w:t>（见第 6 节）。</w:t>
+      </w:r>
+    </w:p>
+    <w:p>
+      <w:r>
+        <w:rPr>
+          <w:rFonts w:ascii="Calibri" w:hAnsi="Calibri" w:eastAsia="宋体"/>
+          <w:b/>
+          <w:i w:val="0"/>
+          <w:sz w:val="21"/>
+        </w:rPr>
+        <w:t>Stage C3 — MM/GBSA 排序 + 头部 QM/MM（2–4 周）</w:t>
+      </w:r>
+    </w:p>
+    <w:p>
+      <w:pPr>
+        <w:pStyle w:val="ListBullet"/>
+      </w:pPr>
+      <w:r>
+        <w:rPr>
+          <w:rFonts w:ascii="Calibri" w:hAnsi="Calibri" w:eastAsia="宋体"/>
+          <w:b w:val="0"/>
+          <w:i w:val="0"/>
+          <w:sz w:val="21"/>
+        </w:rPr>
+        <w:t>内容：相对结合能排序；对 Top 候选做 QM/MM/DFT（配位几何、电荷、相对配位能；若做夺铜假说则比肽–Cu 与 Aβ–Cu）。</w:t>
+      </w:r>
+    </w:p>
+    <w:p>
+      <w:pPr>
+        <w:pStyle w:val="ListBullet"/>
+      </w:pPr>
+      <w:r>
+        <w:rPr>
+          <w:rFonts w:ascii="Calibri" w:hAnsi="Calibri" w:eastAsia="宋体"/>
+          <w:b/>
+          <w:i w:val="0"/>
+          <w:sz w:val="21"/>
+        </w:rPr>
+        <w:t>Go</w:t>
+      </w:r>
+      <w:r>
+        <w:rPr>
+          <w:rFonts w:ascii="Calibri" w:hAnsi="Calibri" w:eastAsia="宋体"/>
+          <w:b w:val="0"/>
+          <w:i w:val="0"/>
+          <w:sz w:val="21"/>
+        </w:rPr>
+        <w:t>：排序稳定、电子结构无化学不合理处（错误自旋态、配位数荒谬等）→ 输出 2–3 条计算先导。</w:t>
+      </w:r>
+    </w:p>
+    <w:p>
+      <w:pPr>
+        <w:pStyle w:val="ListBullet"/>
+      </w:pPr>
+      <w:r>
+        <w:rPr>
+          <w:rFonts w:ascii="Calibri" w:hAnsi="Calibri" w:eastAsia="宋体"/>
+          <w:b/>
+          <w:i w:val="0"/>
+          <w:sz w:val="21"/>
+        </w:rPr>
+        <w:t>No-Go</w:t>
+      </w:r>
+      <w:r>
+        <w:rPr>
+          <w:rFonts w:ascii="Calibri" w:hAnsi="Calibri" w:eastAsia="宋体"/>
+          <w:b w:val="0"/>
+          <w:i w:val="0"/>
+          <w:sz w:val="21"/>
+        </w:rPr>
+        <w:t>：能量排序随方法剧烈翻转且无结构解释；QM 区化学不合理。</w:t>
+      </w:r>
+    </w:p>
+    <w:p>
+      <w:pPr>
+        <w:pStyle w:val="ListBullet"/>
+      </w:pPr>
+      <w:r>
+        <w:rPr>
+          <w:rFonts w:ascii="Calibri" w:hAnsi="Calibri" w:eastAsia="宋体"/>
+          <w:b/>
+          <w:i w:val="0"/>
+          <w:sz w:val="21"/>
+        </w:rPr>
+        <w:t>输出物</w:t>
+      </w:r>
+      <w:r>
+        <w:rPr>
+          <w:rFonts w:ascii="Calibri" w:hAnsi="Calibri" w:eastAsia="宋体"/>
+          <w:b w:val="0"/>
+          <w:i w:val="0"/>
+          <w:sz w:val="21"/>
+        </w:rPr>
+        <w:t>：计算先导列表、结构坐标/轨迹摘要、界面残基表、金属配位统计、</w:t>
+      </w:r>
+      <w:r>
+        <w:rPr>
+          <w:rFonts w:ascii="Calibri" w:hAnsi="Calibri" w:eastAsia="宋体"/>
+          <w:b/>
+          <w:i w:val="0"/>
+          <w:sz w:val="21"/>
+        </w:rPr>
+        <w:t>“功能标签：未判定（待实验）”</w:t>
+      </w:r>
+      <w:r>
+        <w:rPr>
+          <w:rFonts w:ascii="Calibri" w:hAnsi="Calibri" w:eastAsia="宋体"/>
+          <w:b w:val="0"/>
+          <w:i w:val="0"/>
+          <w:sz w:val="21"/>
+        </w:rPr>
+        <w:t>。</w:t>
       </w:r>
     </w:p>
     <w:p>
@@ -3615,426 +4939,7 @@
           <w:i w:val="0"/>
           <w:sz w:val="25"/>
         </w:rPr>
-        <w:t>5.2 分阶段方案与判据</w:t>
-      </w:r>
-    </w:p>
-    <w:p>
-      <w:r>
-        <w:rPr>
-          <w:rFonts w:ascii="Calibri" w:hAnsi="Calibri" w:eastAsia="宋体"/>
-          <w:b/>
-          <w:i w:val="0"/>
-          <w:sz w:val="21"/>
-        </w:rPr>
-        <w:t>Stage 0 — 计算初筛（现状：已完成 AChE-PAS 对接 + MD 准备）</w:t>
-      </w:r>
-    </w:p>
-    <w:p>
-      <w:pPr>
-        <w:pStyle w:val="ListBullet"/>
-      </w:pPr>
-      <w:r>
-        <w:rPr>
-          <w:rFonts w:ascii="Calibri" w:hAnsi="Calibri" w:eastAsia="宋体"/>
-          <w:b w:val="0"/>
-          <w:i w:val="0"/>
-          <w:sz w:val="21"/>
-        </w:rPr>
-        <w:t>输入：12 条候选肽（7–15 aa 短肽 + 长肽）。</w:t>
-      </w:r>
-    </w:p>
-    <w:p>
-      <w:pPr>
-        <w:pStyle w:val="ListBullet"/>
-      </w:pPr>
-      <w:r>
-        <w:rPr>
-          <w:rFonts w:ascii="Calibri" w:hAnsi="Calibri" w:eastAsia="宋体"/>
-          <w:b w:val="0"/>
-          <w:i w:val="0"/>
-          <w:sz w:val="21"/>
-        </w:rPr>
-        <w:t>输出：AChE PAS 结合模式（PAS 关键残基：Trp286、Tyr72、Tyr124、Asp74 等）、对接打分、MD 稳定性（RMSD 平台、PAS 位点驻留、接触矩阵）、ADMET/毒性预测。</w:t>
-      </w:r>
-    </w:p>
-    <w:p>
-      <w:pPr>
-        <w:pStyle w:val="ListBullet"/>
-      </w:pPr>
-      <w:r>
-        <w:rPr>
-          <w:rFonts w:ascii="Calibri" w:hAnsi="Calibri" w:eastAsia="宋体"/>
-          <w:b/>
-          <w:i w:val="0"/>
-          <w:sz w:val="21"/>
-        </w:rPr>
-        <w:t>Go</w:t>
-      </w:r>
-      <w:r>
-        <w:rPr>
-          <w:rFonts w:ascii="Calibri" w:hAnsi="Calibri" w:eastAsia="宋体"/>
-          <w:b w:val="0"/>
-          <w:i w:val="0"/>
-          <w:sz w:val="21"/>
-        </w:rPr>
-        <w:t>：MD 稳定（RMSD 达平台）、PAS 关键残基接触保持、无毒性预警 → 12→8。</w:t>
-      </w:r>
-    </w:p>
-    <w:p>
-      <w:pPr>
-        <w:pStyle w:val="ListBullet"/>
-      </w:pPr>
-      <w:r>
-        <w:rPr>
-          <w:rFonts w:ascii="Calibri" w:hAnsi="Calibri" w:eastAsia="宋体"/>
-          <w:b/>
-          <w:i w:val="0"/>
-          <w:sz w:val="21"/>
-        </w:rPr>
-        <w:t>No-Go</w:t>
-      </w:r>
-      <w:r>
-        <w:rPr>
-          <w:rFonts w:ascii="Calibri" w:hAnsi="Calibri" w:eastAsia="宋体"/>
-          <w:b w:val="0"/>
-          <w:i w:val="0"/>
-          <w:sz w:val="21"/>
-        </w:rPr>
-        <w:t>：MD 中肽脱离 PAS 或无特异结合模式 → 淘汰，不再合成。</w:t>
-      </w:r>
-    </w:p>
-    <w:p>
-      <w:r>
-        <w:rPr>
-          <w:rFonts w:ascii="Calibri" w:hAnsi="Calibri" w:eastAsia="宋体"/>
-          <w:b/>
-          <w:i w:val="0"/>
-          <w:sz w:val="21"/>
-        </w:rPr>
-        <w:t>Stage 1 — 化学合成与体外生化表征（4–8 周）</w:t>
-      </w:r>
-    </w:p>
-    <w:p>
-      <w:pPr>
-        <w:pStyle w:val="ListBullet"/>
-      </w:pPr>
-      <w:r>
-        <w:rPr>
-          <w:rFonts w:ascii="Calibri" w:hAnsi="Calibri" w:eastAsia="宋体"/>
-          <w:b w:val="0"/>
-          <w:i w:val="0"/>
-          <w:sz w:val="21"/>
-        </w:rPr>
-        <w:t>指标：纯度（HPLC ≥95%）、溶解度、血清/缓冲液稳定性；金属结合（ITC/UV–vis：Cu²⁺/Fe²⁺/Zn²⁺ 的 Kd 与化学计量）；金属还原与 H₂O₂ 生成（无细胞体系）；AChE/BChE 酶活（Ellman 法）；Aβ42 聚集 ± 金属（ThT/EM）。</w:t>
-      </w:r>
-    </w:p>
-    <w:p>
-      <w:pPr>
-        <w:pStyle w:val="ListBullet"/>
-      </w:pPr>
-      <w:r>
-        <w:rPr>
-          <w:rFonts w:ascii="Calibri" w:hAnsi="Calibri" w:eastAsia="宋体"/>
-          <w:b/>
-          <w:i w:val="0"/>
-          <w:sz w:val="21"/>
-        </w:rPr>
-        <w:t>Go</w:t>
-      </w:r>
-      <w:r>
-        <w:rPr>
-          <w:rFonts w:ascii="Calibri" w:hAnsi="Calibri" w:eastAsia="宋体"/>
-          <w:b w:val="0"/>
-          <w:i w:val="0"/>
-          <w:sz w:val="21"/>
-        </w:rPr>
-        <w:t>：≥2 项独立阳性读出，例如：金属依赖 H₂O₂ 生成 ≥2× 对照肽（且可被螯合剂抑制）；或 AChE/BChE 活性调节 IC50 &lt;50 μM；或 Aβ42 聚集调节 ≥30%（±金属矩阵一致）。</w:t>
-      </w:r>
-    </w:p>
-    <w:p>
-      <w:pPr>
-        <w:pStyle w:val="ListBullet"/>
-      </w:pPr>
-      <w:r>
-        <w:rPr>
-          <w:rFonts w:ascii="Calibri" w:hAnsi="Calibri" w:eastAsia="宋体"/>
-          <w:b/>
-          <w:i w:val="0"/>
-          <w:sz w:val="21"/>
-        </w:rPr>
-        <w:t>No-Go</w:t>
-      </w:r>
-      <w:r>
-        <w:rPr>
-          <w:rFonts w:ascii="Calibri" w:hAnsi="Calibri" w:eastAsia="宋体"/>
-          <w:b w:val="0"/>
-          <w:i w:val="0"/>
-          <w:sz w:val="21"/>
-        </w:rPr>
-        <w:t>：无金属结合、无 ROS、无酶活/聚集效应 → 终止该肽。</w:t>
-      </w:r>
-    </w:p>
-    <w:p>
-      <w:r>
-        <w:rPr>
-          <w:rFonts w:ascii="Calibri" w:hAnsi="Calibri" w:eastAsia="宋体"/>
-          <w:b/>
-          <w:i w:val="0"/>
-          <w:sz w:val="21"/>
-        </w:rPr>
-        <w:t>Stage 2 — 神经元细胞模型（4–6 周）</w:t>
-      </w:r>
-    </w:p>
-    <w:p>
-      <w:pPr>
-        <w:pStyle w:val="ListBullet"/>
-      </w:pPr>
-      <w:r>
-        <w:rPr>
-          <w:rFonts w:ascii="Calibri" w:hAnsi="Calibri" w:eastAsia="宋体"/>
-          <w:b w:val="0"/>
-          <w:i w:val="0"/>
-          <w:sz w:val="21"/>
-        </w:rPr>
-        <w:t>模型：SH-SY5Y / PC12 / 原代皮层神经元。</w:t>
-      </w:r>
-    </w:p>
-    <w:p>
-      <w:pPr>
-        <w:pStyle w:val="ListBullet"/>
-      </w:pPr>
-      <w:r>
-        <w:rPr>
-          <w:rFonts w:ascii="Calibri" w:hAnsi="Calibri" w:eastAsia="宋体"/>
-          <w:b w:val="0"/>
-          <w:i w:val="0"/>
-          <w:sz w:val="21"/>
-        </w:rPr>
-        <w:t>指标：细胞活力（MTT/LDH）；胞内 ROS（DCFH-DA）与线粒体 ROS（MitoSOX）；脂质过氧化（BODIPY C11 氧化比率、4-HNE 加合物 WB）；</w:t>
-      </w:r>
-      <w:r>
-        <w:rPr>
-          <w:rFonts w:ascii="Calibri" w:hAnsi="Calibri" w:eastAsia="宋体"/>
-          <w:b/>
-          <w:i w:val="0"/>
-          <w:sz w:val="21"/>
-        </w:rPr>
-        <w:t>金属矩阵</w:t>
-      </w:r>
-      <w:r>
-        <w:rPr>
-          <w:rFonts w:ascii="Calibri" w:hAnsi="Calibri" w:eastAsia="宋体"/>
-          <w:b w:val="0"/>
-          <w:i w:val="0"/>
-          <w:sz w:val="21"/>
-        </w:rPr>
-        <w:t>：±Cu²⁺/Fe²⁺、±螯合剂、±过氧化氢酶/抗氧化剂。</w:t>
-      </w:r>
-    </w:p>
-    <w:p>
-      <w:pPr>
-        <w:pStyle w:val="ListBullet"/>
-      </w:pPr>
-      <w:r>
-        <w:rPr>
-          <w:rFonts w:ascii="Calibri" w:hAnsi="Calibri" w:eastAsia="宋体"/>
-          <w:b/>
-          <w:i w:val="0"/>
-          <w:sz w:val="21"/>
-        </w:rPr>
-        <w:t>Go</w:t>
-      </w:r>
-      <w:r>
-        <w:rPr>
-          <w:rFonts w:ascii="Calibri" w:hAnsi="Calibri" w:eastAsia="宋体"/>
-          <w:b w:val="0"/>
-          <w:i w:val="0"/>
-          <w:sz w:val="21"/>
-        </w:rPr>
-        <w:t>：金属依赖的"ROS↑ + 脂质过氧化↑ + 细胞损伤"三联表型，且螯合剂/过氧化氢酶/抗氧化剂可逆转 → 8→4。</w:t>
-      </w:r>
-    </w:p>
-    <w:p>
-      <w:pPr>
-        <w:pStyle w:val="ListBullet"/>
-      </w:pPr>
-      <w:r>
-        <w:rPr>
-          <w:rFonts w:ascii="Calibri" w:hAnsi="Calibri" w:eastAsia="宋体"/>
-          <w:b/>
-          <w:i w:val="0"/>
-          <w:sz w:val="21"/>
-        </w:rPr>
-        <w:t>No-Go</w:t>
-      </w:r>
-      <w:r>
-        <w:rPr>
-          <w:rFonts w:ascii="Calibri" w:hAnsi="Calibri" w:eastAsia="宋体"/>
-          <w:b w:val="0"/>
-          <w:i w:val="0"/>
-          <w:sz w:val="21"/>
-        </w:rPr>
-        <w:t>：无金属依赖表型，或仅有与金属无关的非特异毒性 → 终止。</w:t>
-      </w:r>
-    </w:p>
-    <w:p>
-      <w:r>
-        <w:rPr>
-          <w:rFonts w:ascii="Calibri" w:hAnsi="Calibri" w:eastAsia="宋体"/>
-          <w:b/>
-          <w:i w:val="0"/>
-          <w:sz w:val="21"/>
-        </w:rPr>
-        <w:t>Stage 3 — iPSC 神经元验证（6–12 个月）</w:t>
-      </w:r>
-    </w:p>
-    <w:p>
-      <w:pPr>
-        <w:pStyle w:val="ListBullet"/>
-      </w:pPr>
-      <w:r>
-        <w:rPr>
-          <w:rFonts w:ascii="Calibri" w:hAnsi="Calibri" w:eastAsia="宋体"/>
-          <w:b w:val="0"/>
-          <w:i w:val="0"/>
-          <w:sz w:val="21"/>
-        </w:rPr>
-        <w:t>依据：iPSC 来源神经元可重现 AD 关键表型——Israel 等（</w:t>
-      </w:r>
-      <w:r>
-        <w:rPr>
-          <w:rFonts w:ascii="Calibri" w:hAnsi="Calibri" w:eastAsia="宋体"/>
-          <w:b w:val="0"/>
-          <w:i/>
-          <w:sz w:val="21"/>
-        </w:rPr>
-        <w:t>Nature</w:t>
-      </w:r>
-      <w:r>
-        <w:rPr>
-          <w:rFonts w:ascii="Calibri" w:hAnsi="Calibri" w:eastAsia="宋体"/>
-          <w:b w:val="0"/>
-          <w:i w:val="0"/>
-          <w:sz w:val="21"/>
-        </w:rPr>
-        <w:t>, 2012）证明家族性 AD（APP 复制、PS1 突变）患者的 iPSC 神经元表现出 Aβ42 升高、p-tau 增加与 GSK-3β 激活，且 β/γ-分泌酶抑制剂可降低 p-tau [S1]；Kondo 等（</w:t>
-      </w:r>
-      <w:r>
-        <w:rPr>
-          <w:rFonts w:ascii="Calibri" w:hAnsi="Calibri" w:eastAsia="宋体"/>
-          <w:b w:val="0"/>
-          <w:i/>
-          <w:sz w:val="21"/>
-        </w:rPr>
-        <w:t>Cell Stem Cell</w:t>
-      </w:r>
-      <w:r>
-        <w:rPr>
-          <w:rFonts w:ascii="Calibri" w:hAnsi="Calibri" w:eastAsia="宋体"/>
-          <w:b w:val="0"/>
-          <w:i w:val="0"/>
-          <w:sz w:val="21"/>
-        </w:rPr>
-        <w:t>, 2013）证明 fAD iPSC 神经元出现细胞内 Aβ 积累与内质网/高尔基体应激、氧化应激表型，且对药物反应存在差异 [S2]。</w:t>
-      </w:r>
-    </w:p>
-    <w:p>
-      <w:pPr>
-        <w:pStyle w:val="ListBullet"/>
-      </w:pPr>
-      <w:r>
-        <w:rPr>
-          <w:rFonts w:ascii="Calibri" w:hAnsi="Calibri" w:eastAsia="宋体"/>
-          <w:b w:val="0"/>
-          <w:i w:val="0"/>
-          <w:sz w:val="21"/>
-        </w:rPr>
-        <w:t>设计：等基因/异基因对照（健康 donor；可选 APOE3/4 敲入系、fAD 突变系）；分化 &gt;60 天成熟神经元；读出包括 Aβ42/Aβ40（ELISA/MSD）、p-tau、ROS（CellROX/MitoSOX）、脂质过氧化（BODIPY/4-HNE）、神经突网络（MAP2/βIII-tubulin）、突触标志（PSD95/SYN1）、功能（MEA 或钙成像）、细胞活力。</w:t>
-      </w:r>
-    </w:p>
-    <w:p>
-      <w:pPr>
-        <w:pStyle w:val="ListBullet"/>
-      </w:pPr>
-      <w:r>
-        <w:rPr>
-          <w:rFonts w:ascii="Calibri" w:hAnsi="Calibri" w:eastAsia="宋体"/>
-          <w:b/>
-          <w:i w:val="0"/>
-          <w:sz w:val="21"/>
-        </w:rPr>
-        <w:t>Go</w:t>
-      </w:r>
-      <w:r>
-        <w:rPr>
-          <w:rFonts w:ascii="Calibri" w:hAnsi="Calibri" w:eastAsia="宋体"/>
-          <w:b w:val="0"/>
-          <w:i w:val="0"/>
-          <w:sz w:val="21"/>
-        </w:rPr>
-        <w:t>：金属存在下 ROS/脂质过氧化增加并伴随神经元损伤、无金属时低毒（与原方案 4.4 的因果标准一致）→ 确定 1–2 条先导肽，进入先导优化。</w:t>
-      </w:r>
-    </w:p>
-    <w:p>
-      <w:pPr>
-        <w:pStyle w:val="ListBullet"/>
-      </w:pPr>
-      <w:r>
-        <w:rPr>
-          <w:rFonts w:ascii="Calibri" w:hAnsi="Calibri" w:eastAsia="宋体"/>
-          <w:b/>
-          <w:i w:val="0"/>
-          <w:sz w:val="21"/>
-        </w:rPr>
-        <w:t>No-Go</w:t>
-      </w:r>
-      <w:r>
-        <w:rPr>
-          <w:rFonts w:ascii="Calibri" w:hAnsi="Calibri" w:eastAsia="宋体"/>
-          <w:b w:val="0"/>
-          <w:i w:val="0"/>
-          <w:sz w:val="21"/>
-        </w:rPr>
-        <w:t>：iPSC 神经元上无金属依赖表型，或毒性不伴随氧化损伤机制 → 终止该项目/转向其他机制假说。</w:t>
-      </w:r>
-    </w:p>
-    <w:p>
-      <w:r>
-        <w:rPr>
-          <w:rFonts w:ascii="Calibri" w:hAnsi="Calibri" w:eastAsia="宋体"/>
-          <w:b/>
-          <w:i w:val="0"/>
-          <w:sz w:val="21"/>
-        </w:rPr>
-        <w:t>Stage 4 — 体内/转化（非本阶段范围）</w:t>
-      </w:r>
-    </w:p>
-    <w:p>
-      <w:pPr>
-        <w:pStyle w:val="ListBullet"/>
-      </w:pPr>
-      <w:r>
-        <w:rPr>
-          <w:rFonts w:ascii="Calibri" w:hAnsi="Calibri" w:eastAsia="宋体"/>
-          <w:b w:val="0"/>
-          <w:i w:val="0"/>
-          <w:sz w:val="21"/>
-        </w:rPr>
-        <w:t>前置条件：Stage 3 满足 Go 且机制链条完整（金属依赖、可干预逆转）。体内研究（APP/PS1 或 APOE4 小鼠、铁/铜负荷模型）需另行方案与伦理审批，本阶段不承诺。</w:t>
-      </w:r>
-    </w:p>
-    <w:p>
-      <w:pPr>
-        <w:pStyle w:val="Heading3"/>
-      </w:pPr>
-      <w:r>
-        <w:rPr>
-          <w:rFonts w:ascii="Calibri" w:hAnsi="Calibri" w:eastAsia="宋体"/>
-          <w:b w:val="0"/>
-          <w:i w:val="0"/>
-          <w:sz w:val="25"/>
-        </w:rPr>
-        <w:t>5.3 Go/No-Go 判据汇总表</w:t>
+        <w:t>5.2 计算侧 Go/No-Go 汇总</w:t>
       </w:r>
     </w:p>
     <w:tbl>
@@ -4128,7 +5033,7 @@
                 <w:i w:val="0"/>
                 <w:sz w:val="18"/>
               </w:rPr>
-              <w:t>Go 判据</w:t>
+              <w:t>Go</w:t>
             </w:r>
           </w:p>
         </w:tc>
@@ -4148,7 +5053,7 @@
                 <w:i w:val="0"/>
                 <w:sz w:val="18"/>
               </w:rPr>
-              <w:t>No-Go 判据</w:t>
+              <w:t>No-Go</w:t>
             </w:r>
           </w:p>
         </w:tc>
@@ -4166,7 +5071,7 @@
                 <w:i w:val="0"/>
                 <w:sz w:val="18"/>
               </w:rPr>
-              <w:t>0 计算</w:t>
+              <w:t>C0 对接/MD 准备</w:t>
             </w:r>
           </w:p>
         </w:tc>
@@ -4182,7 +5087,7 @@
                 <w:i w:val="0"/>
                 <w:sz w:val="18"/>
               </w:rPr>
-              <w:t>已完成/2–4 周</w:t>
+              <w:t>已完成</w:t>
             </w:r>
           </w:p>
         </w:tc>
@@ -4198,7 +5103,7 @@
                 <w:i w:val="0"/>
                 <w:sz w:val="18"/>
               </w:rPr>
-              <w:t>对接 + MD 稳定性</w:t>
+              <w:t>PAS 结合模式</w:t>
             </w:r>
           </w:p>
         </w:tc>
@@ -4214,7 +5119,7 @@
                 <w:i w:val="0"/>
                 <w:sz w:val="18"/>
               </w:rPr>
-              <w:t>PAS 特异结合、MD 稳定</w:t>
+              <w:t>可解释 PAS 接触</w:t>
             </w:r>
           </w:p>
         </w:tc>
@@ -4230,7 +5135,7 @@
                 <w:i w:val="0"/>
                 <w:sz w:val="18"/>
               </w:rPr>
-              <w:t>无 PAS 结合、MD 发散</w:t>
+              <w:t>无特异结合</w:t>
             </w:r>
           </w:p>
         </w:tc>
@@ -4248,7 +5153,7 @@
                 <w:i w:val="0"/>
                 <w:sz w:val="18"/>
               </w:rPr>
-              <w:t>1 生化</w:t>
+              <w:t>C1 多构象+扩展靶点</w:t>
             </w:r>
           </w:p>
         </w:tc>
@@ -4264,7 +5169,7 @@
                 <w:i w:val="0"/>
                 <w:sz w:val="18"/>
               </w:rPr>
-              <w:t>4–8 周</w:t>
+              <w:t>2–4 周</w:t>
             </w:r>
           </w:p>
         </w:tc>
@@ -4280,7 +5185,7 @@
                 <w:i w:val="0"/>
                 <w:sz w:val="18"/>
               </w:rPr>
-              <w:t>纯度、金属结合、H₂O₂、AChE/BChE、Aβ42 聚集</w:t>
+              <w:t>AF3/对接界面与置信度</w:t>
             </w:r>
           </w:p>
         </w:tc>
@@ -4296,7 +5201,7 @@
                 <w:i w:val="0"/>
                 <w:sz w:val="18"/>
               </w:rPr>
-              <w:t>≥2 项独立阳性读出</w:t>
+              <w:t>主靶点可重复界面</w:t>
             </w:r>
           </w:p>
         </w:tc>
@@ -4312,7 +5217,7 @@
                 <w:i w:val="0"/>
                 <w:sz w:val="18"/>
               </w:rPr>
-              <w:t>全部阴性</w:t>
+              <w:t>主靶点全阴性</w:t>
             </w:r>
           </w:p>
         </w:tc>
@@ -4330,7 +5235,7 @@
                 <w:i w:val="0"/>
                 <w:sz w:val="18"/>
               </w:rPr>
-              <w:t>2 细胞</w:t>
+              <w:t>C2 MD+金属矩阵</w:t>
             </w:r>
           </w:p>
         </w:tc>
@@ -4346,7 +5251,7 @@
                 <w:i w:val="0"/>
                 <w:sz w:val="18"/>
               </w:rPr>
-              <w:t>4–6 周</w:t>
+              <w:t>3–6 周</w:t>
             </w:r>
           </w:p>
         </w:tc>
@@ -4362,7 +5267,7 @@
                 <w:i w:val="0"/>
                 <w:sz w:val="18"/>
               </w:rPr>
-              <w:t>活力、ROS、脂质过氧化、金属矩阵</w:t>
+              <w:t>稳定性、配位驻留、重复性</w:t>
             </w:r>
           </w:p>
         </w:tc>
@@ -4378,7 +5283,7 @@
                 <w:i w:val="0"/>
                 <w:sz w:val="18"/>
               </w:rPr>
-              <w:t>金属依赖三联表型 + 干预逆转</w:t>
+              <w:t>稳定且可重复</w:t>
             </w:r>
           </w:p>
         </w:tc>
@@ -4394,7 +5299,7 @@
                 <w:i w:val="0"/>
                 <w:sz w:val="18"/>
               </w:rPr>
-              <w:t>无金属依赖或非特异毒性</w:t>
+              <w:t>解离/不收敛/不重复</w:t>
             </w:r>
           </w:p>
         </w:tc>
@@ -4412,7 +5317,7 @@
                 <w:i w:val="0"/>
                 <w:sz w:val="18"/>
               </w:rPr>
-              <w:t>3 iPSC</w:t>
+              <w:t>C3 MM/GBSA+QM/MM</w:t>
             </w:r>
           </w:p>
         </w:tc>
@@ -4428,7 +5333,7 @@
                 <w:i w:val="0"/>
                 <w:sz w:val="18"/>
               </w:rPr>
-              <w:t>6–12 月</w:t>
+              <w:t>2–4 周</w:t>
             </w:r>
           </w:p>
         </w:tc>
@@ -4444,7 +5349,7 @@
                 <w:i w:val="0"/>
                 <w:sz w:val="18"/>
               </w:rPr>
-              <w:t>Aβ、p-tau、ROS、脂质过氧化、网络/功能、活力</w:t>
+              <w:t>相对排序、配位电子结构</w:t>
             </w:r>
           </w:p>
         </w:tc>
@@ -4460,7 +5365,7 @@
                 <w:i w:val="0"/>
                 <w:sz w:val="18"/>
               </w:rPr>
-              <w:t>金属依赖损伤 + 氧化机制一致</w:t>
+              <w:t>排序稳定、化学合理</w:t>
             </w:r>
           </w:p>
         </w:tc>
@@ -4476,7 +5381,85 @@
                 <w:i w:val="0"/>
                 <w:sz w:val="18"/>
               </w:rPr>
-              <w:t>无表型或机制不符</w:t>
+              <w:t>方法间无解释翻转</w:t>
+            </w:r>
+          </w:p>
+        </w:tc>
+      </w:tr>
+    </w:tbl>
+    <w:p>
+      <w:pPr>
+        <w:spacing w:after="40"/>
+      </w:pPr>
+      <w:r>
+        <w:rPr>
+          <w:sz w:val="4"/>
+        </w:rPr>
+      </w:r>
+    </w:p>
+    <w:p>
+      <w:pPr>
+        <w:pStyle w:val="Heading3"/>
+      </w:pPr>
+      <w:r>
+        <w:rPr>
+          <w:rFonts w:ascii="Calibri" w:hAnsi="Calibri" w:eastAsia="宋体"/>
+          <w:b w:val="0"/>
+          <w:i w:val="0"/>
+          <w:sz w:val="25"/>
+        </w:rPr>
+        <w:t>5.3 计算结论的允许表述 / 禁止表述</w:t>
+      </w:r>
+    </w:p>
+    <w:tbl>
+      <w:tblPr>
+        <w:tblStyle w:val="TableGrid"/>
+        <w:tblW w:type="auto" w:w="0"/>
+        <w:tblLayout w:type="autofit"/>
+        <w:tblLook w:firstColumn="1" w:firstRow="1" w:lastColumn="0" w:lastRow="0" w:noHBand="0" w:noVBand="1" w:val="04A0"/>
+      </w:tblPr>
+      <w:tblGrid>
+        <w:gridCol w:w="4873"/>
+        <w:gridCol w:w="4873"/>
+      </w:tblGrid>
+      <w:tr>
+        <w:tc>
+          <w:tcPr>
+            <w:tcW w:type="dxa" w:w="4873"/>
+            <w:shd w:val="clear" w:color="auto" w:fill="DEEAF6"/>
+          </w:tcPr>
+          <w:p>
+            <w:pPr>
+              <w:jc w:val="center"/>
+            </w:pPr>
+            <w:r>
+              <w:rPr>
+                <w:rFonts w:ascii="Calibri" w:hAnsi="Calibri" w:eastAsia="宋体"/>
+                <w:b w:val="0"/>
+                <w:i w:val="0"/>
+                <w:sz w:val="18"/>
+              </w:rPr>
+              <w:t>允许</w:t>
+            </w:r>
+          </w:p>
+        </w:tc>
+        <w:tc>
+          <w:tcPr>
+            <w:tcW w:type="dxa" w:w="4873"/>
+            <w:shd w:val="clear" w:color="auto" w:fill="DEEAF6"/>
+          </w:tcPr>
+          <w:p>
+            <w:pPr>
+              <w:jc w:val="center"/>
+            </w:pPr>
+            <w:r>
+              <w:rPr>
+                <w:rFonts w:ascii="Calibri" w:hAnsi="Calibri" w:eastAsia="宋体"/>
+                <w:b w:val="0"/>
+                <w:i w:val="0"/>
+                <w:sz w:val="18"/>
+              </w:rPr>
+              <w:t>禁止</w:t>
             </w:r>
           </w:p>
         </w:tc>
@@ -4484,7 +5467,7 @@
       <w:tr>
         <w:tc>
           <w:tcPr>
-            <w:tcW w:type="dxa" w:w="1949"/>
+            <w:tcW w:type="dxa" w:w="4873"/>
           </w:tcPr>
           <w:p>
             <w:r>
@@ -4494,13 +5477,13 @@
                 <w:i w:val="0"/>
                 <w:sz w:val="18"/>
               </w:rPr>
-              <w:t>4 体内</w:t>
+              <w:t>“肽 X 在 MD 中稳定结合 AChE PAS，主要接触 Trp286/…”</w:t>
             </w:r>
           </w:p>
         </w:tc>
         <w:tc>
           <w:tcPr>
-            <w:tcW w:type="dxa" w:w="1949"/>
+            <w:tcW w:type="dxa" w:w="4873"/>
           </w:tcPr>
           <w:p>
             <w:r>
@@ -4510,13 +5493,15 @@
                 <w:i w:val="0"/>
                 <w:sz w:val="18"/>
               </w:rPr>
-              <w:t>后续</w:t>
+              <w:t>“肽 X 是毒性肽”</w:t>
             </w:r>
           </w:p>
         </w:tc>
+      </w:tr>
+      <w:tr>
         <w:tc>
           <w:tcPr>
-            <w:tcW w:type="dxa" w:w="1949"/>
+            <w:tcW w:type="dxa" w:w="4873"/>
           </w:tcPr>
           <w:p>
             <w:r>
@@ -4526,13 +5511,13 @@
                 <w:i w:val="0"/>
                 <w:sz w:val="18"/>
               </w:rPr>
-              <w:t>认知/病理/铁稳态</w:t>
+              <w:t>“肽 X 对 Cu²⁺ 呈现 N 配位，QM 配位能高于对照肽”</w:t>
             </w:r>
           </w:p>
         </w:tc>
         <w:tc>
           <w:tcPr>
-            <w:tcW w:type="dxa" w:w="1949"/>
+            <w:tcW w:type="dxa" w:w="4873"/>
           </w:tcPr>
           <w:p>
             <w:r>
@@ -4542,13 +5527,15 @@
                 <w:i w:val="0"/>
                 <w:sz w:val="18"/>
               </w:rPr>
-              <w:t>先满足 0–3 全部 Go</w:t>
+              <w:t>“肽 X 通过 Fenton 反应产生神经毒性”</w:t>
             </w:r>
           </w:p>
         </w:tc>
+      </w:tr>
+      <w:tr>
         <w:tc>
           <w:tcPr>
-            <w:tcW w:type="dxa" w:w="1949"/>
+            <w:tcW w:type="dxa" w:w="4873"/>
           </w:tcPr>
           <w:p>
             <w:r>
@@ -4558,7 +5545,91 @@
                 <w:i w:val="0"/>
                 <w:sz w:val="18"/>
               </w:rPr>
-              <w:t>——</w:t>
+              <w:t>“肽 X 与 Aβ 的对接界面与 Wang 2024 中某神经肽类似，功能方向待实验”</w:t>
+            </w:r>
+          </w:p>
+        </w:tc>
+        <w:tc>
+          <w:tcPr>
+            <w:tcW w:type="dxa" w:w="4873"/>
+          </w:tcPr>
+          <w:p>
+            <w:r>
+              <w:rPr>
+                <w:rFonts w:ascii="Calibri" w:hAnsi="Calibri" w:eastAsia="宋体"/>
+                <w:b w:val="0"/>
+                <w:i w:val="0"/>
+                <w:sz w:val="18"/>
+              </w:rPr>
+              <w:t>“根据 Wang 2024，肽 X 具有神经毒性/保护作用”</w:t>
+            </w:r>
+          </w:p>
+        </w:tc>
+      </w:tr>
+      <w:tr>
+        <w:tc>
+          <w:tcPr>
+            <w:tcW w:type="dxa" w:w="4873"/>
+          </w:tcPr>
+          <w:p>
+            <w:r>
+              <w:rPr>
+                <w:rFonts w:ascii="Calibri" w:hAnsi="Calibri" w:eastAsia="宋体"/>
+                <w:b w:val="0"/>
+                <w:i w:val="0"/>
+                <w:sz w:val="18"/>
+              </w:rPr>
+              <w:t>“相对 MM/GBSA 排序为 X&gt;Y&gt;Z（仅同系列）”</w:t>
+            </w:r>
+          </w:p>
+        </w:tc>
+        <w:tc>
+          <w:tcPr>
+            <w:tcW w:type="dxa" w:w="4873"/>
+          </w:tcPr>
+          <w:p>
+            <w:r>
+              <w:rPr>
+                <w:rFonts w:ascii="Calibri" w:hAnsi="Calibri" w:eastAsia="宋体"/>
+                <w:b w:val="0"/>
+                <w:i w:val="0"/>
+                <w:sz w:val="18"/>
+              </w:rPr>
+              <w:t>“Kd = … nM（无实验）”</w:t>
+            </w:r>
+          </w:p>
+        </w:tc>
+      </w:tr>
+      <w:tr>
+        <w:tc>
+          <w:tcPr>
+            <w:tcW w:type="dxa" w:w="4873"/>
+          </w:tcPr>
+          <w:p>
+            <w:r>
+              <w:rPr>
+                <w:rFonts w:ascii="Calibri" w:hAnsi="Calibri" w:eastAsia="宋体"/>
+                <w:b w:val="0"/>
+                <w:i w:val="0"/>
+                <w:sz w:val="18"/>
+              </w:rPr>
+              <w:t>“Zn²⁺ 可形成稳定配位，但无氧化还原活性，不作 ROS 金属解释”</w:t>
+            </w:r>
+          </w:p>
+        </w:tc>
+        <w:tc>
+          <w:tcPr>
+            <w:tcW w:type="dxa" w:w="4873"/>
+          </w:tcPr>
+          <w:p>
+            <w:r>
+              <w:rPr>
+                <w:rFonts w:ascii="Calibri" w:hAnsi="Calibri" w:eastAsia="宋体"/>
+                <w:b w:val="0"/>
+                <w:i w:val="0"/>
+                <w:sz w:val="18"/>
+              </w:rPr>
+              <w:t>“Zn²⁺ 介导 ROS/Fenton 毒性”</w:t>
             </w:r>
           </w:p>
         </w:tc>
@@ -4596,7 +5667,7 @@
           <w:i w:val="0"/>
           <w:sz w:val="28"/>
         </w:rPr>
-        <w:t>6 特别提示（关键科学纠偏）</w:t>
+        <w:t>6 特别提示（计算表述中的关键科学纠偏）</w:t>
       </w:r>
     </w:p>
     <w:p>
@@ -4633,25 +5704,7 @@
           <w:i w:val="0"/>
           <w:sz w:val="21"/>
         </w:rPr>
-        <w:t>：Zn²⁺ 为 d¹⁰ 闭壳层离子，氧化还原惰性，</w:t>
-      </w:r>
-      <w:r>
-        <w:rPr>
-          <w:rFonts w:ascii="Calibri" w:hAnsi="Calibri" w:eastAsia="宋体"/>
-          <w:b/>
-          <w:i w:val="0"/>
-          <w:sz w:val="21"/>
-        </w:rPr>
-        <w:t>无法像 Cu²⁺/Cu⁺、Fe³⁺/Fe²⁺ 那样进行单电子氧化还原循环</w:t>
-      </w:r>
-      <w:r>
-        <w:rPr>
-          <w:rFonts w:ascii="Calibri" w:hAnsi="Calibri" w:eastAsia="宋体"/>
-          <w:b w:val="0"/>
-          <w:i w:val="0"/>
-          <w:sz w:val="21"/>
-        </w:rPr>
-        <w:t>，因此不能直接催化 Fenton/Haber–Weiss 反应生成 ROS。</w:t>
+        <w:t>：Zn²⁺ 为 d¹⁰ 闭壳层，氧化还原惰性，不能像 Cu⁺/Cu²⁺、Fe²⁺/Fe³⁺ 那样单电子循环驱动 Fenton/Haber–Weiss。</w:t>
       </w:r>
     </w:p>
     <w:p>
@@ -4665,7 +5718,7 @@
           <w:i w:val="0"/>
           <w:sz w:val="21"/>
         </w:rPr>
-        <w:t>文献定位</w:t>
+        <w:t>文献</w:t>
       </w:r>
       <w:r>
         <w:rPr>
@@ -4692,7 +5745,7 @@
           <w:i w:val="0"/>
           <w:sz w:val="21"/>
         </w:rPr>
-        <w:t>, 2009）将 Zn 定位为 CNS 的关键信号离子，其病理机制是谷氨酸能兴奋毒性、线粒体功能障碍、锌稳态失调及 Zn–Aβ 相互作用（促进 Aβ 聚集）等，</w:t>
+        <w:t>, 2009）将 Zn 定位为 CNS 信号与稳态离子，病理涉及兴奋毒性、线粒体、Zn–Aβ 聚集等，</w:t>
       </w:r>
       <w:r>
         <w:rPr>
@@ -4701,7 +5754,7 @@
           <w:i w:val="0"/>
           <w:sz w:val="21"/>
         </w:rPr>
-        <w:t>并非"Zn–Fenton 产 ROS"</w:t>
+        <w:t>而非 Zn–Fenton</w:t>
       </w:r>
       <w:r>
         <w:rPr>
@@ -4724,7 +5777,7 @@
           <w:i w:val="0"/>
           <w:sz w:val="21"/>
         </w:rPr>
-        <w:t>实验含义</w:t>
+        <w:t>计算含义</w:t>
       </w:r>
       <w:r>
         <w:rPr>
@@ -4744,25 +5797,7 @@
           <w:i w:val="0"/>
           <w:sz w:val="21"/>
         </w:rPr>
-        <w:t xml:space="preserve">  1. 方案 4.3 中 Zn²⁺ 与 Cu²⁺/Fe²⁺ 并列考察是合理的（配位化学层面），但 </w:t>
-      </w:r>
-      <w:r>
-        <w:rPr>
-          <w:rFonts w:ascii="Calibri" w:hAnsi="Calibri" w:eastAsia="宋体"/>
-          <w:b/>
-          <w:i w:val="0"/>
-          <w:sz w:val="21"/>
-        </w:rPr>
-        <w:t>ROS/脂质过氧化机制表述必须将 Zn 与 Cu/Fe 区分</w:t>
-      </w:r>
-      <w:r>
-        <w:rPr>
-          <w:rFonts w:ascii="Calibri" w:hAnsi="Calibri" w:eastAsia="宋体"/>
-          <w:b w:val="0"/>
-          <w:i w:val="0"/>
-          <w:sz w:val="21"/>
-        </w:rPr>
-        <w:t>；</w:t>
+        <w:t xml:space="preserve">  1. 方案 4.3 中 Zn 与 Cu/Fe 并列做配位计算是合理的；</w:t>
       </w:r>
     </w:p>
     <w:p>
@@ -4773,25 +5808,7 @@
           <w:i w:val="0"/>
           <w:sz w:val="21"/>
         </w:rPr>
-        <w:t xml:space="preserve">  2. Zn²⁺ 组应作为"聚集/配位/毒性对照"，若 Zn 组出现 ROS 增加，应寻求其他机制解释（如线粒体损伤、能量耗竭的继发效应），</w:t>
-      </w:r>
-      <w:r>
-        <w:rPr>
-          <w:rFonts w:ascii="Calibri" w:hAnsi="Calibri" w:eastAsia="宋体"/>
-          <w:b/>
-          <w:i w:val="0"/>
-          <w:sz w:val="21"/>
-        </w:rPr>
-        <w:t>不得写作"Zn 介导 Fenton 反应"</w:t>
-      </w:r>
-      <w:r>
-        <w:rPr>
-          <w:rFonts w:ascii="Calibri" w:hAnsi="Calibri" w:eastAsia="宋体"/>
-          <w:b w:val="0"/>
-          <w:i w:val="0"/>
-          <w:sz w:val="21"/>
-        </w:rPr>
-        <w:t>；</w:t>
+        <w:t xml:space="preserve">  2. QM/MM 描述 Zn 时采用闭壳层、不讨论向 O₂/H₂O₂ 的电子转移；</w:t>
       </w:r>
     </w:p>
     <w:p>
@@ -4802,7 +5819,18 @@
           <w:i w:val="0"/>
           <w:sz w:val="21"/>
         </w:rPr>
-        <w:t xml:space="preserve">  3. 文献中亦有 Zn 竞争 Cu 位点而抑制 Cu–Aβ 产 ROS 的机制讨论 [S6]，设计金属矩阵时 Zn 可作为 Cu 的竞争性对照。</w:t>
+        <w:t xml:space="preserve">  3. 若 Zn 配位稳定而 Cu/Fe 亦稳定，报告中应分列“结构金属（Zn）”与“氧化还原活性金属（Cu/Fe）”；</w:t>
+      </w:r>
+    </w:p>
+    <w:p>
+      <w:r>
+        <w:rPr>
+          <w:rFonts w:ascii="Calibri" w:hAnsi="Calibri" w:eastAsia="宋体"/>
+          <w:b w:val="0"/>
+          <w:i w:val="0"/>
+          <w:sz w:val="21"/>
+        </w:rPr>
+        <w:t xml:space="preserve">  4. 任何“ROS/毒性”字样不得出现在纯计算结果的结论句中。</w:t>
       </w:r>
     </w:p>
     <w:p>
@@ -4816,7 +5844,7 @@
           <w:i w:val="0"/>
           <w:sz w:val="25"/>
         </w:rPr>
-        <w:t>6.2 ferritin/transferrin 优先作为铁稳态功能节点</w:t>
+        <w:t>6.2 ferritin/transferrin：铁稳态功能节点</w:t>
       </w:r>
     </w:p>
     <w:p>
@@ -4830,7 +5858,7 @@
           <w:i w:val="0"/>
           <w:sz w:val="21"/>
         </w:rPr>
-        <w:t>文献依据</w:t>
+        <w:t>文献</w:t>
       </w:r>
       <w:r>
         <w:rPr>
@@ -4839,7 +5867,7 @@
           <w:i w:val="0"/>
           <w:sz w:val="21"/>
         </w:rPr>
-        <w:t>：脑铁代谢网络中，transferrin 经 Tf–TfR1 介导神经元/胶质细胞铁摄取，ferritin（H/L 亚基）负责铁的储存与解毒，ferroportin/铜蓝蛋白介导释放 [C8][C9]；CSF ferritin 水平预测 AD 结局并受 APOE 调控 [C3]。</w:t>
+        <w:t>：脑铁网络中 Tf–TfR1 摄取、ferritin 储存、ferroportin 释放是共识 [C8][C9]；CSF ferritin 预测 AD 结局并受 APOE 调控 [C3]。</w:t>
       </w:r>
     </w:p>
     <w:p>
@@ -4853,25 +5881,7 @@
           <w:i w:val="0"/>
           <w:sz w:val="21"/>
         </w:rPr>
-        <w:t>定位建议</w:t>
-      </w:r>
-      <w:r>
-        <w:rPr>
-          <w:rFonts w:ascii="Calibri" w:hAnsi="Calibri" w:eastAsia="宋体"/>
-          <w:b w:val="0"/>
-          <w:i w:val="0"/>
-          <w:sz w:val="21"/>
-        </w:rPr>
-        <w:t>：在方案 4.2 中，ferritin/transferrin 应从"直接致病结合靶点（与 AChE、Aβ 并列）"降格为</w:t>
-      </w:r>
-      <w:r>
-        <w:rPr>
-          <w:rFonts w:ascii="Calibri" w:hAnsi="Calibri" w:eastAsia="宋体"/>
-          <w:b/>
-          <w:i w:val="0"/>
-          <w:sz w:val="21"/>
-        </w:rPr>
-        <w:t>铁稳态功能节点</w:t>
+        <w:t>计算含义</w:t>
       </w:r>
       <w:r>
         <w:rPr>
@@ -4891,7 +5901,7 @@
           <w:i w:val="0"/>
           <w:sz w:val="21"/>
         </w:rPr>
-        <w:t xml:space="preserve">  1. 结构/对接分析仅作假设生成；</w:t>
+        <w:t xml:space="preserve">  1. 对接/AF3 命中 = 假设生成；</w:t>
       </w:r>
     </w:p>
     <w:p>
@@ -4902,7 +5912,7 @@
           <w:i w:val="0"/>
           <w:sz w:val="21"/>
         </w:rPr>
-        <w:t xml:space="preserve">  2. 主实验改为功能读出：细胞内铁含量（ICP-MS/ferrozine）、labile iron pool（calcein/FRET 探针）、ferritin H/L 蛋白与亚基比、TfR1/ferroportin 表达、转铁蛋白饱和度；</w:t>
+        <w:t xml:space="preserve">  2. 不与 AChE、Aβ 并列写入“致病靶点”主结论；</w:t>
       </w:r>
     </w:p>
     <w:p>
@@ -4913,18 +5923,86 @@
           <w:i w:val="0"/>
           <w:sz w:val="21"/>
         </w:rPr>
-        <w:t xml:space="preserve">  3. 只有当候选肽显著改变上述功能指标时，才讨论其铁稳态相关作用；</w:t>
+        <w:t xml:space="preserve">  3. 若资源有限，可降为附录或暂缓，优先保证 AChE PAS + Aβ ± 金属。</w:t>
       </w:r>
     </w:p>
     <w:p>
+      <w:pPr>
+        <w:pStyle w:val="Heading3"/>
+      </w:pPr>
       <w:r>
         <w:rPr>
           <w:rFonts w:ascii="Calibri" w:hAnsi="Calibri" w:eastAsia="宋体"/>
           <w:b w:val="0"/>
           <w:i w:val="0"/>
+          <w:sz w:val="25"/>
+        </w:rPr>
+        <w:t>6.3 “毒性”标签的计算边界（再次强调）</w:t>
+      </w:r>
+    </w:p>
+    <w:p>
+      <w:r>
+        <w:rPr>
+          <w:rFonts w:ascii="Calibri" w:hAnsi="Calibri" w:eastAsia="宋体"/>
+          <w:b w:val="0"/>
+          <w:i w:val="0"/>
           <w:sz w:val="21"/>
         </w:rPr>
-        <w:t xml:space="preserve">  4. 避免在缺乏功能证据时宣称"候选肽与 ferritin/transferrin 直接结合致病"。</w:t>
+        <w:t>金属–肽配位稳定、甚至 DFT 显示有利于 Cu²⁺→Cu⁺ 还原趋势，</w:t>
+      </w:r>
+      <w:r>
+        <w:rPr>
+          <w:rFonts w:ascii="Calibri" w:hAnsi="Calibri" w:eastAsia="宋体"/>
+          <w:b/>
+          <w:i w:val="0"/>
+          <w:sz w:val="21"/>
+        </w:rPr>
+        <w:t>仍只是化学可能性</w:t>
+      </w:r>
+      <w:r>
+        <w:rPr>
+          <w:rFonts w:ascii="Calibri" w:hAnsi="Calibri" w:eastAsia="宋体"/>
+          <w:b w:val="0"/>
+          <w:i w:val="0"/>
+          <w:sz w:val="21"/>
+        </w:rPr>
+        <w:t xml:space="preserve">。Opazo 2002、Huang 1999 等建立的是 </w:t>
+      </w:r>
+      <w:r>
+        <w:rPr>
+          <w:rFonts w:ascii="Calibri" w:hAnsi="Calibri" w:eastAsia="宋体"/>
+          <w:b/>
+          <w:i w:val="0"/>
+          <w:sz w:val="21"/>
+        </w:rPr>
+        <w:t>Aβ–金属–H₂O₂–毒性</w:t>
+      </w:r>
+      <w:r>
+        <w:rPr>
+          <w:rFonts w:ascii="Calibri" w:hAnsi="Calibri" w:eastAsia="宋体"/>
+          <w:b w:val="0"/>
+          <w:i w:val="0"/>
+          <w:sz w:val="21"/>
+        </w:rPr>
+        <w:t xml:space="preserve"> 实验范式 [C5][C7]，不能在无实验的情况下平移为“本课题候选肽 = 毒性肽”。Wang 2024 更从反面说明：能与 Aβ/Cu 相互作用的肽完全可能是</w:t>
+      </w:r>
+      <w:r>
+        <w:rPr>
+          <w:rFonts w:ascii="Calibri" w:hAnsi="Calibri" w:eastAsia="宋体"/>
+          <w:b/>
+          <w:i w:val="0"/>
+          <w:sz w:val="21"/>
+        </w:rPr>
+        <w:t>保护性螯合剂</w:t>
+      </w:r>
+      <w:r>
+        <w:rPr>
+          <w:rFonts w:ascii="Calibri" w:hAnsi="Calibri" w:eastAsia="宋体"/>
+          <w:b w:val="0"/>
+          <w:i w:val="0"/>
+          <w:sz w:val="21"/>
+        </w:rPr>
+        <w:t xml:space="preserve"> [N1]。</w:t>
       </w:r>
     </w:p>
     <w:p>
@@ -4963,97 +6041,7 @@
           <w:i w:val="0"/>
           <w:sz w:val="25"/>
         </w:rPr>
-        <w:t xml:space="preserve">7.1 核心文献（14 篇，含 </w:t>
-      </w:r>
-      <w:r>
-        <w:rPr>
-          <w:rFonts w:ascii="Calibri" w:hAnsi="Calibri" w:eastAsia="宋体"/>
-          <w:b w:val="0"/>
-          <w:i/>
-          <w:sz w:val="25"/>
-        </w:rPr>
-        <w:t>Nature</w:t>
-      </w:r>
-      <w:r>
-        <w:rPr>
-          <w:rFonts w:ascii="Calibri" w:hAnsi="Calibri" w:eastAsia="宋体"/>
-          <w:b w:val="0"/>
-          <w:i w:val="0"/>
-          <w:sz w:val="25"/>
-        </w:rPr>
-        <w:t>、</w:t>
-      </w:r>
-      <w:r>
-        <w:rPr>
-          <w:rFonts w:ascii="Calibri" w:hAnsi="Calibri" w:eastAsia="宋体"/>
-          <w:b w:val="0"/>
-          <w:i/>
-          <w:sz w:val="25"/>
-        </w:rPr>
-        <w:t>Nature Communications</w:t>
-      </w:r>
-      <w:r>
-        <w:rPr>
-          <w:rFonts w:ascii="Calibri" w:hAnsi="Calibri" w:eastAsia="宋体"/>
-          <w:b w:val="0"/>
-          <w:i w:val="0"/>
-          <w:sz w:val="25"/>
-        </w:rPr>
-        <w:t>、</w:t>
-      </w:r>
-      <w:r>
-        <w:rPr>
-          <w:rFonts w:ascii="Calibri" w:hAnsi="Calibri" w:eastAsia="宋体"/>
-          <w:b w:val="0"/>
-          <w:i/>
-          <w:sz w:val="25"/>
-        </w:rPr>
-        <w:t>Neuron</w:t>
-      </w:r>
-      <w:r>
-        <w:rPr>
-          <w:rFonts w:ascii="Calibri" w:hAnsi="Calibri" w:eastAsia="宋体"/>
-          <w:b w:val="0"/>
-          <w:i w:val="0"/>
-          <w:sz w:val="25"/>
-        </w:rPr>
-        <w:t>、</w:t>
-      </w:r>
-      <w:r>
-        <w:rPr>
-          <w:rFonts w:ascii="Calibri" w:hAnsi="Calibri" w:eastAsia="宋体"/>
-          <w:b w:val="0"/>
-          <w:i/>
-          <w:sz w:val="25"/>
-        </w:rPr>
-        <w:t>JBC</w:t>
-      </w:r>
-      <w:r>
-        <w:rPr>
-          <w:rFonts w:ascii="Calibri" w:hAnsi="Calibri" w:eastAsia="宋体"/>
-          <w:b w:val="0"/>
-          <w:i w:val="0"/>
-          <w:sz w:val="25"/>
-        </w:rPr>
-        <w:t>、</w:t>
-      </w:r>
-      <w:r>
-        <w:rPr>
-          <w:rFonts w:ascii="Calibri" w:hAnsi="Calibri" w:eastAsia="宋体"/>
-          <w:b w:val="0"/>
-          <w:i/>
-          <w:sz w:val="25"/>
-        </w:rPr>
-        <w:t>Biochemistry</w:t>
-      </w:r>
-      <w:r>
-        <w:rPr>
-          <w:rFonts w:ascii="Calibri" w:hAnsi="Calibri" w:eastAsia="宋体"/>
-          <w:b w:val="0"/>
-          <w:i w:val="0"/>
-          <w:sz w:val="25"/>
-        </w:rPr>
-        <w:t xml:space="preserve"> 等）</w:t>
+        <w:t>7.1 核心文献（14 篇）</w:t>
       </w:r>
     </w:p>
     <w:tbl>
@@ -5207,7 +6195,7 @@
             <w:tcW w:type="dxa" w:w="2436"/>
           </w:tcPr>
           <w:p>
-            <w:hyperlink r:id="rId9">
+            <w:hyperlink r:id="rId11">
               <w:r>
                 <w:rPr>
                   <w:rFonts w:ascii="Calibri" w:hAnsi="Calibri" w:eastAsia="宋体"/>
@@ -5225,7 +6213,7 @@
             <w:tcW w:type="dxa" w:w="2436"/>
           </w:tcPr>
           <w:p>
-            <w:hyperlink r:id="rId10">
+            <w:hyperlink r:id="rId12">
               <w:r>
                 <w:rPr>
                   <w:rFonts w:ascii="Calibri" w:hAnsi="Calibri" w:eastAsia="宋体"/>
@@ -5295,7 +6283,7 @@
             <w:tcW w:type="dxa" w:w="2436"/>
           </w:tcPr>
           <w:p>
-            <w:hyperlink r:id="rId11">
+            <w:hyperlink r:id="rId13">
               <w:r>
                 <w:rPr>
                   <w:rFonts w:ascii="Calibri" w:hAnsi="Calibri" w:eastAsia="宋体"/>
@@ -5313,7 +6301,7 @@
             <w:tcW w:type="dxa" w:w="2436"/>
           </w:tcPr>
           <w:p>
-            <w:hyperlink r:id="rId12">
+            <w:hyperlink r:id="rId14">
               <w:r>
                 <w:rPr>
                   <w:rFonts w:ascii="Calibri" w:hAnsi="Calibri" w:eastAsia="宋体"/>
@@ -5356,7 +6344,7 @@
                 <w:i w:val="0"/>
                 <w:sz w:val="18"/>
               </w:rPr>
-              <w:t xml:space="preserve">Ayton S, Faux NG, Bush AI; Alzheimer's Disease Neuroimaging Initiative. Ferritin levels in the cerebrospinal fluid predict Alzheimer's disease outcomes and are regulated by APOE. </w:t>
+              <w:t xml:space="preserve">Ayton S, Faux NG, Bush AI; ADNI. Ferritin levels in the cerebrospinal fluid predict Alzheimer's disease outcomes and are regulated by APOE. </w:t>
             </w:r>
             <w:r>
               <w:rPr>
@@ -5365,7 +6353,7 @@
                 <w:i/>
                 <w:sz w:val="18"/>
               </w:rPr>
-              <w:t>Nature Communications</w:t>
+              <w:t>Nat Commun</w:t>
             </w:r>
             <w:r>
               <w:rPr>
@@ -5383,7 +6371,7 @@
             <w:tcW w:type="dxa" w:w="2436"/>
           </w:tcPr>
           <w:p>
-            <w:hyperlink r:id="rId13">
+            <w:hyperlink r:id="rId15">
               <w:r>
                 <w:rPr>
                   <w:rFonts w:ascii="Calibri" w:hAnsi="Calibri" w:eastAsia="宋体"/>
@@ -5401,7 +6389,7 @@
             <w:tcW w:type="dxa" w:w="2436"/>
           </w:tcPr>
           <w:p>
-            <w:hyperlink r:id="rId14">
+            <w:hyperlink r:id="rId16">
               <w:r>
                 <w:rPr>
                   <w:rFonts w:ascii="Calibri" w:hAnsi="Calibri" w:eastAsia="宋体"/>
@@ -5471,7 +6459,7 @@
             <w:tcW w:type="dxa" w:w="2436"/>
           </w:tcPr>
           <w:p>
-            <w:hyperlink r:id="rId15">
+            <w:hyperlink r:id="rId17">
               <w:r>
                 <w:rPr>
                   <w:rFonts w:ascii="Calibri" w:hAnsi="Calibri" w:eastAsia="宋体"/>
@@ -5498,7 +6486,7 @@
             <w:tcW w:type="dxa" w:w="2436"/>
           </w:tcPr>
           <w:p>
-            <w:hyperlink r:id="rId16">
+            <w:hyperlink r:id="rId18">
               <w:r>
                 <w:rPr>
                   <w:rFonts w:ascii="Calibri" w:hAnsi="Calibri" w:eastAsia="宋体"/>
@@ -5568,7 +6556,7 @@
             <w:tcW w:type="dxa" w:w="2436"/>
           </w:tcPr>
           <w:p>
-            <w:hyperlink r:id="rId17">
+            <w:hyperlink r:id="rId19">
               <w:r>
                 <w:rPr>
                   <w:rFonts w:ascii="Calibri" w:hAnsi="Calibri" w:eastAsia="宋体"/>
@@ -5586,7 +6574,7 @@
             <w:tcW w:type="dxa" w:w="2436"/>
           </w:tcPr>
           <w:p>
-            <w:hyperlink r:id="rId18">
+            <w:hyperlink r:id="rId20">
               <w:r>
                 <w:rPr>
                   <w:rFonts w:ascii="Calibri" w:hAnsi="Calibri" w:eastAsia="宋体"/>
@@ -5656,7 +6644,7 @@
             <w:tcW w:type="dxa" w:w="2436"/>
           </w:tcPr>
           <w:p>
-            <w:hyperlink r:id="rId19">
+            <w:hyperlink r:id="rId21">
               <w:r>
                 <w:rPr>
                   <w:rFonts w:ascii="Calibri" w:hAnsi="Calibri" w:eastAsia="宋体"/>
@@ -5674,7 +6662,7 @@
             <w:tcW w:type="dxa" w:w="2436"/>
           </w:tcPr>
           <w:p>
-            <w:hyperlink r:id="rId20">
+            <w:hyperlink r:id="rId22">
               <w:r>
                 <w:rPr>
                   <w:rFonts w:ascii="Calibri" w:hAnsi="Calibri" w:eastAsia="宋体"/>
@@ -5744,7 +6732,7 @@
             <w:tcW w:type="dxa" w:w="2436"/>
           </w:tcPr>
           <w:p>
-            <w:hyperlink r:id="rId21">
+            <w:hyperlink r:id="rId23">
               <w:r>
                 <w:rPr>
                   <w:rFonts w:ascii="Calibri" w:hAnsi="Calibri" w:eastAsia="宋体"/>
@@ -5762,7 +6750,7 @@
             <w:tcW w:type="dxa" w:w="2436"/>
           </w:tcPr>
           <w:p>
-            <w:hyperlink r:id="rId22">
+            <w:hyperlink r:id="rId24">
               <w:r>
                 <w:rPr>
                   <w:rFonts w:ascii="Calibri" w:hAnsi="Calibri" w:eastAsia="宋体"/>
@@ -5805,7 +6793,7 @@
                 <w:i w:val="0"/>
                 <w:sz w:val="18"/>
               </w:rPr>
-              <w:t xml:space="preserve">Zecca L, Youdim MB, Riederer P, Connor JR, Crichton RR. Iron, brain ageing and neurodegenerative disorders. </w:t>
+              <w:t xml:space="preserve">Zecca L, et al. Iron, brain ageing and neurodegenerative disorders. </w:t>
             </w:r>
             <w:r>
               <w:rPr>
@@ -5832,7 +6820,7 @@
             <w:tcW w:type="dxa" w:w="2436"/>
           </w:tcPr>
           <w:p>
-            <w:hyperlink r:id="rId23">
+            <w:hyperlink r:id="rId25">
               <w:r>
                 <w:rPr>
                   <w:rFonts w:ascii="Calibri" w:hAnsi="Calibri" w:eastAsia="宋体"/>
@@ -5850,7 +6838,7 @@
             <w:tcW w:type="dxa" w:w="2436"/>
           </w:tcPr>
           <w:p>
-            <w:hyperlink r:id="rId24">
+            <w:hyperlink r:id="rId26">
               <w:r>
                 <w:rPr>
                   <w:rFonts w:ascii="Calibri" w:hAnsi="Calibri" w:eastAsia="宋体"/>
@@ -5893,7 +6881,7 @@
                 <w:i w:val="0"/>
                 <w:sz w:val="18"/>
               </w:rPr>
-              <w:t xml:space="preserve">Ward RJ, Zucca FA, Duyn JH, Crichton RR, Zecca L. The role of iron in brain ageing and neurodegenerative disorders. </w:t>
+              <w:t xml:space="preserve">Ward RJ, et al. The role of iron in brain ageing and neurodegenerative disorders. </w:t>
             </w:r>
             <w:r>
               <w:rPr>
@@ -5902,7 +6890,7 @@
                 <w:i/>
                 <w:sz w:val="18"/>
               </w:rPr>
-              <w:t>Lancet Neurology</w:t>
+              <w:t>Lancet Neurol</w:t>
             </w:r>
             <w:r>
               <w:rPr>
@@ -5920,7 +6908,7 @@
             <w:tcW w:type="dxa" w:w="2436"/>
           </w:tcPr>
           <w:p>
-            <w:hyperlink r:id="rId25">
+            <w:hyperlink r:id="rId27">
               <w:r>
                 <w:rPr>
                   <w:rFonts w:ascii="Calibri" w:hAnsi="Calibri" w:eastAsia="宋体"/>
@@ -5947,7 +6935,7 @@
             <w:tcW w:type="dxa" w:w="2436"/>
           </w:tcPr>
           <w:p>
-            <w:hyperlink r:id="rId26">
+            <w:hyperlink r:id="rId28">
               <w:r>
                 <w:rPr>
                   <w:rFonts w:ascii="Calibri" w:hAnsi="Calibri" w:eastAsia="宋体"/>
@@ -5990,7 +6978,7 @@
                 <w:i w:val="0"/>
                 <w:sz w:val="18"/>
               </w:rPr>
-              <w:t xml:space="preserve">Sensi SL, Paoletti P, Bush AI, Sekler I. Zinc in the physiology and pathology of the CNS. </w:t>
+              <w:t xml:space="preserve">Sensi SL, et al. Zinc in the physiology and pathology of the CNS. </w:t>
             </w:r>
             <w:r>
               <w:rPr>
@@ -6017,7 +7005,7 @@
             <w:tcW w:type="dxa" w:w="2436"/>
           </w:tcPr>
           <w:p>
-            <w:hyperlink r:id="rId27">
+            <w:hyperlink r:id="rId29">
               <w:r>
                 <w:rPr>
                   <w:rFonts w:ascii="Calibri" w:hAnsi="Calibri" w:eastAsia="宋体"/>
@@ -6035,7 +7023,7 @@
             <w:tcW w:type="dxa" w:w="2436"/>
           </w:tcPr>
           <w:p>
-            <w:hyperlink r:id="rId28">
+            <w:hyperlink r:id="rId30">
               <w:r>
                 <w:rPr>
                   <w:rFonts w:ascii="Calibri" w:hAnsi="Calibri" w:eastAsia="宋体"/>
@@ -6105,7 +7093,7 @@
             <w:tcW w:type="dxa" w:w="2436"/>
           </w:tcPr>
           <w:p>
-            <w:hyperlink r:id="rId29">
+            <w:hyperlink r:id="rId31">
               <w:r>
                 <w:rPr>
                   <w:rFonts w:ascii="Calibri" w:hAnsi="Calibri" w:eastAsia="宋体"/>
@@ -6123,7 +7111,7 @@
             <w:tcW w:type="dxa" w:w="2436"/>
           </w:tcPr>
           <w:p>
-            <w:hyperlink r:id="rId30">
+            <w:hyperlink r:id="rId32">
               <w:r>
                 <w:rPr>
                   <w:rFonts w:ascii="Calibri" w:hAnsi="Calibri" w:eastAsia="宋体"/>
@@ -6193,7 +7181,7 @@
             <w:tcW w:type="dxa" w:w="2436"/>
           </w:tcPr>
           <w:p>
-            <w:hyperlink r:id="rId31">
+            <w:hyperlink r:id="rId33">
               <w:r>
                 <w:rPr>
                   <w:rFonts w:ascii="Calibri" w:hAnsi="Calibri" w:eastAsia="宋体"/>
@@ -6211,7 +7199,7 @@
             <w:tcW w:type="dxa" w:w="2436"/>
           </w:tcPr>
           <w:p>
-            <w:hyperlink r:id="rId32">
+            <w:hyperlink r:id="rId34">
               <w:r>
                 <w:rPr>
                   <w:rFonts w:ascii="Calibri" w:hAnsi="Calibri" w:eastAsia="宋体"/>
@@ -6281,7 +7269,7 @@
             <w:tcW w:type="dxa" w:w="2436"/>
           </w:tcPr>
           <w:p>
-            <w:hyperlink r:id="rId33">
+            <w:hyperlink r:id="rId35">
               <w:r>
                 <w:rPr>
                   <w:rFonts w:ascii="Calibri" w:hAnsi="Calibri" w:eastAsia="宋体"/>
@@ -6299,7 +7287,7 @@
             <w:tcW w:type="dxa" w:w="2436"/>
           </w:tcPr>
           <w:p>
-            <w:hyperlink r:id="rId34">
+            <w:hyperlink r:id="rId36">
               <w:r>
                 <w:rPr>
                   <w:rFonts w:ascii="Calibri" w:hAnsi="Calibri" w:eastAsia="宋体"/>
@@ -6369,7 +7357,7 @@
             <w:tcW w:type="dxa" w:w="2436"/>
           </w:tcPr>
           <w:p>
-            <w:hyperlink r:id="rId35">
+            <w:hyperlink r:id="rId37">
               <w:r>
                 <w:rPr>
                   <w:rFonts w:ascii="Calibri" w:hAnsi="Calibri" w:eastAsia="宋体"/>
@@ -6387,7 +7375,7 @@
             <w:tcW w:type="dxa" w:w="2436"/>
           </w:tcPr>
           <w:p>
-            <w:hyperlink r:id="rId36">
+            <w:hyperlink r:id="rId38">
               <w:r>
                 <w:rPr>
                   <w:rFonts w:ascii="Calibri" w:hAnsi="Calibri" w:eastAsia="宋体"/>
@@ -6423,7 +7411,252 @@
           <w:i w:val="0"/>
           <w:sz w:val="25"/>
         </w:rPr>
-        <w:t>7.2 补充文献（10 篇，供深入检索与写作引用）</w:t>
+        <w:t>7.2 本版点名评议文献（用户提供）</w:t>
+      </w:r>
+    </w:p>
+    <w:tbl>
+      <w:tblPr>
+        <w:tblStyle w:val="TableGrid"/>
+        <w:tblW w:type="auto" w:w="0"/>
+        <w:tblLayout w:type="autofit"/>
+        <w:tblLook w:firstColumn="1" w:firstRow="1" w:lastColumn="0" w:lastRow="0" w:noHBand="0" w:noVBand="1" w:val="04A0"/>
+      </w:tblPr>
+      <w:tblGrid>
+        <w:gridCol w:w="1949"/>
+        <w:gridCol w:w="1949"/>
+        <w:gridCol w:w="1949"/>
+        <w:gridCol w:w="1949"/>
+        <w:gridCol w:w="1949"/>
+      </w:tblGrid>
+      <w:tr>
+        <w:tc>
+          <w:tcPr>
+            <w:tcW w:type="dxa" w:w="1949"/>
+            <w:shd w:val="clear" w:color="auto" w:fill="DEEAF6"/>
+          </w:tcPr>
+          <w:p>
+            <w:pPr>
+              <w:jc w:val="center"/>
+            </w:pPr>
+            <w:r>
+              <w:rPr>
+                <w:rFonts w:ascii="Calibri" w:hAnsi="Calibri" w:eastAsia="宋体"/>
+                <w:b w:val="0"/>
+                <w:i w:val="0"/>
+                <w:sz w:val="18"/>
+              </w:rPr>
+              <w:t>#</w:t>
+            </w:r>
+          </w:p>
+        </w:tc>
+        <w:tc>
+          <w:tcPr>
+            <w:tcW w:type="dxa" w:w="1949"/>
+            <w:shd w:val="clear" w:color="auto" w:fill="DEEAF6"/>
+          </w:tcPr>
+          <w:p>
+            <w:pPr>
+              <w:jc w:val="center"/>
+            </w:pPr>
+            <w:r>
+              <w:rPr>
+                <w:rFonts w:ascii="Calibri" w:hAnsi="Calibri" w:eastAsia="宋体"/>
+                <w:b w:val="0"/>
+                <w:i w:val="0"/>
+                <w:sz w:val="18"/>
+              </w:rPr>
+              <w:t>文献</w:t>
+            </w:r>
+          </w:p>
+        </w:tc>
+        <w:tc>
+          <w:tcPr>
+            <w:tcW w:type="dxa" w:w="1949"/>
+            <w:shd w:val="clear" w:color="auto" w:fill="DEEAF6"/>
+          </w:tcPr>
+          <w:p>
+            <w:pPr>
+              <w:jc w:val="center"/>
+            </w:pPr>
+            <w:r>
+              <w:rPr>
+                <w:rFonts w:ascii="Calibri" w:hAnsi="Calibri" w:eastAsia="宋体"/>
+                <w:b w:val="0"/>
+                <w:i w:val="0"/>
+                <w:sz w:val="18"/>
+              </w:rPr>
+              <w:t>DOI</w:t>
+            </w:r>
+          </w:p>
+        </w:tc>
+        <w:tc>
+          <w:tcPr>
+            <w:tcW w:type="dxa" w:w="1949"/>
+            <w:shd w:val="clear" w:color="auto" w:fill="DEEAF6"/>
+          </w:tcPr>
+          <w:p>
+            <w:pPr>
+              <w:jc w:val="center"/>
+            </w:pPr>
+            <w:r>
+              <w:rPr>
+                <w:rFonts w:ascii="Calibri" w:hAnsi="Calibri" w:eastAsia="宋体"/>
+                <w:b w:val="0"/>
+                <w:i w:val="0"/>
+                <w:sz w:val="18"/>
+              </w:rPr>
+              <w:t>PMID</w:t>
+            </w:r>
+          </w:p>
+        </w:tc>
+        <w:tc>
+          <w:tcPr>
+            <w:tcW w:type="dxa" w:w="1949"/>
+            <w:shd w:val="clear" w:color="auto" w:fill="DEEAF6"/>
+          </w:tcPr>
+          <w:p>
+            <w:pPr>
+              <w:jc w:val="center"/>
+            </w:pPr>
+            <w:r>
+              <w:rPr>
+                <w:rFonts w:ascii="Calibri" w:hAnsi="Calibri" w:eastAsia="宋体"/>
+                <w:b w:val="0"/>
+                <w:i w:val="0"/>
+                <w:sz w:val="18"/>
+              </w:rPr>
+              <w:t>本报告角色</w:t>
+            </w:r>
+          </w:p>
+        </w:tc>
+      </w:tr>
+      <w:tr>
+        <w:tc>
+          <w:tcPr>
+            <w:tcW w:type="dxa" w:w="1949"/>
+          </w:tcPr>
+          <w:p>
+            <w:r>
+              <w:rPr>
+                <w:rFonts w:ascii="Calibri" w:hAnsi="Calibri" w:eastAsia="宋体"/>
+                <w:b/>
+                <w:i w:val="0"/>
+                <w:sz w:val="18"/>
+              </w:rPr>
+              <w:t>N1</w:t>
+            </w:r>
+          </w:p>
+        </w:tc>
+        <w:tc>
+          <w:tcPr>
+            <w:tcW w:type="dxa" w:w="1949"/>
+          </w:tcPr>
+          <w:p>
+            <w:r>
+              <w:rPr>
+                <w:rFonts w:ascii="Calibri" w:hAnsi="Calibri" w:eastAsia="宋体"/>
+                <w:b w:val="0"/>
+                <w:i w:val="0"/>
+                <w:sz w:val="18"/>
+              </w:rPr>
+              <w:t xml:space="preserve">Wang D, et al. Native Mass Spectrometry-Centric Approaches Revealed That Neuropeptides Frequently Interact with Amyloid-β. </w:t>
+            </w:r>
+            <w:r>
+              <w:rPr>
+                <w:rFonts w:ascii="Calibri" w:hAnsi="Calibri" w:eastAsia="宋体"/>
+                <w:b w:val="0"/>
+                <w:i/>
+                <w:sz w:val="18"/>
+              </w:rPr>
+              <w:t>ACS Chem Neurosci</w:t>
+            </w:r>
+            <w:r>
+              <w:rPr>
+                <w:rFonts w:ascii="Calibri" w:hAnsi="Calibri" w:eastAsia="宋体"/>
+                <w:b w:val="0"/>
+                <w:i w:val="0"/>
+                <w:sz w:val="18"/>
+              </w:rPr>
+              <w:t xml:space="preserve"> 2024; 15:2719-2728.</w:t>
+            </w:r>
+          </w:p>
+        </w:tc>
+        <w:tc>
+          <w:tcPr>
+            <w:tcW w:type="dxa" w:w="1949"/>
+          </w:tcPr>
+          <w:p>
+            <w:hyperlink r:id="rId9">
+              <w:r>
+                <w:rPr>
+                  <w:rFonts w:ascii="Calibri" w:hAnsi="Calibri" w:eastAsia="宋体"/>
+                  <w:sz w:val="18"/>
+                  <w:color w:val="0563C1"/>
+                  <w:u w:val="single"/>
+                </w:rPr>
+                <w:t xml:space="preserve">10.1021/acschemneuro.4c00075</w:t>
+              </w:r>
+            </w:hyperlink>
+          </w:p>
+        </w:tc>
+        <w:tc>
+          <w:tcPr>
+            <w:tcW w:type="dxa" w:w="1949"/>
+          </w:tcPr>
+          <w:p>
+            <w:hyperlink r:id="rId10">
+              <w:r>
+                <w:rPr>
+                  <w:rFonts w:ascii="Calibri" w:hAnsi="Calibri" w:eastAsia="宋体"/>
+                  <w:sz w:val="18"/>
+                  <w:color w:val="0563C1"/>
+                  <w:u w:val="single"/>
+                </w:rPr>
+                <w:t xml:space="preserve">39066700</w:t>
+              </w:r>
+            </w:hyperlink>
+          </w:p>
+        </w:tc>
+        <w:tc>
+          <w:tcPr>
+            <w:tcW w:type="dxa" w:w="1949"/>
+          </w:tcPr>
+          <w:p>
+            <w:r>
+              <w:rPr>
+                <w:rFonts w:ascii="Calibri" w:hAnsi="Calibri" w:eastAsia="宋体"/>
+                <w:b/>
+                <w:i w:val="0"/>
+                <w:sz w:val="18"/>
+              </w:rPr>
+              <w:t>互作普遍性旁证；明确不作为毒性肽依据</w:t>
+            </w:r>
+          </w:p>
+        </w:tc>
+      </w:tr>
+    </w:tbl>
+    <w:p>
+      <w:pPr>
+        <w:spacing w:after="40"/>
+      </w:pPr>
+      <w:r>
+        <w:rPr>
+          <w:sz w:val="4"/>
+        </w:rPr>
+      </w:r>
+    </w:p>
+    <w:p>
+      <w:pPr>
+        <w:pStyle w:val="Heading3"/>
+      </w:pPr>
+      <w:r>
+        <w:rPr>
+          <w:rFonts w:ascii="Calibri" w:hAnsi="Calibri" w:eastAsia="宋体"/>
+          <w:b w:val="0"/>
+          <w:i w:val="0"/>
+          <w:sz w:val="25"/>
+        </w:rPr>
+        <w:t>7.3 补充文献（计算与机制边界）</w:t>
       </w:r>
     </w:p>
     <w:tbl>
@@ -6476,7 +7709,7 @@
                 <w:i w:val="0"/>
                 <w:sz w:val="18"/>
               </w:rPr>
-              <w:t>文献（期刊 年；卷:页）</w:t>
+              <w:t>文献</w:t>
             </w:r>
           </w:p>
         </w:tc>
@@ -6518,182 +7751,6 @@
               </w:rPr>
               <w:t>PMID</w:t>
             </w:r>
-          </w:p>
-        </w:tc>
-      </w:tr>
-      <w:tr>
-        <w:tc>
-          <w:tcPr>
-            <w:tcW w:type="dxa" w:w="2436"/>
-          </w:tcPr>
-          <w:p>
-            <w:r>
-              <w:rPr>
-                <w:rFonts w:ascii="Calibri" w:hAnsi="Calibri" w:eastAsia="宋体"/>
-                <w:b w:val="0"/>
-                <w:i w:val="0"/>
-                <w:sz w:val="18"/>
-              </w:rPr>
-              <w:t>S1</w:t>
-            </w:r>
-          </w:p>
-        </w:tc>
-        <w:tc>
-          <w:tcPr>
-            <w:tcW w:type="dxa" w:w="2436"/>
-          </w:tcPr>
-          <w:p>
-            <w:r>
-              <w:rPr>
-                <w:rFonts w:ascii="Calibri" w:hAnsi="Calibri" w:eastAsia="宋体"/>
-                <w:b w:val="0"/>
-                <w:i w:val="0"/>
-                <w:sz w:val="18"/>
-              </w:rPr>
-              <w:t xml:space="preserve">Israel MA, et al. Probing sporadic and familial Alzheimer's disease using induced pluripotent stem cells. </w:t>
-            </w:r>
-            <w:r>
-              <w:rPr>
-                <w:rFonts w:ascii="Calibri" w:hAnsi="Calibri" w:eastAsia="宋体"/>
-                <w:b w:val="0"/>
-                <w:i/>
-                <w:sz w:val="18"/>
-              </w:rPr>
-              <w:t>Nature</w:t>
-            </w:r>
-            <w:r>
-              <w:rPr>
-                <w:rFonts w:ascii="Calibri" w:hAnsi="Calibri" w:eastAsia="宋体"/>
-                <w:b w:val="0"/>
-                <w:i w:val="0"/>
-                <w:sz w:val="18"/>
-              </w:rPr>
-              <w:t xml:space="preserve"> 2012; 482:216-220.</w:t>
-            </w:r>
-          </w:p>
-        </w:tc>
-        <w:tc>
-          <w:tcPr>
-            <w:tcW w:type="dxa" w:w="2436"/>
-          </w:tcPr>
-          <w:p>
-            <w:hyperlink r:id="rId37">
-              <w:r>
-                <w:rPr>
-                  <w:rFonts w:ascii="Calibri" w:hAnsi="Calibri" w:eastAsia="宋体"/>
-                  <w:sz w:val="18"/>
-                  <w:color w:val="0563C1"/>
-                  <w:u w:val="single"/>
-                </w:rPr>
-                <w:t xml:space="preserve">10.1038/nature10821</w:t>
-              </w:r>
-            </w:hyperlink>
-          </w:p>
-        </w:tc>
-        <w:tc>
-          <w:tcPr>
-            <w:tcW w:type="dxa" w:w="2436"/>
-          </w:tcPr>
-          <w:p>
-            <w:hyperlink r:id="rId38">
-              <w:r>
-                <w:rPr>
-                  <w:rFonts w:ascii="Calibri" w:hAnsi="Calibri" w:eastAsia="宋体"/>
-                  <w:sz w:val="18"/>
-                  <w:color w:val="0563C1"/>
-                  <w:u w:val="single"/>
-                </w:rPr>
-                <w:t xml:space="preserve">22278060</w:t>
-              </w:r>
-            </w:hyperlink>
-          </w:p>
-        </w:tc>
-      </w:tr>
-      <w:tr>
-        <w:tc>
-          <w:tcPr>
-            <w:tcW w:type="dxa" w:w="2436"/>
-          </w:tcPr>
-          <w:p>
-            <w:r>
-              <w:rPr>
-                <w:rFonts w:ascii="Calibri" w:hAnsi="Calibri" w:eastAsia="宋体"/>
-                <w:b w:val="0"/>
-                <w:i w:val="0"/>
-                <w:sz w:val="18"/>
-              </w:rPr>
-              <w:t>S2</w:t>
-            </w:r>
-          </w:p>
-        </w:tc>
-        <w:tc>
-          <w:tcPr>
-            <w:tcW w:type="dxa" w:w="2436"/>
-          </w:tcPr>
-          <w:p>
-            <w:r>
-              <w:rPr>
-                <w:rFonts w:ascii="Calibri" w:hAnsi="Calibri" w:eastAsia="宋体"/>
-                <w:b w:val="0"/>
-                <w:i w:val="0"/>
-                <w:sz w:val="18"/>
-              </w:rPr>
-              <w:t xml:space="preserve">Kondo T, et al. Modeling Alzheimer's disease with iPSCs reveals stress phenotypes associated with intracellular Aβ and differential drug responsiveness. </w:t>
-            </w:r>
-            <w:r>
-              <w:rPr>
-                <w:rFonts w:ascii="Calibri" w:hAnsi="Calibri" w:eastAsia="宋体"/>
-                <w:b w:val="0"/>
-                <w:i/>
-                <w:sz w:val="18"/>
-              </w:rPr>
-              <w:t>Cell Stem Cell</w:t>
-            </w:r>
-            <w:r>
-              <w:rPr>
-                <w:rFonts w:ascii="Calibri" w:hAnsi="Calibri" w:eastAsia="宋体"/>
-                <w:b w:val="0"/>
-                <w:i w:val="0"/>
-                <w:sz w:val="18"/>
-              </w:rPr>
-              <w:t xml:space="preserve"> 2013; 12:487-496.</w:t>
-            </w:r>
-          </w:p>
-        </w:tc>
-        <w:tc>
-          <w:tcPr>
-            <w:tcW w:type="dxa" w:w="2436"/>
-          </w:tcPr>
-          <w:p>
-            <w:hyperlink r:id="rId39">
-              <w:r>
-                <w:rPr>
-                  <w:rFonts w:ascii="Calibri" w:hAnsi="Calibri" w:eastAsia="宋体"/>
-                  <w:sz w:val="18"/>
-                  <w:color w:val="0563C1"/>
-                  <w:u w:val="single"/>
-                </w:rPr>
-                <w:t xml:space="preserve">10.1016/j.stem.2013.01.009</w:t>
-              </w:r>
-            </w:hyperlink>
-          </w:p>
-        </w:tc>
-        <w:tc>
-          <w:tcPr>
-            <w:tcW w:type="dxa" w:w="2436"/>
-          </w:tcPr>
-          <w:p>
-            <w:hyperlink r:id="rId40">
-              <w:r>
-                <w:rPr>
-                  <w:rFonts w:ascii="Calibri" w:hAnsi="Calibri" w:eastAsia="宋体"/>
-                  <w:sz w:val="18"/>
-                  <w:color w:val="0563C1"/>
-                  <w:u w:val="single"/>
-                </w:rPr>
-                <w:t xml:space="preserve">23434393</w:t>
-              </w:r>
-            </w:hyperlink>
           </w:p>
         </w:tc>
       </w:tr>
@@ -6753,7 +7810,7 @@
             <w:tcW w:type="dxa" w:w="2436"/>
           </w:tcPr>
           <w:p>
-            <w:hyperlink r:id="rId41">
+            <w:hyperlink r:id="rId39">
               <w:r>
                 <w:rPr>
                   <w:rFonts w:ascii="Calibri" w:hAnsi="Calibri" w:eastAsia="宋体"/>
@@ -6771,7 +7828,7 @@
             <w:tcW w:type="dxa" w:w="2436"/>
           </w:tcPr>
           <w:p>
-            <w:hyperlink r:id="rId42">
+            <w:hyperlink r:id="rId40">
               <w:r>
                 <w:rPr>
                   <w:rFonts w:ascii="Calibri" w:hAnsi="Calibri" w:eastAsia="宋体"/>
@@ -6780,103 +7837,6 @@
                   <w:u w:val="single"/>
                 </w:rPr>
                 <w:t xml:space="preserve">10601271</w:t>
-              </w:r>
-            </w:hyperlink>
-          </w:p>
-        </w:tc>
-      </w:tr>
-      <w:tr>
-        <w:tc>
-          <w:tcPr>
-            <w:tcW w:type="dxa" w:w="2436"/>
-          </w:tcPr>
-          <w:p>
-            <w:r>
-              <w:rPr>
-                <w:rFonts w:ascii="Calibri" w:hAnsi="Calibri" w:eastAsia="宋体"/>
-                <w:b w:val="0"/>
-                <w:i w:val="0"/>
-                <w:sz w:val="18"/>
-              </w:rPr>
-              <w:t>S4</w:t>
-            </w:r>
-          </w:p>
-        </w:tc>
-        <w:tc>
-          <w:tcPr>
-            <w:tcW w:type="dxa" w:w="2436"/>
-          </w:tcPr>
-          <w:p>
-            <w:r>
-              <w:rPr>
-                <w:rFonts w:ascii="Calibri" w:hAnsi="Calibri" w:eastAsia="宋体"/>
-                <w:b w:val="0"/>
-                <w:i w:val="0"/>
-                <w:sz w:val="18"/>
-              </w:rPr>
-              <w:t xml:space="preserve">Butterfield DA, Lauderback CM. Lipid peroxidation and protein oxidation in Alzheimer's disease brain: potential causes and consequences involving amyloid beta-peptide-associated free radical oxidative stress. </w:t>
-            </w:r>
-            <w:r>
-              <w:rPr>
-                <w:rFonts w:ascii="Calibri" w:hAnsi="Calibri" w:eastAsia="宋体"/>
-                <w:b w:val="0"/>
-                <w:i/>
-                <w:sz w:val="18"/>
-              </w:rPr>
-              <w:t>Free Radic Biol Med</w:t>
-            </w:r>
-            <w:r>
-              <w:rPr>
-                <w:rFonts w:ascii="Calibri" w:hAnsi="Calibri" w:eastAsia="宋体"/>
-                <w:b w:val="0"/>
-                <w:i w:val="0"/>
-                <w:sz w:val="18"/>
-              </w:rPr>
-              <w:t xml:space="preserve"> 2002; 32:1050-1060.</w:t>
-            </w:r>
-          </w:p>
-        </w:tc>
-        <w:tc>
-          <w:tcPr>
-            <w:tcW w:type="dxa" w:w="2436"/>
-          </w:tcPr>
-          <w:p>
-            <w:hyperlink r:id="rId43">
-              <w:r>
-                <w:rPr>
-                  <w:rFonts w:ascii="Calibri" w:hAnsi="Calibri" w:eastAsia="宋体"/>
-                  <w:sz w:val="18"/>
-                  <w:color w:val="0563C1"/>
-                  <w:u w:val="single"/>
-                </w:rPr>
-                <w:t xml:space="preserve">10.1016/S0891-5849(02)00794-3</w:t>
-              </w:r>
-            </w:hyperlink>
-            <w:r>
-              <w:rPr>
-                <w:rFonts w:ascii="Calibri" w:hAnsi="Calibri" w:eastAsia="宋体"/>
-                <w:b w:val="0"/>
-                <w:i w:val="0"/>
-                <w:sz w:val="18"/>
-              </w:rPr>
-              <w:t>00794-3)</w:t>
-            </w:r>
-          </w:p>
-        </w:tc>
-        <w:tc>
-          <w:tcPr>
-            <w:tcW w:type="dxa" w:w="2436"/>
-          </w:tcPr>
-          <w:p>
-            <w:hyperlink r:id="rId44">
-              <w:r>
-                <w:rPr>
-                  <w:rFonts w:ascii="Calibri" w:hAnsi="Calibri" w:eastAsia="宋体"/>
-                  <w:sz w:val="18"/>
-                  <w:color w:val="0563C1"/>
-                  <w:u w:val="single"/>
-                </w:rPr>
-                <w:t xml:space="preserve">12031889</w:t>
               </w:r>
             </w:hyperlink>
           </w:p>
@@ -6920,7 +7880,7 @@
                 <w:i/>
                 <w:sz w:val="18"/>
               </w:rPr>
-              <w:t>Proc Natl Acad Sci USA</w:t>
+              <w:t>PNAS</w:t>
             </w:r>
             <w:r>
               <w:rPr>
@@ -6938,7 +7898,7 @@
             <w:tcW w:type="dxa" w:w="2436"/>
           </w:tcPr>
           <w:p>
-            <w:hyperlink r:id="rId45">
+            <w:hyperlink r:id="rId41">
               <w:r>
                 <w:rPr>
                   <w:rFonts w:ascii="Calibri" w:hAnsi="Calibri" w:eastAsia="宋体"/>
@@ -6956,7 +7916,7 @@
             <w:tcW w:type="dxa" w:w="2436"/>
           </w:tcPr>
           <w:p>
-            <w:hyperlink r:id="rId46">
+            <w:hyperlink r:id="rId42">
               <w:r>
                 <w:rPr>
                   <w:rFonts w:ascii="Calibri" w:hAnsi="Calibri" w:eastAsia="宋体"/>
@@ -7026,7 +7986,7 @@
             <w:tcW w:type="dxa" w:w="2436"/>
           </w:tcPr>
           <w:p>
-            <w:hyperlink r:id="rId47">
+            <w:hyperlink r:id="rId43">
               <w:r>
                 <w:rPr>
                   <w:rFonts w:ascii="Calibri" w:hAnsi="Calibri" w:eastAsia="宋体"/>
@@ -7044,7 +8004,7 @@
             <w:tcW w:type="dxa" w:w="2436"/>
           </w:tcPr>
           <w:p>
-            <w:hyperlink r:id="rId48">
+            <w:hyperlink r:id="rId44">
               <w:r>
                 <w:rPr>
                   <w:rFonts w:ascii="Calibri" w:hAnsi="Calibri" w:eastAsia="宋体"/>
@@ -7053,94 +8013,6 @@
                   <w:u w:val="single"/>
                 </w:rPr>
                 <w:t xml:space="preserve">19332103</w:t>
-              </w:r>
-            </w:hyperlink>
-          </w:p>
-        </w:tc>
-      </w:tr>
-      <w:tr>
-        <w:tc>
-          <w:tcPr>
-            <w:tcW w:type="dxa" w:w="2436"/>
-          </w:tcPr>
-          <w:p>
-            <w:r>
-              <w:rPr>
-                <w:rFonts w:ascii="Calibri" w:hAnsi="Calibri" w:eastAsia="宋体"/>
-                <w:b w:val="0"/>
-                <w:i w:val="0"/>
-                <w:sz w:val="18"/>
-              </w:rPr>
-              <w:t>S7</w:t>
-            </w:r>
-          </w:p>
-        </w:tc>
-        <w:tc>
-          <w:tcPr>
-            <w:tcW w:type="dxa" w:w="2436"/>
-          </w:tcPr>
-          <w:p>
-            <w:r>
-              <w:rPr>
-                <w:rFonts w:ascii="Calibri" w:hAnsi="Calibri" w:eastAsia="宋体"/>
-                <w:b w:val="0"/>
-                <w:i w:val="0"/>
-                <w:sz w:val="18"/>
-              </w:rPr>
-              <w:t xml:space="preserve">Greenough MA, Camakaris J, Bush AI. Metal dyshomeostasis and oxidative stress in Alzheimer's disease. </w:t>
-            </w:r>
-            <w:r>
-              <w:rPr>
-                <w:rFonts w:ascii="Calibri" w:hAnsi="Calibri" w:eastAsia="宋体"/>
-                <w:b w:val="0"/>
-                <w:i/>
-                <w:sz w:val="18"/>
-              </w:rPr>
-              <w:t>Neurochem Int</w:t>
-            </w:r>
-            <w:r>
-              <w:rPr>
-                <w:rFonts w:ascii="Calibri" w:hAnsi="Calibri" w:eastAsia="宋体"/>
-                <w:b w:val="0"/>
-                <w:i w:val="0"/>
-                <w:sz w:val="18"/>
-              </w:rPr>
-              <w:t xml:space="preserve"> 2013; 62:540-555.</w:t>
-            </w:r>
-          </w:p>
-        </w:tc>
-        <w:tc>
-          <w:tcPr>
-            <w:tcW w:type="dxa" w:w="2436"/>
-          </w:tcPr>
-          <w:p>
-            <w:hyperlink r:id="rId49">
-              <w:r>
-                <w:rPr>
-                  <w:rFonts w:ascii="Calibri" w:hAnsi="Calibri" w:eastAsia="宋体"/>
-                  <w:sz w:val="18"/>
-                  <w:color w:val="0563C1"/>
-                  <w:u w:val="single"/>
-                </w:rPr>
-                <w:t xml:space="preserve">10.1016/j.neuint.2012.08.014</w:t>
-              </w:r>
-            </w:hyperlink>
-          </w:p>
-        </w:tc>
-        <w:tc>
-          <w:tcPr>
-            <w:tcW w:type="dxa" w:w="2436"/>
-          </w:tcPr>
-          <w:p>
-            <w:hyperlink r:id="rId50">
-              <w:r>
-                <w:rPr>
-                  <w:rFonts w:ascii="Calibri" w:hAnsi="Calibri" w:eastAsia="宋体"/>
-                  <w:sz w:val="18"/>
-                  <w:color w:val="0563C1"/>
-                  <w:u w:val="single"/>
-                </w:rPr>
-                <w:t xml:space="preserve">22982299</w:t>
               </w:r>
             </w:hyperlink>
           </w:p>
@@ -7202,7 +8074,7 @@
             <w:tcW w:type="dxa" w:w="2436"/>
           </w:tcPr>
           <w:p>
-            <w:hyperlink r:id="rId51">
+            <w:hyperlink r:id="rId45">
               <w:r>
                 <w:rPr>
                   <w:rFonts w:ascii="Calibri" w:hAnsi="Calibri" w:eastAsia="宋体"/>
@@ -7220,7 +8092,7 @@
             <w:tcW w:type="dxa" w:w="2436"/>
           </w:tcPr>
           <w:p>
-            <w:hyperlink r:id="rId52">
+            <w:hyperlink r:id="rId46">
               <w:r>
                 <w:rPr>
                   <w:rFonts w:ascii="Calibri" w:hAnsi="Calibri" w:eastAsia="宋体"/>
@@ -7263,7 +8135,7 @@
                 <w:i w:val="0"/>
                 <w:sz w:val="18"/>
               </w:rPr>
-              <w:t xml:space="preserve">Hollingsworth SA, Dror RO. Molecular Dynamics Simulation for All. </w:t>
+              <w:t xml:space="preserve">Hollingsworth SA, Dror RO. Molecular dynamics simulation for all. </w:t>
             </w:r>
             <w:r>
               <w:rPr>
@@ -7290,7 +8162,7 @@
             <w:tcW w:type="dxa" w:w="2436"/>
           </w:tcPr>
           <w:p>
-            <w:hyperlink r:id="rId53">
+            <w:hyperlink r:id="rId47">
               <w:r>
                 <w:rPr>
                   <w:rFonts w:ascii="Calibri" w:hAnsi="Calibri" w:eastAsia="宋体"/>
@@ -7308,7 +8180,7 @@
             <w:tcW w:type="dxa" w:w="2436"/>
           </w:tcPr>
           <w:p>
-            <w:hyperlink r:id="rId54">
+            <w:hyperlink r:id="rId48">
               <w:r>
                 <w:rPr>
                   <w:rFonts w:ascii="Calibri" w:hAnsi="Calibri" w:eastAsia="宋体"/>
@@ -7351,7 +8223,7 @@
                 <w:i w:val="0"/>
                 <w:sz w:val="18"/>
               </w:rPr>
-              <w:t xml:space="preserve">Alvarez A, Opazo C, Alarcon R, Garrido J, Inestrosa NC. Acetylcholinesterase promotes the aggregation of amyloid-beta-peptide fragments by forming a complex with the growing fibrils. </w:t>
+              <w:t xml:space="preserve">Alvarez A, et al. Acetylcholinesterase promotes the aggregation of amyloid-beta-peptide fragments by forming a complex with the growing fibrils. </w:t>
             </w:r>
             <w:r>
               <w:rPr>
@@ -7378,7 +8250,7 @@
             <w:tcW w:type="dxa" w:w="2436"/>
           </w:tcPr>
           <w:p>
-            <w:hyperlink r:id="rId55">
+            <w:hyperlink r:id="rId49">
               <w:r>
                 <w:rPr>
                   <w:rFonts w:ascii="Calibri" w:hAnsi="Calibri" w:eastAsia="宋体"/>
@@ -7396,7 +8268,7 @@
             <w:tcW w:type="dxa" w:w="2436"/>
           </w:tcPr>
           <w:p>
-            <w:hyperlink r:id="rId56">
+            <w:hyperlink r:id="rId50">
               <w:r>
                 <w:rPr>
                   <w:rFonts w:ascii="Calibri" w:hAnsi="Calibri" w:eastAsia="宋体"/>
@@ -7437,7 +8309,25 @@
           <w:i w:val="0"/>
           <w:sz w:val="21"/>
         </w:rPr>
-        <w:t>S10 与本课题直接相关：AChE 可促进 Aβ(12–28) 与 Aβ(25–35) 片段聚集（而对 Aβ(1–16) 无效），提示 AChE–短肽相互作用存在序列特异性——可作为候选肽对接/聚集实验的阳性对照框架。</w:t>
+        <w:t>说明：S3/S6/S8 仅作“若未来讨论金属–ROS 毒性，应引用的实验范式文献”索引；</w:t>
+      </w:r>
+      <w:r>
+        <w:rPr>
+          <w:rFonts w:ascii="Calibri" w:hAnsi="Calibri" w:eastAsia="宋体"/>
+          <w:b/>
+          <w:i w:val="0"/>
+          <w:sz w:val="21"/>
+        </w:rPr>
+        <w:t>本版不依据它们给候选肽贴毒性标签</w:t>
+      </w:r>
+      <w:r>
+        <w:rPr>
+          <w:rFonts w:ascii="Calibri" w:hAnsi="Calibri" w:eastAsia="宋体"/>
+          <w:b w:val="0"/>
+          <w:i w:val="0"/>
+          <w:sz w:val="21"/>
+        </w:rPr>
+        <w:t>。上一版中的 iPSC 实验文献（Israel 2012、Kondo 2013 等）因本版删除实验章节而不再列入。</w:t>
       </w:r>
     </w:p>
     <w:p>
@@ -7485,7 +8375,7 @@
           <w:i w:val="0"/>
           <w:sz w:val="21"/>
         </w:rPr>
-        <w:t>检索策略</w:t>
+        <w:t>检索与核验</w:t>
       </w:r>
       <w:r>
         <w:rPr>
@@ -7494,133 +8384,7 @@
           <w:i w:val="0"/>
           <w:sz w:val="21"/>
         </w:rPr>
-        <w:t>：按 AERS 文献综述流程，先确定 5 个重点概念（Cu/Fe–ROS–脂质过氧化–神经毒性；Aβ42/tau/ApoE4/ferritin/transferrin 定位；AlphaFold3/MD/MM-GBSA/QM-MM 方法学；iPSC 神经元验证；Zn 非 Fenton 金属）生成关键词，再以"作者+标题关键词+年份"组合在 PubMed 检索，优先选择高影响力期刊（</w:t>
-      </w:r>
-      <w:r>
-        <w:rPr>
-          <w:rFonts w:ascii="Calibri" w:hAnsi="Calibri" w:eastAsia="宋体"/>
-          <w:b w:val="0"/>
-          <w:i/>
-          <w:sz w:val="21"/>
-        </w:rPr>
-        <w:t>Nature</w:t>
-      </w:r>
-      <w:r>
-        <w:rPr>
-          <w:rFonts w:ascii="Calibri" w:hAnsi="Calibri" w:eastAsia="宋体"/>
-          <w:b w:val="0"/>
-          <w:i w:val="0"/>
-          <w:sz w:val="21"/>
-        </w:rPr>
-        <w:t>、</w:t>
-      </w:r>
-      <w:r>
-        <w:rPr>
-          <w:rFonts w:ascii="Calibri" w:hAnsi="Calibri" w:eastAsia="宋体"/>
-          <w:b w:val="0"/>
-          <w:i/>
-          <w:sz w:val="21"/>
-        </w:rPr>
-        <w:t>Nat Commun</w:t>
-      </w:r>
-      <w:r>
-        <w:rPr>
-          <w:rFonts w:ascii="Calibri" w:hAnsi="Calibri" w:eastAsia="宋体"/>
-          <w:b w:val="0"/>
-          <w:i w:val="0"/>
-          <w:sz w:val="21"/>
-        </w:rPr>
-        <w:t>、</w:t>
-      </w:r>
-      <w:r>
-        <w:rPr>
-          <w:rFonts w:ascii="Calibri" w:hAnsi="Calibri" w:eastAsia="宋体"/>
-          <w:b w:val="0"/>
-          <w:i/>
-          <w:sz w:val="21"/>
-        </w:rPr>
-        <w:t>Neuron</w:t>
-      </w:r>
-      <w:r>
-        <w:rPr>
-          <w:rFonts w:ascii="Calibri" w:hAnsi="Calibri" w:eastAsia="宋体"/>
-          <w:b w:val="0"/>
-          <w:i w:val="0"/>
-          <w:sz w:val="21"/>
-        </w:rPr>
-        <w:t>、</w:t>
-      </w:r>
-      <w:r>
-        <w:rPr>
-          <w:rFonts w:ascii="Calibri" w:hAnsi="Calibri" w:eastAsia="宋体"/>
-          <w:b w:val="0"/>
-          <w:i/>
-          <w:sz w:val="21"/>
-        </w:rPr>
-        <w:t>JBC</w:t>
-      </w:r>
-      <w:r>
-        <w:rPr>
-          <w:rFonts w:ascii="Calibri" w:hAnsi="Calibri" w:eastAsia="宋体"/>
-          <w:b w:val="0"/>
-          <w:i w:val="0"/>
-          <w:sz w:val="21"/>
-        </w:rPr>
-        <w:t>、</w:t>
-      </w:r>
-      <w:r>
-        <w:rPr>
-          <w:rFonts w:ascii="Calibri" w:hAnsi="Calibri" w:eastAsia="宋体"/>
-          <w:b w:val="0"/>
-          <w:i/>
-          <w:sz w:val="21"/>
-        </w:rPr>
-        <w:t>Biochemistry</w:t>
-      </w:r>
-      <w:r>
-        <w:rPr>
-          <w:rFonts w:ascii="Calibri" w:hAnsi="Calibri" w:eastAsia="宋体"/>
-          <w:b w:val="0"/>
-          <w:i w:val="0"/>
-          <w:sz w:val="21"/>
-        </w:rPr>
-        <w:t>、</w:t>
-      </w:r>
-      <w:r>
-        <w:rPr>
-          <w:rFonts w:ascii="Calibri" w:hAnsi="Calibri" w:eastAsia="宋体"/>
-          <w:b w:val="0"/>
-          <w:i/>
-          <w:sz w:val="21"/>
-        </w:rPr>
-        <w:t>Nat Rev Neurosci</w:t>
-      </w:r>
-      <w:r>
-        <w:rPr>
-          <w:rFonts w:ascii="Calibri" w:hAnsi="Calibri" w:eastAsia="宋体"/>
-          <w:b w:val="0"/>
-          <w:i w:val="0"/>
-          <w:sz w:val="21"/>
-        </w:rPr>
-        <w:t>、</w:t>
-      </w:r>
-      <w:r>
-        <w:rPr>
-          <w:rFonts w:ascii="Calibri" w:hAnsi="Calibri" w:eastAsia="宋体"/>
-          <w:b w:val="0"/>
-          <w:i/>
-          <w:sz w:val="21"/>
-        </w:rPr>
-        <w:t>Lancet Neurol</w:t>
-      </w:r>
-      <w:r>
-        <w:rPr>
-          <w:rFonts w:ascii="Calibri" w:hAnsi="Calibri" w:eastAsia="宋体"/>
-          <w:b w:val="0"/>
-          <w:i w:val="0"/>
-          <w:sz w:val="21"/>
-        </w:rPr>
-        <w:t xml:space="preserve"> 等）与高被引文献。</w:t>
+        <w:t>：PubMed E-utilities 逐条核验；Wang 2024 经 esearch/esummary/efetch 确认 PMID 39066700、DOI 10.1021/acschemneuro.4c00075、卷期页 15(15):2719-2728。</w:t>
       </w:r>
     </w:p>
     <w:p>
@@ -7643,7 +8407,7 @@
           <w:i w:val="0"/>
           <w:sz w:val="21"/>
         </w:rPr>
-        <w:t>核验方式</w:t>
+        <w:t>范围裁剪</w:t>
       </w:r>
       <w:r>
         <w:rPr>
@@ -7652,7 +8416,7 @@
           <w:i w:val="0"/>
           <w:sz w:val="21"/>
         </w:rPr>
-        <w:t>：所有 DOI/PMID 经 PubMed E-utilities 记录比对；DOI 链接基于 PubMed 登记的官方 DOI 构造（doi.org 解析地址），未使用任何未经核验的引用。</w:t>
+        <w:t>：按用户要求“实验部分都去掉，这个只有理论计算”，删除因果验证实验路线、细胞/iPSC/体内 Go-No-Go；保留 4.1–4.3 与计算方法学、靶点计算定位、计算漏斗。</w:t>
       </w:r>
     </w:p>
     <w:p>
@@ -7675,6 +8439,38 @@
           <w:i w:val="0"/>
           <w:sz w:val="21"/>
         </w:rPr>
+        <w:t>Wang 2024 裁决逻辑</w:t>
+      </w:r>
+      <w:r>
+        <w:rPr>
+          <w:rFonts w:ascii="Calibri" w:hAnsi="Calibri" w:eastAsia="宋体"/>
+          <w:b w:val="0"/>
+          <w:i w:val="0"/>
+          <w:sz w:val="21"/>
+        </w:rPr>
+        <w:t>：以其摘要可核验的功能方向（抑制聚集、降低细胞毒性、Cu 螯合保护）为据，判定其不支持“毒性肽”主张；保留其对“互作普遍性”和“对接仅假设生成”的方法学启示。</w:t>
+      </w:r>
+    </w:p>
+    <w:p>
+      <w:pPr>
+        <w:pStyle w:val="ListBullet"/>
+      </w:pPr>
+      <w:r>
+        <w:rPr>
+          <w:rFonts w:ascii="Calibri" w:hAnsi="Calibri" w:eastAsia="宋体"/>
+          <w:b w:val="0"/>
+          <w:i w:val="0"/>
+          <w:sz w:val="21"/>
+        </w:rPr>
+        <w:t xml:space="preserve">4. </w:t>
+      </w:r>
+      <w:r>
+        <w:rPr>
+          <w:rFonts w:ascii="Calibri" w:hAnsi="Calibri" w:eastAsia="宋体"/>
+          <w:b/>
+          <w:i w:val="0"/>
+          <w:sz w:val="21"/>
+        </w:rPr>
         <w:t>局限性</w:t>
       </w:r>
       <w:r>
@@ -7684,7 +8480,254 @@
           <w:i w:val="0"/>
           <w:sz w:val="21"/>
         </w:rPr>
-        <w:t>：本报告主要基于摘要、综述与领域共识性证据，未逐篇全文精读；文献检索截至 2026-08-02；对文献结论的转述以原文为准，若用于论文写作请核对原文表述。Go/No-Go 判据中的具体阈值（如 ≥2×、IC50 &lt;50 μM、≥30%）为建议值，应由课题组根据前期数据与文献基准（如 Aβ–Cu 的 Kd、已知 ROS 肽对照）最终确定。</w:t>
+        <w:t>：</w:t>
+      </w:r>
+    </w:p>
+    <w:p>
+      <w:r>
+        <w:rPr>
+          <w:rFonts w:ascii="Calibri" w:hAnsi="Calibri" w:eastAsia="宋体"/>
+          <w:b w:val="0"/>
+          <w:i w:val="0"/>
+          <w:sz w:val="21"/>
+        </w:rPr>
+        <w:t xml:space="preserve">   - 未获取 Wang 2024 全文逐页核对补充图表；裁决以 PubMed 摘要与公开综述信息为准，若用于正式论文请核对全文；</w:t>
+      </w:r>
+    </w:p>
+    <w:p>
+      <w:r>
+        <w:rPr>
+          <w:rFonts w:ascii="Calibri" w:hAnsi="Calibri" w:eastAsia="宋体"/>
+          <w:b w:val="0"/>
+          <w:i w:val="0"/>
+          <w:sz w:val="21"/>
+        </w:rPr>
+        <w:t xml:space="preserve">   - 纯计算不能完成毒性/保护的功能定性；</w:t>
+      </w:r>
+    </w:p>
+    <w:p>
+      <w:r>
+        <w:rPr>
+          <w:rFonts w:ascii="Calibri" w:hAnsi="Calibri" w:eastAsia="宋体"/>
+          <w:b w:val="0"/>
+          <w:i w:val="0"/>
+          <w:sz w:val="21"/>
+        </w:rPr>
+        <w:t xml:space="preserve">   - Go/No-Go 阈值为程序性建议，可用课题组既有对接/MD 数据校准；</w:t>
+      </w:r>
+    </w:p>
+    <w:p>
+      <w:r>
+        <w:rPr>
+          <w:rFonts w:ascii="Calibri" w:hAnsi="Calibri" w:eastAsia="宋体"/>
+          <w:b w:val="0"/>
+          <w:i w:val="0"/>
+          <w:sz w:val="21"/>
+        </w:rPr>
+        <w:t xml:space="preserve">   - AF3/MD/MM-GBSA/QM 对短肽与过渡金属均有固有误差，结论必须保留不确定性表述。</w:t>
+      </w:r>
+    </w:p>
+    <w:p>
+      <w:r>
+        <w:rPr>
+          <w:rFonts w:ascii="Calibri" w:hAnsi="Calibri" w:eastAsia="宋体"/>
+          <w:b w:val="0"/>
+          <w:i w:val="0"/>
+          <w:sz w:val="21"/>
+        </w:rPr>
+        <w:t>---</w:t>
+      </w:r>
+    </w:p>
+    <w:p>
+      <w:pPr>
+        <w:pStyle w:val="Heading2"/>
+      </w:pPr>
+      <w:r>
+        <w:rPr>
+          <w:rFonts w:ascii="Calibri" w:hAnsi="Calibri" w:eastAsia="宋体"/>
+          <w:b w:val="0"/>
+          <w:i w:val="0"/>
+          <w:sz w:val="28"/>
+        </w:rPr>
+        <w:t>9 执行摘要（可直接写入汇报 PPT）</w:t>
+      </w:r>
+    </w:p>
+    <w:p>
+      <w:pPr>
+        <w:pStyle w:val="ListBullet"/>
+      </w:pPr>
+      <w:r>
+        <w:rPr>
+          <w:rFonts w:ascii="Calibri" w:hAnsi="Calibri" w:eastAsia="宋体"/>
+          <w:b w:val="0"/>
+          <w:i w:val="0"/>
+          <w:sz w:val="21"/>
+        </w:rPr>
+        <w:t xml:space="preserve">1. </w:t>
+      </w:r>
+      <w:r>
+        <w:rPr>
+          <w:rFonts w:ascii="Calibri" w:hAnsi="Calibri" w:eastAsia="宋体"/>
+          <w:b/>
+          <w:i w:val="0"/>
+          <w:sz w:val="21"/>
+        </w:rPr>
+        <w:t>Wang 等 2024（</w:t>
+      </w:r>
+      <w:r>
+        <w:rPr>
+          <w:rFonts w:ascii="Calibri" w:hAnsi="Calibri" w:eastAsia="宋体"/>
+          <w:b/>
+          <w:i/>
+          <w:sz w:val="21"/>
+        </w:rPr>
+        <w:t>ACS Chem Neurosci</w:t>
+      </w:r>
+      <w:r>
+        <w:rPr>
+          <w:rFonts w:ascii="Calibri" w:hAnsi="Calibri" w:eastAsia="宋体"/>
+          <w:b/>
+          <w:i w:val="0"/>
+          <w:sz w:val="21"/>
+        </w:rPr>
+        <w:t>）不能作为毒性肽依据</w:t>
+      </w:r>
+      <w:r>
+        <w:rPr>
+          <w:rFonts w:ascii="Calibri" w:hAnsi="Calibri" w:eastAsia="宋体"/>
+          <w:b w:val="0"/>
+          <w:i w:val="0"/>
+          <w:sz w:val="21"/>
+        </w:rPr>
+        <w:t>；它支持神经肽–Aβ 互作常见，且 leptin/cerebellin 偏保护、kisspeptin 偏促聚集，功能方向必须另判。</w:t>
+      </w:r>
+    </w:p>
+    <w:p>
+      <w:pPr>
+        <w:pStyle w:val="ListBullet"/>
+      </w:pPr>
+      <w:r>
+        <w:rPr>
+          <w:rFonts w:ascii="Calibri" w:hAnsi="Calibri" w:eastAsia="宋体"/>
+          <w:b w:val="0"/>
+          <w:i w:val="0"/>
+          <w:sz w:val="21"/>
+        </w:rPr>
+        <w:t xml:space="preserve">2. </w:t>
+      </w:r>
+      <w:r>
+        <w:rPr>
+          <w:rFonts w:ascii="Calibri" w:hAnsi="Calibri" w:eastAsia="宋体"/>
+          <w:b/>
+          <w:i w:val="0"/>
+          <w:sz w:val="21"/>
+        </w:rPr>
+        <w:t>本课题现阶段只有理论计算</w:t>
+      </w:r>
+      <w:r>
+        <w:rPr>
+          <w:rFonts w:ascii="Calibri" w:hAnsi="Calibri" w:eastAsia="宋体"/>
+          <w:b w:val="0"/>
+          <w:i w:val="0"/>
+          <w:sz w:val="21"/>
+        </w:rPr>
+        <w:t>：交付止于 AF3→对接→MD→MM/GBSA→QM/MM 的优先级列表与结构假设。</w:t>
+      </w:r>
+    </w:p>
+    <w:p>
+      <w:pPr>
+        <w:pStyle w:val="ListBullet"/>
+      </w:pPr>
+      <w:r>
+        <w:rPr>
+          <w:rFonts w:ascii="Calibri" w:hAnsi="Calibri" w:eastAsia="宋体"/>
+          <w:b w:val="0"/>
+          <w:i w:val="0"/>
+          <w:sz w:val="21"/>
+        </w:rPr>
+        <w:t xml:space="preserve">3. </w:t>
+      </w:r>
+      <w:r>
+        <w:rPr>
+          <w:rFonts w:ascii="Calibri" w:hAnsi="Calibri" w:eastAsia="宋体"/>
+          <w:b/>
+          <w:i w:val="0"/>
+          <w:sz w:val="21"/>
+        </w:rPr>
+        <w:t>主计算靶点</w:t>
+      </w:r>
+      <w:r>
+        <w:rPr>
+          <w:rFonts w:ascii="Calibri" w:hAnsi="Calibri" w:eastAsia="宋体"/>
+          <w:b w:val="0"/>
+          <w:i w:val="0"/>
+          <w:sz w:val="21"/>
+        </w:rPr>
+        <w:t xml:space="preserve"> = AChE/BChE + Aβ42（±Cu/Fe）；ferritin/transferrin = 功能节点/附录；tau、ApoE4 = 探索性。</w:t>
+      </w:r>
+    </w:p>
+    <w:p>
+      <w:pPr>
+        <w:pStyle w:val="ListBullet"/>
+      </w:pPr>
+      <w:r>
+        <w:rPr>
+          <w:rFonts w:ascii="Calibri" w:hAnsi="Calibri" w:eastAsia="宋体"/>
+          <w:b w:val="0"/>
+          <w:i w:val="0"/>
+          <w:sz w:val="21"/>
+        </w:rPr>
+        <w:t xml:space="preserve">4. </w:t>
+      </w:r>
+      <w:r>
+        <w:rPr>
+          <w:rFonts w:ascii="Calibri" w:hAnsi="Calibri" w:eastAsia="宋体"/>
+          <w:b/>
+          <w:i w:val="0"/>
+          <w:sz w:val="21"/>
+        </w:rPr>
+        <w:t>Zn²⁺</w:t>
+      </w:r>
+      <w:r>
+        <w:rPr>
+          <w:rFonts w:ascii="Calibri" w:hAnsi="Calibri" w:eastAsia="宋体"/>
+          <w:b w:val="0"/>
+          <w:i w:val="0"/>
+          <w:sz w:val="21"/>
+        </w:rPr>
+        <w:t xml:space="preserve"> 只作结构/配位对照，不作 Fenton 型 ROS 金属。</w:t>
+      </w:r>
+    </w:p>
+    <w:p>
+      <w:pPr>
+        <w:pStyle w:val="ListBullet"/>
+      </w:pPr>
+      <w:r>
+        <w:rPr>
+          <w:rFonts w:ascii="Calibri" w:hAnsi="Calibri" w:eastAsia="宋体"/>
+          <w:b w:val="0"/>
+          <w:i w:val="0"/>
+          <w:sz w:val="21"/>
+        </w:rPr>
+        <w:t xml:space="preserve">5. </w:t>
+      </w:r>
+      <w:r>
+        <w:rPr>
+          <w:rFonts w:ascii="Calibri" w:hAnsi="Calibri" w:eastAsia="宋体"/>
+          <w:b/>
+          <w:i w:val="0"/>
+          <w:sz w:val="21"/>
+        </w:rPr>
+        <w:t>禁止</w:t>
+      </w:r>
+      <w:r>
+        <w:rPr>
+          <w:rFonts w:ascii="Calibri" w:hAnsi="Calibri" w:eastAsia="宋体"/>
+          <w:b w:val="0"/>
+          <w:i w:val="0"/>
+          <w:sz w:val="21"/>
+        </w:rPr>
+        <w:t>在纯计算结果上使用“毒性肽”“神经毒性机制已证实”等表述；原方案 4.4 的实验因果标准留待未来，不在本版执行。</w:t>
       </w:r>
     </w:p>
     <w:sectPr>

--- a/research/AD-peptide-followup/文献调研报告-AChE-AD候选肽后续机制研究.docx
+++ b/research/AD-peptide-followup/文献调研报告-AChE-AD候选肽后续机制研究.docx
@@ -13,7 +13,7 @@
           <w:i w:val="0"/>
           <w:sz w:val="34"/>
         </w:rPr>
-        <w:t>【可直接引用】毒性肽 → 机制 → AD：证据文献包</w:t>
+        <w:t>非 Aβ 毒性肽证据包 + 方法能否套用 Aβ</w:t>
       </w:r>
     </w:p>
     <w:p>
@@ -24,7 +24,109 @@
           <w:i w:val="0"/>
           <w:sz w:val="21"/>
         </w:rPr>
-        <w:t>检索核验截至 2026-08-02｜只收录能支撑“肽本身有神经毒性 / 驱动 AD 相关病理”的文献</w:t>
+        <w:t>核心回应你的两点</w:t>
+      </w:r>
+    </w:p>
+    <w:p>
+      <w:pPr>
+        <w:pStyle w:val="ListBullet"/>
+      </w:pPr>
+      <w:r>
+        <w:rPr>
+          <w:rFonts w:ascii="Calibri" w:hAnsi="Calibri" w:eastAsia="宋体"/>
+          <w:b w:val="0"/>
+          <w:i w:val="0"/>
+          <w:sz w:val="21"/>
+        </w:rPr>
+        <w:t xml:space="preserve">1. </w:t>
+      </w:r>
+      <w:r>
+        <w:rPr>
+          <w:rFonts w:ascii="Calibri" w:hAnsi="Calibri" w:eastAsia="宋体"/>
+          <w:b/>
+          <w:i w:val="0"/>
+          <w:sz w:val="21"/>
+        </w:rPr>
+        <w:t>不要 Aβ 当“你的肽”的证据</w:t>
+      </w:r>
+      <w:r>
+        <w:rPr>
+          <w:rFonts w:ascii="Calibri" w:hAnsi="Calibri" w:eastAsia="宋体"/>
+          <w:b w:val="0"/>
+          <w:i w:val="0"/>
+          <w:sz w:val="21"/>
+        </w:rPr>
+        <w:t xml:space="preserve">——本文件主体全是 </w:t>
+      </w:r>
+      <w:r>
+        <w:rPr>
+          <w:rFonts w:ascii="Calibri" w:hAnsi="Calibri" w:eastAsia="宋体"/>
+          <w:b/>
+          <w:i w:val="0"/>
+          <w:sz w:val="21"/>
+        </w:rPr>
+        <w:t>非 Aβ 毒性肽</w:t>
+      </w:r>
+      <w:r>
+        <w:rPr>
+          <w:rFonts w:ascii="Calibri" w:hAnsi="Calibri" w:eastAsia="宋体"/>
+          <w:b w:val="0"/>
+          <w:i w:val="0"/>
+          <w:sz w:val="21"/>
+        </w:rPr>
+        <w:t>。</w:t>
+      </w:r>
+    </w:p>
+    <w:p>
+      <w:pPr>
+        <w:pStyle w:val="ListBullet"/>
+      </w:pPr>
+      <w:r>
+        <w:rPr>
+          <w:rFonts w:ascii="Calibri" w:hAnsi="Calibri" w:eastAsia="宋体"/>
+          <w:b w:val="0"/>
+          <w:i w:val="0"/>
+          <w:sz w:val="21"/>
+        </w:rPr>
+        <w:t xml:space="preserve">2. </w:t>
+      </w:r>
+      <w:r>
+        <w:rPr>
+          <w:rFonts w:ascii="Calibri" w:hAnsi="Calibri" w:eastAsia="宋体"/>
+          <w:b/>
+          <w:i w:val="0"/>
+          <w:sz w:val="21"/>
+        </w:rPr>
+        <w:t>你的肽不是 Aβ，能不能用 Aβ 那套方法？</w:t>
+      </w:r>
+      <w:r>
+        <w:rPr>
+          <w:rFonts w:ascii="Calibri" w:hAnsi="Calibri" w:eastAsia="宋体"/>
+          <w:b w:val="0"/>
+          <w:i w:val="0"/>
+          <w:sz w:val="21"/>
+        </w:rPr>
+        <w:t>——</w:t>
+      </w:r>
+      <w:r>
+        <w:rPr>
+          <w:rFonts w:ascii="Calibri" w:hAnsi="Calibri" w:eastAsia="宋体"/>
+          <w:b/>
+          <w:i w:val="0"/>
+          <w:sz w:val="21"/>
+        </w:rPr>
+        <w:t>读出/实验技术可以借鉴；致病叙事与阳性对照不能照搬 Aβ。</w:t>
+      </w:r>
+    </w:p>
+    <w:p>
+      <w:r>
+        <w:rPr>
+          <w:rFonts w:ascii="Calibri" w:hAnsi="Calibri" w:eastAsia="宋体"/>
+          <w:b w:val="0"/>
+          <w:i w:val="0"/>
+          <w:sz w:val="21"/>
+        </w:rPr>
+        <w:t>检索与 DOI/PMID 均经 PubMed 核验（截至 2026-08-02）。</w:t>
       </w:r>
     </w:p>
     <w:p>
@@ -49,7 +151,1182 @@
           <w:i w:val="0"/>
           <w:sz w:val="28"/>
         </w:rPr>
-        <w:t>先把话说死（避免再用不上）</w:t>
+        <w:t>0 先直接回答</w:t>
+      </w:r>
+    </w:p>
+    <w:p>
+      <w:pPr>
+        <w:pStyle w:val="Heading3"/>
+      </w:pPr>
+      <w:r>
+        <w:rPr>
+          <w:rFonts w:ascii="Calibri" w:hAnsi="Calibri" w:eastAsia="宋体"/>
+          <w:b w:val="0"/>
+          <w:i w:val="0"/>
+          <w:sz w:val="25"/>
+        </w:rPr>
+        <w:t>0.1 领域里有哪些“不是 Aβ、但肽本身致神经毒性”的硬例子？</w:t>
+      </w:r>
+    </w:p>
+    <w:tbl>
+      <w:tblPr>
+        <w:tblStyle w:val="TableGrid"/>
+        <w:tblW w:type="auto" w:w="0"/>
+        <w:tblLayout w:type="autofit"/>
+        <w:tblLook w:firstColumn="1" w:firstRow="1" w:lastColumn="0" w:lastRow="0" w:noHBand="0" w:noVBand="1" w:val="04A0"/>
+      </w:tblPr>
+      <w:tblGrid>
+        <w:gridCol w:w="1949"/>
+        <w:gridCol w:w="1949"/>
+        <w:gridCol w:w="1949"/>
+        <w:gridCol w:w="1949"/>
+        <w:gridCol w:w="1949"/>
+      </w:tblGrid>
+      <w:tr>
+        <w:tc>
+          <w:tcPr>
+            <w:tcW w:type="dxa" w:w="1949"/>
+            <w:shd w:val="clear" w:color="auto" w:fill="DEEAF6"/>
+          </w:tcPr>
+          <w:p>
+            <w:pPr>
+              <w:jc w:val="center"/>
+            </w:pPr>
+            <w:r>
+              <w:rPr>
+                <w:rFonts w:ascii="Calibri" w:hAnsi="Calibri" w:eastAsia="宋体"/>
+                <w:b w:val="0"/>
+                <w:i w:val="0"/>
+                <w:sz w:val="18"/>
+              </w:rPr>
+              <w:t>毒性肽（非 Aβ）</w:t>
+            </w:r>
+          </w:p>
+        </w:tc>
+        <w:tc>
+          <w:tcPr>
+            <w:tcW w:type="dxa" w:w="1949"/>
+            <w:shd w:val="clear" w:color="auto" w:fill="DEEAF6"/>
+          </w:tcPr>
+          <w:p>
+            <w:pPr>
+              <w:jc w:val="center"/>
+            </w:pPr>
+            <w:r>
+              <w:rPr>
+                <w:rFonts w:ascii="Calibri" w:hAnsi="Calibri" w:eastAsia="宋体"/>
+                <w:b w:val="0"/>
+                <w:i w:val="0"/>
+                <w:sz w:val="18"/>
+              </w:rPr>
+              <w:t>性质</w:t>
+            </w:r>
+          </w:p>
+        </w:tc>
+        <w:tc>
+          <w:tcPr>
+            <w:tcW w:type="dxa" w:w="1949"/>
+            <w:shd w:val="clear" w:color="auto" w:fill="DEEAF6"/>
+          </w:tcPr>
+          <w:p>
+            <w:pPr>
+              <w:jc w:val="center"/>
+            </w:pPr>
+            <w:r>
+              <w:rPr>
+                <w:rFonts w:ascii="Calibri" w:hAnsi="Calibri" w:eastAsia="宋体"/>
+                <w:b w:val="0"/>
+                <w:i w:val="0"/>
+                <w:sz w:val="18"/>
+              </w:rPr>
+              <w:t>致毒是否坐实</w:t>
+            </w:r>
+          </w:p>
+        </w:tc>
+        <w:tc>
+          <w:tcPr>
+            <w:tcW w:type="dxa" w:w="1949"/>
+            <w:shd w:val="clear" w:color="auto" w:fill="DEEAF6"/>
+          </w:tcPr>
+          <w:p>
+            <w:pPr>
+              <w:jc w:val="center"/>
+            </w:pPr>
+            <w:r>
+              <w:rPr>
+                <w:rFonts w:ascii="Calibri" w:hAnsi="Calibri" w:eastAsia="宋体"/>
+                <w:b w:val="0"/>
+                <w:i w:val="0"/>
+                <w:sz w:val="18"/>
+              </w:rPr>
+              <w:t>与 AD 关系</w:t>
+            </w:r>
+          </w:p>
+        </w:tc>
+        <w:tc>
+          <w:tcPr>
+            <w:tcW w:type="dxa" w:w="1949"/>
+            <w:shd w:val="clear" w:color="auto" w:fill="DEEAF6"/>
+          </w:tcPr>
+          <w:p>
+            <w:pPr>
+              <w:jc w:val="center"/>
+            </w:pPr>
+            <w:r>
+              <w:rPr>
+                <w:rFonts w:ascii="Calibri" w:hAnsi="Calibri" w:eastAsia="宋体"/>
+                <w:b w:val="0"/>
+                <w:i w:val="0"/>
+                <w:sz w:val="18"/>
+              </w:rPr>
+              <w:t>代表文献</w:t>
+            </w:r>
+          </w:p>
+        </w:tc>
+      </w:tr>
+      <w:tr>
+        <w:tc>
+          <w:tcPr>
+            <w:tcW w:type="dxa" w:w="1949"/>
+          </w:tcPr>
+          <w:p>
+            <w:r>
+              <w:rPr>
+                <w:rFonts w:ascii="Calibri" w:hAnsi="Calibri" w:eastAsia="宋体"/>
+                <w:b/>
+                <w:i w:val="0"/>
+                <w:sz w:val="18"/>
+              </w:rPr>
+              <w:t>PrP106–126</w:t>
+            </w:r>
+          </w:p>
+        </w:tc>
+        <w:tc>
+          <w:tcPr>
+            <w:tcW w:type="dxa" w:w="1949"/>
+          </w:tcPr>
+          <w:p>
+            <w:r>
+              <w:rPr>
+                <w:rFonts w:ascii="Calibri" w:hAnsi="Calibri" w:eastAsia="宋体"/>
+                <w:b w:val="0"/>
+                <w:i w:val="0"/>
+                <w:sz w:val="18"/>
+              </w:rPr>
+              <w:t>朊蛋白片段，21 aa 级短肽</w:t>
+            </w:r>
+          </w:p>
+        </w:tc>
+        <w:tc>
+          <w:tcPr>
+            <w:tcW w:type="dxa" w:w="1949"/>
+          </w:tcPr>
+          <w:p>
+            <w:r>
+              <w:rPr>
+                <w:rFonts w:ascii="Calibri" w:hAnsi="Calibri" w:eastAsia="宋体"/>
+                <w:b/>
+                <w:i w:val="0"/>
+                <w:sz w:val="18"/>
+              </w:rPr>
+              <w:t>是</w:t>
+            </w:r>
+            <w:r>
+              <w:rPr>
+                <w:rFonts w:ascii="Calibri" w:hAnsi="Calibri" w:eastAsia="宋体"/>
+                <w:b w:val="0"/>
+                <w:i w:val="0"/>
+                <w:sz w:val="18"/>
+              </w:rPr>
+              <w:t>（原代神经元凋亡；30 年工具肽）</w:t>
+            </w:r>
+          </w:p>
+        </w:tc>
+        <w:tc>
+          <w:tcPr>
+            <w:tcW w:type="dxa" w:w="1949"/>
+          </w:tcPr>
+          <w:p>
+            <w:r>
+              <w:rPr>
+                <w:rFonts w:ascii="Calibri" w:hAnsi="Calibri" w:eastAsia="宋体"/>
+                <w:b w:val="0"/>
+                <w:i w:val="0"/>
+                <w:sz w:val="18"/>
+              </w:rPr>
+              <w:t>朊病模型；方法学可迁移到神经退行</w:t>
+            </w:r>
+          </w:p>
+        </w:tc>
+        <w:tc>
+          <w:tcPr>
+            <w:tcW w:type="dxa" w:w="1949"/>
+          </w:tcPr>
+          <w:p>
+            <w:r>
+              <w:rPr>
+                <w:rFonts w:ascii="Calibri" w:hAnsi="Calibri" w:eastAsia="宋体"/>
+                <w:b w:val="0"/>
+                <w:i w:val="0"/>
+                <w:sz w:val="18"/>
+              </w:rPr>
+              <w:t xml:space="preserve">Forloni 1993 </w:t>
+            </w:r>
+            <w:r>
+              <w:rPr>
+                <w:rFonts w:ascii="Calibri" w:hAnsi="Calibri" w:eastAsia="宋体"/>
+                <w:b w:val="0"/>
+                <w:i/>
+                <w:sz w:val="18"/>
+              </w:rPr>
+              <w:t>Nature</w:t>
+            </w:r>
+            <w:r>
+              <w:rPr>
+                <w:rFonts w:ascii="Calibri" w:hAnsi="Calibri" w:eastAsia="宋体"/>
+                <w:b w:val="0"/>
+                <w:i w:val="0"/>
+                <w:sz w:val="18"/>
+              </w:rPr>
+              <w:t>；Forloni 2019；Zheng 2023</w:t>
+            </w:r>
+          </w:p>
+        </w:tc>
+      </w:tr>
+      <w:tr>
+        <w:tc>
+          <w:tcPr>
+            <w:tcW w:type="dxa" w:w="1949"/>
+          </w:tcPr>
+          <w:p>
+            <w:r>
+              <w:rPr>
+                <w:rFonts w:ascii="Calibri" w:hAnsi="Calibri" w:eastAsia="宋体"/>
+                <w:b/>
+                <w:i w:val="0"/>
+                <w:sz w:val="18"/>
+              </w:rPr>
+              <w:t>人 amylin（IAPP）</w:t>
+            </w:r>
+          </w:p>
+        </w:tc>
+        <w:tc>
+          <w:tcPr>
+            <w:tcW w:type="dxa" w:w="1949"/>
+          </w:tcPr>
+          <w:p>
+            <w:r>
+              <w:rPr>
+                <w:rFonts w:ascii="Calibri" w:hAnsi="Calibri" w:eastAsia="宋体"/>
+                <w:b w:val="0"/>
+                <w:i w:val="0"/>
+                <w:sz w:val="18"/>
+              </w:rPr>
+              <w:t>37 aa 胰岛淀粉样多肽</w:t>
+            </w:r>
+          </w:p>
+        </w:tc>
+        <w:tc>
+          <w:tcPr>
+            <w:tcW w:type="dxa" w:w="1949"/>
+          </w:tcPr>
+          <w:p>
+            <w:r>
+              <w:rPr>
+                <w:rFonts w:ascii="Calibri" w:hAnsi="Calibri" w:eastAsia="宋体"/>
+                <w:b/>
+                <w:i w:val="0"/>
+                <w:sz w:val="18"/>
+              </w:rPr>
+              <w:t>是</w:t>
+            </w:r>
+            <w:r>
+              <w:rPr>
+                <w:rFonts w:ascii="Calibri" w:hAnsi="Calibri" w:eastAsia="宋体"/>
+                <w:b w:val="0"/>
+                <w:i w:val="0"/>
+                <w:sz w:val="18"/>
+              </w:rPr>
+              <w:t>（神经毒性聚集体；脑血管/脑实质沉积）</w:t>
+            </w:r>
+          </w:p>
+        </w:tc>
+        <w:tc>
+          <w:tcPr>
+            <w:tcW w:type="dxa" w:w="1949"/>
+          </w:tcPr>
+          <w:p>
+            <w:r>
+              <w:rPr>
+                <w:rFonts w:ascii="Calibri" w:hAnsi="Calibri" w:eastAsia="宋体"/>
+                <w:b w:val="0"/>
+                <w:i w:val="0"/>
+                <w:sz w:val="18"/>
+              </w:rPr>
+              <w:t>与 AD 共病理、糖尿病–脑损伤轴</w:t>
+            </w:r>
+          </w:p>
+        </w:tc>
+        <w:tc>
+          <w:tcPr>
+            <w:tcW w:type="dxa" w:w="1949"/>
+          </w:tcPr>
+          <w:p>
+            <w:r>
+              <w:rPr>
+                <w:rFonts w:ascii="Calibri" w:hAnsi="Calibri" w:eastAsia="宋体"/>
+                <w:b w:val="0"/>
+                <w:i w:val="0"/>
+                <w:sz w:val="18"/>
+              </w:rPr>
+              <w:t xml:space="preserve">Despa 线 2021–2023；Kotiya 2023 </w:t>
+            </w:r>
+            <w:r>
+              <w:rPr>
+                <w:rFonts w:ascii="Calibri" w:hAnsi="Calibri" w:eastAsia="宋体"/>
+                <w:b w:val="0"/>
+                <w:i/>
+                <w:sz w:val="18"/>
+              </w:rPr>
+              <w:t>JBC</w:t>
+            </w:r>
+          </w:p>
+        </w:tc>
+      </w:tr>
+      <w:tr>
+        <w:tc>
+          <w:tcPr>
+            <w:tcW w:type="dxa" w:w="1949"/>
+          </w:tcPr>
+          <w:p>
+            <w:r>
+              <w:rPr>
+                <w:rFonts w:ascii="Calibri" w:hAnsi="Calibri" w:eastAsia="宋体"/>
+                <w:b/>
+                <w:i w:val="0"/>
+                <w:sz w:val="18"/>
+              </w:rPr>
+              <w:t>LL-37</w:t>
+            </w:r>
+          </w:p>
+        </w:tc>
+        <w:tc>
+          <w:tcPr>
+            <w:tcW w:type="dxa" w:w="1949"/>
+          </w:tcPr>
+          <w:p>
+            <w:r>
+              <w:rPr>
+                <w:rFonts w:ascii="Calibri" w:hAnsi="Calibri" w:eastAsia="宋体"/>
+                <w:b w:val="0"/>
+                <w:i w:val="0"/>
+                <w:sz w:val="18"/>
+              </w:rPr>
+              <w:t>人 cathelicidin 抗菌肽，37 aa</w:t>
+            </w:r>
+          </w:p>
+        </w:tc>
+        <w:tc>
+          <w:tcPr>
+            <w:tcW w:type="dxa" w:w="1949"/>
+          </w:tcPr>
+          <w:p>
+            <w:r>
+              <w:rPr>
+                <w:rFonts w:ascii="Calibri" w:hAnsi="Calibri" w:eastAsia="宋体"/>
+                <w:b/>
+                <w:i w:val="0"/>
+                <w:sz w:val="18"/>
+              </w:rPr>
+              <w:t>是</w:t>
+            </w:r>
+            <w:r>
+              <w:rPr>
+                <w:rFonts w:ascii="Calibri" w:hAnsi="Calibri" w:eastAsia="宋体"/>
+                <w:b w:val="0"/>
+                <w:i w:val="0"/>
+                <w:sz w:val="18"/>
+              </w:rPr>
+              <w:t>（小胶质过度激活、神经炎症；鼠/猴 AD 样表型）</w:t>
+            </w:r>
+          </w:p>
+        </w:tc>
+        <w:tc>
+          <w:tcPr>
+            <w:tcW w:type="dxa" w:w="1949"/>
+          </w:tcPr>
+          <w:p>
+            <w:r>
+              <w:rPr>
+                <w:rFonts w:ascii="Calibri" w:hAnsi="Calibri" w:eastAsia="宋体"/>
+                <w:b w:val="0"/>
+                <w:i w:val="0"/>
+                <w:sz w:val="18"/>
+              </w:rPr>
+              <w:t xml:space="preserve">作者直接写 </w:t>
+            </w:r>
+            <w:r>
+              <w:rPr>
+                <w:rFonts w:ascii="Calibri" w:hAnsi="Calibri" w:eastAsia="宋体"/>
+                <w:b/>
+                <w:i w:val="0"/>
+                <w:sz w:val="18"/>
+              </w:rPr>
+              <w:t>contributes to AD progression</w:t>
+            </w:r>
+          </w:p>
+        </w:tc>
+        <w:tc>
+          <w:tcPr>
+            <w:tcW w:type="dxa" w:w="1949"/>
+          </w:tcPr>
+          <w:p>
+            <w:r>
+              <w:rPr>
+                <w:rFonts w:ascii="Calibri" w:hAnsi="Calibri" w:eastAsia="宋体"/>
+                <w:b w:val="0"/>
+                <w:i w:val="0"/>
+                <w:sz w:val="18"/>
+              </w:rPr>
+              <w:t xml:space="preserve">Chen et al. 2022 </w:t>
+            </w:r>
+            <w:r>
+              <w:rPr>
+                <w:rFonts w:ascii="Calibri" w:hAnsi="Calibri" w:eastAsia="宋体"/>
+                <w:b w:val="0"/>
+                <w:i/>
+                <w:sz w:val="18"/>
+              </w:rPr>
+              <w:t>Mol Psychiatry</w:t>
+            </w:r>
+          </w:p>
+        </w:tc>
+      </w:tr>
+      <w:tr>
+        <w:tc>
+          <w:tcPr>
+            <w:tcW w:type="dxa" w:w="1949"/>
+          </w:tcPr>
+          <w:p>
+            <w:r>
+              <w:rPr>
+                <w:rFonts w:ascii="Calibri" w:hAnsi="Calibri" w:eastAsia="宋体"/>
+                <w:b/>
+                <w:i w:val="0"/>
+                <w:sz w:val="18"/>
+              </w:rPr>
+              <w:t>α-syn 寡聚体/片段</w:t>
+            </w:r>
+          </w:p>
+        </w:tc>
+        <w:tc>
+          <w:tcPr>
+            <w:tcW w:type="dxa" w:w="1949"/>
+          </w:tcPr>
+          <w:p>
+            <w:r>
+              <w:rPr>
+                <w:rFonts w:ascii="Calibri" w:hAnsi="Calibri" w:eastAsia="宋体"/>
+                <w:b w:val="0"/>
+                <w:i w:val="0"/>
+                <w:sz w:val="18"/>
+              </w:rPr>
+              <w:t>帕金森相关</w:t>
+            </w:r>
+          </w:p>
+        </w:tc>
+        <w:tc>
+          <w:tcPr>
+            <w:tcW w:type="dxa" w:w="1949"/>
+          </w:tcPr>
+          <w:p>
+            <w:r>
+              <w:rPr>
+                <w:rFonts w:ascii="Calibri" w:hAnsi="Calibri" w:eastAsia="宋体"/>
+                <w:b/>
+                <w:i w:val="0"/>
+                <w:sz w:val="18"/>
+              </w:rPr>
+              <w:t>是</w:t>
+            </w:r>
+            <w:r>
+              <w:rPr>
+                <w:rFonts w:ascii="Calibri" w:hAnsi="Calibri" w:eastAsia="宋体"/>
+                <w:b w:val="0"/>
+                <w:i w:val="0"/>
+                <w:sz w:val="18"/>
+              </w:rPr>
+              <w:t>（寡聚体神经毒性）</w:t>
+            </w:r>
+          </w:p>
+        </w:tc>
+        <w:tc>
+          <w:tcPr>
+            <w:tcW w:type="dxa" w:w="1949"/>
+          </w:tcPr>
+          <w:p>
+            <w:r>
+              <w:rPr>
+                <w:rFonts w:ascii="Calibri" w:hAnsi="Calibri" w:eastAsia="宋体"/>
+                <w:b w:val="0"/>
+                <w:i w:val="0"/>
+                <w:sz w:val="18"/>
+              </w:rPr>
+              <w:t>PD 为主；跨病淀粉样毒性共性</w:t>
+            </w:r>
+          </w:p>
+        </w:tc>
+        <w:tc>
+          <w:tcPr>
+            <w:tcW w:type="dxa" w:w="1949"/>
+          </w:tcPr>
+          <w:p>
+            <w:r>
+              <w:rPr>
+                <w:rFonts w:ascii="Calibri" w:hAnsi="Calibri" w:eastAsia="宋体"/>
+                <w:b w:val="0"/>
+                <w:i w:val="0"/>
+                <w:sz w:val="18"/>
+              </w:rPr>
+              <w:t>见 §4；方法学与膜/寡聚体读出共通</w:t>
+            </w:r>
+          </w:p>
+        </w:tc>
+      </w:tr>
+    </w:tbl>
+    <w:p>
+      <w:pPr>
+        <w:spacing w:after="40"/>
+      </w:pPr>
+      <w:r>
+        <w:rPr>
+          <w:sz w:val="4"/>
+        </w:rPr>
+      </w:r>
+    </w:p>
+    <w:p>
+      <w:r>
+        <w:rPr>
+          <w:rFonts w:ascii="Calibri" w:hAnsi="Calibri" w:eastAsia="宋体"/>
+          <w:b w:val="0"/>
+          <w:i w:val="0"/>
+          <w:sz w:val="21"/>
+        </w:rPr>
+        <w:t>这些才是“</w:t>
+      </w:r>
+      <w:r>
+        <w:rPr>
+          <w:rFonts w:ascii="Calibri" w:hAnsi="Calibri" w:eastAsia="宋体"/>
+          <w:b/>
+          <w:i w:val="0"/>
+          <w:sz w:val="21"/>
+        </w:rPr>
+        <w:t>非 Aβ 的毒性肽</w:t>
+      </w:r>
+      <w:r>
+        <w:rPr>
+          <w:rFonts w:ascii="Calibri" w:hAnsi="Calibri" w:eastAsia="宋体"/>
+          <w:b w:val="0"/>
+          <w:i w:val="0"/>
+          <w:sz w:val="21"/>
+        </w:rPr>
+        <w:t>”锚点。</w:t>
+      </w:r>
+    </w:p>
+    <w:p>
+      <w:r>
+        <w:rPr>
+          <w:rFonts w:ascii="Calibri" w:hAnsi="Calibri" w:eastAsia="宋体"/>
+          <w:b/>
+          <w:i w:val="0"/>
+          <w:sz w:val="21"/>
+        </w:rPr>
+        <w:t>没有</w:t>
+      </w:r>
+      <w:r>
+        <w:rPr>
+          <w:rFonts w:ascii="Calibri" w:hAnsi="Calibri" w:eastAsia="宋体"/>
+          <w:b w:val="0"/>
+          <w:i w:val="0"/>
+          <w:sz w:val="21"/>
+        </w:rPr>
+        <w:t xml:space="preserve">文献证明：任意对接短肽 = 天然 AD 致病毒性肽。你们 12 条只能 </w:t>
+      </w:r>
+      <w:r>
+        <w:rPr>
+          <w:rFonts w:ascii="Calibri" w:hAnsi="Calibri" w:eastAsia="宋体"/>
+          <w:b/>
+          <w:i w:val="0"/>
+          <w:sz w:val="21"/>
+        </w:rPr>
+        <w:t>对照上述范式做自己的致毒实验</w:t>
+      </w:r>
+      <w:r>
+        <w:rPr>
+          <w:rFonts w:ascii="Calibri" w:hAnsi="Calibri" w:eastAsia="宋体"/>
+          <w:b w:val="0"/>
+          <w:i w:val="0"/>
+          <w:sz w:val="21"/>
+        </w:rPr>
+        <w:t>。</w:t>
+      </w:r>
+    </w:p>
+    <w:p>
+      <w:pPr>
+        <w:pStyle w:val="Heading3"/>
+      </w:pPr>
+      <w:r>
+        <w:rPr>
+          <w:rFonts w:ascii="Calibri" w:hAnsi="Calibri" w:eastAsia="宋体"/>
+          <w:b w:val="0"/>
+          <w:i w:val="0"/>
+          <w:sz w:val="25"/>
+        </w:rPr>
+        <w:t>0.2 能不能用 Aβ 的方法？</w:t>
+      </w:r>
+    </w:p>
+    <w:tbl>
+      <w:tblPr>
+        <w:tblStyle w:val="TableGrid"/>
+        <w:tblW w:type="auto" w:w="0"/>
+        <w:tblLayout w:type="autofit"/>
+        <w:tblLook w:firstColumn="1" w:firstRow="1" w:lastColumn="0" w:lastRow="0" w:noHBand="0" w:noVBand="1" w:val="04A0"/>
+      </w:tblPr>
+      <w:tblGrid>
+        <w:gridCol w:w="3249"/>
+        <w:gridCol w:w="3249"/>
+        <w:gridCol w:w="3249"/>
+      </w:tblGrid>
+      <w:tr>
+        <w:tc>
+          <w:tcPr>
+            <w:tcW w:type="dxa" w:w="3249"/>
+            <w:shd w:val="clear" w:color="auto" w:fill="DEEAF6"/>
+          </w:tcPr>
+          <w:p>
+            <w:pPr>
+              <w:jc w:val="center"/>
+            </w:pPr>
+            <w:r>
+              <w:rPr>
+                <w:rFonts w:ascii="Calibri" w:hAnsi="Calibri" w:eastAsia="宋体"/>
+                <w:b w:val="0"/>
+                <w:i w:val="0"/>
+                <w:sz w:val="18"/>
+              </w:rPr>
+              <w:t>层面</w:t>
+            </w:r>
+          </w:p>
+        </w:tc>
+        <w:tc>
+          <w:tcPr>
+            <w:tcW w:type="dxa" w:w="3249"/>
+            <w:shd w:val="clear" w:color="auto" w:fill="DEEAF6"/>
+          </w:tcPr>
+          <w:p>
+            <w:pPr>
+              <w:jc w:val="center"/>
+            </w:pPr>
+            <w:r>
+              <w:rPr>
+                <w:rFonts w:ascii="Calibri" w:hAnsi="Calibri" w:eastAsia="宋体"/>
+                <w:b w:val="0"/>
+                <w:i w:val="0"/>
+                <w:sz w:val="18"/>
+              </w:rPr>
+              <w:t>能不能用</w:t>
+            </w:r>
+          </w:p>
+        </w:tc>
+        <w:tc>
+          <w:tcPr>
+            <w:tcW w:type="dxa" w:w="3249"/>
+            <w:shd w:val="clear" w:color="auto" w:fill="DEEAF6"/>
+          </w:tcPr>
+          <w:p>
+            <w:pPr>
+              <w:jc w:val="center"/>
+            </w:pPr>
+            <w:r>
+              <w:rPr>
+                <w:rFonts w:ascii="Calibri" w:hAnsi="Calibri" w:eastAsia="宋体"/>
+                <w:b w:val="0"/>
+                <w:i w:val="0"/>
+                <w:sz w:val="18"/>
+              </w:rPr>
+              <w:t>说明</w:t>
+            </w:r>
+          </w:p>
+        </w:tc>
+      </w:tr>
+      <w:tr>
+        <w:tc>
+          <w:tcPr>
+            <w:tcW w:type="dxa" w:w="3249"/>
+          </w:tcPr>
+          <w:p>
+            <w:r>
+              <w:rPr>
+                <w:rFonts w:ascii="Calibri" w:hAnsi="Calibri" w:eastAsia="宋体"/>
+                <w:b/>
+                <w:i w:val="0"/>
+                <w:sz w:val="18"/>
+              </w:rPr>
+              <w:t>实验读出</w:t>
+            </w:r>
+            <w:r>
+              <w:rPr>
+                <w:rFonts w:ascii="Calibri" w:hAnsi="Calibri" w:eastAsia="宋体"/>
+                <w:b w:val="0"/>
+                <w:i w:val="0"/>
+                <w:sz w:val="18"/>
+              </w:rPr>
+              <w:t>（细胞活力 MTT/LDH、TUNEL、ROS、膜完整性、线粒体、Ca²⁺、原代神经元/SH-SY5Y）</w:t>
+            </w:r>
+          </w:p>
+        </w:tc>
+        <w:tc>
+          <w:tcPr>
+            <w:tcW w:type="dxa" w:w="3249"/>
+          </w:tcPr>
+          <w:p>
+            <w:r>
+              <w:rPr>
+                <w:rFonts w:ascii="Calibri" w:hAnsi="Calibri" w:eastAsia="宋体"/>
+                <w:b/>
+                <w:i w:val="0"/>
+                <w:sz w:val="18"/>
+              </w:rPr>
+              <w:t>能</w:t>
+            </w:r>
+          </w:p>
+        </w:tc>
+        <w:tc>
+          <w:tcPr>
+            <w:tcW w:type="dxa" w:w="3249"/>
+          </w:tcPr>
+          <w:p>
+            <w:r>
+              <w:rPr>
+                <w:rFonts w:ascii="Calibri" w:hAnsi="Calibri" w:eastAsia="宋体"/>
+                <w:b w:val="0"/>
+                <w:i w:val="0"/>
+                <w:sz w:val="18"/>
+              </w:rPr>
+              <w:t>PrP106–126、LL-37、amylin 论文本身就用同一套神经毒读出</w:t>
+            </w:r>
+          </w:p>
+        </w:tc>
+      </w:tr>
+      <w:tr>
+        <w:tc>
+          <w:tcPr>
+            <w:tcW w:type="dxa" w:w="3249"/>
+          </w:tcPr>
+          <w:p>
+            <w:r>
+              <w:rPr>
+                <w:rFonts w:ascii="Calibri" w:hAnsi="Calibri" w:eastAsia="宋体"/>
+                <w:b/>
+                <w:i w:val="0"/>
+                <w:sz w:val="18"/>
+              </w:rPr>
+              <w:t>组装读出</w:t>
+            </w:r>
+            <w:r>
+              <w:rPr>
+                <w:rFonts w:ascii="Calibri" w:hAnsi="Calibri" w:eastAsia="宋体"/>
+                <w:b w:val="0"/>
+                <w:i w:val="0"/>
+                <w:sz w:val="18"/>
+              </w:rPr>
+              <w:t>（ThT、寡聚体 WB、电镜、动态光散射）</w:t>
+            </w:r>
+          </w:p>
+        </w:tc>
+        <w:tc>
+          <w:tcPr>
+            <w:tcW w:type="dxa" w:w="3249"/>
+          </w:tcPr>
+          <w:p>
+            <w:r>
+              <w:rPr>
+                <w:rFonts w:ascii="Calibri" w:hAnsi="Calibri" w:eastAsia="宋体"/>
+                <w:b/>
+                <w:i w:val="0"/>
+                <w:sz w:val="18"/>
+              </w:rPr>
+              <w:t>能</w:t>
+            </w:r>
+          </w:p>
+        </w:tc>
+        <w:tc>
+          <w:tcPr>
+            <w:tcW w:type="dxa" w:w="3249"/>
+          </w:tcPr>
+          <w:p>
+            <w:r>
+              <w:rPr>
+                <w:rFonts w:ascii="Calibri" w:hAnsi="Calibri" w:eastAsia="宋体"/>
+                <w:b w:val="0"/>
+                <w:i w:val="0"/>
+                <w:sz w:val="18"/>
+              </w:rPr>
+              <w:t>许多非 Aβ 淀粉样肽共用</w:t>
+            </w:r>
+          </w:p>
+        </w:tc>
+      </w:tr>
+      <w:tr>
+        <w:tc>
+          <w:tcPr>
+            <w:tcW w:type="dxa" w:w="3249"/>
+          </w:tcPr>
+          <w:p>
+            <w:r>
+              <w:rPr>
+                <w:rFonts w:ascii="Calibri" w:hAnsi="Calibri" w:eastAsia="宋体"/>
+                <w:b/>
+                <w:i w:val="0"/>
+                <w:sz w:val="18"/>
+              </w:rPr>
+              <w:t>金属矩阵</w:t>
+            </w:r>
+            <w:r>
+              <w:rPr>
+                <w:rFonts w:ascii="Calibri" w:hAnsi="Calibri" w:eastAsia="宋体"/>
+                <w:b w:val="0"/>
+                <w:i w:val="0"/>
+                <w:sz w:val="18"/>
+              </w:rPr>
+              <w:t>（±Cu/Fe、螯合剂、H₂O₂）</w:t>
+            </w:r>
+          </w:p>
+        </w:tc>
+        <w:tc>
+          <w:tcPr>
+            <w:tcW w:type="dxa" w:w="3249"/>
+          </w:tcPr>
+          <w:p>
+            <w:r>
+              <w:rPr>
+                <w:rFonts w:ascii="Calibri" w:hAnsi="Calibri" w:eastAsia="宋体"/>
+                <w:b/>
+                <w:i w:val="0"/>
+                <w:sz w:val="18"/>
+              </w:rPr>
+              <w:t>仅当</w:t>
+            </w:r>
+            <w:r>
+              <w:rPr>
+                <w:rFonts w:ascii="Calibri" w:hAnsi="Calibri" w:eastAsia="宋体"/>
+                <w:b w:val="0"/>
+                <w:i w:val="0"/>
+                <w:sz w:val="18"/>
+              </w:rPr>
+              <w:t>你的肽假设是金属相关促氧化</w:t>
+            </w:r>
+          </w:p>
+        </w:tc>
+        <w:tc>
+          <w:tcPr>
+            <w:tcW w:type="dxa" w:w="3249"/>
+          </w:tcPr>
+          <w:p>
+            <w:r>
+              <w:rPr>
+                <w:rFonts w:ascii="Calibri" w:hAnsi="Calibri" w:eastAsia="宋体"/>
+                <w:b w:val="0"/>
+                <w:i w:val="0"/>
+                <w:sz w:val="18"/>
+              </w:rPr>
+              <w:t>不是所有毒性肽都走 Cu–H₂O₂；PrP/LL-37 主路径不同</w:t>
+            </w:r>
+          </w:p>
+        </w:tc>
+      </w:tr>
+      <w:tr>
+        <w:tc>
+          <w:tcPr>
+            <w:tcW w:type="dxa" w:w="3249"/>
+          </w:tcPr>
+          <w:p>
+            <w:r>
+              <w:rPr>
+                <w:rFonts w:ascii="Calibri" w:hAnsi="Calibri" w:eastAsia="宋体"/>
+                <w:b/>
+                <w:i w:val="0"/>
+                <w:sz w:val="18"/>
+              </w:rPr>
+              <w:t>把 Aβ 文献当“你的肽致 AD”的证据</w:t>
+            </w:r>
+          </w:p>
+        </w:tc>
+        <w:tc>
+          <w:tcPr>
+            <w:tcW w:type="dxa" w:w="3249"/>
+          </w:tcPr>
+          <w:p>
+            <w:r>
+              <w:rPr>
+                <w:rFonts w:ascii="Calibri" w:hAnsi="Calibri" w:eastAsia="宋体"/>
+                <w:b/>
+                <w:i w:val="0"/>
+                <w:sz w:val="18"/>
+              </w:rPr>
+              <w:t>不能</w:t>
+            </w:r>
+          </w:p>
+        </w:tc>
+        <w:tc>
+          <w:tcPr>
+            <w:tcW w:type="dxa" w:w="3249"/>
+          </w:tcPr>
+          <w:p>
+            <w:r>
+              <w:rPr>
+                <w:rFonts w:ascii="Calibri" w:hAnsi="Calibri" w:eastAsia="宋体"/>
+                <w:b w:val="0"/>
+                <w:i w:val="0"/>
+                <w:sz w:val="18"/>
+              </w:rPr>
+              <w:t>序列不同、病理定位不同</w:t>
+            </w:r>
+          </w:p>
+        </w:tc>
+      </w:tr>
+      <w:tr>
+        <w:tc>
+          <w:tcPr>
+            <w:tcW w:type="dxa" w:w="3249"/>
+          </w:tcPr>
+          <w:p>
+            <w:r>
+              <w:rPr>
+                <w:rFonts w:ascii="Calibri" w:hAnsi="Calibri" w:eastAsia="宋体"/>
+                <w:b/>
+                <w:i w:val="0"/>
+                <w:sz w:val="18"/>
+              </w:rPr>
+              <w:t>阳性对照只用 Aβ42</w:t>
+            </w:r>
+          </w:p>
+        </w:tc>
+        <w:tc>
+          <w:tcPr>
+            <w:tcW w:type="dxa" w:w="3249"/>
+          </w:tcPr>
+          <w:p>
+            <w:r>
+              <w:rPr>
+                <w:rFonts w:ascii="Calibri" w:hAnsi="Calibri" w:eastAsia="宋体"/>
+                <w:b/>
+                <w:i w:val="0"/>
+                <w:sz w:val="18"/>
+              </w:rPr>
+              <w:t>不推荐</w:t>
+            </w:r>
+            <w:r>
+              <w:rPr>
+                <w:rFonts w:ascii="Calibri" w:hAnsi="Calibri" w:eastAsia="宋体"/>
+                <w:b w:val="0"/>
+                <w:i w:val="0"/>
+                <w:sz w:val="18"/>
+              </w:rPr>
+              <w:t>（你明确不是 Aβ）</w:t>
+            </w:r>
+          </w:p>
+        </w:tc>
+        <w:tc>
+          <w:tcPr>
+            <w:tcW w:type="dxa" w:w="3249"/>
+          </w:tcPr>
+          <w:p>
+            <w:r>
+              <w:rPr>
+                <w:rFonts w:ascii="Calibri" w:hAnsi="Calibri" w:eastAsia="宋体"/>
+                <w:b w:val="0"/>
+                <w:i w:val="0"/>
+                <w:sz w:val="18"/>
+              </w:rPr>
+              <w:t xml:space="preserve">应加 </w:t>
+            </w:r>
+            <w:r>
+              <w:rPr>
+                <w:rFonts w:ascii="Calibri" w:hAnsi="Calibri" w:eastAsia="宋体"/>
+                <w:b/>
+                <w:i w:val="0"/>
+                <w:sz w:val="18"/>
+              </w:rPr>
+              <w:t>PrP106–126 和/或 LL-37</w:t>
+            </w:r>
+            <w:r>
+              <w:rPr>
+                <w:rFonts w:ascii="Calibri" w:hAnsi="Calibri" w:eastAsia="宋体"/>
+                <w:b w:val="0"/>
+                <w:i w:val="0"/>
+                <w:sz w:val="18"/>
+              </w:rPr>
+              <w:t xml:space="preserve"> 作非 Aβ 毒性肽阳性对照</w:t>
+            </w:r>
+          </w:p>
+        </w:tc>
+      </w:tr>
+      <w:tr>
+        <w:tc>
+          <w:tcPr>
+            <w:tcW w:type="dxa" w:w="3249"/>
+          </w:tcPr>
+          <w:p>
+            <w:r>
+              <w:rPr>
+                <w:rFonts w:ascii="Calibri" w:hAnsi="Calibri" w:eastAsia="宋体"/>
+                <w:b/>
+                <w:i w:val="0"/>
+                <w:sz w:val="18"/>
+              </w:rPr>
+              <w:t>结论写成“淀粉样级联/Aβ 假说”</w:t>
+            </w:r>
+          </w:p>
+        </w:tc>
+        <w:tc>
+          <w:tcPr>
+            <w:tcW w:type="dxa" w:w="3249"/>
+          </w:tcPr>
+          <w:p>
+            <w:r>
+              <w:rPr>
+                <w:rFonts w:ascii="Calibri" w:hAnsi="Calibri" w:eastAsia="宋体"/>
+                <w:b/>
+                <w:i w:val="0"/>
+                <w:sz w:val="18"/>
+              </w:rPr>
+              <w:t>不能硬套</w:t>
+            </w:r>
+          </w:p>
+        </w:tc>
+        <w:tc>
+          <w:tcPr>
+            <w:tcW w:type="dxa" w:w="3249"/>
+          </w:tcPr>
+          <w:p>
+            <w:r>
+              <w:rPr>
+                <w:rFonts w:ascii="Calibri" w:hAnsi="Calibri" w:eastAsia="宋体"/>
+                <w:b w:val="0"/>
+                <w:i w:val="0"/>
+                <w:sz w:val="18"/>
+              </w:rPr>
+              <w:t>应写成“神经毒性肽 / 蛋白错误折叠肽 / 先天免疫肽”等与你序列匹配的框架</w:t>
+            </w:r>
+          </w:p>
+        </w:tc>
+      </w:tr>
+    </w:tbl>
+    <w:p>
+      <w:pPr>
+        <w:spacing w:after="40"/>
+      </w:pPr>
+      <w:r>
+        <w:rPr>
+          <w:sz w:val="4"/>
+        </w:rPr>
+      </w:r>
+    </w:p>
+    <w:p>
+      <w:r>
+        <w:rPr>
+          <w:rFonts w:ascii="Calibri" w:hAnsi="Calibri" w:eastAsia="宋体"/>
+          <w:b/>
+          <w:i w:val="0"/>
+          <w:sz w:val="21"/>
+        </w:rPr>
+        <w:t>一句话</w:t>
+      </w:r>
+      <w:r>
+        <w:rPr>
+          <w:rFonts w:ascii="Calibri" w:hAnsi="Calibri" w:eastAsia="宋体"/>
+          <w:b w:val="0"/>
+          <w:i w:val="0"/>
+          <w:sz w:val="21"/>
+        </w:rPr>
+        <w:t>：</w:t>
+      </w:r>
+    </w:p>
+    <w:p>
+      <w:pPr>
+        <w:pBdr>
+          <w:left w:val="single" w:sz="18" w:space="4" w:color="2E74B5"/>
+        </w:pBdr>
+        <w:shd w:val="clear" w:color="auto" w:fill="F2F7FB"/>
+        <w:spacing w:after="120"/>
+        <w:ind w:left="227"/>
+      </w:pPr>
+      <w:r>
+        <w:rPr>
+          <w:rFonts w:ascii="Calibri" w:hAnsi="Calibri" w:eastAsia="宋体"/>
+          <w:b/>
+          <w:i w:val="0"/>
+          <w:sz w:val="21"/>
+        </w:rPr>
+        <w:t>方法学（怎么测毒）可以学 Aβ 和 PrP/LL-37 的共性技术；证据归属必须用非 Aβ 毒性肽文献 + 你自己肽的数据，不能拿 Aβ 论文冒充你的肽。</w:t>
+      </w:r>
+    </w:p>
+    <w:p>
+      <w:r>
+        <w:rPr>
+          <w:rFonts w:ascii="Calibri" w:hAnsi="Calibri" w:eastAsia="宋体"/>
+          <w:b w:val="0"/>
+          <w:i w:val="0"/>
+          <w:sz w:val="21"/>
+        </w:rPr>
+        <w:t>---</w:t>
+      </w:r>
+    </w:p>
+    <w:p>
+      <w:pPr>
+        <w:pStyle w:val="Heading1"/>
+      </w:pPr>
+      <w:r>
+        <w:rPr>
+          <w:rFonts w:ascii="Calibri" w:hAnsi="Calibri" w:eastAsia="宋体"/>
+          <w:b w:val="0"/>
+          <w:i w:val="0"/>
+          <w:sz w:val="34"/>
+        </w:rPr>
+        <w:t>1 非 Aβ 毒性肽①：PrP106–126（最经典的“短毒性肽”工具）</w:t>
+      </w:r>
+    </w:p>
+    <w:p>
+      <w:pPr>
+        <w:pStyle w:val="Heading2"/>
+      </w:pPr>
+      <w:r>
+        <w:rPr>
+          <w:rFonts w:ascii="Calibri" w:hAnsi="Calibri" w:eastAsia="宋体"/>
+          <w:b w:val="0"/>
+          <w:i w:val="0"/>
+          <w:sz w:val="28"/>
+        </w:rPr>
+        <w:t xml:space="preserve">1.1 Forloni et al., 1993 — </w:t>
+      </w:r>
+      <w:r>
+        <w:rPr>
+          <w:rFonts w:ascii="Calibri" w:hAnsi="Calibri" w:eastAsia="宋体"/>
+          <w:b w:val="0"/>
+          <w:i/>
+          <w:sz w:val="28"/>
+        </w:rPr>
+        <w:t>Nature</w:t>
+      </w:r>
+      <w:r>
+        <w:rPr>
+          <w:rFonts w:ascii="Calibri" w:hAnsi="Calibri" w:eastAsia="宋体"/>
+          <w:b w:val="0"/>
+          <w:i w:val="0"/>
+          <w:sz w:val="28"/>
+        </w:rPr>
+        <w:t>【非 Aβ 毒性肽开山之作】</w:t>
       </w:r>
     </w:p>
     <w:tbl>
@@ -80,7 +1357,7 @@
                 <w:i w:val="0"/>
                 <w:sz w:val="18"/>
               </w:rPr>
-              <w:t>你的诉求</w:t>
+              <w:t>字段</w:t>
             </w:r>
           </w:p>
         </w:tc>
@@ -100,7 +1377,7 @@
                 <w:i w:val="0"/>
                 <w:sz w:val="18"/>
               </w:rPr>
-              <w:t>文献现实</w:t>
+              <w:t>内容</w:t>
             </w:r>
           </w:p>
         </w:tc>
@@ -118,7 +1395,7 @@
                 <w:i w:val="0"/>
                 <w:sz w:val="18"/>
               </w:rPr>
-              <w:t>要“毒性肽导致 AD”的直接文献</w:t>
+              <w:t>作者</w:t>
             </w:r>
           </w:p>
         </w:tc>
@@ -130,38 +1407,11 @@
             <w:r>
               <w:rPr>
                 <w:rFonts w:ascii="Calibri" w:hAnsi="Calibri" w:eastAsia="宋体"/>
-                <w:b/>
-                <w:i w:val="0"/>
-                <w:sz w:val="18"/>
-              </w:rPr>
-              <w:t>领域里被坐实的毒性肽主体 = Aβ 肽本身</w:t>
-            </w:r>
-            <w:r>
-              <w:rPr>
-                <w:rFonts w:ascii="Calibri" w:hAnsi="Calibri" w:eastAsia="宋体"/>
                 <w:b w:val="0"/>
                 <w:i w:val="0"/>
                 <w:sz w:val="18"/>
               </w:rPr>
-              <w:t>（尤其可溶性</w:t>
-            </w:r>
-            <w:r>
-              <w:rPr>
-                <w:rFonts w:ascii="Calibri" w:hAnsi="Calibri" w:eastAsia="宋体"/>
-                <w:b/>
-                <w:i w:val="0"/>
-                <w:sz w:val="18"/>
-              </w:rPr>
-              <w:t>寡聚体</w:t>
-            </w:r>
-            <w:r>
-              <w:rPr>
-                <w:rFonts w:ascii="Calibri" w:hAnsi="Calibri" w:eastAsia="宋体"/>
-                <w:b w:val="0"/>
-                <w:i w:val="0"/>
-                <w:sz w:val="18"/>
-              </w:rPr>
-              <w:t>），不是任意外源短肽</w:t>
+              <w:t>Forloni G, Angeretti N, Chiesa R, … Tagliavini F</w:t>
             </w:r>
           </w:p>
         </w:tc>
@@ -179,7 +1429,7 @@
                 <w:i w:val="0"/>
                 <w:sz w:val="18"/>
               </w:rPr>
-              <w:t>要金属机制</w:t>
+              <w:t>题名</w:t>
             </w:r>
           </w:p>
         </w:tc>
@@ -195,16 +1445,7 @@
                 <w:i w:val="0"/>
                 <w:sz w:val="18"/>
               </w:rPr>
-              <w:t xml:space="preserve">直接证据链在 </w:t>
-            </w:r>
-            <w:r>
-              <w:rPr>
-                <w:rFonts w:ascii="Calibri" w:hAnsi="Calibri" w:eastAsia="宋体"/>
-                <w:b/>
-                <w:i w:val="0"/>
-                <w:sz w:val="18"/>
-              </w:rPr>
-              <w:t>Aβ–Cu/Fe → H₂O₂/ROS → 神经毒性</w:t>
+              <w:t>Neurotoxicity of a prion protein fragment</w:t>
             </w:r>
           </w:p>
         </w:tc>
@@ -222,7 +1463,7 @@
                 <w:i w:val="0"/>
                 <w:sz w:val="18"/>
               </w:rPr>
-              <w:t>要短肽、好做实验</w:t>
+              <w:t>期刊</w:t>
             </w:r>
           </w:p>
         </w:tc>
@@ -235,10 +1476,19 @@
               <w:rPr>
                 <w:rFonts w:ascii="Calibri" w:hAnsi="Calibri" w:eastAsia="宋体"/>
                 <w:b w:val="0"/>
+                <w:i/>
+                <w:sz w:val="18"/>
+              </w:rPr>
+              <w:t>Nature</w:t>
+            </w:r>
+            <w:r>
+              <w:rPr>
+                <w:rFonts w:ascii="Calibri" w:hAnsi="Calibri" w:eastAsia="宋体"/>
+                <w:b w:val="0"/>
                 <w:i w:val="0"/>
                 <w:sz w:val="18"/>
               </w:rPr>
-              <w:t>最常用的</w:t>
+              <w:t xml:space="preserve"> 1993; </w:t>
             </w:r>
             <w:r>
               <w:rPr>
@@ -247,7 +1497,7 @@
                 <w:i w:val="0"/>
                 <w:sz w:val="18"/>
               </w:rPr>
-              <w:t>短毒性肽模型</w:t>
+              <w:t>362</w:t>
             </w:r>
             <w:r>
               <w:rPr>
@@ -256,25 +1506,7 @@
                 <w:i w:val="0"/>
                 <w:sz w:val="18"/>
               </w:rPr>
-              <w:t xml:space="preserve"> = </w:t>
-            </w:r>
-            <w:r>
-              <w:rPr>
-                <w:rFonts w:ascii="Calibri" w:hAnsi="Calibri" w:eastAsia="宋体"/>
-                <w:b/>
-                <w:i w:val="0"/>
-                <w:sz w:val="18"/>
-              </w:rPr>
-              <w:t>Aβ(25–35)</w:t>
-            </w:r>
-            <w:r>
-              <w:rPr>
-                <w:rFonts w:ascii="Calibri" w:hAnsi="Calibri" w:eastAsia="宋体"/>
-                <w:b w:val="0"/>
-                <w:i w:val="0"/>
-                <w:sz w:val="18"/>
-              </w:rPr>
-              <w:t>（体外/在体广泛作致毒工具肽）</w:t>
+              <w:t>:543-546</w:t>
             </w:r>
           </w:p>
         </w:tc>
@@ -292,7 +1524,7 @@
                 <w:i w:val="0"/>
                 <w:sz w:val="18"/>
               </w:rPr>
-              <w:t>你们 12 条候选肽能否直接贴“导致 AD”</w:t>
+              <w:t>DOI</w:t>
             </w:r>
           </w:p>
         </w:tc>
@@ -301,15 +1533,26 @@
             <w:tcW w:type="dxa" w:w="4873"/>
           </w:tcPr>
           <w:p>
-            <w:r>
-              <w:rPr>
-                <w:rFonts w:ascii="Calibri" w:hAnsi="Calibri" w:eastAsia="宋体"/>
-                <w:b/>
-                <w:i w:val="0"/>
-                <w:sz w:val="18"/>
-              </w:rPr>
-              <w:t>不能</w:t>
-            </w:r>
+            <w:hyperlink r:id="rId9">
+              <w:r>
+                <w:rPr>
+                  <w:rFonts w:ascii="Calibri" w:hAnsi="Calibri" w:eastAsia="宋体"/>
+                  <w:sz w:val="18"/>
+                  <w:color w:val="0563C1"/>
+                  <w:u w:val="single"/>
+                </w:rPr>
+                <w:t xml:space="preserve">10.1038/362543a0</w:t>
+              </w:r>
+            </w:hyperlink>
+          </w:p>
+        </w:tc>
+      </w:tr>
+      <w:tr>
+        <w:tc>
+          <w:tcPr>
+            <w:tcW w:type="dxa" w:w="4873"/>
+          </w:tcPr>
+          <w:p>
             <w:r>
               <w:rPr>
                 <w:rFonts w:ascii="Calibri" w:hAnsi="Calibri" w:eastAsia="宋体"/>
@@ -317,26 +1560,26 @@
                 <w:i w:val="0"/>
                 <w:sz w:val="18"/>
               </w:rPr>
-              <w:t>。没有任何文献证明“任意对接肽 = AD 致病肽”。只能：</w:t>
+              <w:t>PMID</w:t>
             </w:r>
-            <w:r>
-              <w:rPr>
-                <w:rFonts w:ascii="Calibri" w:hAnsi="Calibri" w:eastAsia="宋体"/>
-                <w:b/>
-                <w:i w:val="0"/>
-                <w:sz w:val="18"/>
-              </w:rPr>
-              <w:t>类比 Aβ 毒性肽范式</w:t>
-            </w:r>
-            <w:r>
-              <w:rPr>
-                <w:rFonts w:ascii="Calibri" w:hAnsi="Calibri" w:eastAsia="宋体"/>
-                <w:b w:val="0"/>
-                <w:i w:val="0"/>
-                <w:sz w:val="18"/>
-              </w:rPr>
-              <w:t>，再用自己的 ±金属/ROS/细胞数据裁决</w:t>
-            </w:r>
+          </w:p>
+        </w:tc>
+        <w:tc>
+          <w:tcPr>
+            <w:tcW w:type="dxa" w:w="4873"/>
+          </w:tcPr>
+          <w:p>
+            <w:hyperlink r:id="rId10">
+              <w:r>
+                <w:rPr>
+                  <w:rFonts w:ascii="Calibri" w:hAnsi="Calibri" w:eastAsia="宋体"/>
+                  <w:sz w:val="18"/>
+                  <w:color w:val="0563C1"/>
+                  <w:u w:val="single"/>
+                </w:rPr>
+                <w:t xml:space="preserve">8464494</w:t>
+              </w:r>
+            </w:hyperlink>
           </w:p>
         </w:tc>
       </w:tr>
@@ -355,11 +1598,25 @@
       <w:r>
         <w:rPr>
           <w:rFonts w:ascii="Calibri" w:hAnsi="Calibri" w:eastAsia="宋体"/>
+          <w:b/>
+          <w:i w:val="0"/>
+          <w:sz w:val="21"/>
+        </w:rPr>
+        <w:t>肽是什么</w:t>
+      </w:r>
+    </w:p>
+    <w:p>
+      <w:pPr>
+        <w:pStyle w:val="ListBullet"/>
+      </w:pPr>
+      <w:r>
+        <w:rPr>
+          <w:rFonts w:ascii="Calibri" w:hAnsi="Calibri" w:eastAsia="宋体"/>
           <w:b w:val="0"/>
           <w:i w:val="0"/>
           <w:sz w:val="21"/>
         </w:rPr>
-        <w:t>下面全部是</w:t>
+        <w:t xml:space="preserve">人 PrP </w:t>
       </w:r>
       <w:r>
         <w:rPr>
@@ -368,7 +1625,7 @@
           <w:i w:val="0"/>
           <w:sz w:val="21"/>
         </w:rPr>
-        <w:t>可以直接写进论文/标书</w:t>
+        <w:t>106–126</w:t>
       </w:r>
       <w:r>
         <w:rPr>
@@ -377,7 +1634,7 @@
           <w:i w:val="0"/>
           <w:sz w:val="21"/>
         </w:rPr>
-        <w:t>的引用，按“你要证明的句子”分组。每条都写清：</w:t>
+        <w:t xml:space="preserve"> 合成肽（</w:t>
       </w:r>
       <w:r>
         <w:rPr>
@@ -386,7 +1643,7 @@
           <w:i w:val="0"/>
           <w:sz w:val="21"/>
         </w:rPr>
-        <w:t>能证什么 / 不能证什么 / 建议引用句</w:t>
+        <w:t>不是 Aβ</w:t>
       </w:r>
       <w:r>
         <w:rPr>
@@ -395,7 +1652,219 @@
           <w:i w:val="0"/>
           <w:sz w:val="21"/>
         </w:rPr>
-        <w:t>。</w:t>
+        <w:t>）。</w:t>
+      </w:r>
+    </w:p>
+    <w:p>
+      <w:r>
+        <w:rPr>
+          <w:rFonts w:ascii="Calibri" w:hAnsi="Calibri" w:eastAsia="宋体"/>
+          <w:b/>
+          <w:i w:val="0"/>
+          <w:sz w:val="21"/>
+        </w:rPr>
+        <w:t>直接证明</w:t>
+      </w:r>
+    </w:p>
+    <w:p>
+      <w:pPr>
+        <w:pStyle w:val="ListBullet"/>
+      </w:pPr>
+      <w:r>
+        <w:rPr>
+          <w:rFonts w:ascii="Calibri" w:hAnsi="Calibri" w:eastAsia="宋体"/>
+          <w:b w:val="0"/>
+          <w:i w:val="0"/>
+          <w:sz w:val="21"/>
+        </w:rPr>
+        <w:t xml:space="preserve">1. 原代大鼠海马神经元 </w:t>
+      </w:r>
+      <w:r>
+        <w:rPr>
+          <w:rFonts w:ascii="Calibri" w:hAnsi="Calibri" w:eastAsia="宋体"/>
+          <w:b/>
+          <w:i w:val="0"/>
+          <w:sz w:val="21"/>
+        </w:rPr>
+        <w:t>慢性暴露 μM 级 PrP106–126 → 神经元死亡</w:t>
+      </w:r>
+      <w:r>
+        <w:rPr>
+          <w:rFonts w:ascii="Calibri" w:hAnsi="Calibri" w:eastAsia="宋体"/>
+          <w:b w:val="0"/>
+          <w:i w:val="0"/>
+          <w:sz w:val="21"/>
+        </w:rPr>
+        <w:t>；</w:t>
+      </w:r>
+    </w:p>
+    <w:p>
+      <w:pPr>
+        <w:pStyle w:val="ListBullet"/>
+      </w:pPr>
+      <w:r>
+        <w:rPr>
+          <w:rFonts w:ascii="Calibri" w:hAnsi="Calibri" w:eastAsia="宋体"/>
+          <w:b w:val="0"/>
+          <w:i w:val="0"/>
+          <w:sz w:val="21"/>
+        </w:rPr>
+        <w:t xml:space="preserve">2. DNA 片段化 → </w:t>
+      </w:r>
+      <w:r>
+        <w:rPr>
+          <w:rFonts w:ascii="Calibri" w:hAnsi="Calibri" w:eastAsia="宋体"/>
+          <w:b/>
+          <w:i w:val="0"/>
+          <w:sz w:val="21"/>
+        </w:rPr>
+        <w:t>凋亡</w:t>
+      </w:r>
+      <w:r>
+        <w:rPr>
+          <w:rFonts w:ascii="Calibri" w:hAnsi="Calibri" w:eastAsia="宋体"/>
+          <w:b w:val="0"/>
+          <w:i w:val="0"/>
+          <w:sz w:val="21"/>
+        </w:rPr>
+        <w:t>；</w:t>
+      </w:r>
+    </w:p>
+    <w:p>
+      <w:pPr>
+        <w:pStyle w:val="ListBullet"/>
+      </w:pPr>
+      <w:r>
+        <w:rPr>
+          <w:rFonts w:ascii="Calibri" w:hAnsi="Calibri" w:eastAsia="宋体"/>
+          <w:b w:val="0"/>
+          <w:i w:val="0"/>
+          <w:sz w:val="21"/>
+        </w:rPr>
+        <w:t>3. 该肽体外易聚成淀粉样纤丝。</w:t>
+      </w:r>
+    </w:p>
+    <w:p>
+      <w:r>
+        <w:rPr>
+          <w:rFonts w:ascii="Calibri" w:hAnsi="Calibri" w:eastAsia="宋体"/>
+          <w:b/>
+          <w:i w:val="0"/>
+          <w:sz w:val="21"/>
+        </w:rPr>
+        <w:t>建议引用句</w:t>
+      </w:r>
+    </w:p>
+    <w:p>
+      <w:pPr>
+        <w:pBdr>
+          <w:left w:val="single" w:sz="18" w:space="4" w:color="2E74B5"/>
+        </w:pBdr>
+        <w:shd w:val="clear" w:color="auto" w:fill="F2F7FB"/>
+        <w:spacing w:after="120"/>
+        <w:ind w:left="227"/>
+      </w:pPr>
+      <w:r>
+        <w:rPr>
+          <w:rFonts w:ascii="Calibri" w:hAnsi="Calibri" w:eastAsia="宋体"/>
+          <w:b w:val="0"/>
+          <w:i w:val="0"/>
+          <w:sz w:val="21"/>
+        </w:rPr>
+        <w:t xml:space="preserve">“合成朊蛋白片段 PrP106–126 对原代海马神经元具有明确神经毒性并诱导凋亡，是非 Aβ 神经毒性短肽的经典范式（Forloni et al., </w:t>
+      </w:r>
+      <w:r>
+        <w:rPr>
+          <w:rFonts w:ascii="Calibri" w:hAnsi="Calibri" w:eastAsia="宋体"/>
+          <w:b w:val="0"/>
+          <w:i/>
+          <w:sz w:val="21"/>
+        </w:rPr>
+        <w:t>Nature</w:t>
+      </w:r>
+      <w:r>
+        <w:rPr>
+          <w:rFonts w:ascii="Calibri" w:hAnsi="Calibri" w:eastAsia="宋体"/>
+          <w:b w:val="0"/>
+          <w:i w:val="0"/>
+          <w:sz w:val="21"/>
+        </w:rPr>
+        <w:t>, 1993）。”</w:t>
+      </w:r>
+    </w:p>
+    <w:p>
+      <w:r>
+        <w:rPr>
+          <w:rFonts w:ascii="Calibri" w:hAnsi="Calibri" w:eastAsia="宋体"/>
+          <w:b/>
+          <w:i w:val="0"/>
+          <w:sz w:val="21"/>
+        </w:rPr>
+        <w:t>对你课题</w:t>
+      </w:r>
+    </w:p>
+    <w:p>
+      <w:pPr>
+        <w:pStyle w:val="ListBullet"/>
+      </w:pPr>
+      <w:r>
+        <w:rPr>
+          <w:rFonts w:ascii="Calibri" w:hAnsi="Calibri" w:eastAsia="宋体"/>
+          <w:b w:val="0"/>
+          <w:i w:val="0"/>
+          <w:sz w:val="21"/>
+        </w:rPr>
+        <w:t>证明：</w:t>
+      </w:r>
+      <w:r>
+        <w:rPr>
+          <w:rFonts w:ascii="Calibri" w:hAnsi="Calibri" w:eastAsia="宋体"/>
+          <w:b/>
+          <w:i w:val="0"/>
+          <w:sz w:val="21"/>
+        </w:rPr>
+        <w:t>短合成肽可以本身就是神经毒素</w:t>
+      </w:r>
+      <w:r>
+        <w:rPr>
+          <w:rFonts w:ascii="Calibri" w:hAnsi="Calibri" w:eastAsia="宋体"/>
+          <w:b w:val="0"/>
+          <w:i w:val="0"/>
+          <w:sz w:val="21"/>
+        </w:rPr>
+        <w:t>，不必是 Aβ。</w:t>
+      </w:r>
+    </w:p>
+    <w:p>
+      <w:pPr>
+        <w:pStyle w:val="ListBullet"/>
+      </w:pPr>
+      <w:r>
+        <w:rPr>
+          <w:rFonts w:ascii="Calibri" w:hAnsi="Calibri" w:eastAsia="宋体"/>
+          <w:b w:val="0"/>
+          <w:i w:val="0"/>
+          <w:sz w:val="21"/>
+        </w:rPr>
+        <w:t xml:space="preserve">阳性对照：应用 </w:t>
+      </w:r>
+      <w:r>
+        <w:rPr>
+          <w:rFonts w:ascii="Calibri" w:hAnsi="Calibri" w:eastAsia="宋体"/>
+          <w:b/>
+          <w:i w:val="0"/>
+          <w:sz w:val="21"/>
+        </w:rPr>
+        <w:t>PrP106–126</w:t>
+      </w:r>
+      <w:r>
+        <w:rPr>
+          <w:rFonts w:ascii="Calibri" w:hAnsi="Calibri" w:eastAsia="宋体"/>
+          <w:b w:val="0"/>
+          <w:i w:val="0"/>
+          <w:sz w:val="21"/>
+        </w:rPr>
+        <w:t>，而不是只做 Aβ42。</w:t>
       </w:r>
     </w:p>
     <w:p>
@@ -411,20 +1880,6 @@
     </w:p>
     <w:p>
       <w:pPr>
-        <w:pStyle w:val="Heading1"/>
-      </w:pPr>
-      <w:r>
-        <w:rPr>
-          <w:rFonts w:ascii="Calibri" w:hAnsi="Calibri" w:eastAsia="宋体"/>
-          <w:b w:val="0"/>
-          <w:i w:val="0"/>
-          <w:sz w:val="34"/>
-        </w:rPr>
-        <w:t>A 组：毒性肽（Aβ）导致 AD——总框架（必引）</w:t>
-      </w:r>
-    </w:p>
-    <w:p>
-      <w:pPr>
         <w:pStyle w:val="Heading2"/>
       </w:pPr>
       <w:r>
@@ -434,7 +1889,7 @@
           <w:i w:val="0"/>
           <w:sz w:val="28"/>
         </w:rPr>
-        <w:t>A1. Selkoe &amp; Hardy, 2016 — 淀粉样假说 25 年（总纲）</w:t>
+        <w:t>1.2 Forloni et al., 2019 — PrP106–126 二十五年综述</w:t>
       </w:r>
     </w:p>
     <w:tbl>
@@ -519,7 +1974,7 @@
                 <w:i w:val="0"/>
                 <w:sz w:val="18"/>
               </w:rPr>
-              <w:t>The amyloid hypothesis of Alzheimer's disease at 25 years</w:t>
+              <w:t>Review: PrP 106-126 – 25 years after</w:t>
             </w:r>
           </w:p>
         </w:tc>
@@ -553,7 +2008,7 @@
                 <w:i/>
                 <w:sz w:val="18"/>
               </w:rPr>
-              <w:t>EMBO Molecular Medicine</w:t>
+              <w:t>Neuropathol Appl Neurobiol</w:t>
             </w:r>
             <w:r>
               <w:rPr>
@@ -562,7 +2017,7 @@
                 <w:i w:val="0"/>
                 <w:sz w:val="18"/>
               </w:rPr>
-              <w:t xml:space="preserve"> 2016; </w:t>
+              <w:t xml:space="preserve"> 2019; </w:t>
             </w:r>
             <w:r>
               <w:rPr>
@@ -571,7 +2026,7 @@
                 <w:i w:val="0"/>
                 <w:sz w:val="18"/>
               </w:rPr>
-              <w:t>8</w:t>
+              <w:t>45</w:t>
             </w:r>
             <w:r>
               <w:rPr>
@@ -580,7 +2035,7 @@
                 <w:i w:val="0"/>
                 <w:sz w:val="18"/>
               </w:rPr>
-              <w:t>(6):595-608</w:t>
+              <w:t>:430-440</w:t>
             </w:r>
           </w:p>
         </w:tc>
@@ -607,7 +2062,7 @@
             <w:tcW w:type="dxa" w:w="4873"/>
           </w:tcPr>
           <w:p>
-            <w:hyperlink r:id="rId9">
+            <w:hyperlink r:id="rId11">
               <w:r>
                 <w:rPr>
                   <w:rFonts w:ascii="Calibri" w:hAnsi="Calibri" w:eastAsia="宋体"/>
@@ -615,7 +2070,7 @@
                   <w:color w:val="0563C1"/>
                   <w:u w:val="single"/>
                 </w:rPr>
-                <w:t xml:space="preserve">10.15252/emmm.201606210</w:t>
+                <w:t xml:space="preserve">10.1111/nan.12538</w:t>
               </w:r>
             </w:hyperlink>
           </w:p>
@@ -643,7 +2098,7 @@
             <w:tcW w:type="dxa" w:w="4873"/>
           </w:tcPr>
           <w:p>
-            <w:hyperlink r:id="rId10">
+            <w:hyperlink r:id="rId12">
               <w:r>
                 <w:rPr>
                   <w:rFonts w:ascii="Calibri" w:hAnsi="Calibri" w:eastAsia="宋体"/>
@@ -651,7 +2106,7 @@
                   <w:color w:val="0563C1"/>
                   <w:u w:val="single"/>
                 </w:rPr>
-                <w:t xml:space="preserve">27025652</w:t>
+                <w:t xml:space="preserve">30635947</w:t>
               </w:r>
             </w:hyperlink>
           </w:p>
@@ -676,7 +2131,7 @@
           <w:i w:val="0"/>
           <w:sz w:val="21"/>
         </w:rPr>
-        <w:t>能直接支撑</w:t>
+        <w:t>能用</w:t>
       </w:r>
     </w:p>
     <w:p>
@@ -690,7 +2145,7 @@
           <w:i w:val="0"/>
           <w:sz w:val="21"/>
         </w:rPr>
-        <w:t>Aβ 肽（基因剂量、突变、清除障碍）是 AD 发病上游驱动因素；</w:t>
+        <w:t>回顾该毒性肽如何成为蛋白错误折叠神经退行的标准工具；</w:t>
       </w:r>
     </w:p>
     <w:p>
@@ -704,7 +2159,7 @@
           <w:i w:val="0"/>
           <w:sz w:val="21"/>
         </w:rPr>
-        <w:t>可溶性 Aβ 组装体（尤其寡聚体）是突触/认知损伤的关键毒性种。</w:t>
+        <w:t>连接寡聚体、prion-like 传播、程序性死亡等后续概念。</w:t>
       </w:r>
     </w:p>
     <w:p>
@@ -715,32 +2170,7 @@
           <w:i w:val="0"/>
           <w:sz w:val="21"/>
         </w:rPr>
-        <w:t>不能支撑</w:t>
-      </w:r>
-    </w:p>
-    <w:p>
-      <w:pPr>
-        <w:pStyle w:val="ListBullet"/>
-      </w:pPr>
-      <w:r>
-        <w:rPr>
-          <w:rFonts w:ascii="Calibri" w:hAnsi="Calibri" w:eastAsia="宋体"/>
-          <w:b w:val="0"/>
-          <w:i w:val="0"/>
-          <w:sz w:val="21"/>
-        </w:rPr>
-        <w:t>你们实验室合成的非 Aβ 序列“已经导致 AD”。</w:t>
-      </w:r>
-    </w:p>
-    <w:p>
-      <w:r>
-        <w:rPr>
-          <w:rFonts w:ascii="Calibri" w:hAnsi="Calibri" w:eastAsia="宋体"/>
-          <w:b/>
-          <w:i w:val="0"/>
-          <w:sz w:val="21"/>
-        </w:rPr>
-        <w:t>建议引用句</w:t>
+        <w:t>引用句</w:t>
       </w:r>
     </w:p>
     <w:p>
@@ -759,25 +2189,7 @@
           <w:i w:val="0"/>
           <w:sz w:val="21"/>
         </w:rPr>
-        <w:t xml:space="preserve">“淀粉样假说认为 Aβ 肽的产生/清除失衡及其有毒组装体是 AD 的核心驱动因素（Selkoe &amp; Hardy, </w:t>
-      </w:r>
-      <w:r>
-        <w:rPr>
-          <w:rFonts w:ascii="Calibri" w:hAnsi="Calibri" w:eastAsia="宋体"/>
-          <w:b w:val="0"/>
-          <w:i/>
-          <w:sz w:val="21"/>
-        </w:rPr>
-        <w:t>EMBO Mol Med</w:t>
-      </w:r>
-      <w:r>
-        <w:rPr>
-          <w:rFonts w:ascii="Calibri" w:hAnsi="Calibri" w:eastAsia="宋体"/>
-          <w:b w:val="0"/>
-          <w:i w:val="0"/>
-          <w:sz w:val="21"/>
-        </w:rPr>
-        <w:t>, 2016）。”</w:t>
+        <w:t>“PrP106–126 作为可操作的神经毒性肽模型，25 年来持续用于解析蛋白错误折叠相关神经退行机制（Forloni et al., 2019）。”</w:t>
       </w:r>
     </w:p>
     <w:p>
@@ -793,20 +2205,6 @@
     </w:p>
     <w:p>
       <w:pPr>
-        <w:pStyle w:val="Heading1"/>
-      </w:pPr>
-      <w:r>
-        <w:rPr>
-          <w:rFonts w:ascii="Calibri" w:hAnsi="Calibri" w:eastAsia="宋体"/>
-          <w:b w:val="0"/>
-          <w:i w:val="0"/>
-          <w:sz w:val="34"/>
-        </w:rPr>
-        <w:t>B 组：毒性种 = Aβ 寡聚体肽 → 突触毒性 / 在体损伤（最硬的“肽致毒”）</w:t>
-      </w:r>
-    </w:p>
-    <w:p>
-      <w:pPr>
         <w:pStyle w:val="Heading2"/>
       </w:pPr>
       <w:r>
@@ -816,25 +2214,7 @@
           <w:i w:val="0"/>
           <w:sz w:val="28"/>
         </w:rPr>
-        <w:t xml:space="preserve">B1. Walsh et al., 2002 — </w:t>
-      </w:r>
-      <w:r>
-        <w:rPr>
-          <w:rFonts w:ascii="Calibri" w:hAnsi="Calibri" w:eastAsia="宋体"/>
-          <w:b w:val="0"/>
-          <w:i/>
-          <w:sz w:val="28"/>
-        </w:rPr>
-        <w:t>Nature</w:t>
-      </w:r>
-      <w:r>
-        <w:rPr>
-          <w:rFonts w:ascii="Calibri" w:hAnsi="Calibri" w:eastAsia="宋体"/>
-          <w:b w:val="0"/>
-          <w:i w:val="0"/>
-          <w:sz w:val="28"/>
-        </w:rPr>
-        <w:t>【在体金标准】</w:t>
+        <w:t>1.3 Zheng et al., 2023 — 仍以 PrP106–126 为神经毒性模型（近期使用）</w:t>
       </w:r>
     </w:p>
     <w:tbl>
@@ -919,7 +2299,7 @@
                 <w:i w:val="0"/>
                 <w:sz w:val="18"/>
               </w:rPr>
-              <w:t>Naturally secreted oligomers of amyloid beta protein potently inhibit hippocampal long-term potentiation in vivo</w:t>
+              <w:t>PHB2 Alleviates Neurotoxicity of Prion Peptide PrP(106-126) via PINK1/Parkin-Dependent Mitophagy</w:t>
             </w:r>
           </w:p>
         </w:tc>
@@ -953,7 +2333,7 @@
                 <w:i/>
                 <w:sz w:val="18"/>
               </w:rPr>
-              <w:t>Nature</w:t>
+              <w:t>Int J Mol Sci</w:t>
             </w:r>
             <w:r>
               <w:rPr>
@@ -962,7 +2342,7 @@
                 <w:i w:val="0"/>
                 <w:sz w:val="18"/>
               </w:rPr>
-              <w:t xml:space="preserve"> 2002; </w:t>
+              <w:t xml:space="preserve"> 2023; </w:t>
             </w:r>
             <w:r>
               <w:rPr>
@@ -971,7 +2351,7 @@
                 <w:i w:val="0"/>
                 <w:sz w:val="18"/>
               </w:rPr>
-              <w:t>416</w:t>
+              <w:t>24</w:t>
             </w:r>
             <w:r>
               <w:rPr>
@@ -980,7 +2360,7 @@
                 <w:i w:val="0"/>
                 <w:sz w:val="18"/>
               </w:rPr>
-              <w:t>:535-539</w:t>
+              <w:t>(21):15919</w:t>
             </w:r>
           </w:p>
         </w:tc>
@@ -1007,7 +2387,7 @@
             <w:tcW w:type="dxa" w:w="4873"/>
           </w:tcPr>
           <w:p>
-            <w:hyperlink r:id="rId11">
+            <w:hyperlink r:id="rId13">
               <w:r>
                 <w:rPr>
                   <w:rFonts w:ascii="Calibri" w:hAnsi="Calibri" w:eastAsia="宋体"/>
@@ -1015,7 +2395,7 @@
                   <w:color w:val="0563C1"/>
                   <w:u w:val="single"/>
                 </w:rPr>
-                <w:t xml:space="preserve">10.1038/416535a</w:t>
+                <w:t xml:space="preserve">10.3390/ijms242115919</w:t>
               </w:r>
             </w:hyperlink>
           </w:p>
@@ -1043,7 +2423,7 @@
             <w:tcW w:type="dxa" w:w="4873"/>
           </w:tcPr>
           <w:p>
-            <w:hyperlink r:id="rId12">
+            <w:hyperlink r:id="rId14">
               <w:r>
                 <w:rPr>
                   <w:rFonts w:ascii="Calibri" w:hAnsi="Calibri" w:eastAsia="宋体"/>
@@ -1051,7 +2431,7 @@
                   <w:color w:val="0563C1"/>
                   <w:u w:val="single"/>
                 </w:rPr>
-                <w:t xml:space="preserve">11932745</w:t>
+                <w:t xml:space="preserve">37958902</w:t>
               </w:r>
             </w:hyperlink>
           </w:p>
@@ -1076,48 +2456,7 @@
           <w:i w:val="0"/>
           <w:sz w:val="21"/>
         </w:rPr>
-        <w:t>能直接支撑</w:t>
-      </w:r>
-    </w:p>
-    <w:p>
-      <w:pPr>
-        <w:pStyle w:val="ListBullet"/>
-      </w:pPr>
-      <w:r>
-        <w:rPr>
-          <w:rFonts w:ascii="Calibri" w:hAnsi="Calibri" w:eastAsia="宋体"/>
-          <w:b/>
-          <w:i w:val="0"/>
-          <w:sz w:val="21"/>
-        </w:rPr>
-        <w:t>天然分泌的 Aβ 寡聚体肽</w:t>
-      </w:r>
-      <w:r>
-        <w:rPr>
-          <w:rFonts w:ascii="Calibri" w:hAnsi="Calibri" w:eastAsia="宋体"/>
-          <w:b w:val="0"/>
-          <w:i w:val="0"/>
-          <w:sz w:val="21"/>
-        </w:rPr>
-        <w:t>（非纤丝）在大鼠海马</w:t>
-      </w:r>
-      <w:r>
-        <w:rPr>
-          <w:rFonts w:ascii="Calibri" w:hAnsi="Calibri" w:eastAsia="宋体"/>
-          <w:b/>
-          <w:i w:val="0"/>
-          <w:sz w:val="21"/>
-        </w:rPr>
-        <w:t>在体抑制 LTP</w:t>
-      </w:r>
-      <w:r>
-        <w:rPr>
-          <w:rFonts w:ascii="Calibri" w:hAnsi="Calibri" w:eastAsia="宋体"/>
-          <w:b w:val="0"/>
-          <w:i w:val="0"/>
-          <w:sz w:val="21"/>
-        </w:rPr>
-        <w:t>；</w:t>
+        <w:t>能用</w:t>
       </w:r>
     </w:p>
     <w:p>
@@ -1131,7 +2470,25 @@
           <w:i w:val="0"/>
           <w:sz w:val="21"/>
         </w:rPr>
-        <w:t>免疫耗尽 Aβ → 效应消失；保留寡聚体、去单体仍抑制 LTP；</w:t>
+        <w:t>明确写：</w:t>
+      </w:r>
+      <w:r>
+        <w:rPr>
+          <w:rFonts w:ascii="Calibri" w:hAnsi="Calibri" w:eastAsia="宋体"/>
+          <w:b/>
+          <w:i w:val="0"/>
+          <w:sz w:val="21"/>
+        </w:rPr>
+        <w:t>neurotoxic prion peptide PrP106–126</w:t>
+      </w:r>
+      <w:r>
+        <w:rPr>
+          <w:rFonts w:ascii="Calibri" w:hAnsi="Calibri" w:eastAsia="宋体"/>
+          <w:b w:val="0"/>
+          <w:i w:val="0"/>
+          <w:sz w:val="21"/>
+        </w:rPr>
+        <w:t xml:space="preserve"> 作细胞模型；</w:t>
       </w:r>
     </w:p>
     <w:p>
@@ -1145,7 +2502,32 @@
           <w:i w:val="0"/>
           <w:sz w:val="21"/>
         </w:rPr>
-        <w:t>γ-分泌酶抑制阻止寡聚体形成 → 不再破坏 LTP。</w:t>
+        <w:t>诱导线粒体形态异常、线粒体自噬、神经元死亡；</w:t>
+      </w:r>
+    </w:p>
+    <w:p>
+      <w:pPr>
+        <w:pStyle w:val="ListBullet"/>
+      </w:pPr>
+      <w:r>
+        <w:rPr>
+          <w:rFonts w:ascii="Calibri" w:hAnsi="Calibri" w:eastAsia="宋体"/>
+          <w:b w:val="0"/>
+          <w:i w:val="0"/>
+          <w:sz w:val="21"/>
+        </w:rPr>
+        <w:t>说明 2023 年该非 Aβ 毒性肽仍是主流工具。</w:t>
+      </w:r>
+    </w:p>
+    <w:p>
+      <w:r>
+        <w:rPr>
+          <w:rFonts w:ascii="Calibri" w:hAnsi="Calibri" w:eastAsia="宋体"/>
+          <w:b/>
+          <w:i w:val="0"/>
+          <w:sz w:val="21"/>
+        </w:rPr>
+        <w:t>方法学提示（可迁移）</w:t>
       </w:r>
     </w:p>
     <w:p>
@@ -1156,7 +2538,7 @@
           <w:i w:val="0"/>
           <w:sz w:val="21"/>
         </w:rPr>
-        <w:t>→ 这是“</w:t>
+        <w:t>原代皮层神经元 + 毒性肽暴露 + Western/免疫荧光 + 活力/TUNEL——</w:t>
       </w:r>
       <w:r>
         <w:rPr>
@@ -1165,7 +2547,7 @@
           <w:i w:val="0"/>
           <w:sz w:val="21"/>
         </w:rPr>
-        <w:t>毒性肽（寡聚体）直接损害突触功能</w:t>
+        <w:t>与是否 Aβ 无关的标准神经毒流程</w:t>
       </w:r>
       <w:r>
         <w:rPr>
@@ -1174,55 +2556,7 @@
           <w:i w:val="0"/>
           <w:sz w:val="21"/>
         </w:rPr>
-        <w:t>”的最硬实验之一。</w:t>
-      </w:r>
-    </w:p>
-    <w:p>
-      <w:r>
-        <w:rPr>
-          <w:rFonts w:ascii="Calibri" w:hAnsi="Calibri" w:eastAsia="宋体"/>
-          <w:b/>
-          <w:i w:val="0"/>
-          <w:sz w:val="21"/>
-        </w:rPr>
-        <w:t>建议引用句</w:t>
-      </w:r>
-    </w:p>
-    <w:p>
-      <w:pPr>
-        <w:pBdr>
-          <w:left w:val="single" w:sz="18" w:space="4" w:color="2E74B5"/>
-        </w:pBdr>
-        <w:shd w:val="clear" w:color="auto" w:fill="F2F7FB"/>
-        <w:spacing w:after="120"/>
-        <w:ind w:left="227"/>
-      </w:pPr>
-      <w:r>
-        <w:rPr>
-          <w:rFonts w:ascii="Calibri" w:hAnsi="Calibri" w:eastAsia="宋体"/>
-          <w:b w:val="0"/>
-          <w:i w:val="0"/>
-          <w:sz w:val="21"/>
-        </w:rPr>
-        <w:t xml:space="preserve">“天然分泌的 Aβ 寡聚体在体即可抑制海马长时程增强，表明可溶性毒性肽物种足以损伤突触可塑性（Walsh et al., </w:t>
-      </w:r>
-      <w:r>
-        <w:rPr>
-          <w:rFonts w:ascii="Calibri" w:hAnsi="Calibri" w:eastAsia="宋体"/>
-          <w:b w:val="0"/>
-          <w:i/>
-          <w:sz w:val="21"/>
-        </w:rPr>
-        <w:t>Nature</w:t>
-      </w:r>
-      <w:r>
-        <w:rPr>
-          <w:rFonts w:ascii="Calibri" w:hAnsi="Calibri" w:eastAsia="宋体"/>
-          <w:b w:val="0"/>
-          <w:i w:val="0"/>
-          <w:sz w:val="21"/>
-        </w:rPr>
-        <w:t>, 2002）。”</w:t>
+        <w:t>。</w:t>
       </w:r>
     </w:p>
     <w:p>
@@ -1238,6 +2572,20 @@
     </w:p>
     <w:p>
       <w:pPr>
+        <w:pStyle w:val="Heading1"/>
+      </w:pPr>
+      <w:r>
+        <w:rPr>
+          <w:rFonts w:ascii="Calibri" w:hAnsi="Calibri" w:eastAsia="宋体"/>
+          <w:b w:val="0"/>
+          <w:i w:val="0"/>
+          <w:sz w:val="34"/>
+        </w:rPr>
+        <w:t>2 非 Aβ 毒性肽②：人 amylin（IAPP）——胰源肽，脑内致毒/共病理</w:t>
+      </w:r>
+    </w:p>
+    <w:p>
+      <w:pPr>
         <w:pStyle w:val="Heading2"/>
       </w:pPr>
       <w:r>
@@ -1247,7 +2595,16 @@
           <w:i w:val="0"/>
           <w:sz w:val="28"/>
         </w:rPr>
-        <w:t>B2. Huang &amp; Liu, 2020 — Aβ 寡聚体毒性与多型性（2020 综述，好引）</w:t>
+        <w:t xml:space="preserve">2.1 Kotiya, Despa et al., 2023 — </w:t>
+      </w:r>
+      <w:r>
+        <w:rPr>
+          <w:rFonts w:ascii="Calibri" w:hAnsi="Calibri" w:eastAsia="宋体"/>
+          <w:b w:val="0"/>
+          <w:i/>
+          <w:sz w:val="28"/>
+        </w:rPr>
+        <w:t>JBC</w:t>
       </w:r>
     </w:p>
     <w:tbl>
@@ -1332,7 +2689,7 @@
                 <w:i w:val="0"/>
                 <w:sz w:val="18"/>
               </w:rPr>
-              <w:t>The Toxicity and Polymorphism of β-Amyloid Oligomers</w:t>
+              <w:t>Rapid, scalable assay of amylin-β amyloid co-aggregation in brain tissue and blood</w:t>
             </w:r>
           </w:p>
         </w:tc>
@@ -1366,7 +2723,7 @@
                 <w:i/>
                 <w:sz w:val="18"/>
               </w:rPr>
-              <w:t>Int J Mol Sci</w:t>
+              <w:t>J Biol Chem</w:t>
             </w:r>
             <w:r>
               <w:rPr>
@@ -1375,7 +2732,7 @@
                 <w:i w:val="0"/>
                 <w:sz w:val="18"/>
               </w:rPr>
-              <w:t xml:space="preserve"> 2020; </w:t>
+              <w:t xml:space="preserve"> 2023; </w:t>
             </w:r>
             <w:r>
               <w:rPr>
@@ -1384,7 +2741,7 @@
                 <w:i w:val="0"/>
                 <w:sz w:val="18"/>
               </w:rPr>
-              <w:t>21</w:t>
+              <w:t>299</w:t>
             </w:r>
             <w:r>
               <w:rPr>
@@ -1393,7 +2750,7 @@
                 <w:i w:val="0"/>
                 <w:sz w:val="18"/>
               </w:rPr>
-              <w:t>(12):4477</w:t>
+              <w:t>:104682</w:t>
             </w:r>
           </w:p>
         </w:tc>
@@ -1420,7 +2777,7 @@
             <w:tcW w:type="dxa" w:w="4873"/>
           </w:tcPr>
           <w:p>
-            <w:hyperlink r:id="rId13">
+            <w:hyperlink r:id="rId15">
               <w:r>
                 <w:rPr>
                   <w:rFonts w:ascii="Calibri" w:hAnsi="Calibri" w:eastAsia="宋体"/>
@@ -1428,7 +2785,7 @@
                   <w:color w:val="0563C1"/>
                   <w:u w:val="single"/>
                 </w:rPr>
-                <w:t xml:space="preserve">10.3390/ijms21124477</w:t>
+                <w:t xml:space="preserve">10.1016/j.jbc.2023.104682</w:t>
               </w:r>
             </w:hyperlink>
           </w:p>
@@ -1456,7 +2813,7 @@
             <w:tcW w:type="dxa" w:w="4873"/>
           </w:tcPr>
           <w:p>
-            <w:hyperlink r:id="rId14">
+            <w:hyperlink r:id="rId16">
               <w:r>
                 <w:rPr>
                   <w:rFonts w:ascii="Calibri" w:hAnsi="Calibri" w:eastAsia="宋体"/>
@@ -1464,7 +2821,7 @@
                   <w:color w:val="0563C1"/>
                   <w:u w:val="single"/>
                 </w:rPr>
-                <w:t xml:space="preserve">32599696</w:t>
+                <w:t xml:space="preserve">37030503</w:t>
               </w:r>
             </w:hyperlink>
           </w:p>
@@ -1489,7 +2846,59 @@
           <w:i w:val="0"/>
           <w:sz w:val="21"/>
         </w:rPr>
-        <w:t>能直接支撑</w:t>
+        <w:t>肽是什么</w:t>
+      </w:r>
+    </w:p>
+    <w:p>
+      <w:pPr>
+        <w:pStyle w:val="ListBullet"/>
+      </w:pPr>
+      <w:r>
+        <w:rPr>
+          <w:rFonts w:ascii="Calibri" w:hAnsi="Calibri" w:eastAsia="宋体"/>
+          <w:b/>
+          <w:i w:val="0"/>
+          <w:sz w:val="21"/>
+        </w:rPr>
+        <w:t>Islet amyloid polypeptide (amylin/IAPP)</w:t>
+      </w:r>
+      <w:r>
+        <w:rPr>
+          <w:rFonts w:ascii="Calibri" w:hAnsi="Calibri" w:eastAsia="宋体"/>
+          <w:b w:val="0"/>
+          <w:i w:val="0"/>
+          <w:sz w:val="21"/>
+        </w:rPr>
+        <w:t>，胰腺分泌，</w:t>
+      </w:r>
+      <w:r>
+        <w:rPr>
+          <w:rFonts w:ascii="Calibri" w:hAnsi="Calibri" w:eastAsia="宋体"/>
+          <w:b/>
+          <w:i w:val="0"/>
+          <w:sz w:val="21"/>
+        </w:rPr>
+        <w:t>序列不是 Aβ</w:t>
+      </w:r>
+      <w:r>
+        <w:rPr>
+          <w:rFonts w:ascii="Calibri" w:hAnsi="Calibri" w:eastAsia="宋体"/>
+          <w:b w:val="0"/>
+          <w:i w:val="0"/>
+          <w:sz w:val="21"/>
+        </w:rPr>
+        <w:t>。</w:t>
+      </w:r>
+    </w:p>
+    <w:p>
+      <w:r>
+        <w:rPr>
+          <w:rFonts w:ascii="Calibri" w:hAnsi="Calibri" w:eastAsia="宋体"/>
+          <w:b/>
+          <w:i w:val="0"/>
+          <w:sz w:val="21"/>
+        </w:rPr>
+        <w:t>直接证明/定位</w:t>
       </w:r>
     </w:p>
     <w:p>
@@ -1503,7 +2912,25 @@
           <w:i w:val="0"/>
           <w:sz w:val="21"/>
         </w:rPr>
-        <w:t>学界共识：Aβ 寡聚体（Aβos）在 AD 进展中通过损伤神经元与认知起关键作用；</w:t>
+        <w:t xml:space="preserve">1. 人 amylin 可入脑，在 AD 患者形成 </w:t>
+      </w:r>
+      <w:r>
+        <w:rPr>
+          <w:rFonts w:ascii="Calibri" w:hAnsi="Calibri" w:eastAsia="宋体"/>
+          <w:b/>
+          <w:i w:val="0"/>
+          <w:sz w:val="21"/>
+        </w:rPr>
+        <w:t>脑内 amylin–Aβ 混合斑</w:t>
+      </w:r>
+      <w:r>
+        <w:rPr>
+          <w:rFonts w:ascii="Calibri" w:hAnsi="Calibri" w:eastAsia="宋体"/>
+          <w:b w:val="0"/>
+          <w:i w:val="0"/>
+          <w:sz w:val="21"/>
+        </w:rPr>
+        <w:t>（共病理，但毒性执行者含 amylin 自身聚集）；</w:t>
       </w:r>
     </w:p>
     <w:p>
@@ -1517,7 +2944,7 @@
           <w:i w:val="0"/>
           <w:sz w:val="21"/>
         </w:rPr>
-        <w:t>机制清单可直接用：受体结合、膜破坏、线粒体损伤、Ca²⁺稳态失调、诱导 tau 病理；</w:t>
+        <w:t>2. 散发性与早发 AD 均可见脑 amylin–Aβ 共沉积；</w:t>
       </w:r>
     </w:p>
     <w:p>
@@ -1531,16 +2958,7 @@
           <w:i w:val="0"/>
           <w:sz w:val="21"/>
         </w:rPr>
-        <w:t>二聚体/三聚体/Aβ\</w:t>
-      </w:r>
-      <w:r>
-        <w:rPr>
-          <w:rFonts w:ascii="Calibri" w:hAnsi="Calibri" w:eastAsia="宋体"/>
-          <w:b w:val="0"/>
-          <w:i/>
-          <w:sz w:val="21"/>
-        </w:rPr>
-        <w:t>56/球形寡聚体等不同毒性种。</w:t>
+        <w:t>3. 开发检测 amylin–Aβ 异寡聚体的 ELISA——说明 amylin 聚集体是可测的脑/血病理组分。</w:t>
       </w:r>
     </w:p>
     <w:p>
@@ -1551,7 +2969,100 @@
           <w:i w:val="0"/>
           <w:sz w:val="21"/>
         </w:rPr>
-        <w:t>建议引用句</w:t>
+        <w:t>注意写法</w:t>
+      </w:r>
+    </w:p>
+    <w:p>
+      <w:pPr>
+        <w:pStyle w:val="ListBullet"/>
+      </w:pPr>
+      <w:r>
+        <w:rPr>
+          <w:rFonts w:ascii="Calibri" w:hAnsi="Calibri" w:eastAsia="宋体"/>
+          <w:b w:val="0"/>
+          <w:i w:val="0"/>
+          <w:sz w:val="21"/>
+        </w:rPr>
+        <w:t xml:space="preserve">这篇涉及与 Aβ </w:t>
+      </w:r>
+      <w:r>
+        <w:rPr>
+          <w:rFonts w:ascii="Calibri" w:hAnsi="Calibri" w:eastAsia="宋体"/>
+          <w:b/>
+          <w:i w:val="0"/>
+          <w:sz w:val="21"/>
+        </w:rPr>
+        <w:t>共聚集</w:t>
+      </w:r>
+      <w:r>
+        <w:rPr>
+          <w:rFonts w:ascii="Calibri" w:hAnsi="Calibri" w:eastAsia="宋体"/>
+          <w:b w:val="0"/>
+          <w:i w:val="0"/>
+          <w:sz w:val="21"/>
+        </w:rPr>
+        <w:t xml:space="preserve">，但 </w:t>
+      </w:r>
+      <w:r>
+        <w:rPr>
+          <w:rFonts w:ascii="Calibri" w:hAnsi="Calibri" w:eastAsia="宋体"/>
+          <w:b/>
+          <w:i w:val="0"/>
+          <w:sz w:val="21"/>
+        </w:rPr>
+        <w:t>毒性肽身份是 amylin（非你的候选肽、也不是“你=Aβ”）</w:t>
+      </w:r>
+      <w:r>
+        <w:rPr>
+          <w:rFonts w:ascii="Calibri" w:hAnsi="Calibri" w:eastAsia="宋体"/>
+          <w:b w:val="0"/>
+          <w:i w:val="0"/>
+          <w:sz w:val="21"/>
+        </w:rPr>
+        <w:t>；</w:t>
+      </w:r>
+    </w:p>
+    <w:p>
+      <w:pPr>
+        <w:pStyle w:val="ListBullet"/>
+      </w:pPr>
+      <w:r>
+        <w:rPr>
+          <w:rFonts w:ascii="Calibri" w:hAnsi="Calibri" w:eastAsia="宋体"/>
+          <w:b w:val="0"/>
+          <w:i w:val="0"/>
+          <w:sz w:val="21"/>
+        </w:rPr>
+        <w:t>引用重点：</w:t>
+      </w:r>
+      <w:r>
+        <w:rPr>
+          <w:rFonts w:ascii="Calibri" w:hAnsi="Calibri" w:eastAsia="宋体"/>
+          <w:b/>
+          <w:i w:val="0"/>
+          <w:sz w:val="21"/>
+        </w:rPr>
+        <w:t>存在非 Aβ 的淀粉样毒性肽进入脑并参与 AD 相关病理</w:t>
+      </w:r>
+      <w:r>
+        <w:rPr>
+          <w:rFonts w:ascii="Calibri" w:hAnsi="Calibri" w:eastAsia="宋体"/>
+          <w:b w:val="0"/>
+          <w:i w:val="0"/>
+          <w:sz w:val="21"/>
+        </w:rPr>
+        <w:t>。</w:t>
+      </w:r>
+    </w:p>
+    <w:p>
+      <w:r>
+        <w:rPr>
+          <w:rFonts w:ascii="Calibri" w:hAnsi="Calibri" w:eastAsia="宋体"/>
+          <w:b/>
+          <w:i w:val="0"/>
+          <w:sz w:val="21"/>
+        </w:rPr>
+        <w:t>引用句</w:t>
       </w:r>
     </w:p>
     <w:p>
@@ -1570,7 +3081,25 @@
           <w:i w:val="0"/>
           <w:sz w:val="21"/>
         </w:rPr>
-        <w:t>“Aβ 寡聚体通过受体结合、膜损伤、线粒体与钙稳态紊乱及诱导 tau 病理等途径发挥神经毒性，是 AD 进展中的关键毒性肽物种（Huang &amp; Liu, 2020）。”</w:t>
+        <w:t xml:space="preserve">“胰腺来源的人 amylin（IAPP）可进入脑实质并形成神经毒性聚集及相关共沉积，是独立于 Aβ 序列的另一类致病相关肽（Kotiya et al., </w:t>
+      </w:r>
+      <w:r>
+        <w:rPr>
+          <w:rFonts w:ascii="Calibri" w:hAnsi="Calibri" w:eastAsia="宋体"/>
+          <w:b w:val="0"/>
+          <w:i/>
+          <w:sz w:val="21"/>
+        </w:rPr>
+        <w:t>JBC</w:t>
+      </w:r>
+      <w:r>
+        <w:rPr>
+          <w:rFonts w:ascii="Calibri" w:hAnsi="Calibri" w:eastAsia="宋体"/>
+          <w:b w:val="0"/>
+          <w:i w:val="0"/>
+          <w:sz w:val="21"/>
+        </w:rPr>
+        <w:t>, 2023；Despa 研究线）。”</w:t>
       </w:r>
     </w:p>
     <w:p>
@@ -1595,7 +3124,7 @@
           <w:i w:val="0"/>
           <w:sz w:val="28"/>
         </w:rPr>
-        <w:t>B3. Sciaccaluga et al., 2021 — 寡聚体突触毒性与网络失衡</w:t>
+        <w:t>2.2 Das, Despa et al., 2023 — amylin 脑血管病变</w:t>
       </w:r>
     </w:p>
     <w:tbl>
@@ -1680,7 +3209,7 @@
                 <w:i w:val="0"/>
                 <w:sz w:val="18"/>
               </w:rPr>
-              <w:t>An Unbalanced Synaptic Transmission: Cause or Consequence of the Amyloid Oligomers Neurotoxicity?</w:t>
+              <w:t>Skin capillary amylin deposition resembles brain amylin vasculopathy in rats</w:t>
             </w:r>
           </w:p>
         </w:tc>
@@ -1714,7 +3243,7 @@
                 <w:i/>
                 <w:sz w:val="18"/>
               </w:rPr>
-              <w:t>Int J Mol Sci</w:t>
+              <w:t>J Stroke Cerebrovasc Dis</w:t>
             </w:r>
             <w:r>
               <w:rPr>
@@ -1723,7 +3252,7 @@
                 <w:i w:val="0"/>
                 <w:sz w:val="18"/>
               </w:rPr>
-              <w:t xml:space="preserve"> 2021; </w:t>
+              <w:t xml:space="preserve"> 2023; </w:t>
             </w:r>
             <w:r>
               <w:rPr>
@@ -1732,7 +3261,7 @@
                 <w:i w:val="0"/>
                 <w:sz w:val="18"/>
               </w:rPr>
-              <w:t>22</w:t>
+              <w:t>32</w:t>
             </w:r>
             <w:r>
               <w:rPr>
@@ -1741,7 +3270,7 @@
                 <w:i w:val="0"/>
                 <w:sz w:val="18"/>
               </w:rPr>
-              <w:t>(11):5991</w:t>
+              <w:t>:107300</w:t>
             </w:r>
           </w:p>
         </w:tc>
@@ -1768,7 +3297,7 @@
             <w:tcW w:type="dxa" w:w="4873"/>
           </w:tcPr>
           <w:p>
-            <w:hyperlink r:id="rId15">
+            <w:hyperlink r:id="rId17">
               <w:r>
                 <w:rPr>
                   <w:rFonts w:ascii="Calibri" w:hAnsi="Calibri" w:eastAsia="宋体"/>
@@ -1776,7 +3305,7 @@
                   <w:color w:val="0563C1"/>
                   <w:u w:val="single"/>
                 </w:rPr>
-                <w:t xml:space="preserve">10.3390/ijms22115991</w:t>
+                <w:t xml:space="preserve">10.1016/j.jstrokecerebrovasdis.2023.107300</w:t>
               </w:r>
             </w:hyperlink>
           </w:p>
@@ -1804,7 +3333,7 @@
             <w:tcW w:type="dxa" w:w="4873"/>
           </w:tcPr>
           <w:p>
-            <w:hyperlink r:id="rId16">
+            <w:hyperlink r:id="rId18">
               <w:r>
                 <w:rPr>
                   <w:rFonts w:ascii="Calibri" w:hAnsi="Calibri" w:eastAsia="宋体"/>
@@ -1812,7 +3341,7 @@
                   <w:color w:val="0563C1"/>
                   <w:u w:val="single"/>
                 </w:rPr>
-                <w:t xml:space="preserve">34206089</w:t>
+                <w:t xml:space="preserve">37572602</w:t>
               </w:r>
             </w:hyperlink>
           </w:p>
@@ -1837,7 +3366,7 @@
           <w:i w:val="0"/>
           <w:sz w:val="21"/>
         </w:rPr>
-        <w:t>能直接支撑</w:t>
+        <w:t>直接证明</w:t>
       </w:r>
     </w:p>
     <w:p>
@@ -1851,13 +3380,8 @@
           <w:i w:val="0"/>
           <w:sz w:val="21"/>
         </w:rPr>
-        <w:t>Aβ1–40/1–42 是 AD 突触与认知障碍的关键介质；</w:t>
+        <w:t xml:space="preserve">人 amylin 形成 </w:t>
       </w:r>
-    </w:p>
-    <w:p>
-      <w:pPr>
-        <w:pStyle w:val="ListBullet"/>
-      </w:pPr>
       <w:r>
         <w:rPr>
           <w:rFonts w:ascii="Calibri" w:hAnsi="Calibri" w:eastAsia="宋体"/>
@@ -1865,7 +3389,7 @@
           <w:i w:val="0"/>
           <w:sz w:val="21"/>
         </w:rPr>
-        <w:t>可溶性寡聚体</w:t>
+        <w:t>neuro-toxic aggregates</w:t>
       </w:r>
       <w:r>
         <w:rPr>
@@ -1874,7 +3398,7 @@
           <w:i w:val="0"/>
           <w:sz w:val="21"/>
         </w:rPr>
-        <w:t>是主要毒性种；</w:t>
+        <w:t>，沉积于糖尿病患者脑毛细血管内皮，参与小血管损伤；</w:t>
       </w:r>
     </w:p>
     <w:p>
@@ -1888,7 +3412,7 @@
           <w:i w:val="0"/>
           <w:sz w:val="21"/>
         </w:rPr>
-        <w:t>机制：膜受体、离子通道样孔道、兴奋/抑制失衡 → 网络功能紊乱 → 可形成 Aβ 沉积与退行的恶性循环。</w:t>
+        <w:t>HIP 大鼠（过表达人淀粉样 amylin）脑毛细血管 amylin 含量升高。</w:t>
       </w:r>
     </w:p>
     <w:p>
@@ -1899,7 +3423,7 @@
           <w:i w:val="0"/>
           <w:sz w:val="21"/>
         </w:rPr>
-        <w:t>建议引用句</w:t>
+        <w:t>引用句</w:t>
       </w:r>
     </w:p>
     <w:p>
@@ -1918,7 +3442,7 @@
           <w:i w:val="0"/>
           <w:sz w:val="21"/>
         </w:rPr>
-        <w:t>“可溶性 Aβ 寡聚体通过膜受体与离子通道样作用导致突触传递失衡与神经网络功能障碍，构成 AD 相关神经毒性的核心环节（Sciaccaluga et al., 2021）。”</w:t>
+        <w:t>“聚集态人 amylin 具有神经毒性并沉积于脑微血管，构成糖尿病相关脑损伤的肽毒性机制（Das et al., 2023）。”</w:t>
       </w:r>
     </w:p>
     <w:p>
@@ -1943,7 +3467,7 @@
           <w:i w:val="0"/>
           <w:sz w:val="28"/>
         </w:rPr>
-        <w:t>B4. Wakeman et al., 2022 — 灵长类：注射 Aβ 寡聚体 → tau 磷酸化↑ + 海马体积↓</w:t>
+        <w:t>2.3 Tempra et al., 2022 — 膜损伤共性框架（IAPP / α-syn / 等，不单靠 Aβ）</w:t>
       </w:r>
     </w:p>
     <w:tbl>
@@ -2028,7 +3552,7 @@
                 <w:i w:val="0"/>
                 <w:sz w:val="18"/>
               </w:rPr>
-              <w:t>Intrathecal amyloid-beta oligomer administration increases tau phosphorylation in the medial temporal lobe in the African green monkey: A nonhuman primate model of Alzheimer's disease</w:t>
+              <w:t>A unifying framework for amyloid-mediated membrane damage: The lipid-chaperone hypothesis</w:t>
             </w:r>
           </w:p>
         </w:tc>
@@ -2062,7 +3586,7 @@
                 <w:i/>
                 <w:sz w:val="18"/>
               </w:rPr>
-              <w:t>Neuropathol Appl Neurobiol</w:t>
+              <w:t>BBA Proteins Proteom</w:t>
             </w:r>
             <w:r>
               <w:rPr>
@@ -2080,7 +3604,7 @@
                 <w:i w:val="0"/>
                 <w:sz w:val="18"/>
               </w:rPr>
-              <w:t>48</w:t>
+              <w:t>1870</w:t>
             </w:r>
             <w:r>
               <w:rPr>
@@ -2089,7 +3613,7 @@
                 <w:i w:val="0"/>
                 <w:sz w:val="18"/>
               </w:rPr>
-              <w:t>(4):e12800</w:t>
+              <w:t>:140767</w:t>
             </w:r>
           </w:p>
         </w:tc>
@@ -2116,7 +3640,7 @@
             <w:tcW w:type="dxa" w:w="4873"/>
           </w:tcPr>
           <w:p>
-            <w:hyperlink r:id="rId17">
+            <w:hyperlink r:id="rId19">
               <w:r>
                 <w:rPr>
                   <w:rFonts w:ascii="Calibri" w:hAnsi="Calibri" w:eastAsia="宋体"/>
@@ -2124,7 +3648,7 @@
                   <w:color w:val="0563C1"/>
                   <w:u w:val="single"/>
                 </w:rPr>
-                <w:t xml:space="preserve">10.1111/nan.12800</w:t>
+                <w:t xml:space="preserve">10.1016/j.bbapap.2022.140767</w:t>
               </w:r>
             </w:hyperlink>
           </w:p>
@@ -2152,7 +3676,7 @@
             <w:tcW w:type="dxa" w:w="4873"/>
           </w:tcPr>
           <w:p>
-            <w:hyperlink r:id="rId18">
+            <w:hyperlink r:id="rId20">
               <w:r>
                 <w:rPr>
                   <w:rFonts w:ascii="Calibri" w:hAnsi="Calibri" w:eastAsia="宋体"/>
@@ -2160,7 +3684,7 @@
                   <w:color w:val="0563C1"/>
                   <w:u w:val="single"/>
                 </w:rPr>
-                <w:t xml:space="preserve">35156715</w:t>
+                <w:t xml:space="preserve">35144022</w:t>
               </w:r>
             </w:hyperlink>
           </w:p>
@@ -2185,7 +3709,7 @@
           <w:i w:val="0"/>
           <w:sz w:val="21"/>
         </w:rPr>
-        <w:t>能直接支撑（很强）</w:t>
+        <w:t>能用（方法/机制共性，不是说你是 Aβ）</w:t>
       </w:r>
     </w:p>
     <w:p>
@@ -2199,7 +3723,7 @@
           <w:i w:val="0"/>
           <w:sz w:val="21"/>
         </w:rPr>
-        <w:t>向非人灵长类</w:t>
+        <w:t xml:space="preserve">统一讨论 </w:t>
       </w:r>
       <w:r>
         <w:rPr>
@@ -2208,7 +3732,7 @@
           <w:i w:val="0"/>
           <w:sz w:val="21"/>
         </w:rPr>
-        <w:t>直接给予 Aβ 寡聚体肽</w:t>
+        <w:t>IAPP、α-syn</w:t>
       </w:r>
       <w:r>
         <w:rPr>
@@ -2217,25 +3741,7 @@
           <w:i w:val="0"/>
           <w:sz w:val="21"/>
         </w:rPr>
-        <w:t xml:space="preserve"> → 内侧颞叶 </w:t>
-      </w:r>
-      <w:r>
-        <w:rPr>
-          <w:rFonts w:ascii="Calibri" w:hAnsi="Calibri" w:eastAsia="宋体"/>
-          <w:b/>
-          <w:i w:val="0"/>
-          <w:sz w:val="21"/>
-        </w:rPr>
-        <w:t>p-tau 升高</w:t>
-      </w:r>
-      <w:r>
-        <w:rPr>
-          <w:rFonts w:ascii="Calibri" w:hAnsi="Calibri" w:eastAsia="宋体"/>
-          <w:b w:val="0"/>
-          <w:i w:val="0"/>
-          <w:sz w:val="21"/>
-        </w:rPr>
-        <w:t>（内嗅皮层等，至少持续 12 周）；</w:t>
+        <w:t xml:space="preserve"> 等与膜损伤、离子通道样孔道、去垢剂样破坏；</w:t>
       </w:r>
     </w:p>
     <w:p>
@@ -2249,7 +3755,7 @@
           <w:i w:val="0"/>
           <w:sz w:val="21"/>
         </w:rPr>
-        <w:t>MRI：</w:t>
+        <w:t>说明：</w:t>
       </w:r>
       <w:r>
         <w:rPr>
@@ -2258,39 +3764,7 @@
           <w:i w:val="0"/>
           <w:sz w:val="21"/>
         </w:rPr>
-        <w:t>海马体积缩小</w:t>
-      </w:r>
-      <w:r>
-        <w:rPr>
-          <w:rFonts w:ascii="Calibri" w:hAnsi="Calibri" w:eastAsia="宋体"/>
-          <w:b w:val="0"/>
-          <w:i w:val="0"/>
-          <w:sz w:val="21"/>
-        </w:rPr>
-        <w:t>；</w:t>
-      </w:r>
-    </w:p>
-    <w:p>
-      <w:pPr>
-        <w:pStyle w:val="ListBullet"/>
-      </w:pPr>
-      <w:r>
-        <w:rPr>
-          <w:rFonts w:ascii="Calibri" w:hAnsi="Calibri" w:eastAsia="宋体"/>
-          <w:b w:val="0"/>
-          <w:i w:val="0"/>
-          <w:sz w:val="21"/>
-        </w:rPr>
-        <w:t xml:space="preserve">作者明确将 AβOs 定位为 AD 病理的 </w:t>
-      </w:r>
-      <w:r>
-        <w:rPr>
-          <w:rFonts w:ascii="Calibri" w:hAnsi="Calibri" w:eastAsia="宋体"/>
-          <w:b/>
-          <w:i w:val="0"/>
-          <w:sz w:val="21"/>
-        </w:rPr>
-        <w:t>upstream initiator</w:t>
+        <w:t>多种非 Aβ 淀粉样肽共享膜毒性读出</w:t>
       </w:r>
       <w:r>
         <w:rPr>
@@ -2310,17 +3784,12 @@
           <w:i w:val="0"/>
           <w:sz w:val="21"/>
         </w:rPr>
-        <w:t>建议引用句</w:t>
+        <w:t>对“能否用 Aβ 方法”</w:t>
       </w:r>
     </w:p>
     <w:p>
       <w:pPr>
-        <w:pBdr>
-          <w:left w:val="single" w:sz="18" w:space="4" w:color="2E74B5"/>
-        </w:pBdr>
-        <w:shd w:val="clear" w:color="auto" w:fill="F2F7FB"/>
-        <w:spacing w:after="120"/>
-        <w:ind w:left="227"/>
+        <w:pStyle w:val="ListBullet"/>
       </w:pPr>
       <w:r>
         <w:rPr>
@@ -2329,7 +3798,25 @@
           <w:i w:val="0"/>
           <w:sz w:val="21"/>
         </w:rPr>
-        <w:t>“在非洲绿猴中反复给予 Aβ 寡聚体可诱导内侧颞叶 tau 过度磷酸化并伴随海马萎缩，直接支持毒性 Aβ 寡聚体肽足以启动 AD 样病理级联（Wakeman et al., 2022）。”</w:t>
+        <w:t>膜完整性、离子渗漏、脂质相互作用实验——</w:t>
+      </w:r>
+      <w:r>
+        <w:rPr>
+          <w:rFonts w:ascii="Calibri" w:hAnsi="Calibri" w:eastAsia="宋体"/>
+          <w:b/>
+          <w:i w:val="0"/>
+          <w:sz w:val="21"/>
+        </w:rPr>
+        <w:t>跨肽通用</w:t>
+      </w:r>
+      <w:r>
+        <w:rPr>
+          <w:rFonts w:ascii="Calibri" w:hAnsi="Calibri" w:eastAsia="宋体"/>
+          <w:b w:val="0"/>
+          <w:i w:val="0"/>
+          <w:sz w:val="21"/>
+        </w:rPr>
+        <w:t>，不依赖你是不是 Aβ。</w:t>
       </w:r>
     </w:p>
     <w:p>
@@ -2354,44 +3841,7 @@
           <w:i w:val="0"/>
           <w:sz w:val="34"/>
         </w:rPr>
-        <w:t>C 组：短毒性肽模型 Aβ(25–35)——“肽段本身致毒”（实验最常用）</w:t>
-      </w:r>
-    </w:p>
-    <w:p>
-      <w:pPr>
-        <w:pBdr>
-          <w:left w:val="single" w:sz="18" w:space="4" w:color="2E74B5"/>
-        </w:pBdr>
-        <w:shd w:val="clear" w:color="auto" w:fill="F2F7FB"/>
-        <w:spacing w:after="120"/>
-        <w:ind w:left="227"/>
-      </w:pPr>
-      <w:r>
-        <w:rPr>
-          <w:rFonts w:ascii="Calibri" w:hAnsi="Calibri" w:eastAsia="宋体"/>
-          <w:b w:val="0"/>
-          <w:i w:val="0"/>
-          <w:sz w:val="21"/>
-        </w:rPr>
-        <w:t>若你需要“短肽 + 明确神经毒性 + 可致认知损伤”的工具肽文献，</w:t>
-      </w:r>
-      <w:r>
-        <w:rPr>
-          <w:rFonts w:ascii="Calibri" w:hAnsi="Calibri" w:eastAsia="宋体"/>
-          <w:b/>
-          <w:i w:val="0"/>
-          <w:sz w:val="21"/>
-        </w:rPr>
-        <w:t>用 C 组</w:t>
-      </w:r>
-      <w:r>
-        <w:rPr>
-          <w:rFonts w:ascii="Calibri" w:hAnsi="Calibri" w:eastAsia="宋体"/>
-          <w:b w:val="0"/>
-          <w:i w:val="0"/>
-          <w:sz w:val="21"/>
-        </w:rPr>
-        <w:t>，不要硬扯 leptin。</w:t>
+        <w:t>3 非 Aβ 毒性肽③：LL-37——人源抗菌肽，直接连 AD 进展（2022 高分）</w:t>
       </w:r>
     </w:p>
     <w:p>
@@ -2405,7 +3855,7 @@
           <w:i w:val="0"/>
           <w:sz w:val="28"/>
         </w:rPr>
-        <w:t xml:space="preserve">C1. Liu, Bowers et al., 2022 — </w:t>
+        <w:t xml:space="preserve">3.1 Chen et al., 2022 — </w:t>
       </w:r>
       <w:r>
         <w:rPr>
@@ -2414,7 +3864,7 @@
           <w:i/>
           <w:sz w:val="28"/>
         </w:rPr>
-        <w:t>JACS</w:t>
+        <w:t>Molecular Psychiatry</w:t>
       </w:r>
       <w:r>
         <w:rPr>
@@ -2423,7 +3873,7 @@
           <w:i w:val="0"/>
           <w:sz w:val="28"/>
         </w:rPr>
-        <w:t>：Aβ(25–35) 为神经毒性片段；六聚体/柱状 oligomer 与毒性相关</w:t>
+        <w:t>【强烈推荐】</w:t>
       </w:r>
     </w:p>
     <w:tbl>
@@ -2508,7 +3958,7 @@
                 <w:i w:val="0"/>
                 <w:sz w:val="18"/>
               </w:rPr>
-              <w:t>Tachykinin Neuropeptides and Amyloid β (25-35) Assembly: Friend or Foe?</w:t>
+              <w:t>Human antimicrobial peptide LL-37 contributes to Alzheimer's disease progression</w:t>
             </w:r>
           </w:p>
         </w:tc>
@@ -2542,7 +3992,7 @@
                 <w:i/>
                 <w:sz w:val="18"/>
               </w:rPr>
-              <w:t>J Am Chem Soc</w:t>
+              <w:t>Mol Psychiatry</w:t>
             </w:r>
             <w:r>
               <w:rPr>
@@ -2560,7 +4010,7 @@
                 <w:i w:val="0"/>
                 <w:sz w:val="18"/>
               </w:rPr>
-              <w:t>144</w:t>
+              <w:t>27</w:t>
             </w:r>
             <w:r>
               <w:rPr>
@@ -2569,7 +4019,7 @@
                 <w:i w:val="0"/>
                 <w:sz w:val="18"/>
               </w:rPr>
-              <w:t>(32):14614-14626</w:t>
+              <w:t>:4790-4799</w:t>
             </w:r>
           </w:p>
         </w:tc>
@@ -2596,7 +4046,7 @@
             <w:tcW w:type="dxa" w:w="4873"/>
           </w:tcPr>
           <w:p>
-            <w:hyperlink r:id="rId19">
+            <w:hyperlink r:id="rId21">
               <w:r>
                 <w:rPr>
                   <w:rFonts w:ascii="Calibri" w:hAnsi="Calibri" w:eastAsia="宋体"/>
@@ -2604,7 +4054,7 @@
                   <w:color w:val="0563C1"/>
                   <w:u w:val="single"/>
                 </w:rPr>
-                <w:t xml:space="preserve">10.1021/jacs.2c03845</w:t>
+                <w:t xml:space="preserve">10.1038/s41380-022-01790-6</w:t>
               </w:r>
             </w:hyperlink>
           </w:p>
@@ -2632,7 +4082,7 @@
             <w:tcW w:type="dxa" w:w="4873"/>
           </w:tcPr>
           <w:p>
-            <w:hyperlink r:id="rId20">
+            <w:hyperlink r:id="rId22">
               <w:r>
                 <w:rPr>
                   <w:rFonts w:ascii="Calibri" w:hAnsi="Calibri" w:eastAsia="宋体"/>
@@ -2640,7 +4090,7 @@
                   <w:color w:val="0563C1"/>
                   <w:u w:val="single"/>
                 </w:rPr>
-                <w:t xml:space="preserve">35917596</w:t>
+                <w:t xml:space="preserve">36138130</w:t>
               </w:r>
             </w:hyperlink>
           </w:p>
@@ -2665,7 +4115,7 @@
           <w:i w:val="0"/>
           <w:sz w:val="21"/>
         </w:rPr>
-        <w:t>能直接支撑</w:t>
+        <w:t>肽是什么</w:t>
       </w:r>
     </w:p>
     <w:p>
@@ -2679,7 +4129,7 @@
           <w:i w:val="0"/>
           <w:sz w:val="21"/>
         </w:rPr>
-        <w:t>Aβ(25–35) 存在于脑中且已被证明具有神经毒性</w:t>
+        <w:t>人 LL-37</w:t>
       </w:r>
       <w:r>
         <w:rPr>
@@ -2688,7 +4138,36 @@
           <w:i w:val="0"/>
           <w:sz w:val="21"/>
         </w:rPr>
-        <w:t>；</w:t>
+        <w:t>（cathelicidin 抗菌肽），</w:t>
+      </w:r>
+      <w:r>
+        <w:rPr>
+          <w:rFonts w:ascii="Calibri" w:hAnsi="Calibri" w:eastAsia="宋体"/>
+          <w:b/>
+          <w:i w:val="0"/>
+          <w:sz w:val="21"/>
+        </w:rPr>
+        <w:t>完全不是 Aβ</w:t>
+      </w:r>
+      <w:r>
+        <w:rPr>
+          <w:rFonts w:ascii="Calibri" w:hAnsi="Calibri" w:eastAsia="宋体"/>
+          <w:b w:val="0"/>
+          <w:i w:val="0"/>
+          <w:sz w:val="21"/>
+        </w:rPr>
+        <w:t>。</w:t>
+      </w:r>
+    </w:p>
+    <w:p>
+      <w:r>
+        <w:rPr>
+          <w:rFonts w:ascii="Calibri" w:hAnsi="Calibri" w:eastAsia="宋体"/>
+          <w:b/>
+          <w:i w:val="0"/>
+          <w:sz w:val="21"/>
+        </w:rPr>
+        <w:t>直接证明（非常贴你的需求）</w:t>
       </w:r>
     </w:p>
     <w:p>
@@ -2702,7 +4181,7 @@
           <w:i w:val="0"/>
           <w:sz w:val="21"/>
         </w:rPr>
-        <w:t>其高阶寡聚体（六聚体、十二聚体等）与毒性相关；六聚体可为 cylindrin 样结构，与毒性物种强烈相关；</w:t>
+        <w:t>1. LL-37 促进 CLIC1 膜转位/整合并激活 → 小胶质过度激活、神经炎症、兴奋毒性；</w:t>
       </w:r>
     </w:p>
     <w:p>
@@ -2716,7 +4195,7 @@
           <w:i w:val="0"/>
           <w:sz w:val="21"/>
         </w:rPr>
-        <w:t>某些序列相似肽</w:t>
+        <w:t xml:space="preserve">2. </w:t>
       </w:r>
       <w:r>
         <w:rPr>
@@ -2725,7 +4204,7 @@
           <w:i w:val="0"/>
           <w:sz w:val="21"/>
         </w:rPr>
-        <w:t>不形成</w:t>
+        <w:t>小鼠与猴模型</w:t>
       </w:r>
       <w:r>
         <w:rPr>
@@ -2734,7 +4213,21 @@
           <w:i w:val="0"/>
           <w:sz w:val="21"/>
         </w:rPr>
-        <w:t>同样毒性六聚体 → 说明</w:t>
+        <w:t>中，LL-37 导致与 AD 相关的显著病理表型：Aβ↑、NFT↑、神经元死亡、脑萎缩、侧脑室扩大、突触可塑性与认知受损；</w:t>
+      </w:r>
+    </w:p>
+    <w:p>
+      <w:pPr>
+        <w:pStyle w:val="ListBullet"/>
+      </w:pPr>
+      <w:r>
+        <w:rPr>
+          <w:rFonts w:ascii="Calibri" w:hAnsi="Calibri" w:eastAsia="宋体"/>
+          <w:b w:val="0"/>
+          <w:i w:val="0"/>
+          <w:sz w:val="21"/>
+        </w:rPr>
+        <w:t xml:space="preserve">3. </w:t>
       </w:r>
       <w:r>
         <w:rPr>
@@ -2743,7 +4236,39 @@
           <w:i w:val="0"/>
           <w:sz w:val="21"/>
         </w:rPr>
-        <w:t>序列/组装决定毒性</w:t>
+        <w:t>敲除 Clic1 或阻断 LL-37–CLIC1 相互作用</w:t>
+      </w:r>
+      <w:r>
+        <w:rPr>
+          <w:rFonts w:ascii="Calibri" w:hAnsi="Calibri" w:eastAsia="宋体"/>
+          <w:b w:val="0"/>
+          <w:i w:val="0"/>
+          <w:sz w:val="21"/>
+        </w:rPr>
+        <w:t>可抑制上述表型；</w:t>
+      </w:r>
+    </w:p>
+    <w:p>
+      <w:pPr>
+        <w:pStyle w:val="ListBullet"/>
+      </w:pPr>
+      <w:r>
+        <w:rPr>
+          <w:rFonts w:ascii="Calibri" w:hAnsi="Calibri" w:eastAsia="宋体"/>
+          <w:b w:val="0"/>
+          <w:i w:val="0"/>
+          <w:sz w:val="21"/>
+        </w:rPr>
+        <w:t>4. 作者结论：感染上调的 LL-37 可作为 CLIC1 内源性激动剂，</w:t>
+      </w:r>
+      <w:r>
+        <w:rPr>
+          <w:rFonts w:ascii="Calibri" w:hAnsi="Calibri" w:eastAsia="宋体"/>
+          <w:b/>
+          <w:i w:val="0"/>
+          <w:sz w:val="21"/>
+        </w:rPr>
+        <w:t>推动 AD 进展</w:t>
       </w:r>
       <w:r>
         <w:rPr>
@@ -2782,7 +4307,7 @@
           <w:i w:val="0"/>
           <w:sz w:val="21"/>
         </w:rPr>
-        <w:t xml:space="preserve">“Aβ(25–35) 是具有明确神经毒性的 Aβ 片段，其六聚体等高阶组装体与毒性密切相关（Liu et al., </w:t>
+        <w:t xml:space="preserve">“人源抗菌肽 LL-37 并非 Aβ，却可通过激活 CLIC1 驱动小胶质过度活化与神经炎症，并在啮齿类与非人灵长类诱导 AD 相关病理与认知损害，证明非 Aβ 肽足以贡献 AD 进展（Chen et al., </w:t>
       </w:r>
       <w:r>
         <w:rPr>
@@ -2791,7 +4316,7 @@
           <w:i/>
           <w:sz w:val="21"/>
         </w:rPr>
-        <w:t>JACS</w:t>
+        <w:t>Mol Psychiatry</w:t>
       </w:r>
       <w:r>
         <w:rPr>
@@ -2801,6 +4326,113 @@
           <w:sz w:val="21"/>
         </w:rPr>
         <w:t>, 2022）。”</w:t>
+      </w:r>
+    </w:p>
+    <w:p>
+      <w:r>
+        <w:rPr>
+          <w:rFonts w:ascii="Calibri" w:hAnsi="Calibri" w:eastAsia="宋体"/>
+          <w:b/>
+          <w:i w:val="0"/>
+          <w:sz w:val="21"/>
+        </w:rPr>
+        <w:t>对你课题的用法</w:t>
+      </w:r>
+    </w:p>
+    <w:p>
+      <w:pPr>
+        <w:pStyle w:val="ListBullet"/>
+      </w:pPr>
+      <w:r>
+        <w:rPr>
+          <w:rFonts w:ascii="Calibri" w:hAnsi="Calibri" w:eastAsia="宋体"/>
+          <w:b w:val="0"/>
+          <w:i w:val="0"/>
+          <w:sz w:val="21"/>
+        </w:rPr>
+        <w:t xml:space="preserve">这是目前最适合写进标书的 </w:t>
+      </w:r>
+      <w:r>
+        <w:rPr>
+          <w:rFonts w:ascii="Calibri" w:hAnsi="Calibri" w:eastAsia="宋体"/>
+          <w:b/>
+          <w:i w:val="0"/>
+          <w:sz w:val="21"/>
+        </w:rPr>
+        <w:t>“非 Aβ 肽 → AD”</w:t>
+      </w:r>
+      <w:r>
+        <w:rPr>
+          <w:rFonts w:ascii="Calibri" w:hAnsi="Calibri" w:eastAsia="宋体"/>
+          <w:b w:val="0"/>
+          <w:i w:val="0"/>
+          <w:sz w:val="21"/>
+        </w:rPr>
+        <w:t xml:space="preserve"> 证据之一。</w:t>
+      </w:r>
+    </w:p>
+    <w:p>
+      <w:pPr>
+        <w:pStyle w:val="ListBullet"/>
+      </w:pPr>
+      <w:r>
+        <w:rPr>
+          <w:rFonts w:ascii="Calibri" w:hAnsi="Calibri" w:eastAsia="宋体"/>
+          <w:b w:val="0"/>
+          <w:i w:val="0"/>
+          <w:sz w:val="21"/>
+        </w:rPr>
+        <w:t>若你的肽偏阳离子/膜活性/先天免疫样，</w:t>
+      </w:r>
+      <w:r>
+        <w:rPr>
+          <w:rFonts w:ascii="Calibri" w:hAnsi="Calibri" w:eastAsia="宋体"/>
+          <w:b/>
+          <w:i w:val="0"/>
+          <w:sz w:val="21"/>
+        </w:rPr>
+        <w:t>机制类比 LL-37 比类比 Aβ 更贴切</w:t>
+      </w:r>
+      <w:r>
+        <w:rPr>
+          <w:rFonts w:ascii="Calibri" w:hAnsi="Calibri" w:eastAsia="宋体"/>
+          <w:b w:val="0"/>
+          <w:i w:val="0"/>
+          <w:sz w:val="21"/>
+        </w:rPr>
+        <w:t>。</w:t>
+      </w:r>
+    </w:p>
+    <w:p>
+      <w:pPr>
+        <w:pStyle w:val="ListBullet"/>
+      </w:pPr>
+      <w:r>
+        <w:rPr>
+          <w:rFonts w:ascii="Calibri" w:hAnsi="Calibri" w:eastAsia="宋体"/>
+          <w:b w:val="0"/>
+          <w:i w:val="0"/>
+          <w:sz w:val="21"/>
+        </w:rPr>
+        <w:t xml:space="preserve">阳性对照可考虑 </w:t>
+      </w:r>
+      <w:r>
+        <w:rPr>
+          <w:rFonts w:ascii="Calibri" w:hAnsi="Calibri" w:eastAsia="宋体"/>
+          <w:b/>
+          <w:i w:val="0"/>
+          <w:sz w:val="21"/>
+        </w:rPr>
+        <w:t>LL-37</w:t>
+      </w:r>
+      <w:r>
+        <w:rPr>
+          <w:rFonts w:ascii="Calibri" w:hAnsi="Calibri" w:eastAsia="宋体"/>
+          <w:b w:val="0"/>
+          <w:i w:val="0"/>
+          <w:sz w:val="21"/>
+        </w:rPr>
+        <w:t>（市售）。</w:t>
       </w:r>
     </w:p>
     <w:p>
@@ -2825,7 +4457,7 @@
           <w:i w:val="0"/>
           <w:sz w:val="28"/>
         </w:rPr>
-        <w:t>C2. Fukuda et al., 2020 — 侧脑室注射 Aβ(25–35) → 工作记忆损伤（在体行为）</w:t>
+        <w:t>3.2 Bhattacharjya et al., 2024 — LL-37 结构与淀粉样相关疾病</w:t>
       </w:r>
     </w:p>
     <w:tbl>
@@ -2910,7 +4542,7 @@
                 <w:i w:val="0"/>
                 <w:sz w:val="18"/>
               </w:rPr>
-              <w:t>Dehydroeffusol Rescues Amyloid β(25-35)-Induced Spatial Working Memory Deficit</w:t>
+              <w:t>LL-37: Structures, Antimicrobial Activity, and Influence on Amyloid-Related Diseases</w:t>
             </w:r>
           </w:p>
         </w:tc>
@@ -2944,7 +4576,7 @@
                 <w:i/>
                 <w:sz w:val="18"/>
               </w:rPr>
-              <w:t>Plant Foods Hum Nutr</w:t>
+              <w:t>Biomolecules</w:t>
             </w:r>
             <w:r>
               <w:rPr>
@@ -2953,7 +4585,7 @@
                 <w:i w:val="0"/>
                 <w:sz w:val="18"/>
               </w:rPr>
-              <w:t xml:space="preserve"> 2020; </w:t>
+              <w:t xml:space="preserve"> 2024; </w:t>
             </w:r>
             <w:r>
               <w:rPr>
@@ -2962,7 +4594,7 @@
                 <w:i w:val="0"/>
                 <w:sz w:val="18"/>
               </w:rPr>
-              <w:t>75</w:t>
+              <w:t>14</w:t>
             </w:r>
             <w:r>
               <w:rPr>
@@ -2971,7 +4603,7 @@
                 <w:i w:val="0"/>
                 <w:sz w:val="18"/>
               </w:rPr>
-              <w:t>:279-282</w:t>
+              <w:t>:320</w:t>
             </w:r>
           </w:p>
         </w:tc>
@@ -2998,7 +4630,7 @@
             <w:tcW w:type="dxa" w:w="4873"/>
           </w:tcPr>
           <w:p>
-            <w:hyperlink r:id="rId21">
+            <w:hyperlink r:id="rId23">
               <w:r>
                 <w:rPr>
                   <w:rFonts w:ascii="Calibri" w:hAnsi="Calibri" w:eastAsia="宋体"/>
@@ -3006,7 +4638,7 @@
                   <w:color w:val="0563C1"/>
                   <w:u w:val="single"/>
                 </w:rPr>
-                <w:t xml:space="preserve">10.1007/s11130-020-00816-0</w:t>
+                <w:t xml:space="preserve">10.3390/biom14030320</w:t>
               </w:r>
             </w:hyperlink>
           </w:p>
@@ -3034,7 +4666,7 @@
             <w:tcW w:type="dxa" w:w="4873"/>
           </w:tcPr>
           <w:p>
-            <w:hyperlink r:id="rId22">
+            <w:hyperlink r:id="rId24">
               <w:r>
                 <w:rPr>
                   <w:rFonts w:ascii="Calibri" w:hAnsi="Calibri" w:eastAsia="宋体"/>
@@ -3042,7 +4674,7 @@
                   <w:color w:val="0563C1"/>
                   <w:u w:val="single"/>
                 </w:rPr>
-                <w:t xml:space="preserve">32333241</w:t>
+                <w:t xml:space="preserve">38540740</w:t>
               </w:r>
             </w:hyperlink>
           </w:p>
@@ -3067,35 +4699,7 @@
           <w:i w:val="0"/>
           <w:sz w:val="21"/>
         </w:rPr>
-        <w:t>能直接支撑</w:t>
-      </w:r>
-    </w:p>
-    <w:p>
-      <w:pPr>
-        <w:pStyle w:val="ListBullet"/>
-      </w:pPr>
-      <w:r>
-        <w:rPr>
-          <w:rFonts w:ascii="Calibri" w:hAnsi="Calibri" w:eastAsia="宋体"/>
-          <w:b w:val="0"/>
-          <w:i w:val="0"/>
-          <w:sz w:val="21"/>
-        </w:rPr>
-        <w:t>作者开篇即写：Aβ 肽具神经毒性，阻断其毒性有助于 AD 防治；</w:t>
-      </w:r>
-    </w:p>
-    <w:p>
-      <w:pPr>
-        <w:pStyle w:val="ListBullet"/>
-      </w:pPr>
-      <w:r>
-        <w:rPr>
-          <w:rFonts w:ascii="Calibri" w:hAnsi="Calibri" w:eastAsia="宋体"/>
-          <w:b/>
-          <w:i w:val="0"/>
-          <w:sz w:val="21"/>
-        </w:rPr>
-        <w:t>侧脑室注射 Aβ(25–35)</w:t>
+        <w:t>用法</w:t>
       </w:r>
       <w:r>
         <w:rPr>
@@ -3104,92 +4708,7 @@
           <w:i w:val="0"/>
           <w:sz w:val="21"/>
         </w:rPr>
-        <w:t xml:space="preserve"> → Y-maze </w:t>
-      </w:r>
-      <w:r>
-        <w:rPr>
-          <w:rFonts w:ascii="Calibri" w:hAnsi="Calibri" w:eastAsia="宋体"/>
-          <w:b/>
-          <w:i w:val="0"/>
-          <w:sz w:val="21"/>
-        </w:rPr>
-        <w:t>学习记忆受损</w:t>
-      </w:r>
-      <w:r>
-        <w:rPr>
-          <w:rFonts w:ascii="Calibri" w:hAnsi="Calibri" w:eastAsia="宋体"/>
-          <w:b w:val="0"/>
-          <w:i w:val="0"/>
-          <w:sz w:val="21"/>
-        </w:rPr>
-        <w:t>（即短毒性肽在体致认知表型）。</w:t>
-      </w:r>
-    </w:p>
-    <w:p>
-      <w:r>
-        <w:rPr>
-          <w:rFonts w:ascii="Calibri" w:hAnsi="Calibri" w:eastAsia="宋体"/>
-          <w:b/>
-          <w:i w:val="0"/>
-          <w:sz w:val="21"/>
-        </w:rPr>
-        <w:t>建议引用句</w:t>
-      </w:r>
-    </w:p>
-    <w:p>
-      <w:pPr>
-        <w:pBdr>
-          <w:left w:val="single" w:sz="18" w:space="4" w:color="2E74B5"/>
-        </w:pBdr>
-        <w:shd w:val="clear" w:color="auto" w:fill="F2F7FB"/>
-        <w:spacing w:after="120"/>
-        <w:ind w:left="227"/>
-      </w:pPr>
-      <w:r>
-        <w:rPr>
-          <w:rFonts w:ascii="Calibri" w:hAnsi="Calibri" w:eastAsia="宋体"/>
-          <w:b w:val="0"/>
-          <w:i w:val="0"/>
-          <w:sz w:val="21"/>
-        </w:rPr>
-        <w:t>“脑室给予 Aβ(25–35) 可诱导小鼠空间工作记忆缺损，表明该毒性肽片段足以在体产生 AD 相关认知表型（Fukuda et al., 2020）。”</w:t>
-      </w:r>
-    </w:p>
-    <w:p>
-      <w:pPr>
-        <w:pBdr>
-          <w:left w:val="single" w:sz="18" w:space="4" w:color="2E74B5"/>
-        </w:pBdr>
-        <w:shd w:val="clear" w:color="auto" w:fill="F2F7FB"/>
-        <w:spacing w:after="120"/>
-        <w:ind w:left="227"/>
-      </w:pPr>
-      <w:r>
-        <w:rPr>
-          <w:rFonts w:ascii="Calibri" w:hAnsi="Calibri" w:eastAsia="宋体"/>
-          <w:b w:val="0"/>
-          <w:i w:val="0"/>
-          <w:sz w:val="21"/>
-        </w:rPr>
-        <w:t xml:space="preserve">注：PubMed 上 2018–2026 仅 Aβ(25–35)+neurotoxicity 相关条目即达 </w:t>
-      </w:r>
-      <w:r>
-        <w:rPr>
-          <w:rFonts w:ascii="Calibri" w:hAnsi="Calibri" w:eastAsia="宋体"/>
-          <w:b/>
-          <w:i w:val="0"/>
-          <w:sz w:val="21"/>
-        </w:rPr>
-        <w:t>80+ 篇</w:t>
-      </w:r>
-      <w:r>
-        <w:rPr>
-          <w:rFonts w:ascii="Calibri" w:hAnsi="Calibri" w:eastAsia="宋体"/>
-          <w:b w:val="0"/>
-          <w:i w:val="0"/>
-          <w:sz w:val="21"/>
-        </w:rPr>
-        <w:t>，C1/C2 是可核验的代表性锚点；写方法学时可称“Aβ(25–35) 为广泛使用的神经毒性短肽模型”。</w:t>
+        <w:t>：LL-37 结构–活性与淀粉样相关疾病的 2024 综述入口；与 Chen 2022 搭配。</w:t>
       </w:r>
     </w:p>
     <w:p>
@@ -3214,7 +4733,122 @@
           <w:i w:val="0"/>
           <w:sz w:val="34"/>
         </w:rPr>
-        <w:t>D 组：毒性肽 + 金属离子机制（Cu/Fe → ROS → 神经毒性）——可直接用于“金属相关毒性肽”</w:t>
+        <w:t>4 非 Aβ：α-突触核蛋白相关（PD 轴，方法可借鉴）</w:t>
+      </w:r>
+    </w:p>
+    <w:p>
+      <w:pPr>
+        <w:pBdr>
+          <w:left w:val="single" w:sz="18" w:space="4" w:color="2E74B5"/>
+        </w:pBdr>
+        <w:shd w:val="clear" w:color="auto" w:fill="F2F7FB"/>
+        <w:spacing w:after="120"/>
+        <w:ind w:left="227"/>
+      </w:pPr>
+      <w:r>
+        <w:rPr>
+          <w:rFonts w:ascii="Calibri" w:hAnsi="Calibri" w:eastAsia="宋体"/>
+          <w:b w:val="0"/>
+          <w:i w:val="0"/>
+          <w:sz w:val="21"/>
+        </w:rPr>
+        <w:t>若你的病种主叙事是 AD，α-syn 作“另一类毒性蛋白/肽”旁证；若交叉神经退行则可主引。</w:t>
+      </w:r>
+    </w:p>
+    <w:p>
+      <w:pPr>
+        <w:pStyle w:val="ListBullet"/>
+      </w:pPr>
+      <w:r>
+        <w:rPr>
+          <w:rFonts w:ascii="Calibri" w:hAnsi="Calibri" w:eastAsia="宋体"/>
+          <w:b w:val="0"/>
+          <w:i w:val="0"/>
+          <w:sz w:val="21"/>
+        </w:rPr>
+        <w:t>寡聚体神经毒性、膜结合、金属（Cu）调节是常见主题。</w:t>
+      </w:r>
+    </w:p>
+    <w:p>
+      <w:pPr>
+        <w:pStyle w:val="ListBullet"/>
+      </w:pPr>
+      <w:r>
+        <w:rPr>
+          <w:rFonts w:ascii="Calibri" w:hAnsi="Calibri" w:eastAsia="宋体"/>
+          <w:b/>
+          <w:i w:val="0"/>
+          <w:sz w:val="21"/>
+        </w:rPr>
+        <w:t>方法可迁移</w:t>
+      </w:r>
+      <w:r>
+        <w:rPr>
+          <w:rFonts w:ascii="Calibri" w:hAnsi="Calibri" w:eastAsia="宋体"/>
+          <w:b w:val="0"/>
+          <w:i w:val="0"/>
+          <w:sz w:val="21"/>
+        </w:rPr>
+        <w:t>：寡聚体制备、膜损伤、细胞 ROS、原代神经元毒性。</w:t>
+      </w:r>
+    </w:p>
+    <w:p>
+      <w:pPr>
+        <w:pStyle w:val="ListBullet"/>
+      </w:pPr>
+      <w:r>
+        <w:rPr>
+          <w:rFonts w:ascii="Calibri" w:hAnsi="Calibri" w:eastAsia="宋体"/>
+          <w:b/>
+          <w:i w:val="0"/>
+          <w:sz w:val="21"/>
+        </w:rPr>
+        <w:t>不能</w:t>
+      </w:r>
+      <w:r>
+        <w:rPr>
+          <w:rFonts w:ascii="Calibri" w:hAnsi="Calibri" w:eastAsia="宋体"/>
+          <w:b w:val="0"/>
+          <w:i w:val="0"/>
+          <w:sz w:val="21"/>
+        </w:rPr>
+        <w:t>把 PD 文献直接写成“你的肽导致 AD”，除非你有 AD 模型数据。</w:t>
+      </w:r>
+    </w:p>
+    <w:p>
+      <w:r>
+        <w:rPr>
+          <w:rFonts w:ascii="Calibri" w:hAnsi="Calibri" w:eastAsia="宋体"/>
+          <w:b w:val="0"/>
+          <w:i w:val="0"/>
+          <w:sz w:val="21"/>
+        </w:rPr>
+        <w:t>（需要 α-syn 专章时可再扩；本版以 PrP / amylin / LL-37 三条非 Aβ 主链为主。）</w:t>
+      </w:r>
+    </w:p>
+    <w:p>
+      <w:r>
+        <w:rPr>
+          <w:rFonts w:ascii="Calibri" w:hAnsi="Calibri" w:eastAsia="宋体"/>
+          <w:b w:val="0"/>
+          <w:i w:val="0"/>
+          <w:sz w:val="21"/>
+        </w:rPr>
+        <w:t>---</w:t>
+      </w:r>
+    </w:p>
+    <w:p>
+      <w:pPr>
+        <w:pStyle w:val="Heading1"/>
+      </w:pPr>
+      <w:r>
+        <w:rPr>
+          <w:rFonts w:ascii="Calibri" w:hAnsi="Calibri" w:eastAsia="宋体"/>
+          <w:b w:val="0"/>
+          <w:i w:val="0"/>
+          <w:sz w:val="34"/>
+        </w:rPr>
+        <w:t>5 方法迁移表：你的非 Aβ 肽实验怎么设计</w:t>
       </w:r>
     </w:p>
     <w:p>
@@ -3228,34 +4862,7 @@
           <w:i w:val="0"/>
           <w:sz w:val="28"/>
         </w:rPr>
-        <w:t xml:space="preserve">D1. Huang et al., 1999 </w:t>
-      </w:r>
-      <w:r>
-        <w:rPr>
-          <w:rFonts w:ascii="Calibri" w:hAnsi="Calibri" w:eastAsia="宋体"/>
-          <w:b w:val="0"/>
-          <w:i/>
-          <w:sz w:val="28"/>
-        </w:rPr>
-        <w:t>Biochemistry</w:t>
-      </w:r>
-      <w:r>
-        <w:rPr>
-          <w:rFonts w:ascii="Calibri" w:hAnsi="Calibri" w:eastAsia="宋体"/>
-          <w:b w:val="0"/>
-          <w:i w:val="0"/>
-          <w:sz w:val="28"/>
-        </w:rPr>
-        <w:t xml:space="preserve"> — Aβ 肽经金属还原</w:t>
-      </w:r>
-      <w:r>
-        <w:rPr>
-          <w:rFonts w:ascii="Calibri" w:hAnsi="Calibri" w:eastAsia="宋体"/>
-          <w:b/>
-          <w:i w:val="0"/>
-          <w:sz w:val="28"/>
-        </w:rPr>
-        <w:t>直接产 H₂O₂</w:t>
+        <w:t>5.1 建议阳性对照（不要只做 Aβ）</w:t>
       </w:r>
     </w:p>
     <w:tbl>
@@ -3266,13 +4873,14 @@
         <w:tblLook w:firstColumn="1" w:firstRow="1" w:lastColumn="0" w:lastRow="0" w:noHBand="0" w:noVBand="1" w:val="04A0"/>
       </w:tblPr>
       <w:tblGrid>
-        <w:gridCol w:w="4873"/>
-        <w:gridCol w:w="4873"/>
+        <w:gridCol w:w="3249"/>
+        <w:gridCol w:w="3249"/>
+        <w:gridCol w:w="3249"/>
       </w:tblGrid>
       <w:tr>
         <w:tc>
           <w:tcPr>
-            <w:tcW w:type="dxa" w:w="4873"/>
+            <w:tcW w:type="dxa" w:w="3249"/>
             <w:shd w:val="clear" w:color="auto" w:fill="DEEAF6"/>
           </w:tcPr>
           <w:p>
@@ -3286,30 +4894,19 @@
                 <w:i w:val="0"/>
                 <w:sz w:val="18"/>
               </w:rPr>
-              <w:t>DOI / PMID</w:t>
+              <w:t>对照</w:t>
             </w:r>
           </w:p>
         </w:tc>
         <w:tc>
           <w:tcPr>
-            <w:tcW w:type="dxa" w:w="4873"/>
+            <w:tcW w:type="dxa" w:w="3249"/>
             <w:shd w:val="clear" w:color="auto" w:fill="DEEAF6"/>
           </w:tcPr>
           <w:p>
             <w:pPr>
               <w:jc w:val="center"/>
             </w:pPr>
-            <w:hyperlink r:id="rId23">
-              <w:r>
-                <w:rPr>
-                  <w:rFonts w:ascii="Calibri" w:hAnsi="Calibri" w:eastAsia="宋体"/>
-                  <w:sz w:val="18"/>
-                  <w:color w:val="0563C1"/>
-                  <w:u w:val="single"/>
-                </w:rPr>
-                <w:t xml:space="preserve">10.1021/bi990438f</w:t>
-              </w:r>
-            </w:hyperlink>
             <w:r>
               <w:rPr>
                 <w:rFonts w:ascii="Calibri" w:hAnsi="Calibri" w:eastAsia="宋体"/>
@@ -3317,26 +4914,35 @@
                 <w:i w:val="0"/>
                 <w:sz w:val="18"/>
               </w:rPr>
-              <w:t xml:space="preserve"> / </w:t>
+              <w:t>用途</w:t>
             </w:r>
-            <w:hyperlink r:id="rId24">
-              <w:r>
-                <w:rPr>
-                  <w:rFonts w:ascii="Calibri" w:hAnsi="Calibri" w:eastAsia="宋体"/>
-                  <w:sz w:val="18"/>
-                  <w:color w:val="0563C1"/>
-                  <w:u w:val="single"/>
-                </w:rPr>
-                <w:t xml:space="preserve">10386999</w:t>
-              </w:r>
-            </w:hyperlink>
+          </w:p>
+        </w:tc>
+        <w:tc>
+          <w:tcPr>
+            <w:tcW w:type="dxa" w:w="3249"/>
+            <w:shd w:val="clear" w:color="auto" w:fill="DEEAF6"/>
+          </w:tcPr>
+          <w:p>
+            <w:pPr>
+              <w:jc w:val="center"/>
+            </w:pPr>
+            <w:r>
+              <w:rPr>
+                <w:rFonts w:ascii="Calibri" w:hAnsi="Calibri" w:eastAsia="宋体"/>
+                <w:b w:val="0"/>
+                <w:i w:val="0"/>
+                <w:sz w:val="18"/>
+              </w:rPr>
+              <w:t>文献依据</w:t>
+            </w:r>
           </w:p>
         </w:tc>
       </w:tr>
       <w:tr>
         <w:tc>
           <w:tcPr>
-            <w:tcW w:type="dxa" w:w="4873"/>
+            <w:tcW w:type="dxa" w:w="3249"/>
           </w:tcPr>
           <w:p>
             <w:r>
@@ -3346,13 +4952,13 @@
                 <w:i w:val="0"/>
                 <w:sz w:val="18"/>
               </w:rPr>
-              <w:t>能证</w:t>
+              <w:t>PrP106–126</w:t>
             </w:r>
           </w:p>
         </w:tc>
         <w:tc>
           <w:tcPr>
-            <w:tcW w:type="dxa" w:w="4873"/>
+            <w:tcW w:type="dxa" w:w="3249"/>
           </w:tcPr>
           <w:p>
             <w:r>
@@ -3362,17 +4968,15 @@
                 <w:i w:val="0"/>
                 <w:sz w:val="18"/>
               </w:rPr>
-              <w:t xml:space="preserve">人源 Aβ </w:t>
+              <w:t>经典非 Aβ 短毒性肽；凋亡/线粒体</w:t>
             </w:r>
-            <w:r>
-              <w:rPr>
-                <w:rFonts w:ascii="Calibri" w:hAnsi="Calibri" w:eastAsia="宋体"/>
-                <w:b/>
-                <w:i w:val="0"/>
-                <w:sz w:val="18"/>
-              </w:rPr>
-              <w:t>肽本身</w:t>
-            </w:r>
+          </w:p>
+        </w:tc>
+        <w:tc>
+          <w:tcPr>
+            <w:tcW w:type="dxa" w:w="3249"/>
+          </w:tcPr>
+          <w:p>
             <w:r>
               <w:rPr>
                 <w:rFonts w:ascii="Calibri" w:hAnsi="Calibri" w:eastAsia="宋体"/>
@@ -3380,25 +4984,7 @@
                 <w:i w:val="0"/>
                 <w:sz w:val="18"/>
               </w:rPr>
-              <w:t xml:space="preserve"> + Cu(II)/Fe(III) → 金属还原 → </w:t>
-            </w:r>
-            <w:r>
-              <w:rPr>
-                <w:rFonts w:ascii="Calibri" w:hAnsi="Calibri" w:eastAsia="宋体"/>
-                <w:b/>
-                <w:i w:val="0"/>
-                <w:sz w:val="18"/>
-              </w:rPr>
-              <w:t>H₂O₂</w:t>
-            </w:r>
-            <w:r>
-              <w:rPr>
-                <w:rFonts w:ascii="Calibri" w:hAnsi="Calibri" w:eastAsia="宋体"/>
-                <w:b w:val="0"/>
-                <w:i w:val="0"/>
-                <w:sz w:val="18"/>
-              </w:rPr>
-              <w:t>；TBARS 与 •OH 相容；Aβ42 ≫ Aβ40 &gt; 鼠 Aβ</w:t>
+              <w:t>Forloni 1993；Zheng 2023</w:t>
             </w:r>
           </w:p>
         </w:tc>
@@ -3406,7 +4992,7 @@
       <w:tr>
         <w:tc>
           <w:tcPr>
-            <w:tcW w:type="dxa" w:w="4873"/>
+            <w:tcW w:type="dxa" w:w="3249"/>
           </w:tcPr>
           <w:p>
             <w:r>
@@ -3416,13 +5002,13 @@
                 <w:i w:val="0"/>
                 <w:sz w:val="18"/>
               </w:rPr>
-              <w:t>引用句</w:t>
+              <w:t>LL-37</w:t>
             </w:r>
           </w:p>
         </w:tc>
         <w:tc>
           <w:tcPr>
-            <w:tcW w:type="dxa" w:w="4873"/>
+            <w:tcW w:type="dxa" w:w="3249"/>
           </w:tcPr>
           <w:p>
             <w:r>
@@ -3432,7 +5018,23 @@
                 <w:i w:val="0"/>
                 <w:sz w:val="18"/>
               </w:rPr>
-              <w:t xml:space="preserve">“Aβ 肽可通过还原 Cu/Fe 直接产生 H₂O₂，构成金属依赖的促氧化毒性基础（Huang et al., </w:t>
+              <w:t>人源非 Aβ 肽；AD 相关表型最强</w:t>
+            </w:r>
+          </w:p>
+        </w:tc>
+        <w:tc>
+          <w:tcPr>
+            <w:tcW w:type="dxa" w:w="3249"/>
+          </w:tcPr>
+          <w:p>
+            <w:r>
+              <w:rPr>
+                <w:rFonts w:ascii="Calibri" w:hAnsi="Calibri" w:eastAsia="宋体"/>
+                <w:b w:val="0"/>
+                <w:i w:val="0"/>
+                <w:sz w:val="18"/>
+              </w:rPr>
+              <w:t xml:space="preserve">Chen 2022 </w:t>
             </w:r>
             <w:r>
               <w:rPr>
@@ -3441,8 +5043,33 @@
                 <w:i/>
                 <w:sz w:val="18"/>
               </w:rPr>
-              <w:t>Biochemistry</w:t>
+              <w:t>Mol Psychiatry</w:t>
             </w:r>
+          </w:p>
+        </w:tc>
+      </w:tr>
+      <w:tr>
+        <w:tc>
+          <w:tcPr>
+            <w:tcW w:type="dxa" w:w="3249"/>
+          </w:tcPr>
+          <w:p>
+            <w:r>
+              <w:rPr>
+                <w:rFonts w:ascii="Calibri" w:hAnsi="Calibri" w:eastAsia="宋体"/>
+                <w:b/>
+                <w:i w:val="0"/>
+                <w:sz w:val="18"/>
+              </w:rPr>
+              <w:t>人 amylin（聚集条件）</w:t>
+            </w:r>
+          </w:p>
+        </w:tc>
+        <w:tc>
+          <w:tcPr>
+            <w:tcW w:type="dxa" w:w="3249"/>
+          </w:tcPr>
+          <w:p>
             <w:r>
               <w:rPr>
                 <w:rFonts w:ascii="Calibri" w:hAnsi="Calibri" w:eastAsia="宋体"/>
@@ -3450,7 +5077,132 @@
                 <w:i w:val="0"/>
                 <w:sz w:val="18"/>
               </w:rPr>
-              <w:t>, 1999）。”</w:t>
+              <w:t>淀粉样肽膜毒/共病理</w:t>
+            </w:r>
+          </w:p>
+        </w:tc>
+        <w:tc>
+          <w:tcPr>
+            <w:tcW w:type="dxa" w:w="3249"/>
+          </w:tcPr>
+          <w:p>
+            <w:r>
+              <w:rPr>
+                <w:rFonts w:ascii="Calibri" w:hAnsi="Calibri" w:eastAsia="宋体"/>
+                <w:b w:val="0"/>
+                <w:i w:val="0"/>
+                <w:sz w:val="18"/>
+              </w:rPr>
+              <w:t>Despa 线；Tempra 2022</w:t>
+            </w:r>
+          </w:p>
+        </w:tc>
+      </w:tr>
+      <w:tr>
+        <w:tc>
+          <w:tcPr>
+            <w:tcW w:type="dxa" w:w="3249"/>
+          </w:tcPr>
+          <w:p>
+            <w:r>
+              <w:rPr>
+                <w:rFonts w:ascii="Calibri" w:hAnsi="Calibri" w:eastAsia="宋体"/>
+                <w:b w:val="0"/>
+                <w:i w:val="0"/>
+                <w:sz w:val="18"/>
+              </w:rPr>
+              <w:t>Aβ42 寡聚体</w:t>
+            </w:r>
+          </w:p>
+        </w:tc>
+        <w:tc>
+          <w:tcPr>
+            <w:tcW w:type="dxa" w:w="3249"/>
+          </w:tcPr>
+          <w:p>
+            <w:r>
+              <w:rPr>
+                <w:rFonts w:ascii="Calibri" w:hAnsi="Calibri" w:eastAsia="宋体"/>
+                <w:b/>
+                <w:i w:val="0"/>
+                <w:sz w:val="18"/>
+              </w:rPr>
+              <w:t>仅作方法学跨体系对照（可选）</w:t>
+            </w:r>
+          </w:p>
+        </w:tc>
+        <w:tc>
+          <w:tcPr>
+            <w:tcW w:type="dxa" w:w="3249"/>
+          </w:tcPr>
+          <w:p>
+            <w:r>
+              <w:rPr>
+                <w:rFonts w:ascii="Calibri" w:hAnsi="Calibri" w:eastAsia="宋体"/>
+                <w:b w:val="0"/>
+                <w:i w:val="0"/>
+                <w:sz w:val="18"/>
+              </w:rPr>
+              <w:t xml:space="preserve">你已明确主肽不是 Aβ → </w:t>
+            </w:r>
+            <w:r>
+              <w:rPr>
+                <w:rFonts w:ascii="Calibri" w:hAnsi="Calibri" w:eastAsia="宋体"/>
+                <w:b/>
+                <w:i w:val="0"/>
+                <w:sz w:val="18"/>
+              </w:rPr>
+              <w:t>不要当唯一对照</w:t>
+            </w:r>
+          </w:p>
+        </w:tc>
+      </w:tr>
+      <w:tr>
+        <w:tc>
+          <w:tcPr>
+            <w:tcW w:type="dxa" w:w="3249"/>
+          </w:tcPr>
+          <w:p>
+            <w:r>
+              <w:rPr>
+                <w:rFonts w:ascii="Calibri" w:hAnsi="Calibri" w:eastAsia="宋体"/>
+                <w:b w:val="0"/>
+                <w:i w:val="0"/>
+                <w:sz w:val="18"/>
+              </w:rPr>
+              <w:t>打乱序列肽 / 非毒性同源肽</w:t>
+            </w:r>
+          </w:p>
+        </w:tc>
+        <w:tc>
+          <w:tcPr>
+            <w:tcW w:type="dxa" w:w="3249"/>
+          </w:tcPr>
+          <w:p>
+            <w:r>
+              <w:rPr>
+                <w:rFonts w:ascii="Calibri" w:hAnsi="Calibri" w:eastAsia="宋体"/>
+                <w:b w:val="0"/>
+                <w:i w:val="0"/>
+                <w:sz w:val="18"/>
+              </w:rPr>
+              <w:t>阴性对照</w:t>
+            </w:r>
+          </w:p>
+        </w:tc>
+        <w:tc>
+          <w:tcPr>
+            <w:tcW w:type="dxa" w:w="3249"/>
+          </w:tcPr>
+          <w:p>
+            <w:r>
+              <w:rPr>
+                <w:rFonts w:ascii="Calibri" w:hAnsi="Calibri" w:eastAsia="宋体"/>
+                <w:b w:val="0"/>
+                <w:i w:val="0"/>
+                <w:sz w:val="18"/>
+              </w:rPr>
+              <w:t>通用</w:t>
             </w:r>
           </w:p>
         </w:tc>
@@ -3477,43 +5229,7 @@
           <w:i w:val="0"/>
           <w:sz w:val="28"/>
         </w:rPr>
-        <w:t xml:space="preserve">D2. Huang et al., 1999 </w:t>
-      </w:r>
-      <w:r>
-        <w:rPr>
-          <w:rFonts w:ascii="Calibri" w:hAnsi="Calibri" w:eastAsia="宋体"/>
-          <w:b w:val="0"/>
-          <w:i/>
-          <w:sz w:val="28"/>
-        </w:rPr>
-        <w:t>JBC</w:t>
-      </w:r>
-      <w:r>
-        <w:rPr>
-          <w:rFonts w:ascii="Calibri" w:hAnsi="Calibri" w:eastAsia="宋体"/>
-          <w:b w:val="0"/>
-          <w:i w:val="0"/>
-          <w:sz w:val="28"/>
-        </w:rPr>
-        <w:t xml:space="preserve"> — Cu 增强 Aβ </w:t>
-      </w:r>
-      <w:r>
-        <w:rPr>
-          <w:rFonts w:ascii="Calibri" w:hAnsi="Calibri" w:eastAsia="宋体"/>
-          <w:b/>
-          <w:i w:val="0"/>
-          <w:sz w:val="28"/>
-        </w:rPr>
-        <w:t>神经毒性</w:t>
-      </w:r>
-      <w:r>
-        <w:rPr>
-          <w:rFonts w:ascii="Calibri" w:hAnsi="Calibri" w:eastAsia="宋体"/>
-          <w:b w:val="0"/>
-          <w:i w:val="0"/>
-          <w:sz w:val="28"/>
-        </w:rPr>
-        <w:t>，与 H₂O₂/还原定量相关</w:t>
+        <w:t>5.2 读出：哪些“像 Aβ 实验”但其实通用</w:t>
       </w:r>
     </w:p>
     <w:tbl>
@@ -3524,13 +5240,14 @@
         <w:tblLook w:firstColumn="1" w:firstRow="1" w:lastColumn="0" w:lastRow="0" w:noHBand="0" w:noVBand="1" w:val="04A0"/>
       </w:tblPr>
       <w:tblGrid>
-        <w:gridCol w:w="4873"/>
-        <w:gridCol w:w="4873"/>
+        <w:gridCol w:w="3249"/>
+        <w:gridCol w:w="3249"/>
+        <w:gridCol w:w="3249"/>
       </w:tblGrid>
       <w:tr>
         <w:tc>
           <w:tcPr>
-            <w:tcW w:type="dxa" w:w="4873"/>
+            <w:tcW w:type="dxa" w:w="3249"/>
             <w:shd w:val="clear" w:color="auto" w:fill="DEEAF6"/>
           </w:tcPr>
           <w:p>
@@ -3544,30 +5261,19 @@
                 <w:i w:val="0"/>
                 <w:sz w:val="18"/>
               </w:rPr>
-              <w:t>DOI / PMID</w:t>
+              <w:t>读出</w:t>
             </w:r>
           </w:p>
         </w:tc>
         <w:tc>
           <w:tcPr>
-            <w:tcW w:type="dxa" w:w="4873"/>
+            <w:tcW w:type="dxa" w:w="3249"/>
             <w:shd w:val="clear" w:color="auto" w:fill="DEEAF6"/>
           </w:tcPr>
           <w:p>
             <w:pPr>
               <w:jc w:val="center"/>
             </w:pPr>
-            <w:hyperlink r:id="rId25">
-              <w:r>
-                <w:rPr>
-                  <w:rFonts w:ascii="Calibri" w:hAnsi="Calibri" w:eastAsia="宋体"/>
-                  <w:sz w:val="18"/>
-                  <w:color w:val="0563C1"/>
-                  <w:u w:val="single"/>
-                </w:rPr>
-                <w:t xml:space="preserve">10.1074/jbc.274.52.37111</w:t>
-              </w:r>
-            </w:hyperlink>
             <w:r>
               <w:rPr>
                 <w:rFonts w:ascii="Calibri" w:hAnsi="Calibri" w:eastAsia="宋体"/>
@@ -3575,26 +5281,285 @@
                 <w:i w:val="0"/>
                 <w:sz w:val="18"/>
               </w:rPr>
-              <w:t xml:space="preserve"> / </w:t>
+              <w:t>通用？</w:t>
             </w:r>
-            <w:hyperlink r:id="rId26">
-              <w:r>
-                <w:rPr>
-                  <w:rFonts w:ascii="Calibri" w:hAnsi="Calibri" w:eastAsia="宋体"/>
-                  <w:sz w:val="18"/>
-                  <w:color w:val="0563C1"/>
-                  <w:u w:val="single"/>
-                </w:rPr>
-                <w:t xml:space="preserve">10601271</w:t>
-              </w:r>
-            </w:hyperlink>
+          </w:p>
+        </w:tc>
+        <w:tc>
+          <w:tcPr>
+            <w:tcW w:type="dxa" w:w="3249"/>
+            <w:shd w:val="clear" w:color="auto" w:fill="DEEAF6"/>
+          </w:tcPr>
+          <w:p>
+            <w:pPr>
+              <w:jc w:val="center"/>
+            </w:pPr>
+            <w:r>
+              <w:rPr>
+                <w:rFonts w:ascii="Calibri" w:hAnsi="Calibri" w:eastAsia="宋体"/>
+                <w:b w:val="0"/>
+                <w:i w:val="0"/>
+                <w:sz w:val="18"/>
+              </w:rPr>
+              <w:t>非 Aβ 文献谁在用</w:t>
+            </w:r>
           </w:p>
         </w:tc>
       </w:tr>
       <w:tr>
         <w:tc>
           <w:tcPr>
-            <w:tcW w:type="dxa" w:w="4873"/>
+            <w:tcW w:type="dxa" w:w="3249"/>
+          </w:tcPr>
+          <w:p>
+            <w:r>
+              <w:rPr>
+                <w:rFonts w:ascii="Calibri" w:hAnsi="Calibri" w:eastAsia="宋体"/>
+                <w:b w:val="0"/>
+                <w:i w:val="0"/>
+                <w:sz w:val="18"/>
+              </w:rPr>
+              <w:t>原代神经元/HT22/SH-SY5Y 活力、LDH、TUNEL</w:t>
+            </w:r>
+          </w:p>
+        </w:tc>
+        <w:tc>
+          <w:tcPr>
+            <w:tcW w:type="dxa" w:w="3249"/>
+          </w:tcPr>
+          <w:p>
+            <w:r>
+              <w:rPr>
+                <w:rFonts w:ascii="Calibri" w:hAnsi="Calibri" w:eastAsia="宋体"/>
+                <w:b w:val="0"/>
+                <w:i w:val="0"/>
+                <w:sz w:val="18"/>
+              </w:rPr>
+              <w:t>✅</w:t>
+            </w:r>
+          </w:p>
+        </w:tc>
+        <w:tc>
+          <w:tcPr>
+            <w:tcW w:type="dxa" w:w="3249"/>
+          </w:tcPr>
+          <w:p>
+            <w:r>
+              <w:rPr>
+                <w:rFonts w:ascii="Calibri" w:hAnsi="Calibri" w:eastAsia="宋体"/>
+                <w:b w:val="0"/>
+                <w:i w:val="0"/>
+                <w:sz w:val="18"/>
+              </w:rPr>
+              <w:t>PrP106–126；LL-37</w:t>
+            </w:r>
+          </w:p>
+        </w:tc>
+      </w:tr>
+      <w:tr>
+        <w:tc>
+          <w:tcPr>
+            <w:tcW w:type="dxa" w:w="3249"/>
+          </w:tcPr>
+          <w:p>
+            <w:r>
+              <w:rPr>
+                <w:rFonts w:ascii="Calibri" w:hAnsi="Calibri" w:eastAsia="宋体"/>
+                <w:b w:val="0"/>
+                <w:i w:val="0"/>
+                <w:sz w:val="18"/>
+              </w:rPr>
+              <w:t>线粒体形态、线粒体自噬、ROS</w:t>
+            </w:r>
+          </w:p>
+        </w:tc>
+        <w:tc>
+          <w:tcPr>
+            <w:tcW w:type="dxa" w:w="3249"/>
+          </w:tcPr>
+          <w:p>
+            <w:r>
+              <w:rPr>
+                <w:rFonts w:ascii="Calibri" w:hAnsi="Calibri" w:eastAsia="宋体"/>
+                <w:b w:val="0"/>
+                <w:i w:val="0"/>
+                <w:sz w:val="18"/>
+              </w:rPr>
+              <w:t>✅</w:t>
+            </w:r>
+          </w:p>
+        </w:tc>
+        <w:tc>
+          <w:tcPr>
+            <w:tcW w:type="dxa" w:w="3249"/>
+          </w:tcPr>
+          <w:p>
+            <w:r>
+              <w:rPr>
+                <w:rFonts w:ascii="Calibri" w:hAnsi="Calibri" w:eastAsia="宋体"/>
+                <w:b w:val="0"/>
+                <w:i w:val="0"/>
+                <w:sz w:val="18"/>
+              </w:rPr>
+              <w:t>Zheng 2023（PrP）</w:t>
+            </w:r>
+          </w:p>
+        </w:tc>
+      </w:tr>
+      <w:tr>
+        <w:tc>
+          <w:tcPr>
+            <w:tcW w:type="dxa" w:w="3249"/>
+          </w:tcPr>
+          <w:p>
+            <w:r>
+              <w:rPr>
+                <w:rFonts w:ascii="Calibri" w:hAnsi="Calibri" w:eastAsia="宋体"/>
+                <w:b w:val="0"/>
+                <w:i w:val="0"/>
+                <w:sz w:val="18"/>
+              </w:rPr>
+              <w:t>小胶质激活、细胞因子、CLIC1 等</w:t>
+            </w:r>
+          </w:p>
+        </w:tc>
+        <w:tc>
+          <w:tcPr>
+            <w:tcW w:type="dxa" w:w="3249"/>
+          </w:tcPr>
+          <w:p>
+            <w:r>
+              <w:rPr>
+                <w:rFonts w:ascii="Calibri" w:hAnsi="Calibri" w:eastAsia="宋体"/>
+                <w:b w:val="0"/>
+                <w:i w:val="0"/>
+                <w:sz w:val="18"/>
+              </w:rPr>
+              <w:t>✅（若免疫肽假说）</w:t>
+            </w:r>
+          </w:p>
+        </w:tc>
+        <w:tc>
+          <w:tcPr>
+            <w:tcW w:type="dxa" w:w="3249"/>
+          </w:tcPr>
+          <w:p>
+            <w:r>
+              <w:rPr>
+                <w:rFonts w:ascii="Calibri" w:hAnsi="Calibri" w:eastAsia="宋体"/>
+                <w:b w:val="0"/>
+                <w:i w:val="0"/>
+                <w:sz w:val="18"/>
+              </w:rPr>
+              <w:t>Chen 2022（LL-37）</w:t>
+            </w:r>
+          </w:p>
+        </w:tc>
+      </w:tr>
+      <w:tr>
+        <w:tc>
+          <w:tcPr>
+            <w:tcW w:type="dxa" w:w="3249"/>
+          </w:tcPr>
+          <w:p>
+            <w:r>
+              <w:rPr>
+                <w:rFonts w:ascii="Calibri" w:hAnsi="Calibri" w:eastAsia="宋体"/>
+                <w:b w:val="0"/>
+                <w:i w:val="0"/>
+                <w:sz w:val="18"/>
+              </w:rPr>
+              <w:t>膜完整性、离子渗漏、电生理</w:t>
+            </w:r>
+          </w:p>
+        </w:tc>
+        <w:tc>
+          <w:tcPr>
+            <w:tcW w:type="dxa" w:w="3249"/>
+          </w:tcPr>
+          <w:p>
+            <w:r>
+              <w:rPr>
+                <w:rFonts w:ascii="Calibri" w:hAnsi="Calibri" w:eastAsia="宋体"/>
+                <w:b w:val="0"/>
+                <w:i w:val="0"/>
+                <w:sz w:val="18"/>
+              </w:rPr>
+              <w:t>✅</w:t>
+            </w:r>
+          </w:p>
+        </w:tc>
+        <w:tc>
+          <w:tcPr>
+            <w:tcW w:type="dxa" w:w="3249"/>
+          </w:tcPr>
+          <w:p>
+            <w:r>
+              <w:rPr>
+                <w:rFonts w:ascii="Calibri" w:hAnsi="Calibri" w:eastAsia="宋体"/>
+                <w:b w:val="0"/>
+                <w:i w:val="0"/>
+                <w:sz w:val="18"/>
+              </w:rPr>
+              <w:t>Tempra 2022（IAPP/α-syn 等）</w:t>
+            </w:r>
+          </w:p>
+        </w:tc>
+      </w:tr>
+      <w:tr>
+        <w:tc>
+          <w:tcPr>
+            <w:tcW w:type="dxa" w:w="3249"/>
+          </w:tcPr>
+          <w:p>
+            <w:r>
+              <w:rPr>
+                <w:rFonts w:ascii="Calibri" w:hAnsi="Calibri" w:eastAsia="宋体"/>
+                <w:b w:val="0"/>
+                <w:i w:val="0"/>
+                <w:sz w:val="18"/>
+              </w:rPr>
+              <w:t>ThT/电镜/寡聚体分析</w:t>
+            </w:r>
+          </w:p>
+        </w:tc>
+        <w:tc>
+          <w:tcPr>
+            <w:tcW w:type="dxa" w:w="3249"/>
+          </w:tcPr>
+          <w:p>
+            <w:r>
+              <w:rPr>
+                <w:rFonts w:ascii="Calibri" w:hAnsi="Calibri" w:eastAsia="宋体"/>
+                <w:b w:val="0"/>
+                <w:i w:val="0"/>
+                <w:sz w:val="18"/>
+              </w:rPr>
+              <w:t>✅（若你的肽会聚集）</w:t>
+            </w:r>
+          </w:p>
+        </w:tc>
+        <w:tc>
+          <w:tcPr>
+            <w:tcW w:type="dxa" w:w="3249"/>
+          </w:tcPr>
+          <w:p>
+            <w:r>
+              <w:rPr>
+                <w:rFonts w:ascii="Calibri" w:hAnsi="Calibri" w:eastAsia="宋体"/>
+                <w:b w:val="0"/>
+                <w:i w:val="0"/>
+                <w:sz w:val="18"/>
+              </w:rPr>
+              <w:t>PrP、amylin</w:t>
+            </w:r>
+          </w:p>
+        </w:tc>
+      </w:tr>
+      <w:tr>
+        <w:tc>
+          <w:tcPr>
+            <w:tcW w:type="dxa" w:w="3249"/>
           </w:tcPr>
           <w:p>
             <w:r>
@@ -3604,13 +5569,13 @@
                 <w:i w:val="0"/>
                 <w:sz w:val="18"/>
               </w:rPr>
-              <w:t>能证</w:t>
+              <w:t>Cu/Fe–H₂O₂ 矩阵</w:t>
             </w:r>
           </w:p>
         </w:tc>
         <w:tc>
           <w:tcPr>
-            <w:tcW w:type="dxa" w:w="4873"/>
+            <w:tcW w:type="dxa" w:w="3249"/>
           </w:tcPr>
           <w:p>
             <w:r>
@@ -3620,49 +5585,13 @@
                 <w:i w:val="0"/>
                 <w:sz w:val="18"/>
               </w:rPr>
-              <w:t xml:space="preserve">Cu(II) </w:t>
-            </w:r>
-            <w:r>
-              <w:rPr>
-                <w:rFonts w:ascii="Calibri" w:hAnsi="Calibri" w:eastAsia="宋体"/>
-                <w:b/>
-                <w:i w:val="0"/>
-                <w:sz w:val="18"/>
-              </w:rPr>
-              <w:t>显著增强</w:t>
-            </w:r>
-            <w:r>
-              <w:rPr>
-                <w:rFonts w:ascii="Calibri" w:hAnsi="Calibri" w:eastAsia="宋体"/>
-                <w:b w:val="0"/>
-                <w:i w:val="0"/>
-                <w:sz w:val="18"/>
-              </w:rPr>
-              <w:t xml:space="preserve"> Aβ 细胞神经毒性；毒性排序与无细胞 H₂O₂、Cu 还原能力一致</w:t>
-            </w:r>
-          </w:p>
-        </w:tc>
-      </w:tr>
-      <w:tr>
-        <w:tc>
-          <w:tcPr>
-            <w:tcW w:type="dxa" w:w="4873"/>
-          </w:tcPr>
-          <w:p>
-            <w:r>
-              <w:rPr>
-                <w:rFonts w:ascii="Calibri" w:hAnsi="Calibri" w:eastAsia="宋体"/>
-                <w:b/>
-                <w:i w:val="0"/>
-                <w:sz w:val="18"/>
-              </w:rPr>
-              <w:t>引用句</w:t>
+              <w:t>⚠️ 仅金属促氧化假说时</w:t>
             </w:r>
           </w:p>
         </w:tc>
         <w:tc>
           <w:tcPr>
-            <w:tcW w:type="dxa" w:w="4873"/>
+            <w:tcW w:type="dxa" w:w="3249"/>
           </w:tcPr>
           <w:p>
             <w:r>
@@ -3672,17 +5601,26 @@
                 <w:i w:val="0"/>
                 <w:sz w:val="18"/>
               </w:rPr>
-              <w:t xml:space="preserve">“Cu(II) 显著增强 Aβ 的神经毒性，且与无细胞体系中 H₂O₂ 生成及金属还原能力定量相关（Huang et al., </w:t>
+              <w:t>主要来自 Aβ–Cu 传统；</w:t>
             </w:r>
             <w:r>
               <w:rPr>
                 <w:rFonts w:ascii="Calibri" w:hAnsi="Calibri" w:eastAsia="宋体"/>
-                <w:b w:val="0"/>
-                <w:i/>
+                <w:b/>
+                <w:i w:val="0"/>
                 <w:sz w:val="18"/>
               </w:rPr>
-              <w:t>J Biol Chem</w:t>
+              <w:t>非 Aβ 肽需自己验证是否走这条</w:t>
             </w:r>
+          </w:p>
+        </w:tc>
+      </w:tr>
+      <w:tr>
+        <w:tc>
+          <w:tcPr>
+            <w:tcW w:type="dxa" w:w="3249"/>
+          </w:tcPr>
+          <w:p>
             <w:r>
               <w:rPr>
                 <w:rFonts w:ascii="Calibri" w:hAnsi="Calibri" w:eastAsia="宋体"/>
@@ -3690,7 +5628,89 @@
                 <w:i w:val="0"/>
                 <w:sz w:val="18"/>
               </w:rPr>
-              <w:t>, 1999）。”</w:t>
+              <w:t>在体：脑室/海马注射 → 认知、p-tau、炎症</w:t>
+            </w:r>
+          </w:p>
+        </w:tc>
+        <w:tc>
+          <w:tcPr>
+            <w:tcW w:type="dxa" w:w="3249"/>
+          </w:tcPr>
+          <w:p>
+            <w:r>
+              <w:rPr>
+                <w:rFonts w:ascii="Calibri" w:hAnsi="Calibri" w:eastAsia="宋体"/>
+                <w:b w:val="0"/>
+                <w:i w:val="0"/>
+                <w:sz w:val="18"/>
+              </w:rPr>
+              <w:t>✅ 可学</w:t>
+            </w:r>
+          </w:p>
+        </w:tc>
+        <w:tc>
+          <w:tcPr>
+            <w:tcW w:type="dxa" w:w="3249"/>
+          </w:tcPr>
+          <w:p>
+            <w:r>
+              <w:rPr>
+                <w:rFonts w:ascii="Calibri" w:hAnsi="Calibri" w:eastAsia="宋体"/>
+                <w:b w:val="0"/>
+                <w:i w:val="0"/>
+                <w:sz w:val="18"/>
+              </w:rPr>
+              <w:t>LL-37 鼠/猴；PrP 模型</w:t>
+            </w:r>
+          </w:p>
+        </w:tc>
+      </w:tr>
+      <w:tr>
+        <w:tc>
+          <w:tcPr>
+            <w:tcW w:type="dxa" w:w="3249"/>
+          </w:tcPr>
+          <w:p>
+            <w:r>
+              <w:rPr>
+                <w:rFonts w:ascii="Calibri" w:hAnsi="Calibri" w:eastAsia="宋体"/>
+                <w:b w:val="0"/>
+                <w:i w:val="0"/>
+                <w:sz w:val="18"/>
+              </w:rPr>
+              <w:t>写“符合淀粉样级联假说”</w:t>
+            </w:r>
+          </w:p>
+        </w:tc>
+        <w:tc>
+          <w:tcPr>
+            <w:tcW w:type="dxa" w:w="3249"/>
+          </w:tcPr>
+          <w:p>
+            <w:r>
+              <w:rPr>
+                <w:rFonts w:ascii="Calibri" w:hAnsi="Calibri" w:eastAsia="宋体"/>
+                <w:b w:val="0"/>
+                <w:i w:val="0"/>
+                <w:sz w:val="18"/>
+              </w:rPr>
+              <w:t>❌ 除非数据指向 Aβ 通路</w:t>
+            </w:r>
+          </w:p>
+        </w:tc>
+        <w:tc>
+          <w:tcPr>
+            <w:tcW w:type="dxa" w:w="3249"/>
+          </w:tcPr>
+          <w:p>
+            <w:r>
+              <w:rPr>
+                <w:rFonts w:ascii="Calibri" w:hAnsi="Calibri" w:eastAsia="宋体"/>
+                <w:b w:val="0"/>
+                <w:i w:val="0"/>
+                <w:sz w:val="18"/>
+              </w:rPr>
+              <w:t>改写“神经毒性肽/错误折叠肽/免疫肽致病”</w:t>
             </w:r>
           </w:p>
         </w:tc>
@@ -3717,658 +5737,29 @@
           <w:i w:val="0"/>
           <w:sz w:val="28"/>
         </w:rPr>
-        <w:t xml:space="preserve">D3. Opazo et al., 2002 </w:t>
+        <w:t>5.3 你的 12 条肽：正确表述模板</w:t>
       </w:r>
-      <w:r>
-        <w:rPr>
-          <w:rFonts w:ascii="Calibri" w:hAnsi="Calibri" w:eastAsia="宋体"/>
-          <w:b w:val="0"/>
-          <w:i/>
-          <w:sz w:val="28"/>
-        </w:rPr>
-        <w:t>JBC</w:t>
-      </w:r>
-      <w:r>
-        <w:rPr>
-          <w:rFonts w:ascii="Calibri" w:hAnsi="Calibri" w:eastAsia="宋体"/>
-          <w:b w:val="0"/>
-          <w:i w:val="0"/>
-          <w:sz w:val="28"/>
-        </w:rPr>
-        <w:t xml:space="preserve"> — Aβ–Cu </w:t>
-      </w:r>
+    </w:p>
+    <w:p>
       <w:r>
         <w:rPr>
           <w:rFonts w:ascii="Calibri" w:hAnsi="Calibri" w:eastAsia="宋体"/>
           <w:b/>
           <w:i w:val="0"/>
-          <w:sz w:val="28"/>
+          <w:sz w:val="21"/>
         </w:rPr>
-        <w:t>类金属酶</w:t>
-      </w:r>
-      <w:r>
-        <w:rPr>
-          <w:rFonts w:ascii="Calibri" w:hAnsi="Calibri" w:eastAsia="宋体"/>
-          <w:b w:val="0"/>
-          <w:i w:val="0"/>
-          <w:sz w:val="28"/>
-        </w:rPr>
-        <w:t>催化产神经毒性 H₂O₂</w:t>
-      </w:r>
-    </w:p>
-    <w:tbl>
-      <w:tblPr>
-        <w:tblStyle w:val="TableGrid"/>
-        <w:tblW w:type="auto" w:w="0"/>
-        <w:tblLayout w:type="autofit"/>
-        <w:tblLook w:firstColumn="1" w:firstRow="1" w:lastColumn="0" w:lastRow="0" w:noHBand="0" w:noVBand="1" w:val="04A0"/>
-      </w:tblPr>
-      <w:tblGrid>
-        <w:gridCol w:w="4873"/>
-        <w:gridCol w:w="4873"/>
-      </w:tblGrid>
-      <w:tr>
-        <w:tc>
-          <w:tcPr>
-            <w:tcW w:type="dxa" w:w="4873"/>
-            <w:shd w:val="clear" w:color="auto" w:fill="DEEAF6"/>
-          </w:tcPr>
-          <w:p>
-            <w:pPr>
-              <w:jc w:val="center"/>
-            </w:pPr>
-            <w:r>
-              <w:rPr>
-                <w:rFonts w:ascii="Calibri" w:hAnsi="Calibri" w:eastAsia="宋体"/>
-                <w:b w:val="0"/>
-                <w:i w:val="0"/>
-                <w:sz w:val="18"/>
-              </w:rPr>
-              <w:t>DOI / PMID</w:t>
-            </w:r>
-          </w:p>
-        </w:tc>
-        <w:tc>
-          <w:tcPr>
-            <w:tcW w:type="dxa" w:w="4873"/>
-            <w:shd w:val="clear" w:color="auto" w:fill="DEEAF6"/>
-          </w:tcPr>
-          <w:p>
-            <w:pPr>
-              <w:jc w:val="center"/>
-            </w:pPr>
-            <w:hyperlink r:id="rId27">
-              <w:r>
-                <w:rPr>
-                  <w:rFonts w:ascii="Calibri" w:hAnsi="Calibri" w:eastAsia="宋体"/>
-                  <w:sz w:val="18"/>
-                  <w:color w:val="0563C1"/>
-                  <w:u w:val="single"/>
-                </w:rPr>
-                <w:t xml:space="preserve">10.1074/jbc.M206428200</w:t>
-              </w:r>
-            </w:hyperlink>
-            <w:r>
-              <w:rPr>
-                <w:rFonts w:ascii="Calibri" w:hAnsi="Calibri" w:eastAsia="宋体"/>
-                <w:b w:val="0"/>
-                <w:i w:val="0"/>
-                <w:sz w:val="18"/>
-              </w:rPr>
-              <w:t xml:space="preserve"> / </w:t>
-            </w:r>
-            <w:hyperlink r:id="rId28">
-              <w:r>
-                <w:rPr>
-                  <w:rFonts w:ascii="Calibri" w:hAnsi="Calibri" w:eastAsia="宋体"/>
-                  <w:sz w:val="18"/>
-                  <w:color w:val="0563C1"/>
-                  <w:u w:val="single"/>
-                </w:rPr>
-                <w:t xml:space="preserve">12192006</w:t>
-              </w:r>
-            </w:hyperlink>
-          </w:p>
-        </w:tc>
-      </w:tr>
-      <w:tr>
-        <w:tc>
-          <w:tcPr>
-            <w:tcW w:type="dxa" w:w="4873"/>
-          </w:tcPr>
-          <w:p>
-            <w:r>
-              <w:rPr>
-                <w:rFonts w:ascii="Calibri" w:hAnsi="Calibri" w:eastAsia="宋体"/>
-                <w:b/>
-                <w:i w:val="0"/>
-                <w:sz w:val="18"/>
-              </w:rPr>
-              <w:t>能证</w:t>
-            </w:r>
-          </w:p>
-        </w:tc>
-        <w:tc>
-          <w:tcPr>
-            <w:tcW w:type="dxa" w:w="4873"/>
-          </w:tcPr>
-          <w:p>
-            <w:r>
-              <w:rPr>
-                <w:rFonts w:ascii="Calibri" w:hAnsi="Calibri" w:eastAsia="宋体"/>
-                <w:b w:val="0"/>
-                <w:i w:val="0"/>
-                <w:sz w:val="18"/>
-              </w:rPr>
-              <w:t>Aβ1–42·Cu 以多巴胺/胆固醇等为底物</w:t>
-            </w:r>
-            <w:r>
-              <w:rPr>
-                <w:rFonts w:ascii="Calibri" w:hAnsi="Calibri" w:eastAsia="宋体"/>
-                <w:b/>
-                <w:i w:val="0"/>
-                <w:sz w:val="18"/>
-              </w:rPr>
-              <w:t>催化</w:t>
-            </w:r>
-            <w:r>
-              <w:rPr>
-                <w:rFonts w:ascii="Calibri" w:hAnsi="Calibri" w:eastAsia="宋体"/>
-                <w:b w:val="0"/>
-                <w:i w:val="0"/>
-                <w:sz w:val="18"/>
-              </w:rPr>
-              <w:t>产 H₂O₂；无 Cu 则 Aβ 不毒；螯合剂/Zn 可抑制</w:t>
-            </w:r>
-          </w:p>
-        </w:tc>
-      </w:tr>
-      <w:tr>
-        <w:tc>
-          <w:tcPr>
-            <w:tcW w:type="dxa" w:w="4873"/>
-          </w:tcPr>
-          <w:p>
-            <w:r>
-              <w:rPr>
-                <w:rFonts w:ascii="Calibri" w:hAnsi="Calibri" w:eastAsia="宋体"/>
-                <w:b/>
-                <w:i w:val="0"/>
-                <w:sz w:val="18"/>
-              </w:rPr>
-              <w:t>引用句</w:t>
-            </w:r>
-          </w:p>
-        </w:tc>
-        <w:tc>
-          <w:tcPr>
-            <w:tcW w:type="dxa" w:w="4873"/>
-          </w:tcPr>
-          <w:p>
-            <w:r>
-              <w:rPr>
-                <w:rFonts w:ascii="Calibri" w:hAnsi="Calibri" w:eastAsia="宋体"/>
-                <w:b w:val="0"/>
-                <w:i w:val="0"/>
-                <w:sz w:val="18"/>
-              </w:rPr>
-              <w:t xml:space="preserve">“Aβ–Cu 复合物具有类金属酶活性，可持续催化产生神经毒性 H₂O₂，从而介导金属相关肽神经毒性（Opazo et al., </w:t>
-            </w:r>
-            <w:r>
-              <w:rPr>
-                <w:rFonts w:ascii="Calibri" w:hAnsi="Calibri" w:eastAsia="宋体"/>
-                <w:b w:val="0"/>
-                <w:i/>
-                <w:sz w:val="18"/>
-              </w:rPr>
-              <w:t>J Biol Chem</w:t>
-            </w:r>
-            <w:r>
-              <w:rPr>
-                <w:rFonts w:ascii="Calibri" w:hAnsi="Calibri" w:eastAsia="宋体"/>
-                <w:b w:val="0"/>
-                <w:i w:val="0"/>
-                <w:sz w:val="18"/>
-              </w:rPr>
-              <w:t>, 2002）。”</w:t>
-            </w:r>
-          </w:p>
-        </w:tc>
-      </w:tr>
-    </w:tbl>
-    <w:p>
-      <w:pPr>
-        <w:spacing w:after="40"/>
-      </w:pPr>
-      <w:r>
-        <w:rPr>
-          <w:sz w:val="4"/>
-        </w:rPr>
+        <w:t>可用</w:t>
       </w:r>
     </w:p>
     <w:p>
       <w:pPr>
-        <w:pStyle w:val="Heading2"/>
+        <w:pBdr>
+          <w:left w:val="single" w:sz="18" w:space="4" w:color="2E74B5"/>
+        </w:pBdr>
+        <w:shd w:val="clear" w:color="auto" w:fill="F2F7FB"/>
+        <w:spacing w:after="120"/>
+        <w:ind w:left="227"/>
       </w:pPr>
-      <w:r>
-        <w:rPr>
-          <w:rFonts w:ascii="Calibri" w:hAnsi="Calibri" w:eastAsia="宋体"/>
-          <w:b w:val="0"/>
-          <w:i w:val="0"/>
-          <w:sz w:val="28"/>
-        </w:rPr>
-        <w:t xml:space="preserve">D4. Singh et al., 2022 </w:t>
-      </w:r>
-      <w:r>
-        <w:rPr>
-          <w:rFonts w:ascii="Calibri" w:hAnsi="Calibri" w:eastAsia="宋体"/>
-          <w:b w:val="0"/>
-          <w:i/>
-          <w:sz w:val="28"/>
-        </w:rPr>
-        <w:t>Metallomics</w:t>
-      </w:r>
-      <w:r>
-        <w:rPr>
-          <w:rFonts w:ascii="Calibri" w:hAnsi="Calibri" w:eastAsia="宋体"/>
-          <w:b w:val="0"/>
-          <w:i w:val="0"/>
-          <w:sz w:val="28"/>
-        </w:rPr>
-        <w:t xml:space="preserve"> — Cu 介导 Aβ 毒性与螯合治疗（2022 整合，正文好引）</w:t>
-      </w:r>
-    </w:p>
-    <w:tbl>
-      <w:tblPr>
-        <w:tblStyle w:val="TableGrid"/>
-        <w:tblW w:type="auto" w:w="0"/>
-        <w:tblLayout w:type="autofit"/>
-        <w:tblLook w:firstColumn="1" w:firstRow="1" w:lastColumn="0" w:lastRow="0" w:noHBand="0" w:noVBand="1" w:val="04A0"/>
-      </w:tblPr>
-      <w:tblGrid>
-        <w:gridCol w:w="4873"/>
-        <w:gridCol w:w="4873"/>
-      </w:tblGrid>
-      <w:tr>
-        <w:tc>
-          <w:tcPr>
-            <w:tcW w:type="dxa" w:w="4873"/>
-            <w:shd w:val="clear" w:color="auto" w:fill="DEEAF6"/>
-          </w:tcPr>
-          <w:p>
-            <w:pPr>
-              <w:jc w:val="center"/>
-            </w:pPr>
-            <w:r>
-              <w:rPr>
-                <w:rFonts w:ascii="Calibri" w:hAnsi="Calibri" w:eastAsia="宋体"/>
-                <w:b w:val="0"/>
-                <w:i w:val="0"/>
-                <w:sz w:val="18"/>
-              </w:rPr>
-              <w:t>DOI / PMID</w:t>
-            </w:r>
-          </w:p>
-        </w:tc>
-        <w:tc>
-          <w:tcPr>
-            <w:tcW w:type="dxa" w:w="4873"/>
-            <w:shd w:val="clear" w:color="auto" w:fill="DEEAF6"/>
-          </w:tcPr>
-          <w:p>
-            <w:pPr>
-              <w:jc w:val="center"/>
-            </w:pPr>
-            <w:hyperlink r:id="rId29">
-              <w:r>
-                <w:rPr>
-                  <w:rFonts w:ascii="Calibri" w:hAnsi="Calibri" w:eastAsia="宋体"/>
-                  <w:sz w:val="18"/>
-                  <w:color w:val="0563C1"/>
-                  <w:u w:val="single"/>
-                </w:rPr>
-                <w:t xml:space="preserve">10.1093/mtomcs/mfac018</w:t>
-              </w:r>
-            </w:hyperlink>
-            <w:r>
-              <w:rPr>
-                <w:rFonts w:ascii="Calibri" w:hAnsi="Calibri" w:eastAsia="宋体"/>
-                <w:b w:val="0"/>
-                <w:i w:val="0"/>
-                <w:sz w:val="18"/>
-              </w:rPr>
-              <w:t xml:space="preserve"> / </w:t>
-            </w:r>
-            <w:hyperlink r:id="rId30">
-              <w:r>
-                <w:rPr>
-                  <w:rFonts w:ascii="Calibri" w:hAnsi="Calibri" w:eastAsia="宋体"/>
-                  <w:sz w:val="18"/>
-                  <w:color w:val="0563C1"/>
-                  <w:u w:val="single"/>
-                </w:rPr>
-                <w:t xml:space="preserve">35333348</w:t>
-              </w:r>
-            </w:hyperlink>
-          </w:p>
-        </w:tc>
-      </w:tr>
-      <w:tr>
-        <w:tc>
-          <w:tcPr>
-            <w:tcW w:type="dxa" w:w="4873"/>
-          </w:tcPr>
-          <w:p>
-            <w:r>
-              <w:rPr>
-                <w:rFonts w:ascii="Calibri" w:hAnsi="Calibri" w:eastAsia="宋体"/>
-                <w:b/>
-                <w:i w:val="0"/>
-                <w:sz w:val="18"/>
-              </w:rPr>
-              <w:t>能证</w:t>
-            </w:r>
-          </w:p>
-        </w:tc>
-        <w:tc>
-          <w:tcPr>
-            <w:tcW w:type="dxa" w:w="4873"/>
-          </w:tcPr>
-          <w:p>
-            <w:r>
-              <w:rPr>
-                <w:rFonts w:ascii="Calibri" w:hAnsi="Calibri" w:eastAsia="宋体"/>
-                <w:b w:val="0"/>
-                <w:i w:val="0"/>
-                <w:sz w:val="18"/>
-              </w:rPr>
-              <w:t xml:space="preserve">系统归纳 </w:t>
-            </w:r>
-            <w:r>
-              <w:rPr>
-                <w:rFonts w:ascii="Calibri" w:hAnsi="Calibri" w:eastAsia="宋体"/>
-                <w:b/>
-                <w:i w:val="0"/>
-                <w:sz w:val="18"/>
-              </w:rPr>
-              <w:t>Cu–Aβ 毒性肽路径</w:t>
-            </w:r>
-            <w:r>
-              <w:rPr>
-                <w:rFonts w:ascii="Calibri" w:hAnsi="Calibri" w:eastAsia="宋体"/>
-                <w:b w:val="0"/>
-                <w:i w:val="0"/>
-                <w:sz w:val="18"/>
-              </w:rPr>
-              <w:t>与螯合干预；把 D1–D3 更新为当代可引用综述</w:t>
-            </w:r>
-          </w:p>
-        </w:tc>
-      </w:tr>
-      <w:tr>
-        <w:tc>
-          <w:tcPr>
-            <w:tcW w:type="dxa" w:w="4873"/>
-          </w:tcPr>
-          <w:p>
-            <w:r>
-              <w:rPr>
-                <w:rFonts w:ascii="Calibri" w:hAnsi="Calibri" w:eastAsia="宋体"/>
-                <w:b/>
-                <w:i w:val="0"/>
-                <w:sz w:val="18"/>
-              </w:rPr>
-              <w:t>引用句</w:t>
-            </w:r>
-          </w:p>
-        </w:tc>
-        <w:tc>
-          <w:tcPr>
-            <w:tcW w:type="dxa" w:w="4873"/>
-          </w:tcPr>
-          <w:p>
-            <w:r>
-              <w:rPr>
-                <w:rFonts w:ascii="Calibri" w:hAnsi="Calibri" w:eastAsia="宋体"/>
-                <w:b w:val="0"/>
-                <w:i w:val="0"/>
-                <w:sz w:val="18"/>
-              </w:rPr>
-              <w:t xml:space="preserve">“铜介导的 Aβ 神经毒性及其螯合干预策略已被系统综述，支持 Cu–Aβ 氧化还原是 AD 相关毒性肽机制之一（Singh et al., </w:t>
-            </w:r>
-            <w:r>
-              <w:rPr>
-                <w:rFonts w:ascii="Calibri" w:hAnsi="Calibri" w:eastAsia="宋体"/>
-                <w:b w:val="0"/>
-                <w:i/>
-                <w:sz w:val="18"/>
-              </w:rPr>
-              <w:t>Metallomics</w:t>
-            </w:r>
-            <w:r>
-              <w:rPr>
-                <w:rFonts w:ascii="Calibri" w:hAnsi="Calibri" w:eastAsia="宋体"/>
-                <w:b w:val="0"/>
-                <w:i w:val="0"/>
-                <w:sz w:val="18"/>
-              </w:rPr>
-              <w:t>, 2022）。”</w:t>
-            </w:r>
-          </w:p>
-        </w:tc>
-      </w:tr>
-    </w:tbl>
-    <w:p>
-      <w:pPr>
-        <w:spacing w:after="40"/>
-      </w:pPr>
-      <w:r>
-        <w:rPr>
-          <w:sz w:val="4"/>
-        </w:rPr>
-      </w:r>
-    </w:p>
-    <w:p>
-      <w:pPr>
-        <w:pStyle w:val="Heading2"/>
-      </w:pPr>
-      <w:r>
-        <w:rPr>
-          <w:rFonts w:ascii="Calibri" w:hAnsi="Calibri" w:eastAsia="宋体"/>
-          <w:b w:val="0"/>
-          <w:i w:val="0"/>
-          <w:sz w:val="28"/>
-        </w:rPr>
-        <w:t xml:space="preserve">D5. Cheignon et al., 2018 </w:t>
-      </w:r>
-      <w:r>
-        <w:rPr>
-          <w:rFonts w:ascii="Calibri" w:hAnsi="Calibri" w:eastAsia="宋体"/>
-          <w:b w:val="0"/>
-          <w:i/>
-          <w:sz w:val="28"/>
-        </w:rPr>
-        <w:t>Redox Biol</w:t>
-      </w:r>
-      <w:r>
-        <w:rPr>
-          <w:rFonts w:ascii="Calibri" w:hAnsi="Calibri" w:eastAsia="宋体"/>
-          <w:b w:val="0"/>
-          <w:i w:val="0"/>
-          <w:sz w:val="28"/>
-        </w:rPr>
-        <w:t xml:space="preserve"> — Aβ 与氧化应激总图</w:t>
-      </w:r>
-    </w:p>
-    <w:tbl>
-      <w:tblPr>
-        <w:tblStyle w:val="TableGrid"/>
-        <w:tblW w:type="auto" w:w="0"/>
-        <w:tblLayout w:type="autofit"/>
-        <w:tblLook w:firstColumn="1" w:firstRow="1" w:lastColumn="0" w:lastRow="0" w:noHBand="0" w:noVBand="1" w:val="04A0"/>
-      </w:tblPr>
-      <w:tblGrid>
-        <w:gridCol w:w="4873"/>
-        <w:gridCol w:w="4873"/>
-      </w:tblGrid>
-      <w:tr>
-        <w:tc>
-          <w:tcPr>
-            <w:tcW w:type="dxa" w:w="4873"/>
-            <w:shd w:val="clear" w:color="auto" w:fill="DEEAF6"/>
-          </w:tcPr>
-          <w:p>
-            <w:pPr>
-              <w:jc w:val="center"/>
-            </w:pPr>
-            <w:r>
-              <w:rPr>
-                <w:rFonts w:ascii="Calibri" w:hAnsi="Calibri" w:eastAsia="宋体"/>
-                <w:b w:val="0"/>
-                <w:i w:val="0"/>
-                <w:sz w:val="18"/>
-              </w:rPr>
-              <w:t>DOI / PMID</w:t>
-            </w:r>
-          </w:p>
-        </w:tc>
-        <w:tc>
-          <w:tcPr>
-            <w:tcW w:type="dxa" w:w="4873"/>
-            <w:shd w:val="clear" w:color="auto" w:fill="DEEAF6"/>
-          </w:tcPr>
-          <w:p>
-            <w:pPr>
-              <w:jc w:val="center"/>
-            </w:pPr>
-            <w:hyperlink r:id="rId31">
-              <w:r>
-                <w:rPr>
-                  <w:rFonts w:ascii="Calibri" w:hAnsi="Calibri" w:eastAsia="宋体"/>
-                  <w:sz w:val="18"/>
-                  <w:color w:val="0563C1"/>
-                  <w:u w:val="single"/>
-                </w:rPr>
-                <w:t xml:space="preserve">10.1016/j.redox.2017.10.014</w:t>
-              </w:r>
-            </w:hyperlink>
-            <w:r>
-              <w:rPr>
-                <w:rFonts w:ascii="Calibri" w:hAnsi="Calibri" w:eastAsia="宋体"/>
-                <w:b w:val="0"/>
-                <w:i w:val="0"/>
-                <w:sz w:val="18"/>
-              </w:rPr>
-              <w:t xml:space="preserve"> / </w:t>
-            </w:r>
-            <w:hyperlink r:id="rId32">
-              <w:r>
-                <w:rPr>
-                  <w:rFonts w:ascii="Calibri" w:hAnsi="Calibri" w:eastAsia="宋体"/>
-                  <w:sz w:val="18"/>
-                  <w:color w:val="0563C1"/>
-                  <w:u w:val="single"/>
-                </w:rPr>
-                <w:t xml:space="preserve">29080524</w:t>
-              </w:r>
-            </w:hyperlink>
-          </w:p>
-        </w:tc>
-      </w:tr>
-      <w:tr>
-        <w:tc>
-          <w:tcPr>
-            <w:tcW w:type="dxa" w:w="4873"/>
-          </w:tcPr>
-          <w:p>
-            <w:r>
-              <w:rPr>
-                <w:rFonts w:ascii="Calibri" w:hAnsi="Calibri" w:eastAsia="宋体"/>
-                <w:b/>
-                <w:i w:val="0"/>
-                <w:sz w:val="18"/>
-              </w:rPr>
-              <w:t>能证</w:t>
-            </w:r>
-          </w:p>
-        </w:tc>
-        <w:tc>
-          <w:tcPr>
-            <w:tcW w:type="dxa" w:w="4873"/>
-          </w:tcPr>
-          <w:p>
-            <w:r>
-              <w:rPr>
-                <w:rFonts w:ascii="Calibri" w:hAnsi="Calibri" w:eastAsia="宋体"/>
-                <w:b w:val="0"/>
-                <w:i w:val="0"/>
-                <w:sz w:val="18"/>
-              </w:rPr>
-              <w:t>Aβ–金属氧化还原、H₂O₂/•OH、氧化修饰与 AD 的整合关系</w:t>
-            </w:r>
-          </w:p>
-        </w:tc>
-      </w:tr>
-      <w:tr>
-        <w:tc>
-          <w:tcPr>
-            <w:tcW w:type="dxa" w:w="4873"/>
-          </w:tcPr>
-          <w:p>
-            <w:r>
-              <w:rPr>
-                <w:rFonts w:ascii="Calibri" w:hAnsi="Calibri" w:eastAsia="宋体"/>
-                <w:b/>
-                <w:i w:val="0"/>
-                <w:sz w:val="18"/>
-              </w:rPr>
-              <w:t>引用句</w:t>
-            </w:r>
-          </w:p>
-        </w:tc>
-        <w:tc>
-          <w:tcPr>
-            <w:tcW w:type="dxa" w:w="4873"/>
-          </w:tcPr>
-          <w:p>
-            <w:r>
-              <w:rPr>
-                <w:rFonts w:ascii="Calibri" w:hAnsi="Calibri" w:eastAsia="宋体"/>
-                <w:b w:val="0"/>
-                <w:i w:val="0"/>
-                <w:sz w:val="18"/>
-              </w:rPr>
-              <w:t>“Aβ 肽相关氧化应激（含金属催化 ROS）是 AD 病理的重要组成部分（Cheignon et al., 2018）。”</w:t>
-            </w:r>
-          </w:p>
-        </w:tc>
-      </w:tr>
-    </w:tbl>
-    <w:p>
-      <w:pPr>
-        <w:spacing w:after="40"/>
-      </w:pPr>
-      <w:r>
-        <w:rPr>
-          <w:sz w:val="4"/>
-        </w:rPr>
-      </w:r>
-    </w:p>
-    <w:p>
-      <w:pPr>
-        <w:pStyle w:val="Heading3"/>
-      </w:pPr>
-      <w:r>
-        <w:rPr>
-          <w:rFonts w:ascii="Calibri" w:hAnsi="Calibri" w:eastAsia="宋体"/>
-          <w:b w:val="0"/>
-          <w:i w:val="0"/>
-          <w:sz w:val="25"/>
-        </w:rPr>
-        <w:t>D 组串成一条你可直接用的机制句</w:t>
-      </w:r>
-    </w:p>
-    <w:p>
       <w:r>
         <w:rPr>
           <w:rFonts w:ascii="Calibri" w:hAnsi="Calibri" w:eastAsia="宋体"/>
@@ -4376,10 +5767,29 @@
           <w:i w:val="0"/>
           <w:sz w:val="21"/>
         </w:rPr>
-        <w:t>```</w:t>
+        <w:t>“非 Aβ 神经毒性肽（如 PrP106–126、LL-37、人 amylin）表明短肽/宿主肽本身可驱动神经元死亡或 AD 相关病理（Forloni 1993；Chen 2022；Despa 研究线）。我们以这些范式为参照，采用通用神经毒与（可选）金属–氧化还原读出，评估候选肽是否具备类似毒性特征。”</w:t>
       </w:r>
     </w:p>
     <w:p>
+      <w:r>
+        <w:rPr>
+          <w:rFonts w:ascii="Calibri" w:hAnsi="Calibri" w:eastAsia="宋体"/>
+          <w:b/>
+          <w:i w:val="0"/>
+          <w:sz w:val="21"/>
+        </w:rPr>
+        <w:t>禁用</w:t>
+      </w:r>
+    </w:p>
+    <w:p>
+      <w:pPr>
+        <w:pBdr>
+          <w:left w:val="single" w:sz="18" w:space="4" w:color="2E74B5"/>
+        </w:pBdr>
+        <w:shd w:val="clear" w:color="auto" w:fill="F2F7FB"/>
+        <w:spacing w:after="120"/>
+        <w:ind w:left="227"/>
+      </w:pPr>
       <w:r>
         <w:rPr>
           <w:rFonts w:ascii="Calibri" w:hAnsi="Calibri" w:eastAsia="宋体"/>
@@ -4387,10 +5797,18 @@
           <w:i w:val="0"/>
           <w:sz w:val="21"/>
         </w:rPr>
-        <w:t>毒性肽 Aβ（尤其 1–42 / 寡聚体）</w:t>
+        <w:t>“根据 Aβ 文献，我们的肽导致 AD。”</w:t>
       </w:r>
     </w:p>
     <w:p>
+      <w:pPr>
+        <w:pBdr>
+          <w:left w:val="single" w:sz="18" w:space="4" w:color="2E74B5"/>
+        </w:pBdr>
+        <w:shd w:val="clear" w:color="auto" w:fill="F2F7FB"/>
+        <w:spacing w:after="120"/>
+        <w:ind w:left="227"/>
+      </w:pPr>
       <w:r>
         <w:rPr>
           <w:rFonts w:ascii="Calibri" w:hAnsi="Calibri" w:eastAsia="宋体"/>
@@ -4398,127 +5816,7 @@
           <w:i w:val="0"/>
           <w:sz w:val="21"/>
         </w:rPr>
-        <w:t xml:space="preserve">  + Cu²⁺/Fe³⁺ 配位</w:t>
-      </w:r>
-    </w:p>
-    <w:p>
-      <w:r>
-        <w:rPr>
-          <w:rFonts w:ascii="Calibri" w:hAnsi="Calibri" w:eastAsia="宋体"/>
-          <w:b w:val="0"/>
-          <w:i w:val="0"/>
-          <w:sz w:val="21"/>
-        </w:rPr>
-        <w:t xml:space="preserve">  → 金属还原 / 类金属酶循环</w:t>
-      </w:r>
-    </w:p>
-    <w:p>
-      <w:r>
-        <w:rPr>
-          <w:rFonts w:ascii="Calibri" w:hAnsi="Calibri" w:eastAsia="宋体"/>
-          <w:b w:val="0"/>
-          <w:i w:val="0"/>
-          <w:sz w:val="21"/>
-        </w:rPr>
-        <w:t xml:space="preserve">  → H₂O₂ / •OH</w:t>
-      </w:r>
-    </w:p>
-    <w:p>
-      <w:r>
-        <w:rPr>
-          <w:rFonts w:ascii="Calibri" w:hAnsi="Calibri" w:eastAsia="宋体"/>
-          <w:b w:val="0"/>
-          <w:i w:val="0"/>
-          <w:sz w:val="21"/>
-        </w:rPr>
-        <w:t xml:space="preserve">  → 膜、线粒体、突触损伤</w:t>
-      </w:r>
-    </w:p>
-    <w:p>
-      <w:r>
-        <w:rPr>
-          <w:rFonts w:ascii="Calibri" w:hAnsi="Calibri" w:eastAsia="宋体"/>
-          <w:b w:val="0"/>
-          <w:i w:val="0"/>
-          <w:sz w:val="21"/>
-        </w:rPr>
-        <w:t xml:space="preserve">  → 神经毒性 / AD 相关表型</w:t>
-      </w:r>
-    </w:p>
-    <w:p>
-      <w:r>
-        <w:rPr>
-          <w:rFonts w:ascii="Calibri" w:hAnsi="Calibri" w:eastAsia="宋体"/>
-          <w:b w:val="0"/>
-          <w:i w:val="0"/>
-          <w:sz w:val="21"/>
-        </w:rPr>
-        <w:t>```</w:t>
-      </w:r>
-    </w:p>
-    <w:p>
-      <w:r>
-        <w:rPr>
-          <w:rFonts w:ascii="Calibri" w:hAnsi="Calibri" w:eastAsia="宋体"/>
-          <w:b w:val="0"/>
-          <w:i w:val="0"/>
-          <w:sz w:val="21"/>
-        </w:rPr>
-        <w:t>文献锚点：</w:t>
-      </w:r>
-      <w:r>
-        <w:rPr>
-          <w:rFonts w:ascii="Calibri" w:hAnsi="Calibri" w:eastAsia="宋体"/>
-          <w:b/>
-          <w:i w:val="0"/>
-          <w:sz w:val="21"/>
-        </w:rPr>
-        <w:t>D1+D2+D3</w:t>
-      </w:r>
-      <w:r>
-        <w:rPr>
-          <w:rFonts w:ascii="Calibri" w:hAnsi="Calibri" w:eastAsia="宋体"/>
-          <w:b w:val="0"/>
-          <w:i w:val="0"/>
-          <w:sz w:val="21"/>
-        </w:rPr>
-        <w:t xml:space="preserve">（实验）+ </w:t>
-      </w:r>
-      <w:r>
-        <w:rPr>
-          <w:rFonts w:ascii="Calibri" w:hAnsi="Calibri" w:eastAsia="宋体"/>
-          <w:b/>
-          <w:i w:val="0"/>
-          <w:sz w:val="21"/>
-        </w:rPr>
-        <w:t>D4</w:t>
-      </w:r>
-      <w:r>
-        <w:rPr>
-          <w:rFonts w:ascii="Calibri" w:hAnsi="Calibri" w:eastAsia="宋体"/>
-          <w:b w:val="0"/>
-          <w:i w:val="0"/>
-          <w:sz w:val="21"/>
-        </w:rPr>
-        <w:t xml:space="preserve">（2022 综述）+ </w:t>
-      </w:r>
-      <w:r>
-        <w:rPr>
-          <w:rFonts w:ascii="Calibri" w:hAnsi="Calibri" w:eastAsia="宋体"/>
-          <w:b/>
-          <w:i w:val="0"/>
-          <w:sz w:val="21"/>
-        </w:rPr>
-        <w:t>B1/B4</w:t>
-      </w:r>
-      <w:r>
-        <w:rPr>
-          <w:rFonts w:ascii="Calibri" w:hAnsi="Calibri" w:eastAsia="宋体"/>
-          <w:b w:val="0"/>
-          <w:i w:val="0"/>
-          <w:sz w:val="21"/>
-        </w:rPr>
-        <w:t>（在体/灵长类）。</w:t>
+        <w:t>“Wang 2024 证明毒性肽。”（方向反）</w:t>
       </w:r>
     </w:p>
     <w:p>
@@ -4543,263 +5841,21 @@
           <w:i w:val="0"/>
           <w:sz w:val="34"/>
         </w:rPr>
-        <w:t>E 组：金属–毒性肽 → 聚集/寡聚化（机制中间环）</w:t>
+        <w:t>6 最小引用包（非 Aβ，直接复制）</w:t>
       </w:r>
     </w:p>
     <w:p>
       <w:pPr>
-        <w:pStyle w:val="Heading2"/>
+        <w:pStyle w:val="Heading3"/>
       </w:pPr>
       <w:r>
         <w:rPr>
           <w:rFonts w:ascii="Calibri" w:hAnsi="Calibri" w:eastAsia="宋体"/>
           <w:b w:val="0"/>
           <w:i w:val="0"/>
-          <w:sz w:val="28"/>
+          <w:sz w:val="25"/>
         </w:rPr>
-        <w:t>E1. Jaragh-Alhadad &amp; Falahati, 2022</w:t>
-      </w:r>
-    </w:p>
-    <w:tbl>
-      <w:tblPr>
-        <w:tblStyle w:val="TableGrid"/>
-        <w:tblW w:type="auto" w:w="0"/>
-        <w:tblLayout w:type="autofit"/>
-        <w:tblLook w:firstColumn="1" w:firstRow="1" w:lastColumn="0" w:lastRow="0" w:noHBand="0" w:noVBand="1" w:val="04A0"/>
-      </w:tblPr>
-      <w:tblGrid>
-        <w:gridCol w:w="4873"/>
-        <w:gridCol w:w="4873"/>
-      </w:tblGrid>
-      <w:tr>
-        <w:tc>
-          <w:tcPr>
-            <w:tcW w:type="dxa" w:w="4873"/>
-            <w:shd w:val="clear" w:color="auto" w:fill="DEEAF6"/>
-          </w:tcPr>
-          <w:p>
-            <w:pPr>
-              <w:jc w:val="center"/>
-            </w:pPr>
-            <w:r>
-              <w:rPr>
-                <w:rFonts w:ascii="Calibri" w:hAnsi="Calibri" w:eastAsia="宋体"/>
-                <w:b w:val="0"/>
-                <w:i w:val="0"/>
-                <w:sz w:val="18"/>
-              </w:rPr>
-              <w:t>字段</w:t>
-            </w:r>
-          </w:p>
-        </w:tc>
-        <w:tc>
-          <w:tcPr>
-            <w:tcW w:type="dxa" w:w="4873"/>
-            <w:shd w:val="clear" w:color="auto" w:fill="DEEAF6"/>
-          </w:tcPr>
-          <w:p>
-            <w:pPr>
-              <w:jc w:val="center"/>
-            </w:pPr>
-            <w:r>
-              <w:rPr>
-                <w:rFonts w:ascii="Calibri" w:hAnsi="Calibri" w:eastAsia="宋体"/>
-                <w:b w:val="0"/>
-                <w:i w:val="0"/>
-                <w:sz w:val="18"/>
-              </w:rPr>
-              <w:t>内容</w:t>
-            </w:r>
-          </w:p>
-        </w:tc>
-      </w:tr>
-      <w:tr>
-        <w:tc>
-          <w:tcPr>
-            <w:tcW w:type="dxa" w:w="4873"/>
-          </w:tcPr>
-          <w:p>
-            <w:r>
-              <w:rPr>
-                <w:rFonts w:ascii="Calibri" w:hAnsi="Calibri" w:eastAsia="宋体"/>
-                <w:b w:val="0"/>
-                <w:i w:val="0"/>
-                <w:sz w:val="18"/>
-              </w:rPr>
-              <w:t>题名</w:t>
-            </w:r>
-          </w:p>
-        </w:tc>
-        <w:tc>
-          <w:tcPr>
-            <w:tcW w:type="dxa" w:w="4873"/>
-          </w:tcPr>
-          <w:p>
-            <w:r>
-              <w:rPr>
-                <w:rFonts w:ascii="Calibri" w:hAnsi="Calibri" w:eastAsia="宋体"/>
-                <w:b w:val="0"/>
-                <w:i w:val="0"/>
-                <w:sz w:val="18"/>
-              </w:rPr>
-              <w:t>Copper oxide nanoparticles promote amyloid-β-triggered neurotoxicity through formation of oligomeric species as a prelude to Alzheimer's diseases</w:t>
-            </w:r>
-          </w:p>
-        </w:tc>
-      </w:tr>
-      <w:tr>
-        <w:tc>
-          <w:tcPr>
-            <w:tcW w:type="dxa" w:w="4873"/>
-          </w:tcPr>
-          <w:p>
-            <w:r>
-              <w:rPr>
-                <w:rFonts w:ascii="Calibri" w:hAnsi="Calibri" w:eastAsia="宋体"/>
-                <w:b w:val="0"/>
-                <w:i w:val="0"/>
-                <w:sz w:val="18"/>
-              </w:rPr>
-              <w:t>期刊</w:t>
-            </w:r>
-          </w:p>
-        </w:tc>
-        <w:tc>
-          <w:tcPr>
-            <w:tcW w:type="dxa" w:w="4873"/>
-          </w:tcPr>
-          <w:p>
-            <w:r>
-              <w:rPr>
-                <w:rFonts w:ascii="Calibri" w:hAnsi="Calibri" w:eastAsia="宋体"/>
-                <w:b w:val="0"/>
-                <w:i/>
-                <w:sz w:val="18"/>
-              </w:rPr>
-              <w:t>Int J Biol Macromol</w:t>
-            </w:r>
-            <w:r>
-              <w:rPr>
-                <w:rFonts w:ascii="Calibri" w:hAnsi="Calibri" w:eastAsia="宋体"/>
-                <w:b w:val="0"/>
-                <w:i w:val="0"/>
-                <w:sz w:val="18"/>
-              </w:rPr>
-              <w:t xml:space="preserve"> 2022; </w:t>
-            </w:r>
-            <w:r>
-              <w:rPr>
-                <w:rFonts w:ascii="Calibri" w:hAnsi="Calibri" w:eastAsia="宋体"/>
-                <w:b/>
-                <w:i w:val="0"/>
-                <w:sz w:val="18"/>
-              </w:rPr>
-              <w:t>207</w:t>
-            </w:r>
-            <w:r>
-              <w:rPr>
-                <w:rFonts w:ascii="Calibri" w:hAnsi="Calibri" w:eastAsia="宋体"/>
-                <w:b w:val="0"/>
-                <w:i w:val="0"/>
-                <w:sz w:val="18"/>
-              </w:rPr>
-              <w:t>:121-129</w:t>
-            </w:r>
-          </w:p>
-        </w:tc>
-      </w:tr>
-      <w:tr>
-        <w:tc>
-          <w:tcPr>
-            <w:tcW w:type="dxa" w:w="4873"/>
-          </w:tcPr>
-          <w:p>
-            <w:r>
-              <w:rPr>
-                <w:rFonts w:ascii="Calibri" w:hAnsi="Calibri" w:eastAsia="宋体"/>
-                <w:b w:val="0"/>
-                <w:i w:val="0"/>
-                <w:sz w:val="18"/>
-              </w:rPr>
-              <w:t>DOI</w:t>
-            </w:r>
-          </w:p>
-        </w:tc>
-        <w:tc>
-          <w:tcPr>
-            <w:tcW w:type="dxa" w:w="4873"/>
-          </w:tcPr>
-          <w:p>
-            <w:hyperlink r:id="rId33">
-              <w:r>
-                <w:rPr>
-                  <w:rFonts w:ascii="Calibri" w:hAnsi="Calibri" w:eastAsia="宋体"/>
-                  <w:sz w:val="18"/>
-                  <w:color w:val="0563C1"/>
-                  <w:u w:val="single"/>
-                </w:rPr>
-                <w:t xml:space="preserve">10.1016/j.ijbiomac.2022.03.006</w:t>
-              </w:r>
-            </w:hyperlink>
-          </w:p>
-        </w:tc>
-      </w:tr>
-      <w:tr>
-        <w:tc>
-          <w:tcPr>
-            <w:tcW w:type="dxa" w:w="4873"/>
-          </w:tcPr>
-          <w:p>
-            <w:r>
-              <w:rPr>
-                <w:rFonts w:ascii="Calibri" w:hAnsi="Calibri" w:eastAsia="宋体"/>
-                <w:b w:val="0"/>
-                <w:i w:val="0"/>
-                <w:sz w:val="18"/>
-              </w:rPr>
-              <w:t>PMID</w:t>
-            </w:r>
-          </w:p>
-        </w:tc>
-        <w:tc>
-          <w:tcPr>
-            <w:tcW w:type="dxa" w:w="4873"/>
-          </w:tcPr>
-          <w:p>
-            <w:hyperlink r:id="rId34">
-              <w:r>
-                <w:rPr>
-                  <w:rFonts w:ascii="Calibri" w:hAnsi="Calibri" w:eastAsia="宋体"/>
-                  <w:sz w:val="18"/>
-                  <w:color w:val="0563C1"/>
-                  <w:u w:val="single"/>
-                </w:rPr>
-                <w:t xml:space="preserve">35259430</w:t>
-              </w:r>
-            </w:hyperlink>
-          </w:p>
-        </w:tc>
-      </w:tr>
-    </w:tbl>
-    <w:p>
-      <w:pPr>
-        <w:spacing w:after="40"/>
-      </w:pPr>
-      <w:r>
-        <w:rPr>
-          <w:sz w:val="4"/>
-        </w:rPr>
-      </w:r>
-    </w:p>
-    <w:p>
-      <w:r>
-        <w:rPr>
-          <w:rFonts w:ascii="Calibri" w:hAnsi="Calibri" w:eastAsia="宋体"/>
-          <w:b/>
-          <w:i w:val="0"/>
-          <w:sz w:val="21"/>
-        </w:rPr>
-        <w:t>能直接支撑</w:t>
+        <w:t>包 N1：证明“存在非 Aβ 毒性短肽”（3 篇）</w:t>
       </w:r>
     </w:p>
     <w:p>
@@ -4813,7 +5869,81 @@
           <w:i w:val="0"/>
           <w:sz w:val="21"/>
         </w:rPr>
-        <w:t xml:space="preserve">铜相关物种促进 </w:t>
+        <w:t xml:space="preserve">1. Forloni 1993 </w:t>
+      </w:r>
+      <w:r>
+        <w:rPr>
+          <w:rFonts w:ascii="Calibri" w:hAnsi="Calibri" w:eastAsia="宋体"/>
+          <w:b w:val="0"/>
+          <w:i/>
+          <w:sz w:val="21"/>
+        </w:rPr>
+        <w:t>Nature</w:t>
+      </w:r>
+      <w:r>
+        <w:rPr>
+          <w:rFonts w:ascii="Calibri" w:hAnsi="Calibri" w:eastAsia="宋体"/>
+          <w:b w:val="0"/>
+          <w:i w:val="0"/>
+          <w:sz w:val="21"/>
+        </w:rPr>
+        <w:t xml:space="preserve"> — PrP106–126 神经毒性</w:t>
+      </w:r>
+    </w:p>
+    <w:p>
+      <w:pPr>
+        <w:pStyle w:val="ListBullet"/>
+      </w:pPr>
+      <w:r>
+        <w:rPr>
+          <w:rFonts w:ascii="Calibri" w:hAnsi="Calibri" w:eastAsia="宋体"/>
+          <w:b w:val="0"/>
+          <w:i w:val="0"/>
+          <w:sz w:val="21"/>
+        </w:rPr>
+        <w:t>2. Forloni 2019 — 25 年工具肽地位</w:t>
+      </w:r>
+    </w:p>
+    <w:p>
+      <w:pPr>
+        <w:pStyle w:val="ListBullet"/>
+      </w:pPr>
+      <w:r>
+        <w:rPr>
+          <w:rFonts w:ascii="Calibri" w:hAnsi="Calibri" w:eastAsia="宋体"/>
+          <w:b w:val="0"/>
+          <w:i w:val="0"/>
+          <w:sz w:val="21"/>
+        </w:rPr>
+        <w:t>3. Zheng 2023 — 近期仍作毒性模型</w:t>
+      </w:r>
+    </w:p>
+    <w:p>
+      <w:pPr>
+        <w:pStyle w:val="Heading3"/>
+      </w:pPr>
+      <w:r>
+        <w:rPr>
+          <w:rFonts w:ascii="Calibri" w:hAnsi="Calibri" w:eastAsia="宋体"/>
+          <w:b w:val="0"/>
+          <w:i w:val="0"/>
+          <w:sz w:val="25"/>
+        </w:rPr>
+        <w:t>包 N2：证明“非 Aβ 肽可推动 AD 相关进展”（优先）</w:t>
+      </w:r>
+    </w:p>
+    <w:p>
+      <w:pPr>
+        <w:pStyle w:val="ListBullet"/>
+      </w:pPr>
+      <w:r>
+        <w:rPr>
+          <w:rFonts w:ascii="Calibri" w:hAnsi="Calibri" w:eastAsia="宋体"/>
+          <w:b w:val="0"/>
+          <w:i w:val="0"/>
+          <w:sz w:val="21"/>
+        </w:rPr>
+        <w:t xml:space="preserve">1. </w:t>
       </w:r>
       <w:r>
         <w:rPr>
@@ -4822,7 +5952,25 @@
           <w:i w:val="0"/>
           <w:sz w:val="21"/>
         </w:rPr>
-        <w:t>Aβ 寡聚体形成</w:t>
+        <w:t xml:space="preserve">Chen 2022 </w:t>
+      </w:r>
+      <w:r>
+        <w:rPr>
+          <w:rFonts w:ascii="Calibri" w:hAnsi="Calibri" w:eastAsia="宋体"/>
+          <w:b/>
+          <w:i/>
+          <w:sz w:val="21"/>
+        </w:rPr>
+        <w:t>Mol Psychiatry</w:t>
+      </w:r>
+      <w:r>
+        <w:rPr>
+          <w:rFonts w:ascii="Calibri" w:hAnsi="Calibri" w:eastAsia="宋体"/>
+          <w:b/>
+          <w:i w:val="0"/>
+          <w:sz w:val="21"/>
+        </w:rPr>
+        <w:t xml:space="preserve"> — LL-37 contributes to AD progression</w:t>
       </w:r>
       <w:r>
         <w:rPr>
@@ -4831,16 +5979,58 @@
           <w:i w:val="0"/>
           <w:sz w:val="21"/>
         </w:rPr>
-        <w:t xml:space="preserve">并增强 </w:t>
+        <w:t>（鼠+猴）</w:t>
+      </w:r>
+    </w:p>
+    <w:p>
+      <w:pPr>
+        <w:pStyle w:val="ListBullet"/>
+      </w:pPr>
+      <w:r>
+        <w:rPr>
+          <w:rFonts w:ascii="Calibri" w:hAnsi="Calibri" w:eastAsia="宋体"/>
+          <w:b w:val="0"/>
+          <w:i w:val="0"/>
+          <w:sz w:val="21"/>
+        </w:rPr>
+        <w:t>2. Bhattacharjya 2024 — LL-37 与淀粉样相关疾病综述</w:t>
+      </w:r>
+    </w:p>
+    <w:p>
+      <w:pPr>
+        <w:pStyle w:val="Heading3"/>
+      </w:pPr>
+      <w:r>
+        <w:rPr>
+          <w:rFonts w:ascii="Calibri" w:hAnsi="Calibri" w:eastAsia="宋体"/>
+          <w:b w:val="0"/>
+          <w:i w:val="0"/>
+          <w:sz w:val="25"/>
+        </w:rPr>
+        <w:t>包 N3：证明“另一类非 Aβ 淀粉样毒性肽入脑”</w:t>
+      </w:r>
+    </w:p>
+    <w:p>
+      <w:pPr>
+        <w:pStyle w:val="ListBullet"/>
+      </w:pPr>
+      <w:r>
+        <w:rPr>
+          <w:rFonts w:ascii="Calibri" w:hAnsi="Calibri" w:eastAsia="宋体"/>
+          <w:b w:val="0"/>
+          <w:i w:val="0"/>
+          <w:sz w:val="21"/>
+        </w:rPr>
+        <w:t xml:space="preserve">1. Kotiya 2023 </w:t>
       </w:r>
       <w:r>
         <w:rPr>
           <w:rFonts w:ascii="Calibri" w:hAnsi="Calibri" w:eastAsia="宋体"/>
-          <w:b/>
-          <w:i w:val="0"/>
+          <w:b w:val="0"/>
+          <w:i/>
           <w:sz w:val="21"/>
         </w:rPr>
-        <w:t>Aβ 触发的神经毒性</w:t>
+        <w:t>JBC</w:t>
       </w:r>
       <w:r>
         <w:rPr>
@@ -4849,19 +6039,13 @@
           <w:i w:val="0"/>
           <w:sz w:val="21"/>
         </w:rPr>
-        <w:t>（“寡聚体作为 AD 前奏”的表述）。</w:t>
+        <w:t xml:space="preserve"> — 脑/血 amylin 相关聚集体</w:t>
       </w:r>
     </w:p>
     <w:p>
-      <w:r>
-        <w:rPr>
-          <w:rFonts w:ascii="Calibri" w:hAnsi="Calibri" w:eastAsia="宋体"/>
-          <w:b/>
-          <w:i w:val="0"/>
-          <w:sz w:val="21"/>
-        </w:rPr>
-        <w:t>注意</w:t>
-      </w:r>
+      <w:pPr>
+        <w:pStyle w:val="ListBullet"/>
+      </w:pPr>
       <w:r>
         <w:rPr>
           <w:rFonts w:ascii="Calibri" w:hAnsi="Calibri" w:eastAsia="宋体"/>
@@ -4869,10 +6053,13 @@
           <w:i w:val="0"/>
           <w:sz w:val="21"/>
         </w:rPr>
-        <w:t>：是 CuO 纳米颗粒模型，引用时写清体系，不要说成生理 Cu²⁺ 的唯一证据；与 D 组合用更稳。</w:t>
+        <w:t>2. Das 2023 — amylin 神经毒性聚集体与脑微血管</w:t>
       </w:r>
     </w:p>
     <w:p>
+      <w:pPr>
+        <w:pStyle w:val="ListBullet"/>
+      </w:pPr>
       <w:r>
         <w:rPr>
           <w:rFonts w:ascii="Calibri" w:hAnsi="Calibri" w:eastAsia="宋体"/>
@@ -4880,211 +6067,63 @@
           <w:i w:val="0"/>
           <w:sz w:val="21"/>
         </w:rPr>
-        <w:t>---</w:t>
+        <w:t>3. Tempra 2022 — IAPP 等膜损伤统一框架</w:t>
       </w:r>
     </w:p>
     <w:p>
       <w:pPr>
-        <w:pStyle w:val="Heading2"/>
+        <w:pStyle w:val="Heading3"/>
       </w:pPr>
       <w:r>
         <w:rPr>
           <w:rFonts w:ascii="Calibri" w:hAnsi="Calibri" w:eastAsia="宋体"/>
           <w:b w:val="0"/>
           <w:i w:val="0"/>
-          <w:sz w:val="28"/>
+          <w:sz w:val="25"/>
         </w:rPr>
-        <w:t xml:space="preserve">E2. Abelein, 2023 </w:t>
+        <w:t>包 N4：标书里“方法为何能借鉴 Aβ 实验技术但证据不靠 Aβ”</w:t>
       </w:r>
-      <w:r>
-        <w:rPr>
-          <w:rFonts w:ascii="Calibri" w:hAnsi="Calibri" w:eastAsia="宋体"/>
-          <w:b w:val="0"/>
-          <w:i/>
-          <w:sz w:val="28"/>
-        </w:rPr>
-        <w:t>Acc Chem Res</w:t>
-      </w:r>
+    </w:p>
+    <w:p>
+      <w:pPr>
+        <w:pStyle w:val="ListBullet"/>
+      </w:pPr>
       <w:r>
         <w:rPr>
           <w:rFonts w:ascii="Calibri" w:hAnsi="Calibri" w:eastAsia="宋体"/>
           <w:b w:val="0"/>
           <w:i w:val="0"/>
-          <w:sz w:val="28"/>
+          <w:sz w:val="21"/>
         </w:rPr>
-        <w:t xml:space="preserve"> — 金属结合改变 Aβ 自组装（动力学）</w:t>
+        <w:t>1. Tempra 2022 — 跨肽膜毒方法共性</w:t>
       </w:r>
     </w:p>
-    <w:tbl>
-      <w:tblPr>
-        <w:tblStyle w:val="TableGrid"/>
-        <w:tblW w:type="auto" w:w="0"/>
-        <w:tblLayout w:type="autofit"/>
-        <w:tblLook w:firstColumn="1" w:firstRow="1" w:lastColumn="0" w:lastRow="0" w:noHBand="0" w:noVBand="1" w:val="04A0"/>
-      </w:tblPr>
-      <w:tblGrid>
-        <w:gridCol w:w="4873"/>
-        <w:gridCol w:w="4873"/>
-      </w:tblGrid>
-      <w:tr>
-        <w:tc>
-          <w:tcPr>
-            <w:tcW w:type="dxa" w:w="4873"/>
-            <w:shd w:val="clear" w:color="auto" w:fill="DEEAF6"/>
-          </w:tcPr>
-          <w:p>
-            <w:pPr>
-              <w:jc w:val="center"/>
-            </w:pPr>
-            <w:r>
-              <w:rPr>
-                <w:rFonts w:ascii="Calibri" w:hAnsi="Calibri" w:eastAsia="宋体"/>
-                <w:b w:val="0"/>
-                <w:i w:val="0"/>
-                <w:sz w:val="18"/>
-              </w:rPr>
-              <w:t>DOI / PMID</w:t>
-            </w:r>
-          </w:p>
-        </w:tc>
-        <w:tc>
-          <w:tcPr>
-            <w:tcW w:type="dxa" w:w="4873"/>
-            <w:shd w:val="clear" w:color="auto" w:fill="DEEAF6"/>
-          </w:tcPr>
-          <w:p>
-            <w:pPr>
-              <w:jc w:val="center"/>
-            </w:pPr>
-            <w:hyperlink r:id="rId35">
-              <w:r>
-                <w:rPr>
-                  <w:rFonts w:ascii="Calibri" w:hAnsi="Calibri" w:eastAsia="宋体"/>
-                  <w:sz w:val="18"/>
-                  <w:color w:val="0563C1"/>
-                  <w:u w:val="single"/>
-                </w:rPr>
-                <w:t xml:space="preserve">10.1021/acs.accounts.3c00370</w:t>
-              </w:r>
-            </w:hyperlink>
-            <w:r>
-              <w:rPr>
-                <w:rFonts w:ascii="Calibri" w:hAnsi="Calibri" w:eastAsia="宋体"/>
-                <w:b w:val="0"/>
-                <w:i w:val="0"/>
-                <w:sz w:val="18"/>
-              </w:rPr>
-              <w:t xml:space="preserve"> / </w:t>
-            </w:r>
-            <w:hyperlink r:id="rId36">
-              <w:r>
-                <w:rPr>
-                  <w:rFonts w:ascii="Calibri" w:hAnsi="Calibri" w:eastAsia="宋体"/>
-                  <w:sz w:val="18"/>
-                  <w:color w:val="0563C1"/>
-                  <w:u w:val="single"/>
-                </w:rPr>
-                <w:t xml:space="preserve">37733746</w:t>
-              </w:r>
-            </w:hyperlink>
-          </w:p>
-        </w:tc>
-      </w:tr>
-      <w:tr>
-        <w:tc>
-          <w:tcPr>
-            <w:tcW w:type="dxa" w:w="4873"/>
-          </w:tcPr>
-          <w:p>
-            <w:r>
-              <w:rPr>
-                <w:rFonts w:ascii="Calibri" w:hAnsi="Calibri" w:eastAsia="宋体"/>
-                <w:b/>
-                <w:i w:val="0"/>
-                <w:sz w:val="18"/>
-              </w:rPr>
-              <w:t>能证</w:t>
-            </w:r>
-          </w:p>
-        </w:tc>
-        <w:tc>
-          <w:tcPr>
-            <w:tcW w:type="dxa" w:w="4873"/>
-          </w:tcPr>
-          <w:p>
-            <w:r>
-              <w:rPr>
-                <w:rFonts w:ascii="Calibri" w:hAnsi="Calibri" w:eastAsia="宋体"/>
-                <w:b w:val="0"/>
-                <w:i w:val="0"/>
-                <w:sz w:val="18"/>
-              </w:rPr>
-              <w:t>金属–Aβ 配位的结构动力学；浓度依赖调控聚集；可影响寡聚体生成谱</w:t>
-            </w:r>
-          </w:p>
-        </w:tc>
-      </w:tr>
-      <w:tr>
-        <w:tc>
-          <w:tcPr>
-            <w:tcW w:type="dxa" w:w="4873"/>
-          </w:tcPr>
-          <w:p>
-            <w:r>
-              <w:rPr>
-                <w:rFonts w:ascii="Calibri" w:hAnsi="Calibri" w:eastAsia="宋体"/>
-                <w:b/>
-                <w:i w:val="0"/>
-                <w:sz w:val="18"/>
-              </w:rPr>
-              <w:t>用法</w:t>
-            </w:r>
-          </w:p>
-        </w:tc>
-        <w:tc>
-          <w:tcPr>
-            <w:tcW w:type="dxa" w:w="4873"/>
-          </w:tcPr>
-          <w:p>
-            <w:r>
-              <w:rPr>
-                <w:rFonts w:ascii="Calibri" w:hAnsi="Calibri" w:eastAsia="宋体"/>
-                <w:b w:val="0"/>
-                <w:i w:val="0"/>
-                <w:sz w:val="18"/>
-              </w:rPr>
-              <w:t>写“金属如何改变毒性肽组装”时用；</w:t>
-            </w:r>
-            <w:r>
-              <w:rPr>
-                <w:rFonts w:ascii="Calibri" w:hAnsi="Calibri" w:eastAsia="宋体"/>
-                <w:b/>
-                <w:i w:val="0"/>
-                <w:sz w:val="18"/>
-              </w:rPr>
-              <w:t>单独不够</w:t>
-            </w:r>
-            <w:r>
-              <w:rPr>
-                <w:rFonts w:ascii="Calibri" w:hAnsi="Calibri" w:eastAsia="宋体"/>
-                <w:b w:val="0"/>
-                <w:i w:val="0"/>
-                <w:sz w:val="18"/>
-              </w:rPr>
-              <w:t>证明致 AD</w:t>
-            </w:r>
-          </w:p>
-        </w:tc>
-      </w:tr>
-    </w:tbl>
     <w:p>
       <w:pPr>
-        <w:spacing w:after="40"/>
+        <w:pStyle w:val="ListBullet"/>
       </w:pPr>
       <w:r>
         <w:rPr>
-          <w:sz w:val="4"/>
+          <w:rFonts w:ascii="Calibri" w:hAnsi="Calibri" w:eastAsia="宋体"/>
+          <w:b w:val="0"/>
+          <w:i w:val="0"/>
+          <w:sz w:val="21"/>
         </w:rPr>
+        <w:t>2. Zheng 2023 — 非 Aβ 肽的标准神经毒读出</w:t>
+      </w:r>
+    </w:p>
+    <w:p>
+      <w:pPr>
+        <w:pStyle w:val="ListBullet"/>
+      </w:pPr>
+      <w:r>
+        <w:rPr>
+          <w:rFonts w:ascii="Calibri" w:hAnsi="Calibri" w:eastAsia="宋体"/>
+          <w:b w:val="0"/>
+          <w:i w:val="0"/>
+          <w:sz w:val="21"/>
+        </w:rPr>
+        <w:t>3. （可选一句）金属矩阵仅在有配位/ROS 假说时启用，参照金属–肽通法而非 Aβ 身份</w:t>
       </w:r>
     </w:p>
     <w:p>
@@ -5109,1132 +6148,7 @@
           <w:i w:val="0"/>
           <w:sz w:val="34"/>
         </w:rPr>
-        <w:t>F 组：明确</w:t>
-      </w:r>
-      <w:r>
-        <w:rPr>
-          <w:rFonts w:ascii="Calibri" w:hAnsi="Calibri" w:eastAsia="宋体"/>
-          <w:b/>
-          <w:i w:val="0"/>
-          <w:sz w:val="34"/>
-        </w:rPr>
-        <w:t>不能</w:t>
-      </w:r>
-      <w:r>
-        <w:rPr>
-          <w:rFonts w:ascii="Calibri" w:hAnsi="Calibri" w:eastAsia="宋体"/>
-          <w:b w:val="0"/>
-          <w:i w:val="0"/>
-          <w:sz w:val="34"/>
-        </w:rPr>
-        <w:t>当你“毒性肽致 AD”主证据的（避免踩坑）</w:t>
-      </w:r>
-    </w:p>
-    <w:tbl>
-      <w:tblPr>
-        <w:tblStyle w:val="TableGrid"/>
-        <w:tblW w:type="auto" w:w="0"/>
-        <w:tblLayout w:type="autofit"/>
-        <w:tblLook w:firstColumn="1" w:firstRow="1" w:lastColumn="0" w:lastRow="0" w:noHBand="0" w:noVBand="1" w:val="04A0"/>
-      </w:tblPr>
-      <w:tblGrid>
-        <w:gridCol w:w="4873"/>
-        <w:gridCol w:w="4873"/>
-      </w:tblGrid>
-      <w:tr>
-        <w:tc>
-          <w:tcPr>
-            <w:tcW w:type="dxa" w:w="4873"/>
-            <w:shd w:val="clear" w:color="auto" w:fill="DEEAF6"/>
-          </w:tcPr>
-          <w:p>
-            <w:pPr>
-              <w:jc w:val="center"/>
-            </w:pPr>
-            <w:r>
-              <w:rPr>
-                <w:rFonts w:ascii="Calibri" w:hAnsi="Calibri" w:eastAsia="宋体"/>
-                <w:b w:val="0"/>
-                <w:i w:val="0"/>
-                <w:sz w:val="18"/>
-              </w:rPr>
-              <w:t>文献</w:t>
-            </w:r>
-          </w:p>
-        </w:tc>
-        <w:tc>
-          <w:tcPr>
-            <w:tcW w:type="dxa" w:w="4873"/>
-            <w:shd w:val="clear" w:color="auto" w:fill="DEEAF6"/>
-          </w:tcPr>
-          <w:p>
-            <w:pPr>
-              <w:jc w:val="center"/>
-            </w:pPr>
-            <w:r>
-              <w:rPr>
-                <w:rFonts w:ascii="Calibri" w:hAnsi="Calibri" w:eastAsia="宋体"/>
-                <w:b w:val="0"/>
-                <w:i w:val="0"/>
-                <w:sz w:val="18"/>
-              </w:rPr>
-              <w:t>为什么不能用</w:t>
-            </w:r>
-          </w:p>
-        </w:tc>
-      </w:tr>
-      <w:tr>
-        <w:tc>
-          <w:tcPr>
-            <w:tcW w:type="dxa" w:w="4873"/>
-          </w:tcPr>
-          <w:p>
-            <w:r>
-              <w:rPr>
-                <w:rFonts w:ascii="Calibri" w:hAnsi="Calibri" w:eastAsia="宋体"/>
-                <w:b w:val="0"/>
-                <w:i w:val="0"/>
-                <w:sz w:val="18"/>
-              </w:rPr>
-              <w:t xml:space="preserve">Wang et al. 2024 </w:t>
-            </w:r>
-            <w:r>
-              <w:rPr>
-                <w:rFonts w:ascii="Calibri" w:hAnsi="Calibri" w:eastAsia="宋体"/>
-                <w:b w:val="0"/>
-                <w:i/>
-                <w:sz w:val="18"/>
-              </w:rPr>
-              <w:t>ACS Chem Neurosci</w:t>
-            </w:r>
-            <w:r>
-              <w:rPr>
-                <w:rFonts w:ascii="Calibri" w:hAnsi="Calibri" w:eastAsia="宋体"/>
-                <w:b w:val="0"/>
-                <w:i w:val="0"/>
-                <w:sz w:val="18"/>
-              </w:rPr>
-              <w:t xml:space="preserve"> </w:t>
-            </w:r>
-            <w:hyperlink r:id="rId37">
-              <w:r>
-                <w:rPr>
-                  <w:rFonts w:ascii="Calibri" w:hAnsi="Calibri" w:eastAsia="宋体"/>
-                  <w:sz w:val="18"/>
-                  <w:color w:val="0563C1"/>
-                  <w:u w:val="single"/>
-                </w:rPr>
-                <w:t xml:space="preserve">PMID 39066700</w:t>
-              </w:r>
-            </w:hyperlink>
-          </w:p>
-        </w:tc>
-        <w:tc>
-          <w:tcPr>
-            <w:tcW w:type="dxa" w:w="4873"/>
-          </w:tcPr>
-          <w:p>
-            <w:r>
-              <w:rPr>
-                <w:rFonts w:ascii="Calibri" w:hAnsi="Calibri" w:eastAsia="宋体"/>
-                <w:b w:val="0"/>
-                <w:i w:val="0"/>
-                <w:sz w:val="18"/>
-              </w:rPr>
-              <w:t xml:space="preserve">神经肽–Aβ 互作；leptin/cerebellin </w:t>
-            </w:r>
-            <w:r>
-              <w:rPr>
-                <w:rFonts w:ascii="Calibri" w:hAnsi="Calibri" w:eastAsia="宋体"/>
-                <w:b/>
-                <w:i w:val="0"/>
-                <w:sz w:val="18"/>
-              </w:rPr>
-              <w:t>抑聚集、降毒、螯铜保护</w:t>
-            </w:r>
-            <w:r>
-              <w:rPr>
-                <w:rFonts w:ascii="Calibri" w:hAnsi="Calibri" w:eastAsia="宋体"/>
-                <w:b w:val="0"/>
-                <w:i w:val="0"/>
-                <w:sz w:val="18"/>
-              </w:rPr>
-              <w:t xml:space="preserve"> → 是</w:t>
-            </w:r>
-            <w:r>
-              <w:rPr>
-                <w:rFonts w:ascii="Calibri" w:hAnsi="Calibri" w:eastAsia="宋体"/>
-                <w:b/>
-                <w:i w:val="0"/>
-                <w:sz w:val="18"/>
-              </w:rPr>
-              <w:t>保护肽</w:t>
-            </w:r>
-            <w:r>
-              <w:rPr>
-                <w:rFonts w:ascii="Calibri" w:hAnsi="Calibri" w:eastAsia="宋体"/>
-                <w:b w:val="0"/>
-                <w:i w:val="0"/>
-                <w:sz w:val="18"/>
-              </w:rPr>
-              <w:t>叙事</w:t>
-            </w:r>
-          </w:p>
-        </w:tc>
-      </w:tr>
-      <w:tr>
-        <w:tc>
-          <w:tcPr>
-            <w:tcW w:type="dxa" w:w="4873"/>
-          </w:tcPr>
-          <w:p>
-            <w:r>
-              <w:rPr>
-                <w:rFonts w:ascii="Calibri" w:hAnsi="Calibri" w:eastAsia="宋体"/>
-                <w:b w:val="0"/>
-                <w:i w:val="0"/>
-                <w:sz w:val="18"/>
-              </w:rPr>
-              <w:t>一般“金属稳态/铁死亡”综述（无 Aβ 肽致毒数据）</w:t>
-            </w:r>
-          </w:p>
-        </w:tc>
-        <w:tc>
-          <w:tcPr>
-            <w:tcW w:type="dxa" w:w="4873"/>
-          </w:tcPr>
-          <w:p>
-            <w:r>
-              <w:rPr>
-                <w:rFonts w:ascii="Calibri" w:hAnsi="Calibri" w:eastAsia="宋体"/>
-                <w:b w:val="0"/>
-                <w:i w:val="0"/>
-                <w:sz w:val="18"/>
-              </w:rPr>
-              <w:t>只支持金属–AD，</w:t>
-            </w:r>
-            <w:r>
-              <w:rPr>
-                <w:rFonts w:ascii="Calibri" w:hAnsi="Calibri" w:eastAsia="宋体"/>
-                <w:b/>
-                <w:i w:val="0"/>
-                <w:sz w:val="18"/>
-              </w:rPr>
-              <w:t>不证明“你的肽是毒性肽”</w:t>
-            </w:r>
-          </w:p>
-        </w:tc>
-      </w:tr>
-      <w:tr>
-        <w:tc>
-          <w:tcPr>
-            <w:tcW w:type="dxa" w:w="4873"/>
-          </w:tcPr>
-          <w:p>
-            <w:r>
-              <w:rPr>
-                <w:rFonts w:ascii="Calibri" w:hAnsi="Calibri" w:eastAsia="宋体"/>
-                <w:b w:val="0"/>
-                <w:i w:val="0"/>
-                <w:sz w:val="18"/>
-              </w:rPr>
-              <w:t>仅对接/AF3/MD 论文</w:t>
-            </w:r>
-          </w:p>
-        </w:tc>
-        <w:tc>
-          <w:tcPr>
-            <w:tcW w:type="dxa" w:w="4873"/>
-          </w:tcPr>
-          <w:p>
-            <w:r>
-              <w:rPr>
-                <w:rFonts w:ascii="Calibri" w:hAnsi="Calibri" w:eastAsia="宋体"/>
-                <w:b w:val="0"/>
-                <w:i w:val="0"/>
-                <w:sz w:val="18"/>
-              </w:rPr>
-              <w:t>结构假设 ≠ 神经毒性 ≠ 致 AD</w:t>
-            </w:r>
-          </w:p>
-        </w:tc>
-      </w:tr>
-    </w:tbl>
-    <w:p>
-      <w:pPr>
-        <w:spacing w:after="40"/>
-      </w:pPr>
-      <w:r>
-        <w:rPr>
-          <w:sz w:val="4"/>
-        </w:rPr>
-      </w:r>
-    </w:p>
-    <w:p>
-      <w:r>
-        <w:rPr>
-          <w:rFonts w:ascii="Calibri" w:hAnsi="Calibri" w:eastAsia="宋体"/>
-          <w:b w:val="0"/>
-          <w:i w:val="0"/>
-          <w:sz w:val="21"/>
-        </w:rPr>
-        <w:t>---</w:t>
-      </w:r>
-    </w:p>
-    <w:p>
-      <w:pPr>
-        <w:pStyle w:val="Heading1"/>
-      </w:pPr>
-      <w:r>
-        <w:rPr>
-          <w:rFonts w:ascii="Calibri" w:hAnsi="Calibri" w:eastAsia="宋体"/>
-          <w:b w:val="0"/>
-          <w:i w:val="0"/>
-          <w:sz w:val="34"/>
-        </w:rPr>
-        <w:t>G 组：按你写作需要的「最小引用包」（复制即用）</w:t>
-      </w:r>
-    </w:p>
-    <w:p>
-      <w:pPr>
-        <w:pStyle w:val="Heading2"/>
-      </w:pPr>
-      <w:r>
-        <w:rPr>
-          <w:rFonts w:ascii="Calibri" w:hAnsi="Calibri" w:eastAsia="宋体"/>
-          <w:b w:val="0"/>
-          <w:i w:val="0"/>
-          <w:sz w:val="28"/>
-        </w:rPr>
-        <w:t>G1. 只写「毒性肽导致 AD 相关损伤」（不强调金属）— 5 篇</w:t>
-      </w:r>
-    </w:p>
-    <w:p>
-      <w:pPr>
-        <w:pStyle w:val="ListBullet"/>
-      </w:pPr>
-      <w:r>
-        <w:rPr>
-          <w:rFonts w:ascii="Calibri" w:hAnsi="Calibri" w:eastAsia="宋体"/>
-          <w:b w:val="0"/>
-          <w:i w:val="0"/>
-          <w:sz w:val="21"/>
-        </w:rPr>
-        <w:t xml:space="preserve">1. Selkoe &amp; Hardy 2016 </w:t>
-      </w:r>
-      <w:r>
-        <w:rPr>
-          <w:rFonts w:ascii="Calibri" w:hAnsi="Calibri" w:eastAsia="宋体"/>
-          <w:b w:val="0"/>
-          <w:i/>
-          <w:sz w:val="21"/>
-        </w:rPr>
-        <w:t>EMBO Mol Med</w:t>
-      </w:r>
-      <w:r>
-        <w:rPr>
-          <w:rFonts w:ascii="Calibri" w:hAnsi="Calibri" w:eastAsia="宋体"/>
-          <w:b w:val="0"/>
-          <w:i w:val="0"/>
-          <w:sz w:val="21"/>
-        </w:rPr>
-        <w:t xml:space="preserve"> — 总框架</w:t>
-      </w:r>
-    </w:p>
-    <w:p>
-      <w:pPr>
-        <w:pStyle w:val="ListBullet"/>
-      </w:pPr>
-      <w:r>
-        <w:rPr>
-          <w:rFonts w:ascii="Calibri" w:hAnsi="Calibri" w:eastAsia="宋体"/>
-          <w:b w:val="0"/>
-          <w:i w:val="0"/>
-          <w:sz w:val="21"/>
-        </w:rPr>
-        <w:t xml:space="preserve">2. Walsh 2002 </w:t>
-      </w:r>
-      <w:r>
-        <w:rPr>
-          <w:rFonts w:ascii="Calibri" w:hAnsi="Calibri" w:eastAsia="宋体"/>
-          <w:b w:val="0"/>
-          <w:i/>
-          <w:sz w:val="21"/>
-        </w:rPr>
-        <w:t>Nature</w:t>
-      </w:r>
-      <w:r>
-        <w:rPr>
-          <w:rFonts w:ascii="Calibri" w:hAnsi="Calibri" w:eastAsia="宋体"/>
-          <w:b w:val="0"/>
-          <w:i w:val="0"/>
-          <w:sz w:val="21"/>
-        </w:rPr>
-        <w:t xml:space="preserve"> — 寡聚体在体抑 LTP</w:t>
-      </w:r>
-    </w:p>
-    <w:p>
-      <w:pPr>
-        <w:pStyle w:val="ListBullet"/>
-      </w:pPr>
-      <w:r>
-        <w:rPr>
-          <w:rFonts w:ascii="Calibri" w:hAnsi="Calibri" w:eastAsia="宋体"/>
-          <w:b w:val="0"/>
-          <w:i w:val="0"/>
-          <w:sz w:val="21"/>
-        </w:rPr>
-        <w:t>3. Huang &amp; Liu 2020 — 寡聚体毒性机制综述</w:t>
-      </w:r>
-    </w:p>
-    <w:p>
-      <w:pPr>
-        <w:pStyle w:val="ListBullet"/>
-      </w:pPr>
-      <w:r>
-        <w:rPr>
-          <w:rFonts w:ascii="Calibri" w:hAnsi="Calibri" w:eastAsia="宋体"/>
-          <w:b w:val="0"/>
-          <w:i w:val="0"/>
-          <w:sz w:val="21"/>
-        </w:rPr>
-        <w:t>4. Sciaccaluga 2021 — 突触/网络毒性</w:t>
-      </w:r>
-    </w:p>
-    <w:p>
-      <w:pPr>
-        <w:pStyle w:val="ListBullet"/>
-      </w:pPr>
-      <w:r>
-        <w:rPr>
-          <w:rFonts w:ascii="Calibri" w:hAnsi="Calibri" w:eastAsia="宋体"/>
-          <w:b w:val="0"/>
-          <w:i w:val="0"/>
-          <w:sz w:val="21"/>
-        </w:rPr>
-        <w:t>5. Wakeman 2022 — 灵长类注射 AβO → p-tau + 海马萎缩</w:t>
-      </w:r>
-    </w:p>
-    <w:p>
-      <w:pPr>
-        <w:pStyle w:val="Heading2"/>
-      </w:pPr>
-      <w:r>
-        <w:rPr>
-          <w:rFonts w:ascii="Calibri" w:hAnsi="Calibri" w:eastAsia="宋体"/>
-          <w:b w:val="0"/>
-          <w:i w:val="0"/>
-          <w:sz w:val="28"/>
-        </w:rPr>
-        <w:t>G2. 写「金属相关毒性肽机制」— 5 篇</w:t>
-      </w:r>
-    </w:p>
-    <w:p>
-      <w:pPr>
-        <w:pStyle w:val="ListBullet"/>
-      </w:pPr>
-      <w:r>
-        <w:rPr>
-          <w:rFonts w:ascii="Calibri" w:hAnsi="Calibri" w:eastAsia="宋体"/>
-          <w:b w:val="0"/>
-          <w:i w:val="0"/>
-          <w:sz w:val="21"/>
-        </w:rPr>
-        <w:t xml:space="preserve">1. Huang 1999 </w:t>
-      </w:r>
-      <w:r>
-        <w:rPr>
-          <w:rFonts w:ascii="Calibri" w:hAnsi="Calibri" w:eastAsia="宋体"/>
-          <w:b w:val="0"/>
-          <w:i/>
-          <w:sz w:val="21"/>
-        </w:rPr>
-        <w:t>Biochemistry</w:t>
-      </w:r>
-      <w:r>
-        <w:rPr>
-          <w:rFonts w:ascii="Calibri" w:hAnsi="Calibri" w:eastAsia="宋体"/>
-          <w:b w:val="0"/>
-          <w:i w:val="0"/>
-          <w:sz w:val="21"/>
-        </w:rPr>
-        <w:t xml:space="preserve"> — 产 H₂O₂</w:t>
-      </w:r>
-    </w:p>
-    <w:p>
-      <w:pPr>
-        <w:pStyle w:val="ListBullet"/>
-      </w:pPr>
-      <w:r>
-        <w:rPr>
-          <w:rFonts w:ascii="Calibri" w:hAnsi="Calibri" w:eastAsia="宋体"/>
-          <w:b w:val="0"/>
-          <w:i w:val="0"/>
-          <w:sz w:val="21"/>
-        </w:rPr>
-        <w:t xml:space="preserve">2. Huang 1999 </w:t>
-      </w:r>
-      <w:r>
-        <w:rPr>
-          <w:rFonts w:ascii="Calibri" w:hAnsi="Calibri" w:eastAsia="宋体"/>
-          <w:b w:val="0"/>
-          <w:i/>
-          <w:sz w:val="21"/>
-        </w:rPr>
-        <w:t>JBC</w:t>
-      </w:r>
-      <w:r>
-        <w:rPr>
-          <w:rFonts w:ascii="Calibri" w:hAnsi="Calibri" w:eastAsia="宋体"/>
-          <w:b w:val="0"/>
-          <w:i w:val="0"/>
-          <w:sz w:val="21"/>
-        </w:rPr>
-        <w:t xml:space="preserve"> — Cu 增强神经毒性</w:t>
-      </w:r>
-    </w:p>
-    <w:p>
-      <w:pPr>
-        <w:pStyle w:val="ListBullet"/>
-      </w:pPr>
-      <w:r>
-        <w:rPr>
-          <w:rFonts w:ascii="Calibri" w:hAnsi="Calibri" w:eastAsia="宋体"/>
-          <w:b w:val="0"/>
-          <w:i w:val="0"/>
-          <w:sz w:val="21"/>
-        </w:rPr>
-        <w:t xml:space="preserve">3. Opazo 2002 </w:t>
-      </w:r>
-      <w:r>
-        <w:rPr>
-          <w:rFonts w:ascii="Calibri" w:hAnsi="Calibri" w:eastAsia="宋体"/>
-          <w:b w:val="0"/>
-          <w:i/>
-          <w:sz w:val="21"/>
-        </w:rPr>
-        <w:t>JBC</w:t>
-      </w:r>
-      <w:r>
-        <w:rPr>
-          <w:rFonts w:ascii="Calibri" w:hAnsi="Calibri" w:eastAsia="宋体"/>
-          <w:b w:val="0"/>
-          <w:i w:val="0"/>
-          <w:sz w:val="21"/>
-        </w:rPr>
-        <w:t xml:space="preserve"> — 类金属酶催化</w:t>
-      </w:r>
-    </w:p>
-    <w:p>
-      <w:pPr>
-        <w:pStyle w:val="ListBullet"/>
-      </w:pPr>
-      <w:r>
-        <w:rPr>
-          <w:rFonts w:ascii="Calibri" w:hAnsi="Calibri" w:eastAsia="宋体"/>
-          <w:b w:val="0"/>
-          <w:i w:val="0"/>
-          <w:sz w:val="21"/>
-        </w:rPr>
-        <w:t xml:space="preserve">4. Singh 2022 </w:t>
-      </w:r>
-      <w:r>
-        <w:rPr>
-          <w:rFonts w:ascii="Calibri" w:hAnsi="Calibri" w:eastAsia="宋体"/>
-          <w:b w:val="0"/>
-          <w:i/>
-          <w:sz w:val="21"/>
-        </w:rPr>
-        <w:t>Metallomics</w:t>
-      </w:r>
-      <w:r>
-        <w:rPr>
-          <w:rFonts w:ascii="Calibri" w:hAnsi="Calibri" w:eastAsia="宋体"/>
-          <w:b w:val="0"/>
-          <w:i w:val="0"/>
-          <w:sz w:val="21"/>
-        </w:rPr>
-        <w:t xml:space="preserve"> — 2022 整合</w:t>
-      </w:r>
-    </w:p>
-    <w:p>
-      <w:pPr>
-        <w:pStyle w:val="ListBullet"/>
-      </w:pPr>
-      <w:r>
-        <w:rPr>
-          <w:rFonts w:ascii="Calibri" w:hAnsi="Calibri" w:eastAsia="宋体"/>
-          <w:b w:val="0"/>
-          <w:i w:val="0"/>
-          <w:sz w:val="21"/>
-        </w:rPr>
-        <w:t xml:space="preserve">5. Cheignon 2018 </w:t>
-      </w:r>
-      <w:r>
-        <w:rPr>
-          <w:rFonts w:ascii="Calibri" w:hAnsi="Calibri" w:eastAsia="宋体"/>
-          <w:b w:val="0"/>
-          <w:i/>
-          <w:sz w:val="21"/>
-        </w:rPr>
-        <w:t>Redox Biol</w:t>
-      </w:r>
-      <w:r>
-        <w:rPr>
-          <w:rFonts w:ascii="Calibri" w:hAnsi="Calibri" w:eastAsia="宋体"/>
-          <w:b w:val="0"/>
-          <w:i w:val="0"/>
-          <w:sz w:val="21"/>
-        </w:rPr>
-        <w:t xml:space="preserve"> — 氧化应激总图</w:t>
-      </w:r>
-    </w:p>
-    <w:p>
-      <w:pPr>
-        <w:pStyle w:val="Heading2"/>
-      </w:pPr>
-      <w:r>
-        <w:rPr>
-          <w:rFonts w:ascii="Calibri" w:hAnsi="Calibri" w:eastAsia="宋体"/>
-          <w:b w:val="0"/>
-          <w:i w:val="0"/>
-          <w:sz w:val="28"/>
-        </w:rPr>
-        <w:t>G3. 写「短肽毒性模型 / 类比短候选肽」— 3 篇</w:t>
-      </w:r>
-    </w:p>
-    <w:p>
-      <w:pPr>
-        <w:pStyle w:val="ListBullet"/>
-      </w:pPr>
-      <w:r>
-        <w:rPr>
-          <w:rFonts w:ascii="Calibri" w:hAnsi="Calibri" w:eastAsia="宋体"/>
-          <w:b w:val="0"/>
-          <w:i w:val="0"/>
-          <w:sz w:val="21"/>
-        </w:rPr>
-        <w:t xml:space="preserve">1. Liu 2022 </w:t>
-      </w:r>
-      <w:r>
-        <w:rPr>
-          <w:rFonts w:ascii="Calibri" w:hAnsi="Calibri" w:eastAsia="宋体"/>
-          <w:b w:val="0"/>
-          <w:i/>
-          <w:sz w:val="21"/>
-        </w:rPr>
-        <w:t>JACS</w:t>
-      </w:r>
-      <w:r>
-        <w:rPr>
-          <w:rFonts w:ascii="Calibri" w:hAnsi="Calibri" w:eastAsia="宋体"/>
-          <w:b w:val="0"/>
-          <w:i w:val="0"/>
-          <w:sz w:val="21"/>
-        </w:rPr>
-        <w:t xml:space="preserve"> — Aβ(25–35) 神经毒性与毒性寡聚体</w:t>
-      </w:r>
-    </w:p>
-    <w:p>
-      <w:pPr>
-        <w:pStyle w:val="ListBullet"/>
-      </w:pPr>
-      <w:r>
-        <w:rPr>
-          <w:rFonts w:ascii="Calibri" w:hAnsi="Calibri" w:eastAsia="宋体"/>
-          <w:b w:val="0"/>
-          <w:i w:val="0"/>
-          <w:sz w:val="21"/>
-        </w:rPr>
-        <w:t>2. Fukuda 2020 — Aβ(25–35) 在体认知损伤</w:t>
-      </w:r>
-    </w:p>
-    <w:p>
-      <w:pPr>
-        <w:pStyle w:val="ListBullet"/>
-      </w:pPr>
-      <w:r>
-        <w:rPr>
-          <w:rFonts w:ascii="Calibri" w:hAnsi="Calibri" w:eastAsia="宋体"/>
-          <w:b w:val="0"/>
-          <w:i w:val="0"/>
-          <w:sz w:val="21"/>
-        </w:rPr>
-        <w:t>3. （机制类比）再挂 G2 中 1–2 篇金属 ROS</w:t>
-      </w:r>
-    </w:p>
-    <w:p>
-      <w:pPr>
-        <w:pStyle w:val="Heading2"/>
-      </w:pPr>
-      <w:r>
-        <w:rPr>
-          <w:rFonts w:ascii="Calibri" w:hAnsi="Calibri" w:eastAsia="宋体"/>
-          <w:b w:val="0"/>
-          <w:i w:val="0"/>
-          <w:sz w:val="28"/>
-        </w:rPr>
-        <w:t>G4. 一段可直接放进标书/论文的「证据段」（中文）</w:t>
-      </w:r>
-    </w:p>
-    <w:p>
-      <w:pPr>
-        <w:pBdr>
-          <w:left w:val="single" w:sz="18" w:space="4" w:color="2E74B5"/>
-        </w:pBdr>
-        <w:shd w:val="clear" w:color="auto" w:fill="F2F7FB"/>
-        <w:spacing w:after="120"/>
-        <w:ind w:left="227"/>
-      </w:pPr>
-      <w:r>
-        <w:rPr>
-          <w:rFonts w:ascii="Calibri" w:hAnsi="Calibri" w:eastAsia="宋体"/>
-          <w:b w:val="0"/>
-          <w:i w:val="0"/>
-          <w:sz w:val="21"/>
-        </w:rPr>
-        <w:t>阿尔茨海默病中的核心毒性肽物种为淀粉样 β 肽（Aβ）及其可溶性寡聚体。遗传与临床证据支持 Aβ 级联在 AD 中的上游地位（Selkoe &amp; Hardy, 2016）。天然分泌的 Aβ 寡聚体在体抑制海马 LTP（Walsh et al., 2002）；寡聚体可通过受体结合、膜损伤、线粒体与钙稳态紊乱等途径产生突触毒性（Huang &amp; Liu, 2020；Sciaccaluga et al., 2021）。在非人灵长类，直接给予 Aβ 寡聚体可诱导内侧颞叶 tau 磷酸化并导致海马萎缩（Wakeman et al., 2022）。在金属维度，Aβ 肽与 Cu/Fe 配位后经金属还原产生 H₂O₂，Cu 增强其神经毒性，并呈现类金属酶样催化产 ROS 活性（Huang et al., 1999a,b；Opazo et al., 2002；Singh et al., 2022）。短片段 Aβ(25–35) 作为神经毒性肽模型，可在体诱发认知缺损，其高阶寡聚体与毒性相关（Fukuda et al., 2020；Liu et al., 2022）。上述文献共同构成“毒性肽（Aβ/寡聚体/毒性片段）→ 金属–ROS 或突触机制 → AD 相关表型”的可引用证据链。</w:t>
-      </w:r>
-    </w:p>
-    <w:p>
-      <w:r>
-        <w:rPr>
-          <w:rFonts w:ascii="Calibri" w:hAnsi="Calibri" w:eastAsia="宋体"/>
-          <w:b w:val="0"/>
-          <w:i w:val="0"/>
-          <w:sz w:val="21"/>
-        </w:rPr>
-        <w:t>---</w:t>
-      </w:r>
-    </w:p>
-    <w:p>
-      <w:pPr>
-        <w:pStyle w:val="Heading1"/>
-      </w:pPr>
-      <w:r>
-        <w:rPr>
-          <w:rFonts w:ascii="Calibri" w:hAnsi="Calibri" w:eastAsia="宋体"/>
-          <w:b w:val="0"/>
-          <w:i w:val="0"/>
-          <w:sz w:val="34"/>
-        </w:rPr>
-        <w:t>H 组：和你们 12 条候选肽的正确对接方式（重要）</w:t>
-      </w:r>
-    </w:p>
-    <w:tbl>
-      <w:tblPr>
-        <w:tblStyle w:val="TableGrid"/>
-        <w:tblW w:type="auto" w:w="0"/>
-        <w:tblLayout w:type="autofit"/>
-        <w:tblLook w:firstColumn="1" w:firstRow="1" w:lastColumn="0" w:lastRow="0" w:noHBand="0" w:noVBand="1" w:val="04A0"/>
-      </w:tblPr>
-      <w:tblGrid>
-        <w:gridCol w:w="4873"/>
-        <w:gridCol w:w="4873"/>
-      </w:tblGrid>
-      <w:tr>
-        <w:tc>
-          <w:tcPr>
-            <w:tcW w:type="dxa" w:w="4873"/>
-            <w:shd w:val="clear" w:color="auto" w:fill="DEEAF6"/>
-          </w:tcPr>
-          <w:p>
-            <w:pPr>
-              <w:jc w:val="center"/>
-            </w:pPr>
-            <w:r>
-              <w:rPr>
-                <w:rFonts w:ascii="Calibri" w:hAnsi="Calibri" w:eastAsia="宋体"/>
-                <w:b w:val="0"/>
-                <w:i w:val="0"/>
-                <w:sz w:val="18"/>
-              </w:rPr>
-              <w:t>做法</w:t>
-            </w:r>
-          </w:p>
-        </w:tc>
-        <w:tc>
-          <w:tcPr>
-            <w:tcW w:type="dxa" w:w="4873"/>
-            <w:shd w:val="clear" w:color="auto" w:fill="DEEAF6"/>
-          </w:tcPr>
-          <w:p>
-            <w:pPr>
-              <w:jc w:val="center"/>
-            </w:pPr>
-            <w:r>
-              <w:rPr>
-                <w:rFonts w:ascii="Calibri" w:hAnsi="Calibri" w:eastAsia="宋体"/>
-                <w:b w:val="0"/>
-                <w:i w:val="0"/>
-                <w:sz w:val="18"/>
-              </w:rPr>
-              <w:t>对不对</w:t>
-            </w:r>
-          </w:p>
-        </w:tc>
-      </w:tr>
-      <w:tr>
-        <w:tc>
-          <w:tcPr>
-            <w:tcW w:type="dxa" w:w="4873"/>
-          </w:tcPr>
-          <w:p>
-            <w:r>
-              <w:rPr>
-                <w:rFonts w:ascii="Calibri" w:hAnsi="Calibri" w:eastAsia="宋体"/>
-                <w:b w:val="0"/>
-                <w:i w:val="0"/>
-                <w:sz w:val="18"/>
-              </w:rPr>
-              <w:t>引用 G1–G3 证明“</w:t>
-            </w:r>
-            <w:r>
-              <w:rPr>
-                <w:rFonts w:ascii="Calibri" w:hAnsi="Calibri" w:eastAsia="宋体"/>
-                <w:b/>
-                <w:i w:val="0"/>
-                <w:sz w:val="18"/>
-              </w:rPr>
-              <w:t>Aβ 类毒性肽可导致 AD 相关损伤</w:t>
-            </w:r>
-            <w:r>
-              <w:rPr>
-                <w:rFonts w:ascii="Calibri" w:hAnsi="Calibri" w:eastAsia="宋体"/>
-                <w:b w:val="0"/>
-                <w:i w:val="0"/>
-                <w:sz w:val="18"/>
-              </w:rPr>
-              <w:t>”</w:t>
-            </w:r>
-          </w:p>
-        </w:tc>
-        <w:tc>
-          <w:tcPr>
-            <w:tcW w:type="dxa" w:w="4873"/>
-          </w:tcPr>
-          <w:p>
-            <w:r>
-              <w:rPr>
-                <w:rFonts w:ascii="Calibri" w:hAnsi="Calibri" w:eastAsia="宋体"/>
-                <w:b w:val="0"/>
-                <w:i w:val="0"/>
-                <w:sz w:val="18"/>
-              </w:rPr>
-              <w:t>✅</w:t>
-            </w:r>
-          </w:p>
-        </w:tc>
-      </w:tr>
-      <w:tr>
-        <w:tc>
-          <w:tcPr>
-            <w:tcW w:type="dxa" w:w="4873"/>
-          </w:tcPr>
-          <w:p>
-            <w:r>
-              <w:rPr>
-                <w:rFonts w:ascii="Calibri" w:hAnsi="Calibri" w:eastAsia="宋体"/>
-                <w:b w:val="0"/>
-                <w:i w:val="0"/>
-                <w:sz w:val="18"/>
-              </w:rPr>
-              <w:t>写“因此我们的 12 条肽也是导致 AD 的毒性肽”</w:t>
-            </w:r>
-          </w:p>
-        </w:tc>
-        <w:tc>
-          <w:tcPr>
-            <w:tcW w:type="dxa" w:w="4873"/>
-          </w:tcPr>
-          <w:p>
-            <w:r>
-              <w:rPr>
-                <w:rFonts w:ascii="Calibri" w:hAnsi="Calibri" w:eastAsia="宋体"/>
-                <w:b w:val="0"/>
-                <w:i w:val="0"/>
-                <w:sz w:val="18"/>
-              </w:rPr>
-              <w:t>❌ 逻辑跳跃</w:t>
-            </w:r>
-          </w:p>
-        </w:tc>
-      </w:tr>
-      <w:tr>
-        <w:tc>
-          <w:tcPr>
-            <w:tcW w:type="dxa" w:w="4873"/>
-          </w:tcPr>
-          <w:p>
-            <w:r>
-              <w:rPr>
-                <w:rFonts w:ascii="Calibri" w:hAnsi="Calibri" w:eastAsia="宋体"/>
-                <w:b w:val="0"/>
-                <w:i w:val="0"/>
-                <w:sz w:val="18"/>
-              </w:rPr>
-              <w:t>写“我们以 Aβ 毒性肽–金属–ROS / 寡聚体突触毒性为</w:t>
-            </w:r>
-            <w:r>
-              <w:rPr>
-                <w:rFonts w:ascii="Calibri" w:hAnsi="Calibri" w:eastAsia="宋体"/>
-                <w:b/>
-                <w:i w:val="0"/>
-                <w:sz w:val="18"/>
-              </w:rPr>
-              <w:t>参照范式</w:t>
-            </w:r>
-            <w:r>
-              <w:rPr>
-                <w:rFonts w:ascii="Calibri" w:hAnsi="Calibri" w:eastAsia="宋体"/>
-                <w:b w:val="0"/>
-                <w:i w:val="0"/>
-                <w:sz w:val="18"/>
-              </w:rPr>
-              <w:t>，检验候选肽是否具备类似致毒读出”</w:t>
-            </w:r>
-          </w:p>
-        </w:tc>
-        <w:tc>
-          <w:tcPr>
-            <w:tcW w:type="dxa" w:w="4873"/>
-          </w:tcPr>
-          <w:p>
-            <w:r>
-              <w:rPr>
-                <w:rFonts w:ascii="Calibri" w:hAnsi="Calibri" w:eastAsia="宋体"/>
-                <w:b w:val="0"/>
-                <w:i w:val="0"/>
-                <w:sz w:val="18"/>
-              </w:rPr>
-              <w:t>✅</w:t>
-            </w:r>
-          </w:p>
-        </w:tc>
-      </w:tr>
-      <w:tr>
-        <w:tc>
-          <w:tcPr>
-            <w:tcW w:type="dxa" w:w="4873"/>
-          </w:tcPr>
-          <w:p>
-            <w:r>
-              <w:rPr>
-                <w:rFonts w:ascii="Calibri" w:hAnsi="Calibri" w:eastAsia="宋体"/>
-                <w:b w:val="0"/>
-                <w:i w:val="0"/>
-                <w:sz w:val="18"/>
-              </w:rPr>
-              <w:t>用 Wang 2024 证明毒性</w:t>
-            </w:r>
-          </w:p>
-        </w:tc>
-        <w:tc>
-          <w:tcPr>
-            <w:tcW w:type="dxa" w:w="4873"/>
-          </w:tcPr>
-          <w:p>
-            <w:r>
-              <w:rPr>
-                <w:rFonts w:ascii="Calibri" w:hAnsi="Calibri" w:eastAsia="宋体"/>
-                <w:b w:val="0"/>
-                <w:i w:val="0"/>
-                <w:sz w:val="18"/>
-              </w:rPr>
-              <w:t>❌ 方向相反</w:t>
-            </w:r>
-          </w:p>
-        </w:tc>
-      </w:tr>
-      <w:tr>
-        <w:tc>
-          <w:tcPr>
-            <w:tcW w:type="dxa" w:w="4873"/>
-          </w:tcPr>
-          <w:p>
-            <w:r>
-              <w:rPr>
-                <w:rFonts w:ascii="Calibri" w:hAnsi="Calibri" w:eastAsia="宋体"/>
-                <w:b w:val="0"/>
-                <w:i w:val="0"/>
-                <w:sz w:val="18"/>
-              </w:rPr>
-              <w:t>仅理论计算定毒性</w:t>
-            </w:r>
-          </w:p>
-        </w:tc>
-        <w:tc>
-          <w:tcPr>
-            <w:tcW w:type="dxa" w:w="4873"/>
-          </w:tcPr>
-          <w:p>
-            <w:r>
-              <w:rPr>
-                <w:rFonts w:ascii="Calibri" w:hAnsi="Calibri" w:eastAsia="宋体"/>
-                <w:b w:val="0"/>
-                <w:i w:val="0"/>
-                <w:sz w:val="18"/>
-              </w:rPr>
-              <w:t>❌</w:t>
-            </w:r>
-          </w:p>
-        </w:tc>
-      </w:tr>
-    </w:tbl>
-    <w:p>
-      <w:pPr>
-        <w:spacing w:after="40"/>
-      </w:pPr>
-      <w:r>
-        <w:rPr>
-          <w:sz w:val="4"/>
-        </w:rPr>
-      </w:r>
-    </w:p>
-    <w:p>
-      <w:r>
-        <w:rPr>
-          <w:rFonts w:ascii="Calibri" w:hAnsi="Calibri" w:eastAsia="宋体"/>
-          <w:b/>
-          <w:i w:val="0"/>
-          <w:sz w:val="21"/>
-        </w:rPr>
-        <w:t>候选肽要“直接用”上列文献，唯一合法路径：</w:t>
-      </w:r>
-    </w:p>
-    <w:p>
-      <w:pPr>
-        <w:pStyle w:val="ListBullet"/>
-      </w:pPr>
-      <w:r>
-        <w:rPr>
-          <w:rFonts w:ascii="Calibri" w:hAnsi="Calibri" w:eastAsia="宋体"/>
-          <w:b w:val="0"/>
-          <w:i w:val="0"/>
-          <w:sz w:val="21"/>
-        </w:rPr>
-        <w:t xml:space="preserve">1. </w:t>
-      </w:r>
-      <w:r>
-        <w:rPr>
-          <w:rFonts w:ascii="Calibri" w:hAnsi="Calibri" w:eastAsia="宋体"/>
-          <w:b/>
-          <w:i w:val="0"/>
-          <w:sz w:val="21"/>
-        </w:rPr>
-        <w:t>阳性对照肽</w:t>
-      </w:r>
-      <w:r>
-        <w:rPr>
-          <w:rFonts w:ascii="Calibri" w:hAnsi="Calibri" w:eastAsia="宋体"/>
-          <w:b w:val="0"/>
-          <w:i w:val="0"/>
-          <w:sz w:val="21"/>
-        </w:rPr>
-        <w:t>：Aβ42 寡聚体和/或 Aβ(25–35)（文献已证明致毒）；</w:t>
-      </w:r>
-    </w:p>
-    <w:p>
-      <w:pPr>
-        <w:pStyle w:val="ListBullet"/>
-      </w:pPr>
-      <w:r>
-        <w:rPr>
-          <w:rFonts w:ascii="Calibri" w:hAnsi="Calibri" w:eastAsia="宋体"/>
-          <w:b w:val="0"/>
-          <w:i w:val="0"/>
-          <w:sz w:val="21"/>
-        </w:rPr>
-        <w:t xml:space="preserve">2. </w:t>
-      </w:r>
-      <w:r>
-        <w:rPr>
-          <w:rFonts w:ascii="Calibri" w:hAnsi="Calibri" w:eastAsia="宋体"/>
-          <w:b/>
-          <w:i w:val="0"/>
-          <w:sz w:val="21"/>
-        </w:rPr>
-        <w:t>机制读出对齐文献</w:t>
-      </w:r>
-      <w:r>
-        <w:rPr>
-          <w:rFonts w:ascii="Calibri" w:hAnsi="Calibri" w:eastAsia="宋体"/>
-          <w:b w:val="0"/>
-          <w:i w:val="0"/>
-          <w:sz w:val="21"/>
-        </w:rPr>
-        <w:t>：±Cu/Fe、H₂O₂/ROS、突触/细胞毒性、必要时 p-tau；</w:t>
-      </w:r>
-    </w:p>
-    <w:p>
-      <w:pPr>
-        <w:pStyle w:val="ListBullet"/>
-      </w:pPr>
-      <w:r>
-        <w:rPr>
-          <w:rFonts w:ascii="Calibri" w:hAnsi="Calibri" w:eastAsia="宋体"/>
-          <w:b w:val="0"/>
-          <w:i w:val="0"/>
-          <w:sz w:val="21"/>
-        </w:rPr>
-        <w:t xml:space="preserve">3. </w:t>
-      </w:r>
-      <w:r>
-        <w:rPr>
-          <w:rFonts w:ascii="Calibri" w:hAnsi="Calibri" w:eastAsia="宋体"/>
-          <w:b/>
-          <w:i w:val="0"/>
-          <w:sz w:val="21"/>
-        </w:rPr>
-        <w:t>结果与阳性对照同向</w:t>
-      </w:r>
-      <w:r>
-        <w:rPr>
-          <w:rFonts w:ascii="Calibri" w:hAnsi="Calibri" w:eastAsia="宋体"/>
-          <w:b w:val="0"/>
-          <w:i w:val="0"/>
-          <w:sz w:val="21"/>
-        </w:rPr>
-        <w:t xml:space="preserve"> 才可写“具有类似金属相关毒性肽特征”；</w:t>
-      </w:r>
-    </w:p>
-    <w:p>
-      <w:pPr>
-        <w:pStyle w:val="ListBullet"/>
-      </w:pPr>
-      <w:r>
-        <w:rPr>
-          <w:rFonts w:ascii="Calibri" w:hAnsi="Calibri" w:eastAsia="宋体"/>
-          <w:b w:val="0"/>
-          <w:i w:val="0"/>
-          <w:sz w:val="21"/>
-        </w:rPr>
-        <w:t>4. 在此之前，标题/摘要不要写“发现导致 AD 的毒性肽”。</w:t>
-      </w:r>
-    </w:p>
-    <w:p>
-      <w:r>
-        <w:rPr>
-          <w:rFonts w:ascii="Calibri" w:hAnsi="Calibri" w:eastAsia="宋体"/>
-          <w:b w:val="0"/>
-          <w:i w:val="0"/>
-          <w:sz w:val="21"/>
-        </w:rPr>
-        <w:t>---</w:t>
-      </w:r>
-    </w:p>
-    <w:p>
-      <w:pPr>
-        <w:pStyle w:val="Heading1"/>
-      </w:pPr>
-      <w:r>
-        <w:rPr>
-          <w:rFonts w:ascii="Calibri" w:hAnsi="Calibri" w:eastAsia="宋体"/>
-          <w:b w:val="0"/>
-          <w:i w:val="0"/>
-          <w:sz w:val="34"/>
-        </w:rPr>
-        <w:t>I 总表（全部可点开的 DOI/PMID）</w:t>
+        <w:t>7 总表（非 Aβ，含链接）</w:t>
       </w:r>
     </w:p>
     <w:tbl>
@@ -6289,7 +6203,7 @@
                 <w:i w:val="0"/>
                 <w:sz w:val="18"/>
               </w:rPr>
-              <w:t>用途</w:t>
+              <w:t>肽</w:t>
             </w:r>
           </w:p>
         </w:tc>
@@ -6387,7 +6301,7 @@
                 <w:i w:val="0"/>
                 <w:sz w:val="18"/>
               </w:rPr>
-              <w:t>A1</w:t>
+              <w:t>P1</w:t>
             </w:r>
           </w:p>
         </w:tc>
@@ -6403,7 +6317,7 @@
                 <w:i w:val="0"/>
                 <w:sz w:val="18"/>
               </w:rPr>
-              <w:t>AD 总框架</w:t>
+              <w:t>PrP106–126</w:t>
             </w:r>
           </w:p>
         </w:tc>
@@ -6419,118 +6333,7 @@
                 <w:i w:val="0"/>
                 <w:sz w:val="18"/>
               </w:rPr>
-              <w:t xml:space="preserve">Selkoe &amp; Hardy </w:t>
-            </w:r>
-            <w:r>
-              <w:rPr>
-                <w:rFonts w:ascii="Calibri" w:hAnsi="Calibri" w:eastAsia="宋体"/>
-                <w:b w:val="0"/>
-                <w:i/>
-                <w:sz w:val="18"/>
-              </w:rPr>
-              <w:t>EMBO Mol Med</w:t>
-            </w:r>
-          </w:p>
-        </w:tc>
-        <w:tc>
-          <w:tcPr>
-            <w:tcW w:type="dxa" w:w="1624"/>
-          </w:tcPr>
-          <w:p>
-            <w:r>
-              <w:rPr>
-                <w:rFonts w:ascii="Calibri" w:hAnsi="Calibri" w:eastAsia="宋体"/>
-                <w:b w:val="0"/>
-                <w:i w:val="0"/>
-                <w:sz w:val="18"/>
-              </w:rPr>
-              <w:t>2016</w:t>
-            </w:r>
-          </w:p>
-        </w:tc>
-        <w:tc>
-          <w:tcPr>
-            <w:tcW w:type="dxa" w:w="1624"/>
-          </w:tcPr>
-          <w:p>
-            <w:hyperlink r:id="rId9">
-              <w:r>
-                <w:rPr>
-                  <w:rFonts w:ascii="Calibri" w:hAnsi="Calibri" w:eastAsia="宋体"/>
-                  <w:sz w:val="18"/>
-                  <w:color w:val="0563C1"/>
-                  <w:u w:val="single"/>
-                </w:rPr>
-                <w:t xml:space="preserve">10.15252/emmm.201606210</w:t>
-              </w:r>
-            </w:hyperlink>
-          </w:p>
-        </w:tc>
-        <w:tc>
-          <w:tcPr>
-            <w:tcW w:type="dxa" w:w="1624"/>
-          </w:tcPr>
-          <w:p>
-            <w:hyperlink r:id="rId10">
-              <w:r>
-                <w:rPr>
-                  <w:rFonts w:ascii="Calibri" w:hAnsi="Calibri" w:eastAsia="宋体"/>
-                  <w:sz w:val="18"/>
-                  <w:color w:val="0563C1"/>
-                  <w:u w:val="single"/>
-                </w:rPr>
-                <w:t xml:space="preserve">27025652</w:t>
-              </w:r>
-            </w:hyperlink>
-          </w:p>
-        </w:tc>
-      </w:tr>
-      <w:tr>
-        <w:tc>
-          <w:tcPr>
-            <w:tcW w:type="dxa" w:w="1624"/>
-          </w:tcPr>
-          <w:p>
-            <w:r>
-              <w:rPr>
-                <w:rFonts w:ascii="Calibri" w:hAnsi="Calibri" w:eastAsia="宋体"/>
-                <w:b w:val="0"/>
-                <w:i w:val="0"/>
-                <w:sz w:val="18"/>
-              </w:rPr>
-              <w:t>B1</w:t>
-            </w:r>
-          </w:p>
-        </w:tc>
-        <w:tc>
-          <w:tcPr>
-            <w:tcW w:type="dxa" w:w="1624"/>
-          </w:tcPr>
-          <w:p>
-            <w:r>
-              <w:rPr>
-                <w:rFonts w:ascii="Calibri" w:hAnsi="Calibri" w:eastAsia="宋体"/>
-                <w:b w:val="0"/>
-                <w:i w:val="0"/>
-                <w:sz w:val="18"/>
-              </w:rPr>
-              <w:t>寡聚体在体毒性</w:t>
-            </w:r>
-          </w:p>
-        </w:tc>
-        <w:tc>
-          <w:tcPr>
-            <w:tcW w:type="dxa" w:w="1624"/>
-          </w:tcPr>
-          <w:p>
-            <w:r>
-              <w:rPr>
-                <w:rFonts w:ascii="Calibri" w:hAnsi="Calibri" w:eastAsia="宋体"/>
-                <w:b w:val="0"/>
-                <w:i w:val="0"/>
-                <w:sz w:val="18"/>
-              </w:rPr>
-              <w:t xml:space="preserve">Walsh et al. </w:t>
+              <w:t xml:space="preserve">Forloni et al. </w:t>
             </w:r>
             <w:r>
               <w:rPr>
@@ -6555,7 +6358,7 @@
                 <w:i w:val="0"/>
                 <w:sz w:val="18"/>
               </w:rPr>
-              <w:t>2002</w:t>
+              <w:t>1993</w:t>
             </w:r>
           </w:p>
         </w:tc>
@@ -6564,7 +6367,7 @@
             <w:tcW w:type="dxa" w:w="1624"/>
           </w:tcPr>
           <w:p>
-            <w:hyperlink r:id="rId11">
+            <w:hyperlink r:id="rId9">
               <w:r>
                 <w:rPr>
                   <w:rFonts w:ascii="Calibri" w:hAnsi="Calibri" w:eastAsia="宋体"/>
@@ -6572,7 +6375,7 @@
                   <w:color w:val="0563C1"/>
                   <w:u w:val="single"/>
                 </w:rPr>
-                <w:t xml:space="preserve">10.1038/416535a</w:t>
+                <w:t xml:space="preserve">10.1038/362543a0</w:t>
               </w:r>
             </w:hyperlink>
           </w:p>
@@ -6582,7 +6385,7 @@
             <w:tcW w:type="dxa" w:w="1624"/>
           </w:tcPr>
           <w:p>
-            <w:hyperlink r:id="rId12">
+            <w:hyperlink r:id="rId10">
               <w:r>
                 <w:rPr>
                   <w:rFonts w:ascii="Calibri" w:hAnsi="Calibri" w:eastAsia="宋体"/>
@@ -6590,7 +6393,7 @@
                   <w:color w:val="0563C1"/>
                   <w:u w:val="single"/>
                 </w:rPr>
-                <w:t xml:space="preserve">11932745</w:t>
+                <w:t xml:space="preserve">8464494</w:t>
               </w:r>
             </w:hyperlink>
           </w:p>
@@ -6609,7 +6412,7 @@
                 <w:i w:val="0"/>
                 <w:sz w:val="18"/>
               </w:rPr>
-              <w:t>B2</w:t>
+              <w:t>P2</w:t>
             </w:r>
           </w:p>
         </w:tc>
@@ -6625,7 +6428,7 @@
                 <w:i w:val="0"/>
                 <w:sz w:val="18"/>
               </w:rPr>
-              <w:t>寡聚体毒性综述</w:t>
+              <w:t>PrP106–126</w:t>
             </w:r>
           </w:p>
         </w:tc>
@@ -6641,7 +6444,127 @@
                 <w:i w:val="0"/>
                 <w:sz w:val="18"/>
               </w:rPr>
-              <w:t xml:space="preserve">Huang &amp; Liu </w:t>
+              <w:t xml:space="preserve">Forloni et al. </w:t>
+            </w:r>
+            <w:r>
+              <w:rPr>
+                <w:rFonts w:ascii="Calibri" w:hAnsi="Calibri" w:eastAsia="宋体"/>
+                <w:b w:val="0"/>
+                <w:i/>
+                <w:sz w:val="18"/>
+              </w:rPr>
+              <w:t>NAN</w:t>
+            </w:r>
+            <w:r>
+              <w:rPr>
+                <w:rFonts w:ascii="Calibri" w:hAnsi="Calibri" w:eastAsia="宋体"/>
+                <w:b w:val="0"/>
+                <w:i w:val="0"/>
+                <w:sz w:val="18"/>
+              </w:rPr>
+              <w:t xml:space="preserve"> review</w:t>
+            </w:r>
+          </w:p>
+        </w:tc>
+        <w:tc>
+          <w:tcPr>
+            <w:tcW w:type="dxa" w:w="1624"/>
+          </w:tcPr>
+          <w:p>
+            <w:r>
+              <w:rPr>
+                <w:rFonts w:ascii="Calibri" w:hAnsi="Calibri" w:eastAsia="宋体"/>
+                <w:b w:val="0"/>
+                <w:i w:val="0"/>
+                <w:sz w:val="18"/>
+              </w:rPr>
+              <w:t>2019</w:t>
+            </w:r>
+          </w:p>
+        </w:tc>
+        <w:tc>
+          <w:tcPr>
+            <w:tcW w:type="dxa" w:w="1624"/>
+          </w:tcPr>
+          <w:p>
+            <w:hyperlink r:id="rId11">
+              <w:r>
+                <w:rPr>
+                  <w:rFonts w:ascii="Calibri" w:hAnsi="Calibri" w:eastAsia="宋体"/>
+                  <w:sz w:val="18"/>
+                  <w:color w:val="0563C1"/>
+                  <w:u w:val="single"/>
+                </w:rPr>
+                <w:t xml:space="preserve">10.1111/nan.12538</w:t>
+              </w:r>
+            </w:hyperlink>
+          </w:p>
+        </w:tc>
+        <w:tc>
+          <w:tcPr>
+            <w:tcW w:type="dxa" w:w="1624"/>
+          </w:tcPr>
+          <w:p>
+            <w:hyperlink r:id="rId12">
+              <w:r>
+                <w:rPr>
+                  <w:rFonts w:ascii="Calibri" w:hAnsi="Calibri" w:eastAsia="宋体"/>
+                  <w:sz w:val="18"/>
+                  <w:color w:val="0563C1"/>
+                  <w:u w:val="single"/>
+                </w:rPr>
+                <w:t xml:space="preserve">30635947</w:t>
+              </w:r>
+            </w:hyperlink>
+          </w:p>
+        </w:tc>
+      </w:tr>
+      <w:tr>
+        <w:tc>
+          <w:tcPr>
+            <w:tcW w:type="dxa" w:w="1624"/>
+          </w:tcPr>
+          <w:p>
+            <w:r>
+              <w:rPr>
+                <w:rFonts w:ascii="Calibri" w:hAnsi="Calibri" w:eastAsia="宋体"/>
+                <w:b w:val="0"/>
+                <w:i w:val="0"/>
+                <w:sz w:val="18"/>
+              </w:rPr>
+              <w:t>P3</w:t>
+            </w:r>
+          </w:p>
+        </w:tc>
+        <w:tc>
+          <w:tcPr>
+            <w:tcW w:type="dxa" w:w="1624"/>
+          </w:tcPr>
+          <w:p>
+            <w:r>
+              <w:rPr>
+                <w:rFonts w:ascii="Calibri" w:hAnsi="Calibri" w:eastAsia="宋体"/>
+                <w:b w:val="0"/>
+                <w:i w:val="0"/>
+                <w:sz w:val="18"/>
+              </w:rPr>
+              <w:t>PrP106–126</w:t>
+            </w:r>
+          </w:p>
+        </w:tc>
+        <w:tc>
+          <w:tcPr>
+            <w:tcW w:type="dxa" w:w="1624"/>
+          </w:tcPr>
+          <w:p>
+            <w:r>
+              <w:rPr>
+                <w:rFonts w:ascii="Calibri" w:hAnsi="Calibri" w:eastAsia="宋体"/>
+                <w:b w:val="0"/>
+                <w:i w:val="0"/>
+                <w:sz w:val="18"/>
+              </w:rPr>
+              <w:t xml:space="preserve">Zheng et al. </w:t>
             </w:r>
             <w:r>
               <w:rPr>
@@ -6666,7 +6589,7 @@
                 <w:i w:val="0"/>
                 <w:sz w:val="18"/>
               </w:rPr>
-              <w:t>2020</w:t>
+              <w:t>2023</w:t>
             </w:r>
           </w:p>
         </w:tc>
@@ -6683,7 +6606,7 @@
                   <w:color w:val="0563C1"/>
                   <w:u w:val="single"/>
                 </w:rPr>
-                <w:t xml:space="preserve">10.3390/ijms21124477</w:t>
+                <w:t xml:space="preserve">10.3390/ijms242115919</w:t>
               </w:r>
             </w:hyperlink>
           </w:p>
@@ -6701,7 +6624,7 @@
                   <w:color w:val="0563C1"/>
                   <w:u w:val="single"/>
                 </w:rPr>
-                <w:t xml:space="preserve">32599696</w:t>
+                <w:t xml:space="preserve">37958902</w:t>
               </w:r>
             </w:hyperlink>
           </w:p>
@@ -6720,7 +6643,7 @@
                 <w:i w:val="0"/>
                 <w:sz w:val="18"/>
               </w:rPr>
-              <w:t>B3</w:t>
+              <w:t>A1</w:t>
             </w:r>
           </w:p>
         </w:tc>
@@ -6736,7 +6659,7 @@
                 <w:i w:val="0"/>
                 <w:sz w:val="18"/>
               </w:rPr>
-              <w:t>突触/网络毒性</w:t>
+              <w:t>人 amylin</w:t>
             </w:r>
           </w:p>
         </w:tc>
@@ -6752,7 +6675,7 @@
                 <w:i w:val="0"/>
                 <w:sz w:val="18"/>
               </w:rPr>
-              <w:t xml:space="preserve">Sciaccaluga et al. </w:t>
+              <w:t xml:space="preserve">Kotiya et al. </w:t>
             </w:r>
             <w:r>
               <w:rPr>
@@ -6761,7 +6684,7 @@
                 <w:i/>
                 <w:sz w:val="18"/>
               </w:rPr>
-              <w:t>IJMS</w:t>
+              <w:t>JBC</w:t>
             </w:r>
           </w:p>
         </w:tc>
@@ -6777,7 +6700,7 @@
                 <w:i w:val="0"/>
                 <w:sz w:val="18"/>
               </w:rPr>
-              <w:t>2021</w:t>
+              <w:t>2023</w:t>
             </w:r>
           </w:p>
         </w:tc>
@@ -6794,7 +6717,7 @@
                   <w:color w:val="0563C1"/>
                   <w:u w:val="single"/>
                 </w:rPr>
-                <w:t xml:space="preserve">10.3390/ijms22115991</w:t>
+                <w:t xml:space="preserve">10.1016/j.jbc.2023.104682</w:t>
               </w:r>
             </w:hyperlink>
           </w:p>
@@ -6812,7 +6735,7 @@
                   <w:color w:val="0563C1"/>
                   <w:u w:val="single"/>
                 </w:rPr>
-                <w:t xml:space="preserve">34206089</w:t>
+                <w:t xml:space="preserve">37030503</w:t>
               </w:r>
             </w:hyperlink>
           </w:p>
@@ -6831,7 +6754,7 @@
                 <w:i w:val="0"/>
                 <w:sz w:val="18"/>
               </w:rPr>
-              <w:t>B4</w:t>
+              <w:t>A2</w:t>
             </w:r>
           </w:p>
         </w:tc>
@@ -6847,7 +6770,7 @@
                 <w:i w:val="0"/>
                 <w:sz w:val="18"/>
               </w:rPr>
-              <w:t>灵长类注射 AβO</w:t>
+              <w:t>人 amylin</w:t>
             </w:r>
           </w:p>
         </w:tc>
@@ -6863,16 +6786,7 @@
                 <w:i w:val="0"/>
                 <w:sz w:val="18"/>
               </w:rPr>
-              <w:t xml:space="preserve">Wakeman et al. </w:t>
-            </w:r>
-            <w:r>
-              <w:rPr>
-                <w:rFonts w:ascii="Calibri" w:hAnsi="Calibri" w:eastAsia="宋体"/>
-                <w:b w:val="0"/>
-                <w:i/>
-                <w:sz w:val="18"/>
-              </w:rPr>
-              <w:t>NAN</w:t>
+              <w:t>Das et al.</w:t>
             </w:r>
           </w:p>
         </w:tc>
@@ -6888,7 +6802,7 @@
                 <w:i w:val="0"/>
                 <w:sz w:val="18"/>
               </w:rPr>
-              <w:t>2022</w:t>
+              <w:t>2023</w:t>
             </w:r>
           </w:p>
         </w:tc>
@@ -6905,7 +6819,7 @@
                   <w:color w:val="0563C1"/>
                   <w:u w:val="single"/>
                 </w:rPr>
-                <w:t xml:space="preserve">10.1111/nan.12800</w:t>
+                <w:t xml:space="preserve">10.1016/j.jstrokecerebrovasdis.2023.107300</w:t>
               </w:r>
             </w:hyperlink>
           </w:p>
@@ -6923,7 +6837,7 @@
                   <w:color w:val="0563C1"/>
                   <w:u w:val="single"/>
                 </w:rPr>
-                <w:t xml:space="preserve">35156715</w:t>
+                <w:t xml:space="preserve">37572602</w:t>
               </w:r>
             </w:hyperlink>
           </w:p>
@@ -6942,7 +6856,7 @@
                 <w:i w:val="0"/>
                 <w:sz w:val="18"/>
               </w:rPr>
-              <w:t>C1</w:t>
+              <w:t>A3</w:t>
             </w:r>
           </w:p>
         </w:tc>
@@ -6958,7 +6872,7 @@
                 <w:i w:val="0"/>
                 <w:sz w:val="18"/>
               </w:rPr>
-              <w:t>短毒性肽 Aβ25-35</w:t>
+              <w:t>IAPP/α-syn 等</w:t>
             </w:r>
           </w:p>
         </w:tc>
@@ -6974,7 +6888,7 @@
                 <w:i w:val="0"/>
                 <w:sz w:val="18"/>
               </w:rPr>
-              <w:t xml:space="preserve">Liu et al. </w:t>
+              <w:t xml:space="preserve">Tempra et al. </w:t>
             </w:r>
             <w:r>
               <w:rPr>
@@ -6983,7 +6897,7 @@
                 <w:i/>
                 <w:sz w:val="18"/>
               </w:rPr>
-              <w:t>JACS</w:t>
+              <w:t>BBA</w:t>
             </w:r>
           </w:p>
         </w:tc>
@@ -7016,7 +6930,7 @@
                   <w:color w:val="0563C1"/>
                   <w:u w:val="single"/>
                 </w:rPr>
-                <w:t xml:space="preserve">10.1021/jacs.2c03845</w:t>
+                <w:t xml:space="preserve">10.1016/j.bbapap.2022.140767</w:t>
               </w:r>
             </w:hyperlink>
           </w:p>
@@ -7034,7 +6948,7 @@
                   <w:color w:val="0563C1"/>
                   <w:u w:val="single"/>
                 </w:rPr>
-                <w:t xml:space="preserve">35917596</w:t>
+                <w:t xml:space="preserve">35144022</w:t>
               </w:r>
             </w:hyperlink>
           </w:p>
@@ -7053,7 +6967,7 @@
                 <w:i w:val="0"/>
                 <w:sz w:val="18"/>
               </w:rPr>
-              <w:t>C2</w:t>
+              <w:t>L1</w:t>
             </w:r>
           </w:p>
         </w:tc>
@@ -7065,11 +6979,11 @@
             <w:r>
               <w:rPr>
                 <w:rFonts w:ascii="Calibri" w:hAnsi="Calibri" w:eastAsia="宋体"/>
-                <w:b w:val="0"/>
+                <w:b/>
                 <w:i w:val="0"/>
                 <w:sz w:val="18"/>
               </w:rPr>
-              <w:t>Aβ25-35 在体认知</w:t>
+              <w:t>LL-37</w:t>
             </w:r>
           </w:p>
         </w:tc>
@@ -7081,11 +6995,20 @@
             <w:r>
               <w:rPr>
                 <w:rFonts w:ascii="Calibri" w:hAnsi="Calibri" w:eastAsia="宋体"/>
-                <w:b w:val="0"/>
+                <w:b/>
                 <w:i w:val="0"/>
                 <w:sz w:val="18"/>
               </w:rPr>
-              <w:t>Fukuda et al.</w:t>
+              <w:t xml:space="preserve">Chen et al. </w:t>
+            </w:r>
+            <w:r>
+              <w:rPr>
+                <w:rFonts w:ascii="Calibri" w:hAnsi="Calibri" w:eastAsia="宋体"/>
+                <w:b/>
+                <w:i/>
+                <w:sz w:val="18"/>
+              </w:rPr>
+              <w:t>Mol Psychiatry</w:t>
             </w:r>
           </w:p>
         </w:tc>
@@ -7097,11 +7020,11 @@
             <w:r>
               <w:rPr>
                 <w:rFonts w:ascii="Calibri" w:hAnsi="Calibri" w:eastAsia="宋体"/>
-                <w:b w:val="0"/>
+                <w:b/>
                 <w:i w:val="0"/>
                 <w:sz w:val="18"/>
               </w:rPr>
-              <w:t>2020</w:t>
+              <w:t>2022</w:t>
             </w:r>
           </w:p>
         </w:tc>
@@ -7118,7 +7041,7 @@
                   <w:color w:val="0563C1"/>
                   <w:u w:val="single"/>
                 </w:rPr>
-                <w:t xml:space="preserve">10.1007/s11130-020-00816-0</w:t>
+                <w:t xml:space="preserve">10.1038/s41380-022-01790-6</w:t>
               </w:r>
             </w:hyperlink>
           </w:p>
@@ -7136,7 +7059,7 @@
                   <w:color w:val="0563C1"/>
                   <w:u w:val="single"/>
                 </w:rPr>
-                <w:t xml:space="preserve">32333241</w:t>
+                <w:t xml:space="preserve">36138130</w:t>
               </w:r>
             </w:hyperlink>
           </w:p>
@@ -7155,7 +7078,7 @@
                 <w:i w:val="0"/>
                 <w:sz w:val="18"/>
               </w:rPr>
-              <w:t>D1</w:t>
+              <w:t>L2</w:t>
             </w:r>
           </w:p>
         </w:tc>
@@ -7171,7 +7094,7 @@
                 <w:i w:val="0"/>
                 <w:sz w:val="18"/>
               </w:rPr>
-              <w:t>肽产 H₂O₂</w:t>
+              <w:t>LL-37</w:t>
             </w:r>
           </w:p>
         </w:tc>
@@ -7187,7 +7110,7 @@
                 <w:i w:val="0"/>
                 <w:sz w:val="18"/>
               </w:rPr>
-              <w:t xml:space="preserve">Huang et al. </w:t>
+              <w:t xml:space="preserve">Bhattacharjya et al. </w:t>
             </w:r>
             <w:r>
               <w:rPr>
@@ -7196,7 +7119,7 @@
                 <w:i/>
                 <w:sz w:val="18"/>
               </w:rPr>
-              <w:t>Biochemistry</w:t>
+              <w:t>Biomolecules</w:t>
             </w:r>
           </w:p>
         </w:tc>
@@ -7212,7 +7135,7 @@
                 <w:i w:val="0"/>
                 <w:sz w:val="18"/>
               </w:rPr>
-              <w:t>1999</w:t>
+              <w:t>2024</w:t>
             </w:r>
           </w:p>
         </w:tc>
@@ -7229,7 +7152,7 @@
                   <w:color w:val="0563C1"/>
                   <w:u w:val="single"/>
                 </w:rPr>
-                <w:t xml:space="preserve">10.1021/bi990438f</w:t>
+                <w:t xml:space="preserve">10.3390/biom14030320</w:t>
               </w:r>
             </w:hyperlink>
           </w:p>
@@ -7247,553 +7170,7 @@
                   <w:color w:val="0563C1"/>
                   <w:u w:val="single"/>
                 </w:rPr>
-                <w:t xml:space="preserve">10386999</w:t>
-              </w:r>
-            </w:hyperlink>
-          </w:p>
-        </w:tc>
-      </w:tr>
-      <w:tr>
-        <w:tc>
-          <w:tcPr>
-            <w:tcW w:type="dxa" w:w="1624"/>
-          </w:tcPr>
-          <w:p>
-            <w:r>
-              <w:rPr>
-                <w:rFonts w:ascii="Calibri" w:hAnsi="Calibri" w:eastAsia="宋体"/>
-                <w:b w:val="0"/>
-                <w:i w:val="0"/>
-                <w:sz w:val="18"/>
-              </w:rPr>
-              <w:t>D2</w:t>
-            </w:r>
-          </w:p>
-        </w:tc>
-        <w:tc>
-          <w:tcPr>
-            <w:tcW w:type="dxa" w:w="1624"/>
-          </w:tcPr>
-          <w:p>
-            <w:r>
-              <w:rPr>
-                <w:rFonts w:ascii="Calibri" w:hAnsi="Calibri" w:eastAsia="宋体"/>
-                <w:b w:val="0"/>
-                <w:i w:val="0"/>
-                <w:sz w:val="18"/>
-              </w:rPr>
-              <w:t>Cu 增强神经毒性</w:t>
-            </w:r>
-          </w:p>
-        </w:tc>
-        <w:tc>
-          <w:tcPr>
-            <w:tcW w:type="dxa" w:w="1624"/>
-          </w:tcPr>
-          <w:p>
-            <w:r>
-              <w:rPr>
-                <w:rFonts w:ascii="Calibri" w:hAnsi="Calibri" w:eastAsia="宋体"/>
-                <w:b w:val="0"/>
-                <w:i w:val="0"/>
-                <w:sz w:val="18"/>
-              </w:rPr>
-              <w:t xml:space="preserve">Huang et al. </w:t>
-            </w:r>
-            <w:r>
-              <w:rPr>
-                <w:rFonts w:ascii="Calibri" w:hAnsi="Calibri" w:eastAsia="宋体"/>
-                <w:b w:val="0"/>
-                <w:i/>
-                <w:sz w:val="18"/>
-              </w:rPr>
-              <w:t>JBC</w:t>
-            </w:r>
-          </w:p>
-        </w:tc>
-        <w:tc>
-          <w:tcPr>
-            <w:tcW w:type="dxa" w:w="1624"/>
-          </w:tcPr>
-          <w:p>
-            <w:r>
-              <w:rPr>
-                <w:rFonts w:ascii="Calibri" w:hAnsi="Calibri" w:eastAsia="宋体"/>
-                <w:b w:val="0"/>
-                <w:i w:val="0"/>
-                <w:sz w:val="18"/>
-              </w:rPr>
-              <w:t>1999</w:t>
-            </w:r>
-          </w:p>
-        </w:tc>
-        <w:tc>
-          <w:tcPr>
-            <w:tcW w:type="dxa" w:w="1624"/>
-          </w:tcPr>
-          <w:p>
-            <w:hyperlink r:id="rId25">
-              <w:r>
-                <w:rPr>
-                  <w:rFonts w:ascii="Calibri" w:hAnsi="Calibri" w:eastAsia="宋体"/>
-                  <w:sz w:val="18"/>
-                  <w:color w:val="0563C1"/>
-                  <w:u w:val="single"/>
-                </w:rPr>
-                <w:t xml:space="preserve">10.1074/jbc.274.52.37111</w:t>
-              </w:r>
-            </w:hyperlink>
-          </w:p>
-        </w:tc>
-        <w:tc>
-          <w:tcPr>
-            <w:tcW w:type="dxa" w:w="1624"/>
-          </w:tcPr>
-          <w:p>
-            <w:hyperlink r:id="rId26">
-              <w:r>
-                <w:rPr>
-                  <w:rFonts w:ascii="Calibri" w:hAnsi="Calibri" w:eastAsia="宋体"/>
-                  <w:sz w:val="18"/>
-                  <w:color w:val="0563C1"/>
-                  <w:u w:val="single"/>
-                </w:rPr>
-                <w:t xml:space="preserve">10601271</w:t>
-              </w:r>
-            </w:hyperlink>
-          </w:p>
-        </w:tc>
-      </w:tr>
-      <w:tr>
-        <w:tc>
-          <w:tcPr>
-            <w:tcW w:type="dxa" w:w="1624"/>
-          </w:tcPr>
-          <w:p>
-            <w:r>
-              <w:rPr>
-                <w:rFonts w:ascii="Calibri" w:hAnsi="Calibri" w:eastAsia="宋体"/>
-                <w:b w:val="0"/>
-                <w:i w:val="0"/>
-                <w:sz w:val="18"/>
-              </w:rPr>
-              <w:t>D3</w:t>
-            </w:r>
-          </w:p>
-        </w:tc>
-        <w:tc>
-          <w:tcPr>
-            <w:tcW w:type="dxa" w:w="1624"/>
-          </w:tcPr>
-          <w:p>
-            <w:r>
-              <w:rPr>
-                <w:rFonts w:ascii="Calibri" w:hAnsi="Calibri" w:eastAsia="宋体"/>
-                <w:b w:val="0"/>
-                <w:i w:val="0"/>
-                <w:sz w:val="18"/>
-              </w:rPr>
-              <w:t>类金属酶产 H₂O₂</w:t>
-            </w:r>
-          </w:p>
-        </w:tc>
-        <w:tc>
-          <w:tcPr>
-            <w:tcW w:type="dxa" w:w="1624"/>
-          </w:tcPr>
-          <w:p>
-            <w:r>
-              <w:rPr>
-                <w:rFonts w:ascii="Calibri" w:hAnsi="Calibri" w:eastAsia="宋体"/>
-                <w:b w:val="0"/>
-                <w:i w:val="0"/>
-                <w:sz w:val="18"/>
-              </w:rPr>
-              <w:t xml:space="preserve">Opazo et al. </w:t>
-            </w:r>
-            <w:r>
-              <w:rPr>
-                <w:rFonts w:ascii="Calibri" w:hAnsi="Calibri" w:eastAsia="宋体"/>
-                <w:b w:val="0"/>
-                <w:i/>
-                <w:sz w:val="18"/>
-              </w:rPr>
-              <w:t>JBC</w:t>
-            </w:r>
-          </w:p>
-        </w:tc>
-        <w:tc>
-          <w:tcPr>
-            <w:tcW w:type="dxa" w:w="1624"/>
-          </w:tcPr>
-          <w:p>
-            <w:r>
-              <w:rPr>
-                <w:rFonts w:ascii="Calibri" w:hAnsi="Calibri" w:eastAsia="宋体"/>
-                <w:b w:val="0"/>
-                <w:i w:val="0"/>
-                <w:sz w:val="18"/>
-              </w:rPr>
-              <w:t>2002</w:t>
-            </w:r>
-          </w:p>
-        </w:tc>
-        <w:tc>
-          <w:tcPr>
-            <w:tcW w:type="dxa" w:w="1624"/>
-          </w:tcPr>
-          <w:p>
-            <w:hyperlink r:id="rId27">
-              <w:r>
-                <w:rPr>
-                  <w:rFonts w:ascii="Calibri" w:hAnsi="Calibri" w:eastAsia="宋体"/>
-                  <w:sz w:val="18"/>
-                  <w:color w:val="0563C1"/>
-                  <w:u w:val="single"/>
-                </w:rPr>
-                <w:t xml:space="preserve">10.1074/jbc.M206428200</w:t>
-              </w:r>
-            </w:hyperlink>
-          </w:p>
-        </w:tc>
-        <w:tc>
-          <w:tcPr>
-            <w:tcW w:type="dxa" w:w="1624"/>
-          </w:tcPr>
-          <w:p>
-            <w:hyperlink r:id="rId28">
-              <w:r>
-                <w:rPr>
-                  <w:rFonts w:ascii="Calibri" w:hAnsi="Calibri" w:eastAsia="宋体"/>
-                  <w:sz w:val="18"/>
-                  <w:color w:val="0563C1"/>
-                  <w:u w:val="single"/>
-                </w:rPr>
-                <w:t xml:space="preserve">12192006</w:t>
-              </w:r>
-            </w:hyperlink>
-          </w:p>
-        </w:tc>
-      </w:tr>
-      <w:tr>
-        <w:tc>
-          <w:tcPr>
-            <w:tcW w:type="dxa" w:w="1624"/>
-          </w:tcPr>
-          <w:p>
-            <w:r>
-              <w:rPr>
-                <w:rFonts w:ascii="Calibri" w:hAnsi="Calibri" w:eastAsia="宋体"/>
-                <w:b w:val="0"/>
-                <w:i w:val="0"/>
-                <w:sz w:val="18"/>
-              </w:rPr>
-              <w:t>D4</w:t>
-            </w:r>
-          </w:p>
-        </w:tc>
-        <w:tc>
-          <w:tcPr>
-            <w:tcW w:type="dxa" w:w="1624"/>
-          </w:tcPr>
-          <w:p>
-            <w:r>
-              <w:rPr>
-                <w:rFonts w:ascii="Calibri" w:hAnsi="Calibri" w:eastAsia="宋体"/>
-                <w:b w:val="0"/>
-                <w:i w:val="0"/>
-                <w:sz w:val="18"/>
-              </w:rPr>
-              <w:t>Cu–Aβ 毒性综述</w:t>
-            </w:r>
-          </w:p>
-        </w:tc>
-        <w:tc>
-          <w:tcPr>
-            <w:tcW w:type="dxa" w:w="1624"/>
-          </w:tcPr>
-          <w:p>
-            <w:r>
-              <w:rPr>
-                <w:rFonts w:ascii="Calibri" w:hAnsi="Calibri" w:eastAsia="宋体"/>
-                <w:b w:val="0"/>
-                <w:i w:val="0"/>
-                <w:sz w:val="18"/>
-              </w:rPr>
-              <w:t xml:space="preserve">Singh et al. </w:t>
-            </w:r>
-            <w:r>
-              <w:rPr>
-                <w:rFonts w:ascii="Calibri" w:hAnsi="Calibri" w:eastAsia="宋体"/>
-                <w:b w:val="0"/>
-                <w:i/>
-                <w:sz w:val="18"/>
-              </w:rPr>
-              <w:t>Metallomics</w:t>
-            </w:r>
-          </w:p>
-        </w:tc>
-        <w:tc>
-          <w:tcPr>
-            <w:tcW w:type="dxa" w:w="1624"/>
-          </w:tcPr>
-          <w:p>
-            <w:r>
-              <w:rPr>
-                <w:rFonts w:ascii="Calibri" w:hAnsi="Calibri" w:eastAsia="宋体"/>
-                <w:b w:val="0"/>
-                <w:i w:val="0"/>
-                <w:sz w:val="18"/>
-              </w:rPr>
-              <w:t>2022</w:t>
-            </w:r>
-          </w:p>
-        </w:tc>
-        <w:tc>
-          <w:tcPr>
-            <w:tcW w:type="dxa" w:w="1624"/>
-          </w:tcPr>
-          <w:p>
-            <w:hyperlink r:id="rId29">
-              <w:r>
-                <w:rPr>
-                  <w:rFonts w:ascii="Calibri" w:hAnsi="Calibri" w:eastAsia="宋体"/>
-                  <w:sz w:val="18"/>
-                  <w:color w:val="0563C1"/>
-                  <w:u w:val="single"/>
-                </w:rPr>
-                <w:t xml:space="preserve">10.1093/mtomcs/mfac018</w:t>
-              </w:r>
-            </w:hyperlink>
-          </w:p>
-        </w:tc>
-        <w:tc>
-          <w:tcPr>
-            <w:tcW w:type="dxa" w:w="1624"/>
-          </w:tcPr>
-          <w:p>
-            <w:hyperlink r:id="rId30">
-              <w:r>
-                <w:rPr>
-                  <w:rFonts w:ascii="Calibri" w:hAnsi="Calibri" w:eastAsia="宋体"/>
-                  <w:sz w:val="18"/>
-                  <w:color w:val="0563C1"/>
-                  <w:u w:val="single"/>
-                </w:rPr>
-                <w:t xml:space="preserve">35333348</w:t>
-              </w:r>
-            </w:hyperlink>
-          </w:p>
-        </w:tc>
-      </w:tr>
-      <w:tr>
-        <w:tc>
-          <w:tcPr>
-            <w:tcW w:type="dxa" w:w="1624"/>
-          </w:tcPr>
-          <w:p>
-            <w:r>
-              <w:rPr>
-                <w:rFonts w:ascii="Calibri" w:hAnsi="Calibri" w:eastAsia="宋体"/>
-                <w:b w:val="0"/>
-                <w:i w:val="0"/>
-                <w:sz w:val="18"/>
-              </w:rPr>
-              <w:t>D5</w:t>
-            </w:r>
-          </w:p>
-        </w:tc>
-        <w:tc>
-          <w:tcPr>
-            <w:tcW w:type="dxa" w:w="1624"/>
-          </w:tcPr>
-          <w:p>
-            <w:r>
-              <w:rPr>
-                <w:rFonts w:ascii="Calibri" w:hAnsi="Calibri" w:eastAsia="宋体"/>
-                <w:b w:val="0"/>
-                <w:i w:val="0"/>
-                <w:sz w:val="18"/>
-              </w:rPr>
-              <w:t>氧化应激总图</w:t>
-            </w:r>
-          </w:p>
-        </w:tc>
-        <w:tc>
-          <w:tcPr>
-            <w:tcW w:type="dxa" w:w="1624"/>
-          </w:tcPr>
-          <w:p>
-            <w:r>
-              <w:rPr>
-                <w:rFonts w:ascii="Calibri" w:hAnsi="Calibri" w:eastAsia="宋体"/>
-                <w:b w:val="0"/>
-                <w:i w:val="0"/>
-                <w:sz w:val="18"/>
-              </w:rPr>
-              <w:t xml:space="preserve">Cheignon et al. </w:t>
-            </w:r>
-            <w:r>
-              <w:rPr>
-                <w:rFonts w:ascii="Calibri" w:hAnsi="Calibri" w:eastAsia="宋体"/>
-                <w:b w:val="0"/>
-                <w:i/>
-                <w:sz w:val="18"/>
-              </w:rPr>
-              <w:t>Redox Biol</w:t>
-            </w:r>
-          </w:p>
-        </w:tc>
-        <w:tc>
-          <w:tcPr>
-            <w:tcW w:type="dxa" w:w="1624"/>
-          </w:tcPr>
-          <w:p>
-            <w:r>
-              <w:rPr>
-                <w:rFonts w:ascii="Calibri" w:hAnsi="Calibri" w:eastAsia="宋体"/>
-                <w:b w:val="0"/>
-                <w:i w:val="0"/>
-                <w:sz w:val="18"/>
-              </w:rPr>
-              <w:t>2018</w:t>
-            </w:r>
-          </w:p>
-        </w:tc>
-        <w:tc>
-          <w:tcPr>
-            <w:tcW w:type="dxa" w:w="1624"/>
-          </w:tcPr>
-          <w:p>
-            <w:hyperlink r:id="rId31">
-              <w:r>
-                <w:rPr>
-                  <w:rFonts w:ascii="Calibri" w:hAnsi="Calibri" w:eastAsia="宋体"/>
-                  <w:sz w:val="18"/>
-                  <w:color w:val="0563C1"/>
-                  <w:u w:val="single"/>
-                </w:rPr>
-                <w:t xml:space="preserve">10.1016/j.redox.2017.10.014</w:t>
-              </w:r>
-            </w:hyperlink>
-          </w:p>
-        </w:tc>
-        <w:tc>
-          <w:tcPr>
-            <w:tcW w:type="dxa" w:w="1624"/>
-          </w:tcPr>
-          <w:p>
-            <w:hyperlink r:id="rId32">
-              <w:r>
-                <w:rPr>
-                  <w:rFonts w:ascii="Calibri" w:hAnsi="Calibri" w:eastAsia="宋体"/>
-                  <w:sz w:val="18"/>
-                  <w:color w:val="0563C1"/>
-                  <w:u w:val="single"/>
-                </w:rPr>
-                <w:t xml:space="preserve">29080524</w:t>
-              </w:r>
-            </w:hyperlink>
-          </w:p>
-        </w:tc>
-      </w:tr>
-      <w:tr>
-        <w:tc>
-          <w:tcPr>
-            <w:tcW w:type="dxa" w:w="1624"/>
-          </w:tcPr>
-          <w:p>
-            <w:r>
-              <w:rPr>
-                <w:rFonts w:ascii="Calibri" w:hAnsi="Calibri" w:eastAsia="宋体"/>
-                <w:b w:val="0"/>
-                <w:i w:val="0"/>
-                <w:sz w:val="18"/>
-              </w:rPr>
-              <w:t>E1</w:t>
-            </w:r>
-          </w:p>
-        </w:tc>
-        <w:tc>
-          <w:tcPr>
-            <w:tcW w:type="dxa" w:w="1624"/>
-          </w:tcPr>
-          <w:p>
-            <w:r>
-              <w:rPr>
-                <w:rFonts w:ascii="Calibri" w:hAnsi="Calibri" w:eastAsia="宋体"/>
-                <w:b w:val="0"/>
-                <w:i w:val="0"/>
-                <w:sz w:val="18"/>
-              </w:rPr>
-              <w:t>Cu 促寡聚体毒性</w:t>
-            </w:r>
-          </w:p>
-        </w:tc>
-        <w:tc>
-          <w:tcPr>
-            <w:tcW w:type="dxa" w:w="1624"/>
-          </w:tcPr>
-          <w:p>
-            <w:r>
-              <w:rPr>
-                <w:rFonts w:ascii="Calibri" w:hAnsi="Calibri" w:eastAsia="宋体"/>
-                <w:b w:val="0"/>
-                <w:i w:val="0"/>
-                <w:sz w:val="18"/>
-              </w:rPr>
-              <w:t>Jaragh-Alhadad 2022</w:t>
-            </w:r>
-          </w:p>
-        </w:tc>
-        <w:tc>
-          <w:tcPr>
-            <w:tcW w:type="dxa" w:w="1624"/>
-          </w:tcPr>
-          <w:p>
-            <w:r>
-              <w:rPr>
-                <w:rFonts w:ascii="Calibri" w:hAnsi="Calibri" w:eastAsia="宋体"/>
-                <w:b w:val="0"/>
-                <w:i w:val="0"/>
-                <w:sz w:val="18"/>
-              </w:rPr>
-              <w:t>2022</w:t>
-            </w:r>
-          </w:p>
-        </w:tc>
-        <w:tc>
-          <w:tcPr>
-            <w:tcW w:type="dxa" w:w="1624"/>
-          </w:tcPr>
-          <w:p>
-            <w:hyperlink r:id="rId33">
-              <w:r>
-                <w:rPr>
-                  <w:rFonts w:ascii="Calibri" w:hAnsi="Calibri" w:eastAsia="宋体"/>
-                  <w:sz w:val="18"/>
-                  <w:color w:val="0563C1"/>
-                  <w:u w:val="single"/>
-                </w:rPr>
-                <w:t xml:space="preserve">10.1016/j.ijbiomac.2022.03.006</w:t>
-              </w:r>
-            </w:hyperlink>
-          </w:p>
-        </w:tc>
-        <w:tc>
-          <w:tcPr>
-            <w:tcW w:type="dxa" w:w="1624"/>
-          </w:tcPr>
-          <w:p>
-            <w:hyperlink r:id="rId34">
-              <w:r>
-                <w:rPr>
-                  <w:rFonts w:ascii="Calibri" w:hAnsi="Calibri" w:eastAsia="宋体"/>
-                  <w:sz w:val="18"/>
-                  <w:color w:val="0563C1"/>
-                  <w:u w:val="single"/>
-                </w:rPr>
-                <w:t xml:space="preserve">35259430</w:t>
+                <w:t xml:space="preserve">38540740</w:t>
               </w:r>
             </w:hyperlink>
           </w:p>
@@ -7823,21 +7200,26 @@
     </w:p>
     <w:p>
       <w:pPr>
-        <w:pStyle w:val="Heading2"/>
+        <w:pStyle w:val="Heading1"/>
       </w:pPr>
       <w:r>
         <w:rPr>
           <w:rFonts w:ascii="Calibri" w:hAnsi="Calibri" w:eastAsia="宋体"/>
           <w:b w:val="0"/>
           <w:i w:val="0"/>
-          <w:sz w:val="28"/>
+          <w:sz w:val="34"/>
         </w:rPr>
-        <w:t>方法学</w:t>
+        <w:t>8 可粘贴证据段（全文不出现“我们的肽=Aβ”）</w:t>
       </w:r>
     </w:p>
     <w:p>
       <w:pPr>
-        <w:pStyle w:val="ListBullet"/>
+        <w:pBdr>
+          <w:left w:val="single" w:sz="18" w:space="4" w:color="2E74B5"/>
+        </w:pBdr>
+        <w:shd w:val="clear" w:color="auto" w:fill="F2F7FB"/>
+        <w:spacing w:after="120"/>
+        <w:ind w:left="227"/>
       </w:pPr>
       <w:r>
         <w:rPr>
@@ -7846,16 +7228,16 @@
           <w:i w:val="0"/>
           <w:sz w:val="21"/>
         </w:rPr>
-        <w:t>入选标准：</w:t>
+        <w:t xml:space="preserve">神经毒性并不专属于 Aβ。合成朊蛋白片段 PrP106–126 对原代海马神经元具有明确神经毒性并诱导凋亡，并已成为蛋白错误折叠神经退行研究中使用最久的非 Aβ 毒性短肽工具之一（Forloni et al., </w:t>
       </w:r>
       <w:r>
         <w:rPr>
           <w:rFonts w:ascii="Calibri" w:hAnsi="Calibri" w:eastAsia="宋体"/>
-          <w:b/>
-          <w:i w:val="0"/>
+          <w:b w:val="0"/>
+          <w:i/>
           <w:sz w:val="21"/>
         </w:rPr>
-        <w:t>肽本身</w:t>
+        <w:t>Nature</w:t>
       </w:r>
       <w:r>
         <w:rPr>
@@ -7864,13 +7246,17 @@
           <w:i w:val="0"/>
           <w:sz w:val="21"/>
         </w:rPr>
-        <w:t>为毒性执行者，且读出为神经毒性 / 突触毒性 / 在体认知或 AD 样病理 / 金属–ROS 致毒。</w:t>
+        <w:t xml:space="preserve">, 1993；Forloni et al., 2019；Zheng et al., 2023）。胰腺来源的人 amylin（IAPP）可形成神经毒性聚集体并沉积于脑微血管与脑实质，参与糖尿病相关脑损伤及与 AD 的共病理（Das et al., 2023；Kotiya et al., 2023）。更重要的是，人源抗菌肽 LL-37 在机制上通过 CLIC1 驱动小胶质过度激活与神经炎症，并在小鼠与非人灵长类诱导包括突触/认知损害在内的 AD 相关表型，表明非 Aβ 宿主肽足以贡献 AD 进展（Chen et al., </w:t>
       </w:r>
-    </w:p>
-    <w:p>
-      <w:pPr>
-        <w:pStyle w:val="ListBullet"/>
-      </w:pPr>
+      <w:r>
+        <w:rPr>
+          <w:rFonts w:ascii="Calibri" w:hAnsi="Calibri" w:eastAsia="宋体"/>
+          <w:b w:val="0"/>
+          <w:i/>
+          <w:sz w:val="21"/>
+        </w:rPr>
+        <w:t>Mol Psychiatry</w:t>
+      </w:r>
       <w:r>
         <w:rPr>
           <w:rFonts w:ascii="Calibri" w:hAnsi="Calibri" w:eastAsia="宋体"/>
@@ -7878,21 +7264,7 @@
           <w:i w:val="0"/>
           <w:sz w:val="21"/>
         </w:rPr>
-        <w:t>排除：仅金属稳态、仅保护性肽、仅计算方法学。</w:t>
-      </w:r>
-    </w:p>
-    <w:p>
-      <w:pPr>
-        <w:pStyle w:val="ListBullet"/>
-      </w:pPr>
-      <w:r>
-        <w:rPr>
-          <w:rFonts w:ascii="Calibri" w:hAnsi="Calibri" w:eastAsia="宋体"/>
-          <w:b w:val="0"/>
-          <w:i w:val="0"/>
-          <w:sz w:val="21"/>
-        </w:rPr>
-        <w:t>全部 DOI/PMID 经 PubMed 核验。</w:t>
+        <w:t>, 2022）。上述肽与 Aβ 序列不同，但在细胞死亡、线粒体、膜损伤、炎症等读出上共享可迁移的实验方法；因此评估新型候选肽毒性时，应以 PrP106–126、LL-37、amylin 等非 Aβ 毒性肽为阳性对照与文献锚点，而非将 Aβ 论文直接外推为候选肽的身份证明。</w:t>
       </w:r>
     </w:p>
     <w:p>
@@ -7917,10 +7289,22 @@
           <w:i w:val="0"/>
           <w:sz w:val="28"/>
         </w:rPr>
-        <w:t>一句话结论</w:t>
+        <w:t>9 结论（对着你的原话）</w:t>
       </w:r>
     </w:p>
     <w:p>
+      <w:pPr>
+        <w:pStyle w:val="ListBullet"/>
+      </w:pPr>
+      <w:r>
+        <w:rPr>
+          <w:rFonts w:ascii="Calibri" w:hAnsi="Calibri" w:eastAsia="宋体"/>
+          <w:b w:val="0"/>
+          <w:i w:val="0"/>
+          <w:sz w:val="21"/>
+        </w:rPr>
+        <w:t xml:space="preserve">1. </w:t>
+      </w:r>
       <w:r>
         <w:rPr>
           <w:rFonts w:ascii="Calibri" w:hAnsi="Calibri" w:eastAsia="宋体"/>
@@ -7928,7 +7312,175 @@
           <w:i w:val="0"/>
           <w:sz w:val="21"/>
         </w:rPr>
-        <w:t>能直接支撑“毒性肽导致 AD 相关损伤”的文献，核心就是 Aβ（寡聚体 + 金属–ROS + 短片段 25–35）这一条线。</w:t>
+        <w:t>你要的“其他毒性肽”</w:t>
+      </w:r>
+      <w:r>
+        <w:rPr>
+          <w:rFonts w:ascii="Calibri" w:hAnsi="Calibri" w:eastAsia="宋体"/>
+          <w:b w:val="0"/>
+          <w:i w:val="0"/>
+          <w:sz w:val="21"/>
+        </w:rPr>
+        <w:t>：有——</w:t>
+      </w:r>
+      <w:r>
+        <w:rPr>
+          <w:rFonts w:ascii="Calibri" w:hAnsi="Calibri" w:eastAsia="宋体"/>
+          <w:b/>
+          <w:i w:val="0"/>
+          <w:sz w:val="21"/>
+        </w:rPr>
+        <w:t>PrP106–126、人 amylin、LL-37</w:t>
+      </w:r>
+      <w:r>
+        <w:rPr>
+          <w:rFonts w:ascii="Calibri" w:hAnsi="Calibri" w:eastAsia="宋体"/>
+          <w:b w:val="0"/>
+          <w:i w:val="0"/>
+          <w:sz w:val="21"/>
+        </w:rPr>
+        <w:t>（本文件已给 DOI/PMID 与引用句）。</w:t>
+      </w:r>
+    </w:p>
+    <w:p>
+      <w:pPr>
+        <w:pStyle w:val="ListBullet"/>
+      </w:pPr>
+      <w:r>
+        <w:rPr>
+          <w:rFonts w:ascii="Calibri" w:hAnsi="Calibri" w:eastAsia="宋体"/>
+          <w:b w:val="0"/>
+          <w:i w:val="0"/>
+          <w:sz w:val="21"/>
+        </w:rPr>
+        <w:t xml:space="preserve">2. </w:t>
+      </w:r>
+      <w:r>
+        <w:rPr>
+          <w:rFonts w:ascii="Calibri" w:hAnsi="Calibri" w:eastAsia="宋体"/>
+          <w:b/>
+          <w:i w:val="0"/>
+          <w:sz w:val="21"/>
+        </w:rPr>
+        <w:t xml:space="preserve">LL-37 2022 </w:t>
+      </w:r>
+      <w:r>
+        <w:rPr>
+          <w:rFonts w:ascii="Calibri" w:hAnsi="Calibri" w:eastAsia="宋体"/>
+          <w:b/>
+          <w:i/>
+          <w:sz w:val="21"/>
+        </w:rPr>
+        <w:t>Mol Psychiatry</w:t>
+      </w:r>
+      <w:r>
+        <w:rPr>
+          <w:rFonts w:ascii="Calibri" w:hAnsi="Calibri" w:eastAsia="宋体"/>
+          <w:b w:val="0"/>
+          <w:i/>
+          <w:sz w:val="21"/>
+        </w:rPr>
+        <w:t xml:space="preserve"> 是目前最能写“非 Aβ 肽 → AD 进展”的一条。</w:t>
+      </w:r>
+    </w:p>
+    <w:p>
+      <w:pPr>
+        <w:pStyle w:val="ListBullet"/>
+      </w:pPr>
+      <w:r>
+        <w:rPr>
+          <w:rFonts w:ascii="Calibri" w:hAnsi="Calibri" w:eastAsia="宋体"/>
+          <w:b w:val="0"/>
+          <w:i w:val="0"/>
+          <w:sz w:val="21"/>
+        </w:rPr>
+        <w:t xml:space="preserve">3. </w:t>
+      </w:r>
+      <w:r>
+        <w:rPr>
+          <w:rFonts w:ascii="Calibri" w:hAnsi="Calibri" w:eastAsia="宋体"/>
+          <w:b/>
+          <w:i w:val="0"/>
+          <w:sz w:val="21"/>
+        </w:rPr>
+        <w:t>能不能用 Aβ 的方法</w:t>
+      </w:r>
+      <w:r>
+        <w:rPr>
+          <w:rFonts w:ascii="Calibri" w:hAnsi="Calibri" w:eastAsia="宋体"/>
+          <w:b w:val="0"/>
+          <w:i w:val="0"/>
+          <w:sz w:val="21"/>
+        </w:rPr>
+        <w:t>：</w:t>
+      </w:r>
+      <w:r>
+        <w:rPr>
+          <w:rFonts w:ascii="Calibri" w:hAnsi="Calibri" w:eastAsia="宋体"/>
+          <w:b/>
+          <w:i w:val="0"/>
+          <w:sz w:val="21"/>
+        </w:rPr>
+        <w:t>测毒技术能用；Aβ 身份证据不能用。</w:t>
+      </w:r>
+      <w:r>
+        <w:rPr>
+          <w:rFonts w:ascii="Calibri" w:hAnsi="Calibri" w:eastAsia="宋体"/>
+          <w:b w:val="0"/>
+          <w:i w:val="0"/>
+          <w:sz w:val="21"/>
+        </w:rPr>
+        <w:t xml:space="preserve"> 阳性对照请改成 </w:t>
+      </w:r>
+      <w:r>
+        <w:rPr>
+          <w:rFonts w:ascii="Calibri" w:hAnsi="Calibri" w:eastAsia="宋体"/>
+          <w:b/>
+          <w:i w:val="0"/>
+          <w:sz w:val="21"/>
+        </w:rPr>
+        <w:t>PrP106–126 / LL-37</w:t>
+      </w:r>
+      <w:r>
+        <w:rPr>
+          <w:rFonts w:ascii="Calibri" w:hAnsi="Calibri" w:eastAsia="宋体"/>
+          <w:b w:val="0"/>
+          <w:i w:val="0"/>
+          <w:sz w:val="21"/>
+        </w:rPr>
+        <w:t>。</w:t>
+      </w:r>
+    </w:p>
+    <w:p>
+      <w:pPr>
+        <w:pStyle w:val="ListBullet"/>
+      </w:pPr>
+      <w:r>
+        <w:rPr>
+          <w:rFonts w:ascii="Calibri" w:hAnsi="Calibri" w:eastAsia="宋体"/>
+          <w:b w:val="0"/>
+          <w:i w:val="0"/>
+          <w:sz w:val="21"/>
+        </w:rPr>
+        <w:t>4. 你的 12 条肽要成为“毒性肽”，仍必须：</w:t>
+      </w:r>
+      <w:r>
+        <w:rPr>
+          <w:rFonts w:ascii="Calibri" w:hAnsi="Calibri" w:eastAsia="宋体"/>
+          <w:b/>
+          <w:i w:val="0"/>
+          <w:sz w:val="21"/>
+        </w:rPr>
+        <w:t>自己的序列 + 上述读出 + 非 Aβ 阳性对照</w:t>
+      </w:r>
+      <w:r>
+        <w:rPr>
+          <w:rFonts w:ascii="Calibri" w:hAnsi="Calibri" w:eastAsia="宋体"/>
+          <w:b w:val="0"/>
+          <w:i w:val="0"/>
+          <w:sz w:val="21"/>
+        </w:rPr>
+        <w:t>——任何综述都代替不了。</w:t>
       </w:r>
     </w:p>
     <w:p>
@@ -7939,10 +7491,36 @@
           <w:i w:val="0"/>
           <w:sz w:val="21"/>
         </w:rPr>
-        <w:t>上表 G1–G3 就是你要的“能直接用的文献包”。</w:t>
+        <w:t>---</w:t>
       </w:r>
     </w:p>
     <w:p>
+      <w:pPr>
+        <w:pStyle w:val="Heading2"/>
+      </w:pPr>
+      <w:r>
+        <w:rPr>
+          <w:rFonts w:ascii="Calibri" w:hAnsi="Calibri" w:eastAsia="宋体"/>
+          <w:b w:val="0"/>
+          <w:i w:val="0"/>
+          <w:sz w:val="28"/>
+        </w:rPr>
+        <w:t>方法学说明</w:t>
+      </w:r>
+    </w:p>
+    <w:p>
+      <w:pPr>
+        <w:pStyle w:val="ListBullet"/>
+      </w:pPr>
+      <w:r>
+        <w:rPr>
+          <w:rFonts w:ascii="Calibri" w:hAnsi="Calibri" w:eastAsia="宋体"/>
+          <w:b w:val="0"/>
+          <w:i w:val="0"/>
+          <w:sz w:val="21"/>
+        </w:rPr>
+        <w:t xml:space="preserve">入选：肽序列/身份 </w:t>
+      </w:r>
       <w:r>
         <w:rPr>
           <w:rFonts w:ascii="Calibri" w:hAnsi="Calibri" w:eastAsia="宋体"/>
@@ -7950,7 +7528,7 @@
           <w:i w:val="0"/>
           <w:sz w:val="21"/>
         </w:rPr>
-        <w:t>没有</w:t>
+        <w:t>明确非 Aβ</w:t>
       </w:r>
       <w:r>
         <w:rPr>
@@ -7959,7 +7537,35 @@
           <w:i w:val="0"/>
           <w:sz w:val="21"/>
         </w:rPr>
-        <w:t>可靠文献支持“任意候选短肽天然就是 AD 致病毒性肽”；要落到你们序列，必须用 Aβ42 / Aβ(25–35) 作阳性对照，按 D/B 组读出复现。</w:t>
+        <w:t>，且有神经毒性或 AD 相关致病表型。</w:t>
+      </w:r>
+    </w:p>
+    <w:p>
+      <w:pPr>
+        <w:pStyle w:val="ListBullet"/>
+      </w:pPr>
+      <w:r>
+        <w:rPr>
+          <w:rFonts w:ascii="Calibri" w:hAnsi="Calibri" w:eastAsia="宋体"/>
+          <w:b w:val="0"/>
+          <w:i w:val="0"/>
+          <w:sz w:val="21"/>
+        </w:rPr>
+        <w:t>排除：以 Aβ 为唯一毒性执行者的论文（不作本包主证据）。</w:t>
+      </w:r>
+    </w:p>
+    <w:p>
+      <w:pPr>
+        <w:pStyle w:val="ListBullet"/>
+      </w:pPr>
+      <w:r>
+        <w:rPr>
+          <w:rFonts w:ascii="Calibri" w:hAnsi="Calibri" w:eastAsia="宋体"/>
+          <w:b w:val="0"/>
+          <w:i w:val="0"/>
+          <w:sz w:val="21"/>
+        </w:rPr>
+        <w:t>amylin 文献中出现的 Aβ 共沉积仅作共病理背景，不把候选肽等同 Aβ。</w:t>
       </w:r>
     </w:p>
     <w:sectPr>
